--- a/docs/memoria/P3_GrupoProyectoValhalla_Memoria.docx
+++ b/docs/memoria/P3_GrupoProyectoValhalla_Memoria.docx
@@ -436,7 +436,7 @@
                 <w:color w:val="0F5A3B"/>
                 <w:sz w:val="32"/>
               </w:rPr>
-              <w:t>57/57</w:t>
+              <w:t>118/118</w:t>
               <w:br/>
             </w:r>
             <w:r>
@@ -444,7 +444,7 @@
                 <w:color w:val="5D6E66"/>
                 <w:sz w:val="17"/>
               </w:rPr>
-              <w:t>pruebas automáticas superadas</w:t>
+              <w:t>pruebas automáticas superadas (62 backend · 56 consola)</w:t>
             </w:r>
           </w:p>
         </w:tc>
@@ -547,7 +547,7 @@
       </w:r>
       <w:r>
         <w:rPr/>
-        <w:t>: suite de 57 pruebas etiquetadas por requisito que genera automáticamente la matriz de trazabilidad.</w:t>
+        <w:t>: 62 pruebas del backend etiquetadas por requisito que generan automáticamente la matriz de trazabilidad, 56 pruebas unitarias de la consola e integración continua en GitHub que en cada cambio ejecuta pruebas, comprobación de tipos y auditoría de dependencias.</w:t>
       </w:r>
     </w:p>
     <w:p>
@@ -1800,7 +1800,7 @@
         </w:tc>
         <w:tc>
           <w:tcPr>
-            <w:tcW w:type="dxa" w:w="4830"/>
+            <w:tcW w:type="dxa" w:w="4501"/>
             <w:shd w:val="clear" w:color="auto" w:fill="0F5A3B"/>
           </w:tcPr>
           <w:p>
@@ -1816,7 +1816,7 @@
         </w:tc>
         <w:tc>
           <w:tcPr>
-            <w:tcW w:type="dxa" w:w="4141"/>
+            <w:tcW w:type="dxa" w:w="4501"/>
             <w:shd w:val="clear" w:color="auto" w:fill="0F5A3B"/>
           </w:tcPr>
           <w:p>
@@ -1850,7 +1850,7 @@
         </w:tc>
         <w:tc>
           <w:tcPr>
-            <w:tcW w:type="dxa" w:w="4830"/>
+            <w:tcW w:type="dxa" w:w="4501"/>
           </w:tcPr>
           <w:p>
             <w:r>
@@ -1907,7 +1907,7 @@
         </w:tc>
         <w:tc>
           <w:tcPr>
-            <w:tcW w:type="dxa" w:w="4141"/>
+            <w:tcW w:type="dxa" w:w="4501"/>
           </w:tcPr>
           <w:p>
             <w:r>
@@ -1938,7 +1938,7 @@
         </w:tc>
         <w:tc>
           <w:tcPr>
-            <w:tcW w:type="dxa" w:w="4830"/>
+            <w:tcW w:type="dxa" w:w="4501"/>
           </w:tcPr>
           <w:p>
             <w:r>
@@ -1980,7 +1980,7 @@
         </w:tc>
         <w:tc>
           <w:tcPr>
-            <w:tcW w:type="dxa" w:w="4141"/>
+            <w:tcW w:type="dxa" w:w="4501"/>
           </w:tcPr>
           <w:p>
             <w:r>
@@ -2011,7 +2011,7 @@
         </w:tc>
         <w:tc>
           <w:tcPr>
-            <w:tcW w:type="dxa" w:w="4830"/>
+            <w:tcW w:type="dxa" w:w="4501"/>
           </w:tcPr>
           <w:p>
             <w:r>
@@ -2038,7 +2038,7 @@
         </w:tc>
         <w:tc>
           <w:tcPr>
-            <w:tcW w:type="dxa" w:w="4141"/>
+            <w:tcW w:type="dxa" w:w="4501"/>
           </w:tcPr>
           <w:p>
             <w:r>
@@ -2069,7 +2069,7 @@
         </w:tc>
         <w:tc>
           <w:tcPr>
-            <w:tcW w:type="dxa" w:w="4830"/>
+            <w:tcW w:type="dxa" w:w="4501"/>
           </w:tcPr>
           <w:p>
             <w:r>
@@ -2096,7 +2096,7 @@
         </w:tc>
         <w:tc>
           <w:tcPr>
-            <w:tcW w:type="dxa" w:w="4141"/>
+            <w:tcW w:type="dxa" w:w="4501"/>
           </w:tcPr>
           <w:p>
             <w:r>
@@ -2127,7 +2127,7 @@
         </w:tc>
         <w:tc>
           <w:tcPr>
-            <w:tcW w:type="dxa" w:w="4830"/>
+            <w:tcW w:type="dxa" w:w="4501"/>
           </w:tcPr>
           <w:p>
             <w:r>
@@ -2154,7 +2154,7 @@
         </w:tc>
         <w:tc>
           <w:tcPr>
-            <w:tcW w:type="dxa" w:w="4141"/>
+            <w:tcW w:type="dxa" w:w="4501"/>
           </w:tcPr>
           <w:p>
             <w:r>
@@ -2185,7 +2185,7 @@
         </w:tc>
         <w:tc>
           <w:tcPr>
-            <w:tcW w:type="dxa" w:w="4830"/>
+            <w:tcW w:type="dxa" w:w="4501"/>
           </w:tcPr>
           <w:p>
             <w:r>
@@ -2212,7 +2212,7 @@
         </w:tc>
         <w:tc>
           <w:tcPr>
-            <w:tcW w:type="dxa" w:w="4141"/>
+            <w:tcW w:type="dxa" w:w="4501"/>
           </w:tcPr>
           <w:p>
             <w:r>
@@ -2243,7 +2243,7 @@
         </w:tc>
         <w:tc>
           <w:tcPr>
-            <w:tcW w:type="dxa" w:w="4830"/>
+            <w:tcW w:type="dxa" w:w="4501"/>
           </w:tcPr>
           <w:p>
             <w:r>
@@ -2293,14 +2293,14 @@
         </w:tc>
         <w:tc>
           <w:tcPr>
-            <w:tcW w:type="dxa" w:w="4141"/>
-          </w:tcPr>
-          <w:p>
-            <w:r>
-              <w:rPr>
-                <w:sz w:val="17"/>
-              </w:rPr>
-              <w:t>Manual: instalación desde cero el 01/10/2026 desde el repositorio público, correcta (memoria, §9.2)</w:t>
+            <w:tcW w:type="dxa" w:w="4501"/>
+          </w:tcPr>
+          <w:p>
+            <w:r>
+              <w:rPr>
+                <w:sz w:val="17"/>
+              </w:rPr>
+              <w:t>Automática (arranque: esquema, administrador y datos semilla sin duplicar) + Manual: instalación desde cero el 01/10/2026 desde el repositorio público, correcta (memoria, §9.2)</w:t>
             </w:r>
           </w:p>
         </w:tc>
@@ -2324,7 +2324,7 @@
         </w:tc>
         <w:tc>
           <w:tcPr>
-            <w:tcW w:type="dxa" w:w="4830"/>
+            <w:tcW w:type="dxa" w:w="4501"/>
           </w:tcPr>
           <w:p>
             <w:r>
@@ -2351,7 +2351,7 @@
         </w:tc>
         <w:tc>
           <w:tcPr>
-            <w:tcW w:type="dxa" w:w="4141"/>
+            <w:tcW w:type="dxa" w:w="4501"/>
           </w:tcPr>
           <w:p>
             <w:r>
@@ -2389,7 +2389,7 @@
         </w:tc>
         <w:tc>
           <w:tcPr>
-            <w:tcW w:type="dxa" w:w="4830"/>
+            <w:tcW w:type="dxa" w:w="4501"/>
           </w:tcPr>
           <w:p>
             <w:r>
@@ -2416,7 +2416,7 @@
         </w:tc>
         <w:tc>
           <w:tcPr>
-            <w:tcW w:type="dxa" w:w="4141"/>
+            <w:tcW w:type="dxa" w:w="4501"/>
           </w:tcPr>
           <w:p>
             <w:r>
@@ -2471,7 +2471,7 @@
       <w:r>
         <w:drawing>
           <wp:inline xmlns:a="http://schemas.openxmlformats.org/drawingml/2006/main" xmlns:pic="http://schemas.openxmlformats.org/drawingml/2006/picture">
-            <wp:extent cx="5940000" cy="1441867"/>
+            <wp:extent cx="5940000" cy="1417220"/>
             <wp:docPr id="1" name="Picture 1"/>
             <wp:cNvGraphicFramePr>
               <a:graphicFrameLocks noChangeAspect="1"/>
@@ -2492,7 +2492,7 @@
                   <pic:spPr>
                     <a:xfrm>
                       <a:off x="0" y="0"/>
-                      <a:ext cx="5940000" cy="1441867"/>
+                      <a:ext cx="5940000" cy="1417220"/>
                     </a:xfrm>
                     <a:prstGeom prst="rect"/>
                   </pic:spPr>
@@ -4947,7 +4947,7 @@
         </w:trPr>
         <w:tc>
           <w:tcPr>
-            <w:tcW w:type="dxa" w:w="4800"/>
+            <w:tcW w:type="dxa" w:w="4501"/>
             <w:shd w:val="clear" w:color="auto" w:fill="0F5A3B"/>
           </w:tcPr>
           <w:p>
@@ -4979,7 +4979,7 @@
         </w:tc>
         <w:tc>
           <w:tcPr>
-            <w:tcW w:type="dxa" w:w="4165"/>
+            <w:tcW w:type="dxa" w:w="4501"/>
             <w:shd w:val="clear" w:color="auto" w:fill="0F5A3B"/>
           </w:tcPr>
           <w:p>
@@ -5000,7 +5000,7 @@
         </w:trPr>
         <w:tc>
           <w:tcPr>
-            <w:tcW w:type="dxa" w:w="4800"/>
+            <w:tcW w:type="dxa" w:w="4501"/>
           </w:tcPr>
           <w:p>
             <w:r>
@@ -5039,7 +5039,7 @@
         </w:tc>
         <w:tc>
           <w:tcPr>
-            <w:tcW w:type="dxa" w:w="4165"/>
+            <w:tcW w:type="dxa" w:w="4501"/>
           </w:tcPr>
           <w:p>
             <w:r>
@@ -5057,7 +5057,7 @@
         </w:trPr>
         <w:tc>
           <w:tcPr>
-            <w:tcW w:type="dxa" w:w="4800"/>
+            <w:tcW w:type="dxa" w:w="4501"/>
           </w:tcPr>
           <w:p>
             <w:r>
@@ -5109,7 +5109,7 @@
         </w:tc>
         <w:tc>
           <w:tcPr>
-            <w:tcW w:type="dxa" w:w="4165"/>
+            <w:tcW w:type="dxa" w:w="4501"/>
           </w:tcPr>
           <w:p>
             <w:r>
@@ -5140,7 +5140,7 @@
         </w:trPr>
         <w:tc>
           <w:tcPr>
-            <w:tcW w:type="dxa" w:w="4800"/>
+            <w:tcW w:type="dxa" w:w="4501"/>
           </w:tcPr>
           <w:p>
             <w:r>
@@ -5166,7 +5166,7 @@
         </w:tc>
         <w:tc>
           <w:tcPr>
-            <w:tcW w:type="dxa" w:w="4165"/>
+            <w:tcW w:type="dxa" w:w="4501"/>
           </w:tcPr>
           <w:p>
             <w:r>
@@ -5197,7 +5197,7 @@
         </w:trPr>
         <w:tc>
           <w:tcPr>
-            <w:tcW w:type="dxa" w:w="4800"/>
+            <w:tcW w:type="dxa" w:w="4501"/>
           </w:tcPr>
           <w:p>
             <w:r>
@@ -5223,7 +5223,7 @@
         </w:tc>
         <w:tc>
           <w:tcPr>
-            <w:tcW w:type="dxa" w:w="4165"/>
+            <w:tcW w:type="dxa" w:w="4501"/>
           </w:tcPr>
           <w:p>
             <w:r>
@@ -5248,7 +5248,7 @@
         </w:trPr>
         <w:tc>
           <w:tcPr>
-            <w:tcW w:type="dxa" w:w="4800"/>
+            <w:tcW w:type="dxa" w:w="4501"/>
           </w:tcPr>
           <w:p>
             <w:r>
@@ -5274,7 +5274,7 @@
         </w:tc>
         <w:tc>
           <w:tcPr>
-            <w:tcW w:type="dxa" w:w="4165"/>
+            <w:tcW w:type="dxa" w:w="4501"/>
           </w:tcPr>
           <w:p>
             <w:r>
@@ -5305,7 +5305,7 @@
         </w:trPr>
         <w:tc>
           <w:tcPr>
-            <w:tcW w:type="dxa" w:w="4800"/>
+            <w:tcW w:type="dxa" w:w="4501"/>
           </w:tcPr>
           <w:p>
             <w:r>
@@ -5338,7 +5338,7 @@
         </w:tc>
         <w:tc>
           <w:tcPr>
-            <w:tcW w:type="dxa" w:w="4165"/>
+            <w:tcW w:type="dxa" w:w="4501"/>
           </w:tcPr>
           <w:p>
             <w:r>
@@ -5356,7 +5356,7 @@
         </w:trPr>
         <w:tc>
           <w:tcPr>
-            <w:tcW w:type="dxa" w:w="4800"/>
+            <w:tcW w:type="dxa" w:w="4501"/>
           </w:tcPr>
           <w:p>
             <w:r>
@@ -5382,7 +5382,7 @@
         </w:tc>
         <w:tc>
           <w:tcPr>
-            <w:tcW w:type="dxa" w:w="4165"/>
+            <w:tcW w:type="dxa" w:w="4501"/>
           </w:tcPr>
           <w:p>
             <w:r>
@@ -5400,7 +5400,7 @@
         </w:trPr>
         <w:tc>
           <w:tcPr>
-            <w:tcW w:type="dxa" w:w="4800"/>
+            <w:tcW w:type="dxa" w:w="4501"/>
           </w:tcPr>
           <w:p>
             <w:r>
@@ -5426,7 +5426,7 @@
         </w:tc>
         <w:tc>
           <w:tcPr>
-            <w:tcW w:type="dxa" w:w="4165"/>
+            <w:tcW w:type="dxa" w:w="4501"/>
           </w:tcPr>
           <w:p>
             <w:r>
@@ -5447,6 +5447,190 @@
                 <w:sz w:val="17"/>
               </w:rPr>
               <w:t>) y cortafuegos persistente para el resto</w:t>
+            </w:r>
+          </w:p>
+        </w:tc>
+      </w:tr>
+      <w:tr>
+        <w:trPr>
+          <w:cantSplit/>
+        </w:trPr>
+        <w:tc>
+          <w:tcPr>
+            <w:tcW w:type="dxa" w:w="4501"/>
+          </w:tcPr>
+          <w:p>
+            <w:r>
+              <w:rPr>
+                <w:sz w:val="17"/>
+              </w:rPr>
+              <w:t xml:space="preserve">Durante los 5 minutos siguientes a encender la máquina, la lista de proxies de confianza quedaba vacía: IP real y cookies </w:t>
+            </w:r>
+            <w:r>
+              <w:rPr>
+                <w:rFonts w:ascii="Consolas" w:hAnsi="Consolas"/>
+                <w:sz w:val="17"/>
+              </w:rPr>
+              <w:t>Secure</w:t>
+            </w:r>
+            <w:r>
+              <w:rPr>
+                <w:sz w:val="17"/>
+              </w:rPr>
+              <w:t xml:space="preserve"> incorrectas</w:t>
+            </w:r>
+          </w:p>
+        </w:tc>
+        <w:tc>
+          <w:tcPr>
+            <w:tcW w:type="dxa" w:w="1020"/>
+          </w:tcPr>
+          <w:p>
+            <w:r>
+              <w:rPr>
+                <w:sz w:val="17"/>
+              </w:rPr>
+              <w:t>Medio</w:t>
+            </w:r>
+          </w:p>
+        </w:tc>
+        <w:tc>
+          <w:tcPr>
+            <w:tcW w:type="dxa" w:w="4501"/>
+          </w:tcPr>
+          <w:p>
+            <w:r>
+              <w:rPr>
+                <w:sz w:val="17"/>
+              </w:rPr>
+              <w:t>Caché inicializada correctamente; prueba que simula una máquina recién arrancada</w:t>
+            </w:r>
+          </w:p>
+        </w:tc>
+      </w:tr>
+      <w:tr>
+        <w:trPr>
+          <w:cantSplit/>
+        </w:trPr>
+        <w:tc>
+          <w:tcPr>
+            <w:tcW w:type="dxa" w:w="4501"/>
+          </w:tcPr>
+          <w:p>
+            <w:r>
+              <w:rPr>
+                <w:sz w:val="17"/>
+              </w:rPr>
+              <w:t>La consola cargaba sus fuentes de Google Fonts: Google recibía la IP y el navegador de cada analista en cada acceso</w:t>
+            </w:r>
+          </w:p>
+        </w:tc>
+        <w:tc>
+          <w:tcPr>
+            <w:tcW w:type="dxa" w:w="1020"/>
+          </w:tcPr>
+          <w:p>
+            <w:r>
+              <w:rPr>
+                <w:sz w:val="17"/>
+              </w:rPr>
+              <w:t>Bajo</w:t>
+            </w:r>
+          </w:p>
+        </w:tc>
+        <w:tc>
+          <w:tcPr>
+            <w:tcW w:type="dxa" w:w="4501"/>
+          </w:tcPr>
+          <w:p>
+            <w:r>
+              <w:rPr>
+                <w:sz w:val="17"/>
+              </w:rPr>
+              <w:t xml:space="preserve">Fuentes autoalojadas (paquetes </w:t>
+            </w:r>
+            <w:r>
+              <w:rPr>
+                <w:rFonts w:ascii="Consolas" w:hAnsi="Consolas"/>
+                <w:sz w:val="17"/>
+              </w:rPr>
+              <w:t>@fontsource</w:t>
+            </w:r>
+            <w:r>
+              <w:rPr>
+                <w:sz w:val="17"/>
+              </w:rPr>
+              <w:t>, licencia OFL) y CSP sin dominios de terceros; una prueba impide volver a introducirlas</w:t>
+            </w:r>
+          </w:p>
+        </w:tc>
+      </w:tr>
+      <w:tr>
+        <w:trPr>
+          <w:cantSplit/>
+        </w:trPr>
+        <w:tc>
+          <w:tcPr>
+            <w:tcW w:type="dxa" w:w="4501"/>
+          </w:tcPr>
+          <w:p>
+            <w:r>
+              <w:rPr>
+                <w:sz w:val="17"/>
+              </w:rPr>
+              <w:t xml:space="preserve">El saneado del chat mutilaba mensajes con </w:t>
+            </w:r>
+            <w:r>
+              <w:rPr>
+                <w:rFonts w:ascii="Consolas" w:hAnsi="Consolas"/>
+                <w:sz w:val="17"/>
+              </w:rPr>
+              <w:t>&lt;</w:t>
+            </w:r>
+            <w:r>
+              <w:rPr>
+                <w:sz w:val="17"/>
+              </w:rPr>
+              <w:t xml:space="preserve"> o </w:t>
+            </w:r>
+            <w:r>
+              <w:rPr>
+                <w:rFonts w:ascii="Consolas" w:hAnsi="Consolas"/>
+                <w:sz w:val="17"/>
+              </w:rPr>
+              <w:t>&gt;</w:t>
+            </w:r>
+            <w:r>
+              <w:rPr>
+                <w:sz w:val="17"/>
+              </w:rPr>
+              <w:t xml:space="preserve"> (comandos, payloads) sin aportar protección, porque React ya escapa el texto</w:t>
+            </w:r>
+          </w:p>
+        </w:tc>
+        <w:tc>
+          <w:tcPr>
+            <w:tcW w:type="dxa" w:w="1020"/>
+          </w:tcPr>
+          <w:p>
+            <w:r>
+              <w:rPr>
+                <w:sz w:val="17"/>
+              </w:rPr>
+              <w:t>Bajo</w:t>
+            </w:r>
+          </w:p>
+        </w:tc>
+        <w:tc>
+          <w:tcPr>
+            <w:tcW w:type="dxa" w:w="4501"/>
+          </w:tcPr>
+          <w:p>
+            <w:r>
+              <w:rPr>
+                <w:sz w:val="17"/>
+              </w:rPr>
+              <w:t>Se conserva el texto y se eliminan los caracteres invisibles de reordenación (suplantación tipo «Trojan Source»); DOMPurify queda para el HTML</w:t>
             </w:r>
           </w:p>
         </w:tc>
@@ -5846,6 +6030,45 @@
     <w:p>
       <w:r>
         <w:rPr/>
+        <w:t>La auditoría no es una foto fija: la integración continua (</w:t>
+      </w:r>
+      <w:r>
+        <w:rPr>
+          <w:rFonts w:ascii="Consolas" w:hAnsi="Consolas"/>
+          <w:sz w:val="17"/>
+        </w:rPr>
+        <w:t>.github/workflows/ci.yml</w:t>
+      </w:r>
+      <w:r>
+        <w:rPr/>
+        <w:t xml:space="preserve">) repite </w:t>
+      </w:r>
+      <w:r>
+        <w:rPr>
+          <w:rFonts w:ascii="Consolas" w:hAnsi="Consolas"/>
+          <w:sz w:val="17"/>
+        </w:rPr>
+        <w:t>pip-audit</w:t>
+      </w:r>
+      <w:r>
+        <w:rPr/>
+        <w:t xml:space="preserve"> y </w:t>
+      </w:r>
+      <w:r>
+        <w:rPr>
+          <w:rFonts w:ascii="Consolas" w:hAnsi="Consolas"/>
+          <w:sz w:val="17"/>
+        </w:rPr>
+        <w:t>npm audit</w:t>
+      </w:r>
+      <w:r>
+        <w:rPr/>
+        <w:t xml:space="preserve"> en cada cambio y cada lunes. Así se detectaron CVE publicadas después de la revisión en PyJWT 2.13.0 y urllib3 2.7.0, que se actualizaron a 2.15.1 y 2.8.0.</w:t>
+      </w:r>
+    </w:p>
+    <w:p>
+      <w:r>
+        <w:rPr/>
         <w:t>Además se revisaron las licencias de todas las dependencias (</w:t>
       </w:r>
       <w:r>
@@ -5898,13 +6121,13 @@
     <w:p>
       <w:r>
         <w:rPr/>
-        <w:t xml:space="preserve">Al empezar la práctica había 17 pruebas, y 11 de ellas ni siquiera arrancaban: el modelo usaba un tipo de columna de PostgreSQL que la base de datos de pruebas no entendía. La suite actual tiene </w:t>
+        <w:t xml:space="preserve">Al empezar la práctica había 17 pruebas, y 11 de ellas ni siquiera arrancaban: el modelo usaba un tipo de columna de PostgreSQL que la base de datos de pruebas no entendía. La suite actual del backend tiene </w:t>
       </w:r>
       <w:r>
         <w:rPr>
           <w:b/>
         </w:rPr>
-        <w:t>57 pruebas</w:t>
+        <w:t>62 pruebas</w:t>
       </w:r>
       <w:r>
         <w:rPr/>
@@ -5942,7 +6165,7 @@
         </w:trPr>
         <w:tc>
           <w:tcPr>
-            <w:tcW w:type="dxa" w:w="2475"/>
+            <w:tcW w:type="dxa" w:w="2419"/>
             <w:shd w:val="clear" w:color="auto" w:fill="0F5A3B"/>
           </w:tcPr>
           <w:p>
@@ -5974,7 +6197,7 @@
         </w:tc>
         <w:tc>
           <w:tcPr>
-            <w:tcW w:type="dxa" w:w="6268"/>
+            <w:tcW w:type="dxa" w:w="6339"/>
             <w:shd w:val="clear" w:color="auto" w:fill="0F5A3B"/>
           </w:tcPr>
           <w:p>
@@ -5995,7 +6218,7 @@
         </w:trPr>
         <w:tc>
           <w:tcPr>
-            <w:tcW w:type="dxa" w:w="2475"/>
+            <w:tcW w:type="dxa" w:w="2419"/>
           </w:tcPr>
           <w:p>
             <w:r>
@@ -6021,7 +6244,7 @@
         </w:tc>
         <w:tc>
           <w:tcPr>
-            <w:tcW w:type="dxa" w:w="6268"/>
+            <w:tcW w:type="dxa" w:w="6339"/>
           </w:tcPr>
           <w:p>
             <w:r>
@@ -6052,7 +6275,7 @@
         </w:trPr>
         <w:tc>
           <w:tcPr>
-            <w:tcW w:type="dxa" w:w="2475"/>
+            <w:tcW w:type="dxa" w:w="2419"/>
           </w:tcPr>
           <w:p>
             <w:r>
@@ -6078,7 +6301,7 @@
         </w:tc>
         <w:tc>
           <w:tcPr>
-            <w:tcW w:type="dxa" w:w="6268"/>
+            <w:tcW w:type="dxa" w:w="6339"/>
           </w:tcPr>
           <w:p>
             <w:r>
@@ -6096,7 +6319,7 @@
         </w:trPr>
         <w:tc>
           <w:tcPr>
-            <w:tcW w:type="dxa" w:w="2475"/>
+            <w:tcW w:type="dxa" w:w="2419"/>
           </w:tcPr>
           <w:p>
             <w:r>
@@ -6122,7 +6345,7 @@
         </w:tc>
         <w:tc>
           <w:tcPr>
-            <w:tcW w:type="dxa" w:w="6268"/>
+            <w:tcW w:type="dxa" w:w="6339"/>
           </w:tcPr>
           <w:p>
             <w:r>
@@ -6140,7 +6363,7 @@
         </w:trPr>
         <w:tc>
           <w:tcPr>
-            <w:tcW w:type="dxa" w:w="2475"/>
+            <w:tcW w:type="dxa" w:w="2419"/>
           </w:tcPr>
           <w:p>
             <w:r>
@@ -6166,7 +6389,7 @@
         </w:tc>
         <w:tc>
           <w:tcPr>
-            <w:tcW w:type="dxa" w:w="6268"/>
+            <w:tcW w:type="dxa" w:w="6339"/>
           </w:tcPr>
           <w:p>
             <w:r>
@@ -6184,7 +6407,7 @@
         </w:trPr>
         <w:tc>
           <w:tcPr>
-            <w:tcW w:type="dxa" w:w="2475"/>
+            <w:tcW w:type="dxa" w:w="2419"/>
           </w:tcPr>
           <w:p>
             <w:r>
@@ -6210,7 +6433,7 @@
         </w:tc>
         <w:tc>
           <w:tcPr>
-            <w:tcW w:type="dxa" w:w="6268"/>
+            <w:tcW w:type="dxa" w:w="6339"/>
           </w:tcPr>
           <w:p>
             <w:r>
@@ -6218,6 +6441,50 @@
                 <w:sz w:val="17"/>
               </w:rPr>
               <w:t>Huella que detecta manipulación, fórmula de prioridad de CVE, bloqueo solo si Wazuh confirma, auditoría sin cuerpos</w:t>
+            </w:r>
+          </w:p>
+        </w:tc>
+      </w:tr>
+      <w:tr>
+        <w:trPr>
+          <w:cantSplit/>
+        </w:trPr>
+        <w:tc>
+          <w:tcPr>
+            <w:tcW w:type="dxa" w:w="2419"/>
+          </w:tcPr>
+          <w:p>
+            <w:r>
+              <w:rPr>
+                <w:sz w:val="17"/>
+              </w:rPr>
+              <w:t>Arranque y apagado del servicio</w:t>
+            </w:r>
+          </w:p>
+        </w:tc>
+        <w:tc>
+          <w:tcPr>
+            <w:tcW w:type="dxa" w:w="1020"/>
+          </w:tcPr>
+          <w:p>
+            <w:r>
+              <w:rPr>
+                <w:sz w:val="17"/>
+              </w:rPr>
+              <w:t>5</w:t>
+            </w:r>
+          </w:p>
+        </w:tc>
+        <w:tc>
+          <w:tcPr>
+            <w:tcW w:type="dxa" w:w="6339"/>
+          </w:tcPr>
+          <w:p>
+            <w:r>
+              <w:rPr>
+                <w:sz w:val="17"/>
+              </w:rPr>
+              <w:t>Esquema, administrador y datos semilla sin duplicar; producción no arranca sin administrador; el apagado no pierde auditorías en curso</w:t>
             </w:r>
           </w:p>
         </w:tc>
@@ -6227,7 +6494,53 @@
     <w:p>
       <w:r>
         <w:rPr/>
-        <w:t>Las pruebas también encontraron fallos reales: comparaciones de fechas sin zona horaria en invitaciones y métricas, que se corrigieron en el código.</w:t>
+        <w:t xml:space="preserve">La consola tiene su propia suite de </w:t>
+      </w:r>
+      <w:r>
+        <w:rPr>
+          <w:b/>
+        </w:rPr>
+        <w:t>56 pruebas unitarias</w:t>
+      </w:r>
+      <w:r>
+        <w:rPr/>
+        <w:t xml:space="preserve"> (Vitest y Testing Library): saneado frente a XSS, cliente de la API (token CSRF, una sola renovación de sesión aunque caduquen varias peticiones a la vez), estado global, el botón de «mantener pulsado» de las acciones destructivas y la ausencia de recursos de terceros.</w:t>
+      </w:r>
+    </w:p>
+    <w:p>
+      <w:pPr>
+        <w:shd w:val="clear" w:color="auto" w:fill="EEF6F1"/>
+      </w:pPr>
+      <w:r>
+        <w:rPr>
+          <w:rFonts w:ascii="Consolas" w:hAnsi="Consolas"/>
+          <w:sz w:val="17"/>
+        </w:rPr>
+        <w:t>cd frontend &amp;&amp; npm test        # pruebas de la consola</w:t>
+        <w:br/>
+        <w:t>cd frontend &amp;&amp; npm run typecheck   # comprobación de tipos (0 errores)</w:t>
+      </w:r>
+    </w:p>
+    <w:p>
+      <w:r>
+        <w:rPr/>
+        <w:t xml:space="preserve">Las dos suites, la comprobación de tipos, el build de producción, la auditoría de dependencias y la construcción de las imágenes Docker se ejecutan en </w:t>
+      </w:r>
+      <w:r>
+        <w:rPr>
+          <w:b/>
+        </w:rPr>
+        <w:t>GitHub Actions</w:t>
+      </w:r>
+      <w:r>
+        <w:rPr/>
+        <w:t xml:space="preserve"> en cada cambio; la matriz de trazabilidad de cada ejecución queda en el resumen del job.</w:t>
+      </w:r>
+    </w:p>
+    <w:p>
+      <w:r>
+        <w:rPr/>
+        <w:t>Las pruebas también encontraron fallos reales que se corrigieron en el código: comparaciones de fechas sin zona horaria en invitaciones y métricas, la lista de proxies de confianza vacía tras encender la máquina, traducciones de alertas que fallaban con paréntesis y el chat que borraba texto legítimo.</w:t>
       </w:r>
     </w:p>
     <w:p>
@@ -6247,7 +6560,7 @@
         <w:rPr>
           <w:b/>
         </w:rPr>
-        <w:t>57 de 57 pruebas superadas.</w:t>
+        <w:t>62 de 62 pruebas superadas.</w:t>
       </w:r>
     </w:p>
     <w:tbl>
@@ -7586,7 +7899,7 @@
               <w:rPr>
                 <w:sz w:val="17"/>
               </w:rPr>
-              <w:t>2</w:t>
+              <w:t>3</w:t>
             </w:r>
           </w:p>
         </w:tc>
@@ -7599,7 +7912,7 @@
               <w:rPr>
                 <w:sz w:val="17"/>
               </w:rPr>
-              <w:t>✅ 2/2</w:t>
+              <w:t>✅ 3/3</w:t>
             </w:r>
           </w:p>
         </w:tc>
@@ -7726,7 +8039,7 @@
               <w:rPr>
                 <w:sz w:val="17"/>
               </w:rPr>
-              <w:t>1</w:t>
+              <w:t>3</w:t>
             </w:r>
           </w:p>
         </w:tc>
@@ -7739,7 +8052,7 @@
               <w:rPr>
                 <w:sz w:val="17"/>
               </w:rPr>
-              <w:t>✅ 1/1</w:t>
+              <w:t>✅ 3/3</w:t>
             </w:r>
           </w:p>
         </w:tc>
@@ -7936,7 +8249,7 @@
               <w:rPr>
                 <w:sz w:val="17"/>
               </w:rPr>
-              <w:t>—</w:t>
+              <w:t>2</w:t>
             </w:r>
           </w:p>
         </w:tc>
@@ -7949,7 +8262,7 @@
               <w:rPr>
                 <w:sz w:val="17"/>
               </w:rPr>
-              <w:t>—</w:t>
+              <w:t>✅ 2/2</w:t>
             </w:r>
           </w:p>
         </w:tc>

--- a/docs/memoria/P3_GrupoProyectoValhalla_Memoria.docx
+++ b/docs/memoria/P3_GrupoProyectoValhalla_Memoria.docx
@@ -196,14 +196,121 @@
           <w:lang w:val="es-ES"/>
         </w:rPr>
       </w:pPr>
+      <w:r>
+        <w:rPr>
+          <w:rFonts w:cs="Arial"/>
+          <w:b/>
+          <w:bCs/>
+          <w:lang w:val="es-ES"/>
+        </w:rPr>
+        <w:t>Repositorio</w:t>
+      </w:r>
+      <w:r>
+        <w:rPr>
+          <w:rFonts w:cs="Arial"/>
+          <w:lang w:val="es-ES"/>
+        </w:rPr>
+        <w:t xml:space="preserve">: </w:t>
+      </w:r>
+      <w:hyperlink r:id="rId8" w:history="1">
+        <w:r>
+          <w:rPr>
+            <w:rStyle w:val="Hipervnculo"/>
+            <w:rFonts w:cs="Arial"/>
+            <w:sz w:val="20"/>
+            <w:szCs w:val="18"/>
+            <w:lang w:val="es-ES"/>
+          </w:rPr>
+          <w:t>https://</w:t>
+        </w:r>
+        <w:r>
+          <w:rPr>
+            <w:rStyle w:val="Hipervnculo"/>
+            <w:rFonts w:cs="Arial"/>
+            <w:sz w:val="20"/>
+            <w:szCs w:val="18"/>
+            <w:lang w:val="es-ES"/>
+          </w:rPr>
+          <w:t>github.com/heindall92/Proyecto-Master-Ciberseguridad-Evolve-Yoandy</w:t>
+        </w:r>
+      </w:hyperlink>
     </w:p>
     <w:p>
       <w:pPr>
-        <w:rPr>
-          <w:rFonts w:cs="Arial"/>
+        <w:jc w:val="left"/>
+        <w:rPr>
+          <w:rFonts w:cs="Arial"/>
+          <w:b/>
+          <w:bCs/>
           <w:lang w:val="es-ES"/>
         </w:rPr>
       </w:pPr>
+      <w:r>
+        <w:rPr>
+          <w:rFonts w:cs="Arial"/>
+          <w:b/>
+          <w:bCs/>
+          <w:lang w:val="es-ES"/>
+        </w:rPr>
+        <w:t xml:space="preserve">Enlace al </w:t>
+      </w:r>
+      <w:r>
+        <w:rPr>
+          <w:rFonts w:cs="Arial"/>
+          <w:b/>
+          <w:bCs/>
+          <w:lang w:val="es-ES"/>
+        </w:rPr>
+        <w:t>v</w:t>
+      </w:r>
+      <w:r>
+        <w:rPr>
+          <w:rFonts w:cs="Arial"/>
+          <w:b/>
+          <w:bCs/>
+          <w:lang w:val="es-ES"/>
+        </w:rPr>
+        <w:t>ídeo</w:t>
+      </w:r>
+      <w:r>
+        <w:rPr>
+          <w:rFonts w:cs="Arial"/>
+          <w:b/>
+          <w:bCs/>
+          <w:lang w:val="es-ES"/>
+        </w:rPr>
+        <w:t>:</w:t>
+      </w:r>
+      <w:r>
+        <w:rPr>
+          <w:rFonts w:cs="Arial"/>
+          <w:b/>
+          <w:bCs/>
+          <w:lang w:val="es-ES"/>
+        </w:rPr>
+        <w:t xml:space="preserve"> </w:t>
+      </w:r>
+      <w:hyperlink r:id="rId9" w:history="1">
+        <w:r>
+          <w:rPr>
+            <w:rStyle w:val="Hipervnculo"/>
+            <w:sz w:val="18"/>
+            <w:szCs w:val="16"/>
+            <w:lang w:val="es-ES"/>
+          </w:rPr>
+          <w:t>h</w:t>
+        </w:r>
+        <w:r>
+          <w:rPr>
+            <w:rStyle w:val="Hipervnculo"/>
+            <w:rFonts w:cs="Arial"/>
+            <w:sz w:val="18"/>
+            <w:szCs w:val="16"/>
+            <w:lang w:val="es-ES"/>
+          </w:rPr>
+          <w:t>ttps://drive.google.com/drive/folders/1TJugD44YuJSP5koFv9WvyFvwYIpw-rLt?usp=sharing</w:t>
+        </w:r>
+      </w:hyperlink>
     </w:p>
     <w:p>
       <w:pPr>
@@ -212,14 +319,13 @@
           <w:lang w:val="es-ES"/>
         </w:rPr>
       </w:pPr>
-    </w:p>
-    <w:p>
-      <w:pPr>
-        <w:rPr>
-          <w:rFonts w:cs="Arial"/>
-          <w:lang w:val="es-ES"/>
-        </w:rPr>
-      </w:pPr>
+      <w:r>
+        <w:rPr>
+          <w:rFonts w:cs="Arial"/>
+          <w:lang w:val="es-ES"/>
+        </w:rPr>
+        <w:t xml:space="preserve">Versión entregada: </w:t>
+      </w:r>
       <w:r>
         <w:rPr>
           <w:rFonts w:cs="Arial"/>
@@ -227,30 +333,7 @@
           <w:bCs/>
           <w:lang w:val="es-ES"/>
         </w:rPr>
-        <w:t>Repositorio</w:t>
-      </w:r>
-      <w:r>
-        <w:rPr>
-          <w:rFonts w:cs="Arial"/>
-          <w:lang w:val="es-ES"/>
-        </w:rPr>
-        <w:t>: github.com/heindall92/Proyecto-</w:t>
-      </w:r>
-      <w:proofErr w:type="gramStart"/>
-      <w:r>
-        <w:rPr>
-          <w:rFonts w:cs="Arial"/>
-          <w:lang w:val="es-ES"/>
-        </w:rPr>
-        <w:t>Master</w:t>
-      </w:r>
-      <w:proofErr w:type="gramEnd"/>
-      <w:r>
-        <w:rPr>
-          <w:rFonts w:cs="Arial"/>
-          <w:lang w:val="es-ES"/>
-        </w:rPr>
-        <w:t xml:space="preserve">-Ciberseguridad-Evolve-Yoandy · etiqueta v1.0-practica3  </w:t>
+        <w:t>etiqueta v1.0-practica3</w:t>
       </w:r>
     </w:p>
     <w:p>
@@ -378,14 +461,45 @@
           <w:rFonts w:cs="Arial"/>
           <w:b/>
         </w:rPr>
-        <w:t>Julieta Tenti</w:t>
-      </w:r>
-      <w:r>
-        <w:rPr>
-          <w:rFonts w:cs="Arial"/>
-        </w:rPr>
-        <w:t xml:space="preserve"> · informes ejecutivos</w:t>
-      </w:r>
+        <w:t xml:space="preserve">Julieta </w:t>
+      </w:r>
+      <w:proofErr w:type="spellStart"/>
+      <w:r>
+        <w:rPr>
+          <w:rFonts w:cs="Arial"/>
+          <w:b/>
+        </w:rPr>
+        <w:t>Tenti</w:t>
+      </w:r>
+      <w:proofErr w:type="spellEnd"/>
+      <w:r>
+        <w:rPr>
+          <w:rFonts w:cs="Arial"/>
+        </w:rPr>
+        <w:t xml:space="preserve"> · </w:t>
+      </w:r>
+      <w:proofErr w:type="spellStart"/>
+      <w:r>
+        <w:rPr>
+          <w:rFonts w:cs="Arial"/>
+        </w:rPr>
+        <w:t>informes</w:t>
+      </w:r>
+      <w:proofErr w:type="spellEnd"/>
+      <w:r>
+        <w:rPr>
+          <w:rFonts w:cs="Arial"/>
+        </w:rPr>
+        <w:t xml:space="preserve"> </w:t>
+      </w:r>
+      <w:proofErr w:type="spellStart"/>
+      <w:r>
+        <w:rPr>
+          <w:rFonts w:cs="Arial"/>
+        </w:rPr>
+        <w:t>ejecutivos</w:t>
+      </w:r>
+      <w:proofErr w:type="spellEnd"/>
     </w:p>
     <w:p>
       <w:pPr>
@@ -410,7 +524,21 @@
         <w:rPr>
           <w:rFonts w:cs="Arial"/>
         </w:rPr>
-        <w:t xml:space="preserve"> · integraciones de IA</w:t>
+        <w:t xml:space="preserve"> · </w:t>
+      </w:r>
+      <w:proofErr w:type="spellStart"/>
+      <w:r>
+        <w:rPr>
+          <w:rFonts w:cs="Arial"/>
+        </w:rPr>
+        <w:t>integraciones</w:t>
+      </w:r>
+      <w:proofErr w:type="spellEnd"/>
+      <w:r>
+        <w:rPr>
+          <w:rFonts w:cs="Arial"/>
+        </w:rPr>
+        <w:t xml:space="preserve"> de IA</w:t>
       </w:r>
     </w:p>
     <w:p>
@@ -429,6 +557,11 @@
     <w:sdt>
       <w:sdtPr>
         <w:rPr>
+          <w:rFonts w:eastAsiaTheme="minorEastAsia" w:cstheme="minorBidi"/>
+          <w:b w:val="0"/>
+          <w:bCs w:val="0"/>
+          <w:sz w:val="24"/>
+          <w:szCs w:val="22"/>
           <w:lang w:val="es-ES"/>
         </w:rPr>
         <w:id w:val="-1373219084"/>
@@ -439,9 +572,6 @@
       </w:sdtPr>
       <w:sdtEndPr>
         <w:rPr>
-          <w:rFonts w:eastAsiaTheme="minorEastAsia" w:cstheme="minorBidi"/>
-          <w:sz w:val="24"/>
-          <w:szCs w:val="22"/>
           <w:lang w:val="en-US"/>
         </w:rPr>
       </w:sdtEndPr>
@@ -455,16 +585,14 @@
               <w:szCs w:val="24"/>
             </w:rPr>
           </w:pPr>
-          <w:proofErr w:type="spellStart"/>
           <w:r>
             <w:rPr>
               <w:sz w:val="24"/>
               <w:szCs w:val="24"/>
               <w:lang w:val="es-ES"/>
             </w:rPr>
-            <w:t>Indice</w:t>
+            <w:t>Índice</w:t>
           </w:r>
-          <w:proofErr w:type="spellEnd"/>
         </w:p>
         <w:p>
           <w:pPr>
@@ -472,9 +600,13 @@
             <w:tabs>
               <w:tab w:val="right" w:leader="dot" w:pos="9736"/>
             </w:tabs>
-            <w:spacing w:before="0" w:after="120" w:line="276" w:lineRule="auto"/>
             <w:rPr>
+              <w:rFonts w:asciiTheme="minorHAnsi" w:hAnsiTheme="minorHAnsi"/>
               <w:noProof/>
+              <w:kern w:val="2"/>
+              <w:szCs w:val="24"/>
+              <w:lang w:val="es-ES" w:eastAsia="es-ES"/>
+              <w14:ligatures w14:val="standardContextual"/>
             </w:rPr>
           </w:pPr>
           <w:r>
@@ -486,7 +618,7 @@
           <w:r>
             <w:fldChar w:fldCharType="separate"/>
           </w:r>
-          <w:hyperlink w:anchor="_Toc241767893" w:history="1">
+          <w:hyperlink w:anchor="_Toc241961903" w:history="1">
             <w:r>
               <w:rPr>
                 <w:rStyle w:val="Hipervnculo"/>
@@ -515,7 +647,7 @@
                 <w:noProof/>
                 <w:webHidden/>
               </w:rPr>
-              <w:instrText xml:space="preserve"> PAGEREF _Toc241767893 \h </w:instrText>
+              <w:instrText xml:space="preserve"> PAGEREF _Toc241961903 \h </w:instrText>
             </w:r>
             <w:r>
               <w:rPr>
@@ -552,12 +684,16 @@
             <w:tabs>
               <w:tab w:val="right" w:leader="dot" w:pos="9736"/>
             </w:tabs>
-            <w:spacing w:before="0" w:after="120" w:line="276" w:lineRule="auto"/>
             <w:rPr>
+              <w:rFonts w:asciiTheme="minorHAnsi" w:hAnsiTheme="minorHAnsi"/>
               <w:noProof/>
+              <w:kern w:val="2"/>
+              <w:szCs w:val="24"/>
+              <w:lang w:val="es-ES" w:eastAsia="es-ES"/>
+              <w14:ligatures w14:val="standardContextual"/>
             </w:rPr>
           </w:pPr>
-          <w:hyperlink w:anchor="_Toc241767894" w:history="1">
+          <w:hyperlink w:anchor="_Toc241961904" w:history="1">
             <w:r>
               <w:rPr>
                 <w:rStyle w:val="Hipervnculo"/>
@@ -585,7 +721,7 @@
                 <w:noProof/>
                 <w:webHidden/>
               </w:rPr>
-              <w:instrText xml:space="preserve"> PAGEREF _Toc241767894 \h </w:instrText>
+              <w:instrText xml:space="preserve"> PAGEREF _Toc241961904 \h </w:instrText>
             </w:r>
             <w:r>
               <w:rPr>
@@ -622,12 +758,16 @@
             <w:tabs>
               <w:tab w:val="right" w:leader="dot" w:pos="9736"/>
             </w:tabs>
-            <w:spacing w:before="0" w:after="120" w:line="276" w:lineRule="auto"/>
             <w:rPr>
+              <w:rFonts w:asciiTheme="minorHAnsi" w:hAnsiTheme="minorHAnsi"/>
               <w:noProof/>
+              <w:kern w:val="2"/>
+              <w:szCs w:val="24"/>
+              <w:lang w:val="es-ES" w:eastAsia="es-ES"/>
+              <w14:ligatures w14:val="standardContextual"/>
             </w:rPr>
           </w:pPr>
-          <w:hyperlink w:anchor="_Toc241767895" w:history="1">
+          <w:hyperlink w:anchor="_Toc241961905" w:history="1">
             <w:r>
               <w:rPr>
                 <w:rStyle w:val="Hipervnculo"/>
@@ -656,7 +796,7 @@
                 <w:noProof/>
                 <w:webHidden/>
               </w:rPr>
-              <w:instrText xml:space="preserve"> PAGEREF _Toc241767895 \h </w:instrText>
+              <w:instrText xml:space="preserve"> PAGEREF _Toc241961905 \h </w:instrText>
             </w:r>
             <w:r>
               <w:rPr>
@@ -693,12 +833,16 @@
             <w:tabs>
               <w:tab w:val="right" w:leader="dot" w:pos="9736"/>
             </w:tabs>
-            <w:spacing w:before="0" w:after="120" w:line="276" w:lineRule="auto"/>
             <w:rPr>
+              <w:rFonts w:asciiTheme="minorHAnsi" w:hAnsiTheme="minorHAnsi"/>
               <w:noProof/>
+              <w:kern w:val="2"/>
+              <w:szCs w:val="24"/>
+              <w:lang w:val="es-ES" w:eastAsia="es-ES"/>
+              <w14:ligatures w14:val="standardContextual"/>
             </w:rPr>
           </w:pPr>
-          <w:hyperlink w:anchor="_Toc241767896" w:history="1">
+          <w:hyperlink w:anchor="_Toc241961906" w:history="1">
             <w:r>
               <w:rPr>
                 <w:rStyle w:val="Hipervnculo"/>
@@ -727,7 +871,7 @@
                 <w:noProof/>
                 <w:webHidden/>
               </w:rPr>
-              <w:instrText xml:space="preserve"> PAGEREF _Toc241767896 \h </w:instrText>
+              <w:instrText xml:space="preserve"> PAGEREF _Toc241961906 \h </w:instrText>
             </w:r>
             <w:r>
               <w:rPr>
@@ -764,12 +908,16 @@
             <w:tabs>
               <w:tab w:val="right" w:leader="dot" w:pos="9736"/>
             </w:tabs>
-            <w:spacing w:before="0" w:after="120" w:line="276" w:lineRule="auto"/>
             <w:rPr>
+              <w:rFonts w:asciiTheme="minorHAnsi" w:hAnsiTheme="minorHAnsi"/>
               <w:noProof/>
+              <w:kern w:val="2"/>
+              <w:szCs w:val="24"/>
+              <w:lang w:val="es-ES" w:eastAsia="es-ES"/>
+              <w14:ligatures w14:val="standardContextual"/>
             </w:rPr>
           </w:pPr>
-          <w:hyperlink w:anchor="_Toc241767897" w:history="1">
+          <w:hyperlink w:anchor="_Toc241961907" w:history="1">
             <w:r>
               <w:rPr>
                 <w:rStyle w:val="Hipervnculo"/>
@@ -798,7 +946,7 @@
                 <w:noProof/>
                 <w:webHidden/>
               </w:rPr>
-              <w:instrText xml:space="preserve"> PAGEREF _Toc241767897 \h </w:instrText>
+              <w:instrText xml:space="preserve"> PAGEREF _Toc241961907 \h </w:instrText>
             </w:r>
             <w:r>
               <w:rPr>
@@ -835,12 +983,16 @@
             <w:tabs>
               <w:tab w:val="right" w:leader="dot" w:pos="9736"/>
             </w:tabs>
-            <w:spacing w:before="0" w:after="120" w:line="276" w:lineRule="auto"/>
             <w:rPr>
+              <w:rFonts w:asciiTheme="minorHAnsi" w:hAnsiTheme="minorHAnsi"/>
               <w:noProof/>
+              <w:kern w:val="2"/>
+              <w:szCs w:val="24"/>
+              <w:lang w:val="es-ES" w:eastAsia="es-ES"/>
+              <w14:ligatures w14:val="standardContextual"/>
             </w:rPr>
           </w:pPr>
-          <w:hyperlink w:anchor="_Toc241767898" w:history="1">
+          <w:hyperlink w:anchor="_Toc241961908" w:history="1">
             <w:r>
               <w:rPr>
                 <w:rStyle w:val="Hipervnculo"/>
@@ -869,7 +1021,7 @@
                 <w:noProof/>
                 <w:webHidden/>
               </w:rPr>
-              <w:instrText xml:space="preserve"> PAGEREF _Toc241767898 \h </w:instrText>
+              <w:instrText xml:space="preserve"> PAGEREF _Toc241961908 \h </w:instrText>
             </w:r>
             <w:r>
               <w:rPr>
@@ -906,12 +1058,16 @@
             <w:tabs>
               <w:tab w:val="right" w:leader="dot" w:pos="9736"/>
             </w:tabs>
-            <w:spacing w:before="0" w:after="120" w:line="276" w:lineRule="auto"/>
             <w:rPr>
+              <w:rFonts w:asciiTheme="minorHAnsi" w:hAnsiTheme="minorHAnsi"/>
               <w:noProof/>
+              <w:kern w:val="2"/>
+              <w:szCs w:val="24"/>
+              <w:lang w:val="es-ES" w:eastAsia="es-ES"/>
+              <w14:ligatures w14:val="standardContextual"/>
             </w:rPr>
           </w:pPr>
-          <w:hyperlink w:anchor="_Toc241767899" w:history="1">
+          <w:hyperlink w:anchor="_Toc241961909" w:history="1">
             <w:r>
               <w:rPr>
                 <w:rStyle w:val="Hipervnculo"/>
@@ -940,7 +1096,7 @@
                 <w:noProof/>
                 <w:webHidden/>
               </w:rPr>
-              <w:instrText xml:space="preserve"> PAGEREF _Toc241767899 \h </w:instrText>
+              <w:instrText xml:space="preserve"> PAGEREF _Toc241961909 \h </w:instrText>
             </w:r>
             <w:r>
               <w:rPr>
@@ -977,12 +1133,16 @@
             <w:tabs>
               <w:tab w:val="right" w:leader="dot" w:pos="9736"/>
             </w:tabs>
-            <w:spacing w:before="0" w:after="120" w:line="276" w:lineRule="auto"/>
             <w:rPr>
+              <w:rFonts w:asciiTheme="minorHAnsi" w:hAnsiTheme="minorHAnsi"/>
               <w:noProof/>
+              <w:kern w:val="2"/>
+              <w:szCs w:val="24"/>
+              <w:lang w:val="es-ES" w:eastAsia="es-ES"/>
+              <w14:ligatures w14:val="standardContextual"/>
             </w:rPr>
           </w:pPr>
-          <w:hyperlink w:anchor="_Toc241767900" w:history="1">
+          <w:hyperlink w:anchor="_Toc241961910" w:history="1">
             <w:r>
               <w:rPr>
                 <w:rStyle w:val="Hipervnculo"/>
@@ -1010,7 +1170,7 @@
                 <w:noProof/>
                 <w:webHidden/>
               </w:rPr>
-              <w:instrText xml:space="preserve"> PAGEREF _Toc241767900 \h </w:instrText>
+              <w:instrText xml:space="preserve"> PAGEREF _Toc241961910 \h </w:instrText>
             </w:r>
             <w:r>
               <w:rPr>
@@ -1047,12 +1207,16 @@
             <w:tabs>
               <w:tab w:val="right" w:leader="dot" w:pos="9736"/>
             </w:tabs>
-            <w:spacing w:before="0" w:after="120" w:line="276" w:lineRule="auto"/>
             <w:rPr>
+              <w:rFonts w:asciiTheme="minorHAnsi" w:hAnsiTheme="minorHAnsi"/>
               <w:noProof/>
+              <w:kern w:val="2"/>
+              <w:szCs w:val="24"/>
+              <w:lang w:val="es-ES" w:eastAsia="es-ES"/>
+              <w14:ligatures w14:val="standardContextual"/>
             </w:rPr>
           </w:pPr>
-          <w:hyperlink w:anchor="_Toc241767901" w:history="1">
+          <w:hyperlink w:anchor="_Toc241961911" w:history="1">
             <w:r>
               <w:rPr>
                 <w:rStyle w:val="Hipervnculo"/>
@@ -1080,7 +1244,7 @@
                 <w:noProof/>
                 <w:webHidden/>
               </w:rPr>
-              <w:instrText xml:space="preserve"> PAGEREF _Toc241767901 \h </w:instrText>
+              <w:instrText xml:space="preserve"> PAGEREF _Toc241961911 \h </w:instrText>
             </w:r>
             <w:r>
               <w:rPr>
@@ -1117,12 +1281,16 @@
             <w:tabs>
               <w:tab w:val="right" w:leader="dot" w:pos="9736"/>
             </w:tabs>
-            <w:spacing w:before="0" w:after="120" w:line="276" w:lineRule="auto"/>
             <w:rPr>
+              <w:rFonts w:asciiTheme="minorHAnsi" w:hAnsiTheme="minorHAnsi"/>
               <w:noProof/>
+              <w:kern w:val="2"/>
+              <w:szCs w:val="24"/>
+              <w:lang w:val="es-ES" w:eastAsia="es-ES"/>
+              <w14:ligatures w14:val="standardContextual"/>
             </w:rPr>
           </w:pPr>
-          <w:hyperlink w:anchor="_Toc241767902" w:history="1">
+          <w:hyperlink w:anchor="_Toc241961912" w:history="1">
             <w:r>
               <w:rPr>
                 <w:rStyle w:val="Hipervnculo"/>
@@ -1151,7 +1319,7 @@
                 <w:noProof/>
                 <w:webHidden/>
               </w:rPr>
-              <w:instrText xml:space="preserve"> PAGEREF _Toc241767902 \h </w:instrText>
+              <w:instrText xml:space="preserve"> PAGEREF _Toc241961912 \h </w:instrText>
             </w:r>
             <w:r>
               <w:rPr>
@@ -1188,12 +1356,16 @@
             <w:tabs>
               <w:tab w:val="right" w:leader="dot" w:pos="9736"/>
             </w:tabs>
-            <w:spacing w:before="0" w:after="120" w:line="276" w:lineRule="auto"/>
             <w:rPr>
+              <w:rFonts w:asciiTheme="minorHAnsi" w:hAnsiTheme="minorHAnsi"/>
               <w:noProof/>
+              <w:kern w:val="2"/>
+              <w:szCs w:val="24"/>
+              <w:lang w:val="es-ES" w:eastAsia="es-ES"/>
+              <w14:ligatures w14:val="standardContextual"/>
             </w:rPr>
           </w:pPr>
-          <w:hyperlink w:anchor="_Toc241767903" w:history="1">
+          <w:hyperlink w:anchor="_Toc241961913" w:history="1">
             <w:r>
               <w:rPr>
                 <w:rStyle w:val="Hipervnculo"/>
@@ -1222,7 +1394,7 @@
                 <w:noProof/>
                 <w:webHidden/>
               </w:rPr>
-              <w:instrText xml:space="preserve"> PAGEREF _Toc241767903 \h </w:instrText>
+              <w:instrText xml:space="preserve"> PAGEREF _Toc241961913 \h </w:instrText>
             </w:r>
             <w:r>
               <w:rPr>
@@ -1259,12 +1431,16 @@
             <w:tabs>
               <w:tab w:val="right" w:leader="dot" w:pos="9736"/>
             </w:tabs>
-            <w:spacing w:before="0" w:after="120" w:line="276" w:lineRule="auto"/>
             <w:rPr>
+              <w:rFonts w:asciiTheme="minorHAnsi" w:hAnsiTheme="minorHAnsi"/>
               <w:noProof/>
+              <w:kern w:val="2"/>
+              <w:szCs w:val="24"/>
+              <w:lang w:val="es-ES" w:eastAsia="es-ES"/>
+              <w14:ligatures w14:val="standardContextual"/>
             </w:rPr>
           </w:pPr>
-          <w:hyperlink w:anchor="_Toc241767904" w:history="1">
+          <w:hyperlink w:anchor="_Toc241961914" w:history="1">
             <w:r>
               <w:rPr>
                 <w:rStyle w:val="Hipervnculo"/>
@@ -1292,7 +1468,7 @@
                 <w:noProof/>
                 <w:webHidden/>
               </w:rPr>
-              <w:instrText xml:space="preserve"> PAGEREF _Toc241767904 \h </w:instrText>
+              <w:instrText xml:space="preserve"> PAGEREF _Toc241961914 \h </w:instrText>
             </w:r>
             <w:r>
               <w:rPr>
@@ -1329,12 +1505,16 @@
             <w:tabs>
               <w:tab w:val="right" w:leader="dot" w:pos="9736"/>
             </w:tabs>
-            <w:spacing w:before="0" w:after="120" w:line="276" w:lineRule="auto"/>
             <w:rPr>
+              <w:rFonts w:asciiTheme="minorHAnsi" w:hAnsiTheme="minorHAnsi"/>
               <w:noProof/>
+              <w:kern w:val="2"/>
+              <w:szCs w:val="24"/>
+              <w:lang w:val="es-ES" w:eastAsia="es-ES"/>
+              <w14:ligatures w14:val="standardContextual"/>
             </w:rPr>
           </w:pPr>
-          <w:hyperlink w:anchor="_Toc241767905" w:history="1">
+          <w:hyperlink w:anchor="_Toc241961915" w:history="1">
             <w:r>
               <w:rPr>
                 <w:rStyle w:val="Hipervnculo"/>
@@ -1362,7 +1542,7 @@
                 <w:noProof/>
                 <w:webHidden/>
               </w:rPr>
-              <w:instrText xml:space="preserve"> PAGEREF _Toc241767905 \h </w:instrText>
+              <w:instrText xml:space="preserve"> PAGEREF _Toc241961915 \h </w:instrText>
             </w:r>
             <w:r>
               <w:rPr>
@@ -1399,12 +1579,16 @@
             <w:tabs>
               <w:tab w:val="right" w:leader="dot" w:pos="9736"/>
             </w:tabs>
-            <w:spacing w:before="0" w:after="120" w:line="276" w:lineRule="auto"/>
             <w:rPr>
+              <w:rFonts w:asciiTheme="minorHAnsi" w:hAnsiTheme="minorHAnsi"/>
               <w:noProof/>
+              <w:kern w:val="2"/>
+              <w:szCs w:val="24"/>
+              <w:lang w:val="es-ES" w:eastAsia="es-ES"/>
+              <w14:ligatures w14:val="standardContextual"/>
             </w:rPr>
           </w:pPr>
-          <w:hyperlink w:anchor="_Toc241767906" w:history="1">
+          <w:hyperlink w:anchor="_Toc241961916" w:history="1">
             <w:r>
               <w:rPr>
                 <w:rStyle w:val="Hipervnculo"/>
@@ -1433,7 +1617,7 @@
                 <w:noProof/>
                 <w:webHidden/>
               </w:rPr>
-              <w:instrText xml:space="preserve"> PAGEREF _Toc241767906 \h </w:instrText>
+              <w:instrText xml:space="preserve"> PAGEREF _Toc241961916 \h </w:instrText>
             </w:r>
             <w:r>
               <w:rPr>
@@ -1470,12 +1654,16 @@
             <w:tabs>
               <w:tab w:val="right" w:leader="dot" w:pos="9736"/>
             </w:tabs>
-            <w:spacing w:before="0" w:after="120" w:line="276" w:lineRule="auto"/>
             <w:rPr>
+              <w:rFonts w:asciiTheme="minorHAnsi" w:hAnsiTheme="minorHAnsi"/>
               <w:noProof/>
+              <w:kern w:val="2"/>
+              <w:szCs w:val="24"/>
+              <w:lang w:val="es-ES" w:eastAsia="es-ES"/>
+              <w14:ligatures w14:val="standardContextual"/>
             </w:rPr>
           </w:pPr>
-          <w:hyperlink w:anchor="_Toc241767907" w:history="1">
+          <w:hyperlink w:anchor="_Toc241961917" w:history="1">
             <w:r>
               <w:rPr>
                 <w:rStyle w:val="Hipervnculo"/>
@@ -1504,7 +1692,7 @@
                 <w:noProof/>
                 <w:webHidden/>
               </w:rPr>
-              <w:instrText xml:space="preserve"> PAGEREF _Toc241767907 \h </w:instrText>
+              <w:instrText xml:space="preserve"> PAGEREF _Toc241961917 \h </w:instrText>
             </w:r>
             <w:r>
               <w:rPr>
@@ -1541,12 +1729,16 @@
             <w:tabs>
               <w:tab w:val="right" w:leader="dot" w:pos="9736"/>
             </w:tabs>
-            <w:spacing w:before="0" w:after="120" w:line="276" w:lineRule="auto"/>
             <w:rPr>
+              <w:rFonts w:asciiTheme="minorHAnsi" w:hAnsiTheme="minorHAnsi"/>
               <w:noProof/>
+              <w:kern w:val="2"/>
+              <w:szCs w:val="24"/>
+              <w:lang w:val="es-ES" w:eastAsia="es-ES"/>
+              <w14:ligatures w14:val="standardContextual"/>
             </w:rPr>
           </w:pPr>
-          <w:hyperlink w:anchor="_Toc241767908" w:history="1">
+          <w:hyperlink w:anchor="_Toc241961918" w:history="1">
             <w:r>
               <w:rPr>
                 <w:rStyle w:val="Hipervnculo"/>
@@ -1575,7 +1767,7 @@
                 <w:noProof/>
                 <w:webHidden/>
               </w:rPr>
-              <w:instrText xml:space="preserve"> PAGEREF _Toc241767908 \h </w:instrText>
+              <w:instrText xml:space="preserve"> PAGEREF _Toc241961918 \h </w:instrText>
             </w:r>
             <w:r>
               <w:rPr>
@@ -1612,12 +1804,16 @@
             <w:tabs>
               <w:tab w:val="right" w:leader="dot" w:pos="9736"/>
             </w:tabs>
-            <w:spacing w:before="0" w:after="120" w:line="276" w:lineRule="auto"/>
             <w:rPr>
+              <w:rFonts w:asciiTheme="minorHAnsi" w:hAnsiTheme="minorHAnsi"/>
               <w:noProof/>
+              <w:kern w:val="2"/>
+              <w:szCs w:val="24"/>
+              <w:lang w:val="es-ES" w:eastAsia="es-ES"/>
+              <w14:ligatures w14:val="standardContextual"/>
             </w:rPr>
           </w:pPr>
-          <w:hyperlink w:anchor="_Toc241767909" w:history="1">
+          <w:hyperlink w:anchor="_Toc241961919" w:history="1">
             <w:r>
               <w:rPr>
                 <w:rStyle w:val="Hipervnculo"/>
@@ -1646,7 +1842,7 @@
                 <w:noProof/>
                 <w:webHidden/>
               </w:rPr>
-              <w:instrText xml:space="preserve"> PAGEREF _Toc241767909 \h </w:instrText>
+              <w:instrText xml:space="preserve"> PAGEREF _Toc241961919 \h </w:instrText>
             </w:r>
             <w:r>
               <w:rPr>
@@ -1683,12 +1879,16 @@
             <w:tabs>
               <w:tab w:val="right" w:leader="dot" w:pos="9736"/>
             </w:tabs>
-            <w:spacing w:before="0" w:after="120" w:line="276" w:lineRule="auto"/>
             <w:rPr>
+              <w:rFonts w:asciiTheme="minorHAnsi" w:hAnsiTheme="minorHAnsi"/>
               <w:noProof/>
+              <w:kern w:val="2"/>
+              <w:szCs w:val="24"/>
+              <w:lang w:val="es-ES" w:eastAsia="es-ES"/>
+              <w14:ligatures w14:val="standardContextual"/>
             </w:rPr>
           </w:pPr>
-          <w:hyperlink w:anchor="_Toc241767910" w:history="1">
+          <w:hyperlink w:anchor="_Toc241961920" w:history="1">
             <w:r>
               <w:rPr>
                 <w:rStyle w:val="Hipervnculo"/>
@@ -1717,7 +1917,7 @@
                 <w:noProof/>
                 <w:webHidden/>
               </w:rPr>
-              <w:instrText xml:space="preserve"> PAGEREF _Toc241767910 \h </w:instrText>
+              <w:instrText xml:space="preserve"> PAGEREF _Toc241961920 \h </w:instrText>
             </w:r>
             <w:r>
               <w:rPr>
@@ -1754,12 +1954,16 @@
             <w:tabs>
               <w:tab w:val="right" w:leader="dot" w:pos="9736"/>
             </w:tabs>
-            <w:spacing w:before="0" w:after="120" w:line="276" w:lineRule="auto"/>
             <w:rPr>
+              <w:rFonts w:asciiTheme="minorHAnsi" w:hAnsiTheme="minorHAnsi"/>
               <w:noProof/>
+              <w:kern w:val="2"/>
+              <w:szCs w:val="24"/>
+              <w:lang w:val="es-ES" w:eastAsia="es-ES"/>
+              <w14:ligatures w14:val="standardContextual"/>
             </w:rPr>
           </w:pPr>
-          <w:hyperlink w:anchor="_Toc241767911" w:history="1">
+          <w:hyperlink w:anchor="_Toc241961921" w:history="1">
             <w:r>
               <w:rPr>
                 <w:rStyle w:val="Hipervnculo"/>
@@ -1788,7 +1992,7 @@
                 <w:noProof/>
                 <w:webHidden/>
               </w:rPr>
-              <w:instrText xml:space="preserve"> PAGEREF _Toc241767911 \h </w:instrText>
+              <w:instrText xml:space="preserve"> PAGEREF _Toc241961921 \h </w:instrText>
             </w:r>
             <w:r>
               <w:rPr>
@@ -1825,12 +2029,16 @@
             <w:tabs>
               <w:tab w:val="right" w:leader="dot" w:pos="9736"/>
             </w:tabs>
-            <w:spacing w:before="0" w:after="120" w:line="276" w:lineRule="auto"/>
             <w:rPr>
+              <w:rFonts w:asciiTheme="minorHAnsi" w:hAnsiTheme="minorHAnsi"/>
               <w:noProof/>
+              <w:kern w:val="2"/>
+              <w:szCs w:val="24"/>
+              <w:lang w:val="es-ES" w:eastAsia="es-ES"/>
+              <w14:ligatures w14:val="standardContextual"/>
             </w:rPr>
           </w:pPr>
-          <w:hyperlink w:anchor="_Toc241767912" w:history="1">
+          <w:hyperlink w:anchor="_Toc241961922" w:history="1">
             <w:r>
               <w:rPr>
                 <w:rStyle w:val="Hipervnculo"/>
@@ -1859,7 +2067,7 @@
                 <w:noProof/>
                 <w:webHidden/>
               </w:rPr>
-              <w:instrText xml:space="preserve"> PAGEREF _Toc241767912 \h </w:instrText>
+              <w:instrText xml:space="preserve"> PAGEREF _Toc241961922 \h </w:instrText>
             </w:r>
             <w:r>
               <w:rPr>
@@ -1896,12 +2104,16 @@
             <w:tabs>
               <w:tab w:val="right" w:leader="dot" w:pos="9736"/>
             </w:tabs>
-            <w:spacing w:before="0" w:after="120" w:line="276" w:lineRule="auto"/>
             <w:rPr>
+              <w:rFonts w:asciiTheme="minorHAnsi" w:hAnsiTheme="minorHAnsi"/>
               <w:noProof/>
+              <w:kern w:val="2"/>
+              <w:szCs w:val="24"/>
+              <w:lang w:val="es-ES" w:eastAsia="es-ES"/>
+              <w14:ligatures w14:val="standardContextual"/>
             </w:rPr>
           </w:pPr>
-          <w:hyperlink w:anchor="_Toc241767913" w:history="1">
+          <w:hyperlink w:anchor="_Toc241961923" w:history="1">
             <w:r>
               <w:rPr>
                 <w:rStyle w:val="Hipervnculo"/>
@@ -1929,7 +2141,7 @@
                 <w:noProof/>
                 <w:webHidden/>
               </w:rPr>
-              <w:instrText xml:space="preserve"> PAGEREF _Toc241767913 \h </w:instrText>
+              <w:instrText xml:space="preserve"> PAGEREF _Toc241961923 \h </w:instrText>
             </w:r>
             <w:r>
               <w:rPr>
@@ -1966,12 +2178,16 @@
             <w:tabs>
               <w:tab w:val="right" w:leader="dot" w:pos="9736"/>
             </w:tabs>
-            <w:spacing w:before="0" w:after="120" w:line="276" w:lineRule="auto"/>
             <w:rPr>
+              <w:rFonts w:asciiTheme="minorHAnsi" w:hAnsiTheme="minorHAnsi"/>
               <w:noProof/>
+              <w:kern w:val="2"/>
+              <w:szCs w:val="24"/>
+              <w:lang w:val="es-ES" w:eastAsia="es-ES"/>
+              <w14:ligatures w14:val="standardContextual"/>
             </w:rPr>
           </w:pPr>
-          <w:hyperlink w:anchor="_Toc241767914" w:history="1">
+          <w:hyperlink w:anchor="_Toc241961924" w:history="1">
             <w:r>
               <w:rPr>
                 <w:rStyle w:val="Hipervnculo"/>
@@ -2000,7 +2216,7 @@
                 <w:noProof/>
                 <w:webHidden/>
               </w:rPr>
-              <w:instrText xml:space="preserve"> PAGEREF _Toc241767914 \h </w:instrText>
+              <w:instrText xml:space="preserve"> PAGEREF _Toc241961924 \h </w:instrText>
             </w:r>
             <w:r>
               <w:rPr>
@@ -2037,12 +2253,16 @@
             <w:tabs>
               <w:tab w:val="right" w:leader="dot" w:pos="9736"/>
             </w:tabs>
-            <w:spacing w:before="0" w:after="120" w:line="276" w:lineRule="auto"/>
             <w:rPr>
+              <w:rFonts w:asciiTheme="minorHAnsi" w:hAnsiTheme="minorHAnsi"/>
               <w:noProof/>
+              <w:kern w:val="2"/>
+              <w:szCs w:val="24"/>
+              <w:lang w:val="es-ES" w:eastAsia="es-ES"/>
+              <w14:ligatures w14:val="standardContextual"/>
             </w:rPr>
           </w:pPr>
-          <w:hyperlink w:anchor="_Toc241767915" w:history="1">
+          <w:hyperlink w:anchor="_Toc241961925" w:history="1">
             <w:r>
               <w:rPr>
                 <w:rStyle w:val="Hipervnculo"/>
@@ -2070,7 +2290,7 @@
                 <w:noProof/>
                 <w:webHidden/>
               </w:rPr>
-              <w:instrText xml:space="preserve"> PAGEREF _Toc241767915 \h </w:instrText>
+              <w:instrText xml:space="preserve"> PAGEREF _Toc241961925 \h </w:instrText>
             </w:r>
             <w:r>
               <w:rPr>
@@ -2107,12 +2327,16 @@
             <w:tabs>
               <w:tab w:val="right" w:leader="dot" w:pos="9736"/>
             </w:tabs>
-            <w:spacing w:before="0" w:after="120" w:line="276" w:lineRule="auto"/>
             <w:rPr>
+              <w:rFonts w:asciiTheme="minorHAnsi" w:hAnsiTheme="minorHAnsi"/>
               <w:noProof/>
+              <w:kern w:val="2"/>
+              <w:szCs w:val="24"/>
+              <w:lang w:val="es-ES" w:eastAsia="es-ES"/>
+              <w14:ligatures w14:val="standardContextual"/>
             </w:rPr>
           </w:pPr>
-          <w:hyperlink w:anchor="_Toc241767916" w:history="1">
+          <w:hyperlink w:anchor="_Toc241961926" w:history="1">
             <w:r>
               <w:rPr>
                 <w:rStyle w:val="Hipervnculo"/>
@@ -2141,7 +2365,7 @@
                 <w:noProof/>
                 <w:webHidden/>
               </w:rPr>
-              <w:instrText xml:space="preserve"> PAGEREF _Toc241767916 \h </w:instrText>
+              <w:instrText xml:space="preserve"> PAGEREF _Toc241961926 \h </w:instrText>
             </w:r>
             <w:r>
               <w:rPr>
@@ -2178,12 +2402,16 @@
             <w:tabs>
               <w:tab w:val="right" w:leader="dot" w:pos="9736"/>
             </w:tabs>
-            <w:spacing w:before="0" w:after="120" w:line="276" w:lineRule="auto"/>
             <w:rPr>
+              <w:rFonts w:asciiTheme="minorHAnsi" w:hAnsiTheme="minorHAnsi"/>
               <w:noProof/>
+              <w:kern w:val="2"/>
+              <w:szCs w:val="24"/>
+              <w:lang w:val="es-ES" w:eastAsia="es-ES"/>
+              <w14:ligatures w14:val="standardContextual"/>
             </w:rPr>
           </w:pPr>
-          <w:hyperlink w:anchor="_Toc241767917" w:history="1">
+          <w:hyperlink w:anchor="_Toc241961927" w:history="1">
             <w:r>
               <w:rPr>
                 <w:rStyle w:val="Hipervnculo"/>
@@ -2212,7 +2440,7 @@
                 <w:noProof/>
                 <w:webHidden/>
               </w:rPr>
-              <w:instrText xml:space="preserve"> PAGEREF _Toc241767917 \h </w:instrText>
+              <w:instrText xml:space="preserve"> PAGEREF _Toc241961927 \h </w:instrText>
             </w:r>
             <w:r>
               <w:rPr>
@@ -2249,12 +2477,16 @@
             <w:tabs>
               <w:tab w:val="right" w:leader="dot" w:pos="9736"/>
             </w:tabs>
-            <w:spacing w:before="0" w:after="120" w:line="276" w:lineRule="auto"/>
             <w:rPr>
+              <w:rFonts w:asciiTheme="minorHAnsi" w:hAnsiTheme="minorHAnsi"/>
               <w:noProof/>
+              <w:kern w:val="2"/>
+              <w:szCs w:val="24"/>
+              <w:lang w:val="es-ES" w:eastAsia="es-ES"/>
+              <w14:ligatures w14:val="standardContextual"/>
             </w:rPr>
           </w:pPr>
-          <w:hyperlink w:anchor="_Toc241767918" w:history="1">
+          <w:hyperlink w:anchor="_Toc241961928" w:history="1">
             <w:r>
               <w:rPr>
                 <w:rStyle w:val="Hipervnculo"/>
@@ -2283,7 +2515,7 @@
                 <w:noProof/>
                 <w:webHidden/>
               </w:rPr>
-              <w:instrText xml:space="preserve"> PAGEREF _Toc241767918 \h </w:instrText>
+              <w:instrText xml:space="preserve"> PAGEREF _Toc241961928 \h </w:instrText>
             </w:r>
             <w:r>
               <w:rPr>
@@ -2320,12 +2552,16 @@
             <w:tabs>
               <w:tab w:val="right" w:leader="dot" w:pos="9736"/>
             </w:tabs>
-            <w:spacing w:before="0" w:after="120" w:line="276" w:lineRule="auto"/>
             <w:rPr>
+              <w:rFonts w:asciiTheme="minorHAnsi" w:hAnsiTheme="minorHAnsi"/>
               <w:noProof/>
+              <w:kern w:val="2"/>
+              <w:szCs w:val="24"/>
+              <w:lang w:val="es-ES" w:eastAsia="es-ES"/>
+              <w14:ligatures w14:val="standardContextual"/>
             </w:rPr>
           </w:pPr>
-          <w:hyperlink w:anchor="_Toc241767919" w:history="1">
+          <w:hyperlink w:anchor="_Toc241961929" w:history="1">
             <w:r>
               <w:rPr>
                 <w:rStyle w:val="Hipervnculo"/>
@@ -2354,7 +2590,7 @@
                 <w:noProof/>
                 <w:webHidden/>
               </w:rPr>
-              <w:instrText xml:space="preserve"> PAGEREF _Toc241767919 \h </w:instrText>
+              <w:instrText xml:space="preserve"> PAGEREF _Toc241961929 \h </w:instrText>
             </w:r>
             <w:r>
               <w:rPr>
@@ -2391,12 +2627,16 @@
             <w:tabs>
               <w:tab w:val="right" w:leader="dot" w:pos="9736"/>
             </w:tabs>
-            <w:spacing w:before="0" w:after="120" w:line="276" w:lineRule="auto"/>
             <w:rPr>
+              <w:rFonts w:asciiTheme="minorHAnsi" w:hAnsiTheme="minorHAnsi"/>
               <w:noProof/>
+              <w:kern w:val="2"/>
+              <w:szCs w:val="24"/>
+              <w:lang w:val="es-ES" w:eastAsia="es-ES"/>
+              <w14:ligatures w14:val="standardContextual"/>
             </w:rPr>
           </w:pPr>
-          <w:hyperlink w:anchor="_Toc241767920" w:history="1">
+          <w:hyperlink w:anchor="_Toc241961930" w:history="1">
             <w:r>
               <w:rPr>
                 <w:rStyle w:val="Hipervnculo"/>
@@ -2424,7 +2664,7 @@
                 <w:noProof/>
                 <w:webHidden/>
               </w:rPr>
-              <w:instrText xml:space="preserve"> PAGEREF _Toc241767920 \h </w:instrText>
+              <w:instrText xml:space="preserve"> PAGEREF _Toc241961930 \h </w:instrText>
             </w:r>
             <w:r>
               <w:rPr>
@@ -2461,12 +2701,16 @@
             <w:tabs>
               <w:tab w:val="right" w:leader="dot" w:pos="9736"/>
             </w:tabs>
-            <w:spacing w:before="0" w:after="120" w:line="276" w:lineRule="auto"/>
             <w:rPr>
+              <w:rFonts w:asciiTheme="minorHAnsi" w:hAnsiTheme="minorHAnsi"/>
               <w:noProof/>
+              <w:kern w:val="2"/>
+              <w:szCs w:val="24"/>
+              <w:lang w:val="es-ES" w:eastAsia="es-ES"/>
+              <w14:ligatures w14:val="standardContextual"/>
             </w:rPr>
           </w:pPr>
-          <w:hyperlink w:anchor="_Toc241767921" w:history="1">
+          <w:hyperlink w:anchor="_Toc241961931" w:history="1">
             <w:r>
               <w:rPr>
                 <w:rStyle w:val="Hipervnculo"/>
@@ -2495,7 +2739,7 @@
                 <w:noProof/>
                 <w:webHidden/>
               </w:rPr>
-              <w:instrText xml:space="preserve"> PAGEREF _Toc241767921 \h </w:instrText>
+              <w:instrText xml:space="preserve"> PAGEREF _Toc241961931 \h </w:instrText>
             </w:r>
             <w:r>
               <w:rPr>
@@ -2515,7 +2759,7 @@
                 <w:noProof/>
                 <w:webHidden/>
               </w:rPr>
-              <w:t>23</w:t>
+              <w:t>24</w:t>
             </w:r>
             <w:r>
               <w:rPr>
@@ -2532,12 +2776,16 @@
             <w:tabs>
               <w:tab w:val="right" w:leader="dot" w:pos="9736"/>
             </w:tabs>
-            <w:spacing w:before="0" w:after="120" w:line="276" w:lineRule="auto"/>
             <w:rPr>
+              <w:rFonts w:asciiTheme="minorHAnsi" w:hAnsiTheme="minorHAnsi"/>
               <w:noProof/>
+              <w:kern w:val="2"/>
+              <w:szCs w:val="24"/>
+              <w:lang w:val="es-ES" w:eastAsia="es-ES"/>
+              <w14:ligatures w14:val="standardContextual"/>
             </w:rPr>
           </w:pPr>
-          <w:hyperlink w:anchor="_Toc241767922" w:history="1">
+          <w:hyperlink w:anchor="_Toc241961932" w:history="1">
             <w:r>
               <w:rPr>
                 <w:rStyle w:val="Hipervnculo"/>
@@ -2566,7 +2814,7 @@
                 <w:noProof/>
                 <w:webHidden/>
               </w:rPr>
-              <w:instrText xml:space="preserve"> PAGEREF _Toc241767922 \h </w:instrText>
+              <w:instrText xml:space="preserve"> PAGEREF _Toc241961932 \h </w:instrText>
             </w:r>
             <w:r>
               <w:rPr>
@@ -2586,7 +2834,7 @@
                 <w:noProof/>
                 <w:webHidden/>
               </w:rPr>
-              <w:t>24</w:t>
+              <w:t>25</w:t>
             </w:r>
             <w:r>
               <w:rPr>
@@ -2603,12 +2851,16 @@
             <w:tabs>
               <w:tab w:val="right" w:leader="dot" w:pos="9736"/>
             </w:tabs>
-            <w:spacing w:before="0" w:after="120" w:line="276" w:lineRule="auto"/>
             <w:rPr>
+              <w:rFonts w:asciiTheme="minorHAnsi" w:hAnsiTheme="minorHAnsi"/>
               <w:noProof/>
+              <w:kern w:val="2"/>
+              <w:szCs w:val="24"/>
+              <w:lang w:val="es-ES" w:eastAsia="es-ES"/>
+              <w14:ligatures w14:val="standardContextual"/>
             </w:rPr>
           </w:pPr>
-          <w:hyperlink w:anchor="_Toc241767923" w:history="1">
+          <w:hyperlink w:anchor="_Toc241961933" w:history="1">
             <w:r>
               <w:rPr>
                 <w:rStyle w:val="Hipervnculo"/>
@@ -2637,7 +2889,7 @@
                 <w:noProof/>
                 <w:webHidden/>
               </w:rPr>
-              <w:instrText xml:space="preserve"> PAGEREF _Toc241767923 \h </w:instrText>
+              <w:instrText xml:space="preserve"> PAGEREF _Toc241961933 \h </w:instrText>
             </w:r>
             <w:r>
               <w:rPr>
@@ -2657,7 +2909,7 @@
                 <w:noProof/>
                 <w:webHidden/>
               </w:rPr>
-              <w:t>27</w:t>
+              <w:t>28</w:t>
             </w:r>
             <w:r>
               <w:rPr>
@@ -2674,12 +2926,16 @@
             <w:tabs>
               <w:tab w:val="right" w:leader="dot" w:pos="9736"/>
             </w:tabs>
-            <w:spacing w:before="0" w:after="120" w:line="276" w:lineRule="auto"/>
             <w:rPr>
+              <w:rFonts w:asciiTheme="minorHAnsi" w:hAnsiTheme="minorHAnsi"/>
               <w:noProof/>
+              <w:kern w:val="2"/>
+              <w:szCs w:val="24"/>
+              <w:lang w:val="es-ES" w:eastAsia="es-ES"/>
+              <w14:ligatures w14:val="standardContextual"/>
             </w:rPr>
           </w:pPr>
-          <w:hyperlink w:anchor="_Toc241767924" w:history="1">
+          <w:hyperlink w:anchor="_Toc241961934" w:history="1">
             <w:r>
               <w:rPr>
                 <w:rStyle w:val="Hipervnculo"/>
@@ -2708,7 +2964,7 @@
                 <w:noProof/>
                 <w:webHidden/>
               </w:rPr>
-              <w:instrText xml:space="preserve"> PAGEREF _Toc241767924 \h </w:instrText>
+              <w:instrText xml:space="preserve"> PAGEREF _Toc241961934 \h </w:instrText>
             </w:r>
             <w:r>
               <w:rPr>
@@ -2728,7 +2984,7 @@
                 <w:noProof/>
                 <w:webHidden/>
               </w:rPr>
-              <w:t>27</w:t>
+              <w:t>28</w:t>
             </w:r>
             <w:r>
               <w:rPr>
@@ -2745,12 +3001,16 @@
             <w:tabs>
               <w:tab w:val="right" w:leader="dot" w:pos="9736"/>
             </w:tabs>
-            <w:spacing w:before="0" w:after="120" w:line="276" w:lineRule="auto"/>
             <w:rPr>
+              <w:rFonts w:asciiTheme="minorHAnsi" w:hAnsiTheme="minorHAnsi"/>
               <w:noProof/>
+              <w:kern w:val="2"/>
+              <w:szCs w:val="24"/>
+              <w:lang w:val="es-ES" w:eastAsia="es-ES"/>
+              <w14:ligatures w14:val="standardContextual"/>
             </w:rPr>
           </w:pPr>
-          <w:hyperlink w:anchor="_Toc241767925" w:history="1">
+          <w:hyperlink w:anchor="_Toc241961935" w:history="1">
             <w:r>
               <w:rPr>
                 <w:rStyle w:val="Hipervnculo"/>
@@ -2779,7 +3039,7 @@
                 <w:noProof/>
                 <w:webHidden/>
               </w:rPr>
-              <w:instrText xml:space="preserve"> PAGEREF _Toc241767925 \h </w:instrText>
+              <w:instrText xml:space="preserve"> PAGEREF _Toc241961935 \h </w:instrText>
             </w:r>
             <w:r>
               <w:rPr>
@@ -2799,7 +3059,7 @@
                 <w:noProof/>
                 <w:webHidden/>
               </w:rPr>
-              <w:t>27</w:t>
+              <w:t>28</w:t>
             </w:r>
             <w:r>
               <w:rPr>
@@ -2816,12 +3076,16 @@
             <w:tabs>
               <w:tab w:val="right" w:leader="dot" w:pos="9736"/>
             </w:tabs>
-            <w:spacing w:before="0" w:after="120" w:line="276" w:lineRule="auto"/>
             <w:rPr>
+              <w:rFonts w:asciiTheme="minorHAnsi" w:hAnsiTheme="minorHAnsi"/>
               <w:noProof/>
+              <w:kern w:val="2"/>
+              <w:szCs w:val="24"/>
+              <w:lang w:val="es-ES" w:eastAsia="es-ES"/>
+              <w14:ligatures w14:val="standardContextual"/>
             </w:rPr>
           </w:pPr>
-          <w:hyperlink w:anchor="_Toc241767926" w:history="1">
+          <w:hyperlink w:anchor="_Toc241961936" w:history="1">
             <w:r>
               <w:rPr>
                 <w:rStyle w:val="Hipervnculo"/>
@@ -2850,7 +3114,7 @@
                 <w:noProof/>
                 <w:webHidden/>
               </w:rPr>
-              <w:instrText xml:space="preserve"> PAGEREF _Toc241767926 \h </w:instrText>
+              <w:instrText xml:space="preserve"> PAGEREF _Toc241961936 \h </w:instrText>
             </w:r>
             <w:r>
               <w:rPr>
@@ -2870,7 +3134,7 @@
                 <w:noProof/>
                 <w:webHidden/>
               </w:rPr>
-              <w:t>28</w:t>
+              <w:t>29</w:t>
             </w:r>
             <w:r>
               <w:rPr>
@@ -2887,12 +3151,16 @@
             <w:tabs>
               <w:tab w:val="right" w:leader="dot" w:pos="9736"/>
             </w:tabs>
-            <w:spacing w:before="0" w:after="120" w:line="276" w:lineRule="auto"/>
             <w:rPr>
+              <w:rFonts w:asciiTheme="minorHAnsi" w:hAnsiTheme="minorHAnsi"/>
               <w:noProof/>
+              <w:kern w:val="2"/>
+              <w:szCs w:val="24"/>
+              <w:lang w:val="es-ES" w:eastAsia="es-ES"/>
+              <w14:ligatures w14:val="standardContextual"/>
             </w:rPr>
           </w:pPr>
-          <w:hyperlink w:anchor="_Toc241767927" w:history="1">
+          <w:hyperlink w:anchor="_Toc241961937" w:history="1">
             <w:r>
               <w:rPr>
                 <w:rStyle w:val="Hipervnculo"/>
@@ -2921,7 +3189,7 @@
                 <w:noProof/>
                 <w:webHidden/>
               </w:rPr>
-              <w:instrText xml:space="preserve"> PAGEREF _Toc241767927 \h </w:instrText>
+              <w:instrText xml:space="preserve"> PAGEREF _Toc241961937 \h </w:instrText>
             </w:r>
             <w:r>
               <w:rPr>
@@ -2941,7 +3209,7 @@
                 <w:noProof/>
                 <w:webHidden/>
               </w:rPr>
-              <w:t>28</w:t>
+              <w:t>29</w:t>
             </w:r>
             <w:r>
               <w:rPr>
@@ -2958,12 +3226,16 @@
             <w:tabs>
               <w:tab w:val="right" w:leader="dot" w:pos="9736"/>
             </w:tabs>
-            <w:spacing w:before="0" w:after="120" w:line="276" w:lineRule="auto"/>
             <w:rPr>
+              <w:rFonts w:asciiTheme="minorHAnsi" w:hAnsiTheme="minorHAnsi"/>
               <w:noProof/>
+              <w:kern w:val="2"/>
+              <w:szCs w:val="24"/>
+              <w:lang w:val="es-ES" w:eastAsia="es-ES"/>
+              <w14:ligatures w14:val="standardContextual"/>
             </w:rPr>
           </w:pPr>
-          <w:hyperlink w:anchor="_Toc241767928" w:history="1">
+          <w:hyperlink w:anchor="_Toc241961938" w:history="1">
             <w:r>
               <w:rPr>
                 <w:rStyle w:val="Hipervnculo"/>
@@ -2992,7 +3264,7 @@
                 <w:noProof/>
                 <w:webHidden/>
               </w:rPr>
-              <w:instrText xml:space="preserve"> PAGEREF _Toc241767928 \h </w:instrText>
+              <w:instrText xml:space="preserve"> PAGEREF _Toc241961938 \h </w:instrText>
             </w:r>
             <w:r>
               <w:rPr>
@@ -3012,7 +3284,7 @@
                 <w:noProof/>
                 <w:webHidden/>
               </w:rPr>
-              <w:t>29</w:t>
+              <w:t>30</w:t>
             </w:r>
             <w:r>
               <w:rPr>
@@ -3029,12 +3301,16 @@
             <w:tabs>
               <w:tab w:val="right" w:leader="dot" w:pos="9736"/>
             </w:tabs>
-            <w:spacing w:before="0" w:after="120" w:line="276" w:lineRule="auto"/>
             <w:rPr>
+              <w:rFonts w:asciiTheme="minorHAnsi" w:hAnsiTheme="minorHAnsi"/>
               <w:noProof/>
+              <w:kern w:val="2"/>
+              <w:szCs w:val="24"/>
+              <w:lang w:val="es-ES" w:eastAsia="es-ES"/>
+              <w14:ligatures w14:val="standardContextual"/>
             </w:rPr>
           </w:pPr>
-          <w:hyperlink w:anchor="_Toc241767929" w:history="1">
+          <w:hyperlink w:anchor="_Toc241961939" w:history="1">
             <w:r>
               <w:rPr>
                 <w:rStyle w:val="Hipervnculo"/>
@@ -3062,7 +3338,7 @@
                 <w:noProof/>
                 <w:webHidden/>
               </w:rPr>
-              <w:instrText xml:space="preserve"> PAGEREF _Toc241767929 \h </w:instrText>
+              <w:instrText xml:space="preserve"> PAGEREF _Toc241961939 \h </w:instrText>
             </w:r>
             <w:r>
               <w:rPr>
@@ -3082,7 +3358,7 @@
                 <w:noProof/>
                 <w:webHidden/>
               </w:rPr>
-              <w:t>30</w:t>
+              <w:t>31</w:t>
             </w:r>
             <w:r>
               <w:rPr>
@@ -3099,12 +3375,16 @@
             <w:tabs>
               <w:tab w:val="right" w:leader="dot" w:pos="9736"/>
             </w:tabs>
-            <w:spacing w:before="0" w:after="120" w:line="276" w:lineRule="auto"/>
             <w:rPr>
+              <w:rFonts w:asciiTheme="minorHAnsi" w:hAnsiTheme="minorHAnsi"/>
               <w:noProof/>
+              <w:kern w:val="2"/>
+              <w:szCs w:val="24"/>
+              <w:lang w:val="es-ES" w:eastAsia="es-ES"/>
+              <w14:ligatures w14:val="standardContextual"/>
             </w:rPr>
           </w:pPr>
-          <w:hyperlink w:anchor="_Toc241767930" w:history="1">
+          <w:hyperlink w:anchor="_Toc241961940" w:history="1">
             <w:r>
               <w:rPr>
                 <w:rStyle w:val="Hipervnculo"/>
@@ -3132,7 +3412,7 @@
                 <w:noProof/>
                 <w:webHidden/>
               </w:rPr>
-              <w:instrText xml:space="preserve"> PAGEREF _Toc241767930 \h </w:instrText>
+              <w:instrText xml:space="preserve"> PAGEREF _Toc241961940 \h </w:instrText>
             </w:r>
             <w:r>
               <w:rPr>
@@ -3152,7 +3432,7 @@
                 <w:noProof/>
                 <w:webHidden/>
               </w:rPr>
-              <w:t>31</w:t>
+              <w:t>32</w:t>
             </w:r>
             <w:r>
               <w:rPr>
@@ -3169,12 +3449,16 @@
             <w:tabs>
               <w:tab w:val="right" w:leader="dot" w:pos="9736"/>
             </w:tabs>
-            <w:spacing w:before="0" w:after="120" w:line="276" w:lineRule="auto"/>
             <w:rPr>
+              <w:rFonts w:asciiTheme="minorHAnsi" w:hAnsiTheme="minorHAnsi"/>
               <w:noProof/>
+              <w:kern w:val="2"/>
+              <w:szCs w:val="24"/>
+              <w:lang w:val="es-ES" w:eastAsia="es-ES"/>
+              <w14:ligatures w14:val="standardContextual"/>
             </w:rPr>
           </w:pPr>
-          <w:hyperlink w:anchor="_Toc241767931" w:history="1">
+          <w:hyperlink w:anchor="_Toc241961941" w:history="1">
             <w:r>
               <w:rPr>
                 <w:rStyle w:val="Hipervnculo"/>
@@ -3202,7 +3486,7 @@
                 <w:noProof/>
                 <w:webHidden/>
               </w:rPr>
-              <w:instrText xml:space="preserve"> PAGEREF _Toc241767931 \h </w:instrText>
+              <w:instrText xml:space="preserve"> PAGEREF _Toc241961941 \h </w:instrText>
             </w:r>
             <w:r>
               <w:rPr>
@@ -3222,7 +3506,7 @@
                 <w:noProof/>
                 <w:webHidden/>
               </w:rPr>
-              <w:t>31</w:t>
+              <w:t>32</w:t>
             </w:r>
             <w:r>
               <w:rPr>
@@ -3239,12 +3523,16 @@
             <w:tabs>
               <w:tab w:val="right" w:leader="dot" w:pos="9736"/>
             </w:tabs>
-            <w:spacing w:before="0" w:after="120" w:line="276" w:lineRule="auto"/>
             <w:rPr>
+              <w:rFonts w:asciiTheme="minorHAnsi" w:hAnsiTheme="minorHAnsi"/>
               <w:noProof/>
+              <w:kern w:val="2"/>
+              <w:szCs w:val="24"/>
+              <w:lang w:val="es-ES" w:eastAsia="es-ES"/>
+              <w14:ligatures w14:val="standardContextual"/>
             </w:rPr>
           </w:pPr>
-          <w:hyperlink w:anchor="_Toc241767932" w:history="1">
+          <w:hyperlink w:anchor="_Toc241961942" w:history="1">
             <w:r>
               <w:rPr>
                 <w:rStyle w:val="Hipervnculo"/>
@@ -3273,7 +3561,7 @@
                 <w:noProof/>
                 <w:webHidden/>
               </w:rPr>
-              <w:instrText xml:space="preserve"> PAGEREF _Toc241767932 \h </w:instrText>
+              <w:instrText xml:space="preserve"> PAGEREF _Toc241961942 \h </w:instrText>
             </w:r>
             <w:r>
               <w:rPr>
@@ -3293,7 +3581,7 @@
                 <w:noProof/>
                 <w:webHidden/>
               </w:rPr>
-              <w:t>31</w:t>
+              <w:t>32</w:t>
             </w:r>
             <w:r>
               <w:rPr>
@@ -3310,12 +3598,16 @@
             <w:tabs>
               <w:tab w:val="right" w:leader="dot" w:pos="9736"/>
             </w:tabs>
-            <w:spacing w:before="0" w:after="120" w:line="276" w:lineRule="auto"/>
             <w:rPr>
+              <w:rFonts w:asciiTheme="minorHAnsi" w:hAnsiTheme="minorHAnsi"/>
               <w:noProof/>
+              <w:kern w:val="2"/>
+              <w:szCs w:val="24"/>
+              <w:lang w:val="es-ES" w:eastAsia="es-ES"/>
+              <w14:ligatures w14:val="standardContextual"/>
             </w:rPr>
           </w:pPr>
-          <w:hyperlink w:anchor="_Toc241767933" w:history="1">
+          <w:hyperlink w:anchor="_Toc241961943" w:history="1">
             <w:r>
               <w:rPr>
                 <w:rStyle w:val="Hipervnculo"/>
@@ -3344,7 +3636,7 @@
                 <w:noProof/>
                 <w:webHidden/>
               </w:rPr>
-              <w:instrText xml:space="preserve"> PAGEREF _Toc241767933 \h </w:instrText>
+              <w:instrText xml:space="preserve"> PAGEREF _Toc241961943 \h </w:instrText>
             </w:r>
             <w:r>
               <w:rPr>
@@ -3364,7 +3656,7 @@
                 <w:noProof/>
                 <w:webHidden/>
               </w:rPr>
-              <w:t>32</w:t>
+              <w:t>33</w:t>
             </w:r>
             <w:r>
               <w:rPr>
@@ -3381,12 +3673,16 @@
             <w:tabs>
               <w:tab w:val="right" w:leader="dot" w:pos="9736"/>
             </w:tabs>
-            <w:spacing w:before="0" w:after="120" w:line="276" w:lineRule="auto"/>
             <w:rPr>
+              <w:rFonts w:asciiTheme="minorHAnsi" w:hAnsiTheme="minorHAnsi"/>
               <w:noProof/>
+              <w:kern w:val="2"/>
+              <w:szCs w:val="24"/>
+              <w:lang w:val="es-ES" w:eastAsia="es-ES"/>
+              <w14:ligatures w14:val="standardContextual"/>
             </w:rPr>
           </w:pPr>
-          <w:hyperlink w:anchor="_Toc241767934" w:history="1">
+          <w:hyperlink w:anchor="_Toc241961944" w:history="1">
             <w:r>
               <w:rPr>
                 <w:rStyle w:val="Hipervnculo"/>
@@ -3415,7 +3711,7 @@
                 <w:noProof/>
                 <w:webHidden/>
               </w:rPr>
-              <w:instrText xml:space="preserve"> PAGEREF _Toc241767934 \h </w:instrText>
+              <w:instrText xml:space="preserve"> PAGEREF _Toc241961944 \h </w:instrText>
             </w:r>
             <w:r>
               <w:rPr>
@@ -3435,7 +3731,7 @@
                 <w:noProof/>
                 <w:webHidden/>
               </w:rPr>
-              <w:t>33</w:t>
+              <w:t>34</w:t>
             </w:r>
             <w:r>
               <w:rPr>
@@ -3452,12 +3748,16 @@
             <w:tabs>
               <w:tab w:val="right" w:leader="dot" w:pos="9736"/>
             </w:tabs>
-            <w:spacing w:before="0" w:after="120" w:line="276" w:lineRule="auto"/>
             <w:rPr>
+              <w:rFonts w:asciiTheme="minorHAnsi" w:hAnsiTheme="minorHAnsi"/>
               <w:noProof/>
+              <w:kern w:val="2"/>
+              <w:szCs w:val="24"/>
+              <w:lang w:val="es-ES" w:eastAsia="es-ES"/>
+              <w14:ligatures w14:val="standardContextual"/>
             </w:rPr>
           </w:pPr>
-          <w:hyperlink w:anchor="_Toc241767935" w:history="1">
+          <w:hyperlink w:anchor="_Toc241961945" w:history="1">
             <w:r>
               <w:rPr>
                 <w:rStyle w:val="Hipervnculo"/>
@@ -3485,7 +3785,7 @@
                 <w:noProof/>
                 <w:webHidden/>
               </w:rPr>
-              <w:instrText xml:space="preserve"> PAGEREF _Toc241767935 \h </w:instrText>
+              <w:instrText xml:space="preserve"> PAGEREF _Toc241961945 \h </w:instrText>
             </w:r>
             <w:r>
               <w:rPr>
@@ -3505,7 +3805,7 @@
                 <w:noProof/>
                 <w:webHidden/>
               </w:rPr>
-              <w:t>33</w:t>
+              <w:t>34</w:t>
             </w:r>
             <w:r>
               <w:rPr>
@@ -3522,12 +3822,16 @@
             <w:tabs>
               <w:tab w:val="right" w:leader="dot" w:pos="9736"/>
             </w:tabs>
-            <w:spacing w:before="0" w:after="120" w:line="276" w:lineRule="auto"/>
             <w:rPr>
+              <w:rFonts w:asciiTheme="minorHAnsi" w:hAnsiTheme="minorHAnsi"/>
               <w:noProof/>
+              <w:kern w:val="2"/>
+              <w:szCs w:val="24"/>
+              <w:lang w:val="es-ES" w:eastAsia="es-ES"/>
+              <w14:ligatures w14:val="standardContextual"/>
             </w:rPr>
           </w:pPr>
-          <w:hyperlink w:anchor="_Toc241767936" w:history="1">
+          <w:hyperlink w:anchor="_Toc241961946" w:history="1">
             <w:r>
               <w:rPr>
                 <w:rStyle w:val="Hipervnculo"/>
@@ -3556,7 +3860,7 @@
                 <w:noProof/>
                 <w:webHidden/>
               </w:rPr>
-              <w:instrText xml:space="preserve"> PAGEREF _Toc241767936 \h </w:instrText>
+              <w:instrText xml:space="preserve"> PAGEREF _Toc241961946 \h </w:instrText>
             </w:r>
             <w:r>
               <w:rPr>
@@ -3576,7 +3880,7 @@
                 <w:noProof/>
                 <w:webHidden/>
               </w:rPr>
-              <w:t>34</w:t>
+              <w:t>35</w:t>
             </w:r>
             <w:r>
               <w:rPr>
@@ -3593,12 +3897,16 @@
             <w:tabs>
               <w:tab w:val="right" w:leader="dot" w:pos="9736"/>
             </w:tabs>
-            <w:spacing w:before="0" w:after="120" w:line="276" w:lineRule="auto"/>
             <w:rPr>
+              <w:rFonts w:asciiTheme="minorHAnsi" w:hAnsiTheme="minorHAnsi"/>
               <w:noProof/>
+              <w:kern w:val="2"/>
+              <w:szCs w:val="24"/>
+              <w:lang w:val="es-ES" w:eastAsia="es-ES"/>
+              <w14:ligatures w14:val="standardContextual"/>
             </w:rPr>
           </w:pPr>
-          <w:hyperlink w:anchor="_Toc241767937" w:history="1">
+          <w:hyperlink w:anchor="_Toc241961947" w:history="1">
             <w:r>
               <w:rPr>
                 <w:rStyle w:val="Hipervnculo"/>
@@ -3626,7 +3934,7 @@
                 <w:noProof/>
                 <w:webHidden/>
               </w:rPr>
-              <w:instrText xml:space="preserve"> PAGEREF _Toc241767937 \h </w:instrText>
+              <w:instrText xml:space="preserve"> PAGEREF _Toc241961947 \h </w:instrText>
             </w:r>
             <w:r>
               <w:rPr>
@@ -3646,7 +3954,7 @@
                 <w:noProof/>
                 <w:webHidden/>
               </w:rPr>
-              <w:t>35</w:t>
+              <w:t>36</w:t>
             </w:r>
             <w:r>
               <w:rPr>
@@ -3663,12 +3971,16 @@
             <w:tabs>
               <w:tab w:val="right" w:leader="dot" w:pos="9736"/>
             </w:tabs>
-            <w:spacing w:before="0" w:after="120" w:line="276" w:lineRule="auto"/>
             <w:rPr>
+              <w:rFonts w:asciiTheme="minorHAnsi" w:hAnsiTheme="minorHAnsi"/>
               <w:noProof/>
+              <w:kern w:val="2"/>
+              <w:szCs w:val="24"/>
+              <w:lang w:val="es-ES" w:eastAsia="es-ES"/>
+              <w14:ligatures w14:val="standardContextual"/>
             </w:rPr>
           </w:pPr>
-          <w:hyperlink w:anchor="_Toc241767938" w:history="1">
+          <w:hyperlink w:anchor="_Toc241961948" w:history="1">
             <w:r>
               <w:rPr>
                 <w:rStyle w:val="Hipervnculo"/>
@@ -3696,7 +4008,7 @@
                 <w:noProof/>
                 <w:webHidden/>
               </w:rPr>
-              <w:instrText xml:space="preserve"> PAGEREF _Toc241767938 \h </w:instrText>
+              <w:instrText xml:space="preserve"> PAGEREF _Toc241961948 \h </w:instrText>
             </w:r>
             <w:r>
               <w:rPr>
@@ -3716,7 +4028,7 @@
                 <w:noProof/>
                 <w:webHidden/>
               </w:rPr>
-              <w:t>35</w:t>
+              <w:t>36</w:t>
             </w:r>
             <w:r>
               <w:rPr>
@@ -3733,12 +4045,16 @@
             <w:tabs>
               <w:tab w:val="right" w:leader="dot" w:pos="9736"/>
             </w:tabs>
-            <w:spacing w:before="0" w:after="120" w:line="276" w:lineRule="auto"/>
             <w:rPr>
+              <w:rFonts w:asciiTheme="minorHAnsi" w:hAnsiTheme="minorHAnsi"/>
               <w:noProof/>
+              <w:kern w:val="2"/>
+              <w:szCs w:val="24"/>
+              <w:lang w:val="es-ES" w:eastAsia="es-ES"/>
+              <w14:ligatures w14:val="standardContextual"/>
             </w:rPr>
           </w:pPr>
-          <w:hyperlink w:anchor="_Toc241767939" w:history="1">
+          <w:hyperlink w:anchor="_Toc241961949" w:history="1">
             <w:r>
               <w:rPr>
                 <w:rStyle w:val="Hipervnculo"/>
@@ -3767,7 +4083,7 @@
                 <w:noProof/>
                 <w:webHidden/>
               </w:rPr>
-              <w:instrText xml:space="preserve"> PAGEREF _Toc241767939 \h </w:instrText>
+              <w:instrText xml:space="preserve"> PAGEREF _Toc241961949 \h </w:instrText>
             </w:r>
             <w:r>
               <w:rPr>
@@ -3787,7 +4103,7 @@
                 <w:noProof/>
                 <w:webHidden/>
               </w:rPr>
-              <w:t>35</w:t>
+              <w:t>36</w:t>
             </w:r>
             <w:r>
               <w:rPr>
@@ -3804,12 +4120,16 @@
             <w:tabs>
               <w:tab w:val="right" w:leader="dot" w:pos="9736"/>
             </w:tabs>
-            <w:spacing w:before="0" w:after="120" w:line="276" w:lineRule="auto"/>
             <w:rPr>
+              <w:rFonts w:asciiTheme="minorHAnsi" w:hAnsiTheme="minorHAnsi"/>
               <w:noProof/>
+              <w:kern w:val="2"/>
+              <w:szCs w:val="24"/>
+              <w:lang w:val="es-ES" w:eastAsia="es-ES"/>
+              <w14:ligatures w14:val="standardContextual"/>
             </w:rPr>
           </w:pPr>
-          <w:hyperlink w:anchor="_Toc241767940" w:history="1">
+          <w:hyperlink w:anchor="_Toc241961950" w:history="1">
             <w:r>
               <w:rPr>
                 <w:rStyle w:val="Hipervnculo"/>
@@ -3838,7 +4158,7 @@
                 <w:noProof/>
                 <w:webHidden/>
               </w:rPr>
-              <w:instrText xml:space="preserve"> PAGEREF _Toc241767940 \h </w:instrText>
+              <w:instrText xml:space="preserve"> PAGEREF _Toc241961950 \h </w:instrText>
             </w:r>
             <w:r>
               <w:rPr>
@@ -3858,7 +4178,81 @@
                 <w:noProof/>
                 <w:webHidden/>
               </w:rPr>
-              <w:t>35</w:t>
+              <w:t>37</w:t>
+            </w:r>
+            <w:r>
+              <w:rPr>
+                <w:noProof/>
+                <w:webHidden/>
+              </w:rPr>
+              <w:fldChar w:fldCharType="end"/>
+            </w:r>
+          </w:hyperlink>
+        </w:p>
+        <w:p>
+          <w:pPr>
+            <w:pStyle w:val="TDC2"/>
+            <w:tabs>
+              <w:tab w:val="right" w:leader="dot" w:pos="9736"/>
+            </w:tabs>
+            <w:rPr>
+              <w:rFonts w:asciiTheme="minorHAnsi" w:hAnsiTheme="minorHAnsi"/>
+              <w:noProof/>
+              <w:kern w:val="2"/>
+              <w:szCs w:val="24"/>
+              <w:lang w:val="es-ES" w:eastAsia="es-ES"/>
+              <w14:ligatures w14:val="standardContextual"/>
+            </w:rPr>
+          </w:pPr>
+          <w:hyperlink w:anchor="_Toc241961951" w:history="1">
+            <w:r>
+              <w:rPr>
+                <w:rStyle w:val="Hipervnculo"/>
+                <w:noProof/>
+                <w:lang w:val="es-ES"/>
+              </w:rPr>
+              <w:t>D. Evidencia en el vídeo · minuto de cada requisito</w:t>
+            </w:r>
+            <w:r>
+              <w:rPr>
+                <w:noProof/>
+                <w:webHidden/>
+              </w:rPr>
+              <w:tab/>
+            </w:r>
+            <w:r>
+              <w:rPr>
+                <w:noProof/>
+                <w:webHidden/>
+              </w:rPr>
+              <w:fldChar w:fldCharType="begin"/>
+            </w:r>
+            <w:r>
+              <w:rPr>
+                <w:noProof/>
+                <w:webHidden/>
+              </w:rPr>
+              <w:instrText xml:space="preserve"> PAGEREF _Toc241961951 \h </w:instrText>
+            </w:r>
+            <w:r>
+              <w:rPr>
+                <w:noProof/>
+                <w:webHidden/>
+              </w:rPr>
+            </w:r>
+            <w:r>
+              <w:rPr>
+                <w:noProof/>
+                <w:webHidden/>
+              </w:rPr>
+              <w:fldChar w:fldCharType="separate"/>
+            </w:r>
+            <w:r>
+              <w:rPr>
+                <w:noProof/>
+                <w:webHidden/>
+              </w:rPr>
+              <w:t>37</w:t>
             </w:r>
             <w:r>
               <w:rPr>
@@ -3921,7 +4315,7 @@
           <w:lang w:val="es-ES"/>
         </w:rPr>
       </w:pPr>
-      <w:bookmarkStart w:id="0" w:name="_Toc241767893"/>
+      <w:bookmarkStart w:id="0" w:name="_Toc241961903"/>
       <w:r>
         <w:rPr>
           <w:rFonts w:cs="Arial"/>
@@ -4187,40 +4581,24 @@
                 <w:sz w:val="20"/>
                 <w:szCs w:val="28"/>
               </w:rPr>
-              <w:t xml:space="preserve">      </w:t>
-            </w:r>
+              <w:t xml:space="preserve">      16 RF</w:t>
+            </w:r>
+          </w:p>
+          <w:p>
+            <w:pPr>
+              <w:rPr>
+                <w:rFonts w:cs="Arial"/>
+                <w:sz w:val="22"/>
+                <w:szCs w:val="32"/>
+              </w:rPr>
+            </w:pPr>
             <w:r>
               <w:rPr>
                 <w:rFonts w:cs="Arial"/>
                 <w:sz w:val="20"/>
                 <w:szCs w:val="28"/>
               </w:rPr>
-              <w:t>16 RF</w:t>
-            </w:r>
-          </w:p>
-          <w:p>
-            <w:pPr>
-              <w:rPr>
-                <w:rFonts w:cs="Arial"/>
-                <w:sz w:val="22"/>
-                <w:szCs w:val="32"/>
-              </w:rPr>
-            </w:pPr>
-            <w:r>
-              <w:rPr>
-                <w:rFonts w:cs="Arial"/>
-                <w:sz w:val="20"/>
-                <w:szCs w:val="28"/>
-              </w:rPr>
-              <w:t xml:space="preserve">      </w:t>
-            </w:r>
-            <w:r>
-              <w:rPr>
-                <w:rFonts w:cs="Arial"/>
-                <w:sz w:val="20"/>
-                <w:szCs w:val="28"/>
-              </w:rPr>
-              <w:t>9 RNF</w:t>
+              <w:t xml:space="preserve">      9 RNF</w:t>
             </w:r>
           </w:p>
         </w:tc>
@@ -4433,7 +4811,7 @@
           <w:rFonts w:cs="Arial"/>
         </w:rPr>
       </w:pPr>
-      <w:bookmarkStart w:id="1" w:name="_Toc241767894"/>
+      <w:bookmarkStart w:id="1" w:name="_Toc241961904"/>
       <w:proofErr w:type="spellStart"/>
       <w:r>
         <w:rPr>
@@ -4730,7 +5108,7 @@
           <w:lang w:val="es-ES"/>
         </w:rPr>
       </w:pPr>
-      <w:bookmarkStart w:id="2" w:name="_Toc241767895"/>
+      <w:bookmarkStart w:id="2" w:name="_Toc241961905"/>
       <w:r>
         <w:rPr>
           <w:rFonts w:cs="Arial"/>
@@ -4749,7 +5127,7 @@
           <w:lang w:val="es-ES"/>
         </w:rPr>
       </w:pPr>
-      <w:bookmarkStart w:id="3" w:name="_Toc241767896"/>
+      <w:bookmarkStart w:id="3" w:name="_Toc241961906"/>
       <w:r>
         <w:rPr>
           <w:rFonts w:cs="Arial"/>
@@ -4878,7 +5256,7 @@
           <w:lang w:val="es-ES"/>
         </w:rPr>
       </w:pPr>
-      <w:bookmarkStart w:id="4" w:name="_Toc241767897"/>
+      <w:bookmarkStart w:id="4" w:name="_Toc241961907"/>
       <w:r>
         <w:rPr>
           <w:rFonts w:cs="Arial"/>
@@ -4976,7 +5354,7 @@
           <w:lang w:val="es-ES"/>
         </w:rPr>
       </w:pPr>
-      <w:bookmarkStart w:id="5" w:name="_Toc241767898"/>
+      <w:bookmarkStart w:id="5" w:name="_Toc241961908"/>
       <w:r>
         <w:rPr>
           <w:rFonts w:cs="Arial"/>
@@ -5055,7 +5433,7 @@
           <w:lang w:val="es-ES"/>
         </w:rPr>
       </w:pPr>
-      <w:bookmarkStart w:id="6" w:name="_Toc241767899"/>
+      <w:bookmarkStart w:id="6" w:name="_Toc241961909"/>
       <w:r>
         <w:rPr>
           <w:rFonts w:cs="Arial"/>
@@ -5067,65 +5445,50 @@
       <w:bookmarkEnd w:id="6"/>
     </w:p>
     <w:p>
-      <w:pPr>
-        <w:rPr>
-          <w:rFonts w:cs="Arial"/>
-        </w:rPr>
-      </w:pPr>
-      <w:r>
-        <w:rPr>
-          <w:rFonts w:cs="Arial"/>
-          <w:lang w:val="es-ES"/>
-        </w:rPr>
-        <w:t xml:space="preserve">Cada requisito tiene un criterio de aceptación comprobable y una forma de verificación: automática (una o varias pruebas de la suite, etiquetadas con </w:t>
-      </w:r>
-      <w:r>
-        <w:rPr>
-          <w:rFonts w:cs="Arial"/>
-          <w:sz w:val="17"/>
+      <w:r>
+        <w:rPr>
+          <w:rFonts w:cs="Arial"/>
+          <w:lang w:val="es-ES"/>
+        </w:rPr>
+        <w:t>Cad</w:t>
+      </w:r>
+      <w:r>
+        <w:rPr>
+          <w:lang w:val="es-ES"/>
+        </w:rPr>
+        <w:t xml:space="preserve">a requisito tiene un criterio de aceptación comprobable y una forma de verificación: automática (una o varias pruebas de la suite, etiquetadas con </w:t>
+      </w:r>
+      <w:r>
+        <w:rPr>
+          <w:i/>
+          <w:iCs/>
           <w:lang w:val="es-ES"/>
         </w:rPr>
         <w:t>@pytest.mark.req</w:t>
       </w:r>
       <w:r>
         <w:rPr>
-          <w:rFonts w:cs="Arial"/>
           <w:lang w:val="es-ES"/>
         </w:rPr>
         <w:t xml:space="preserve">) o manual cuando no es razonable automatizarla (instalación en una máquina limpia, diseño adaptable, comportamiento de la IA). </w:t>
       </w:r>
       <w:r>
-        <w:rPr>
-          <w:rFonts w:cs="Arial"/>
-        </w:rPr>
         <w:t xml:space="preserve">La </w:t>
       </w:r>
       <w:proofErr w:type="spellStart"/>
       <w:r>
-        <w:rPr>
-          <w:rFonts w:cs="Arial"/>
-        </w:rPr>
         <w:t>fuente</w:t>
       </w:r>
       <w:proofErr w:type="spellEnd"/>
       <w:r>
-        <w:rPr>
-          <w:rFonts w:cs="Arial"/>
-        </w:rPr>
         <w:t xml:space="preserve"> es </w:t>
       </w:r>
       <w:r>
         <w:rPr>
-          <w:rFonts w:cs="Arial"/>
-          <w:sz w:val="17"/>
-        </w:rPr>
-        <w:t>docs/REQUISITOS.md</w:t>
-      </w:r>
-      <w:r>
-        <w:rPr>
-          <w:rFonts w:cs="Arial"/>
-        </w:rPr>
-        <w:t>.</w:t>
+          <w:i/>
+          <w:iCs/>
+        </w:rPr>
+        <w:t>docs/REQUISITOS.md.</w:t>
       </w:r>
     </w:p>
     <w:p>
@@ -5135,14 +5498,30 @@
           <w:rFonts w:cs="Arial"/>
         </w:rPr>
       </w:pPr>
-      <w:bookmarkStart w:id="7" w:name="_Toc241767900"/>
-      <w:r>
-        <w:rPr>
-          <w:rFonts w:cs="Arial"/>
-        </w:rPr>
-        <w:t>Requisitos funcionales</w:t>
+      <w:bookmarkStart w:id="7" w:name="_Toc241961910"/>
+      <w:proofErr w:type="spellStart"/>
+      <w:r>
+        <w:rPr>
+          <w:rFonts w:cs="Arial"/>
+        </w:rPr>
+        <w:t>Requisitos</w:t>
+      </w:r>
+      <w:proofErr w:type="spellEnd"/>
+      <w:r>
+        <w:rPr>
+          <w:rFonts w:cs="Arial"/>
+        </w:rPr>
+        <w:t xml:space="preserve"> </w:t>
+      </w:r>
+      <w:proofErr w:type="spellStart"/>
+      <w:r>
+        <w:rPr>
+          <w:rFonts w:cs="Arial"/>
+        </w:rPr>
+        <w:t>funcionales</w:t>
       </w:r>
       <w:bookmarkEnd w:id="7"/>
+      <w:proofErr w:type="spellEnd"/>
     </w:p>
     <w:tbl>
       <w:tblPr>
@@ -5229,7 +5608,6 @@
                 <w:szCs w:val="24"/>
               </w:rPr>
             </w:pPr>
-            <w:proofErr w:type="spellStart"/>
             <w:r>
               <w:rPr>
                 <w:rFonts w:cs="Arial"/>
@@ -5237,7 +5615,6 @@
               </w:rPr>
               <w:t>Verificación</w:t>
             </w:r>
-            <w:proofErr w:type="spellEnd"/>
           </w:p>
         </w:tc>
       </w:tr>
@@ -6027,7 +6404,55 @@
                 <w:rFonts w:cs="Arial"/>
                 <w:szCs w:val="24"/>
               </w:rPr>
-              <w:t xml:space="preserve"> que faltan sin duplicar.</w:t>
+              <w:t xml:space="preserve"> </w:t>
+            </w:r>
+            <w:proofErr w:type="spellStart"/>
+            <w:r>
+              <w:rPr>
+                <w:rFonts w:cs="Arial"/>
+                <w:szCs w:val="24"/>
+              </w:rPr>
+              <w:t>que</w:t>
+            </w:r>
+            <w:proofErr w:type="spellEnd"/>
+            <w:r>
+              <w:rPr>
+                <w:rFonts w:cs="Arial"/>
+                <w:szCs w:val="24"/>
+              </w:rPr>
+              <w:t xml:space="preserve"> </w:t>
+            </w:r>
+            <w:proofErr w:type="spellStart"/>
+            <w:r>
+              <w:rPr>
+                <w:rFonts w:cs="Arial"/>
+                <w:szCs w:val="24"/>
+              </w:rPr>
+              <w:t>faltan</w:t>
+            </w:r>
+            <w:proofErr w:type="spellEnd"/>
+            <w:r>
+              <w:rPr>
+                <w:rFonts w:cs="Arial"/>
+                <w:szCs w:val="24"/>
+              </w:rPr>
+              <w:t xml:space="preserve"> sin </w:t>
+            </w:r>
+            <w:proofErr w:type="spellStart"/>
+            <w:r>
+              <w:rPr>
+                <w:rFonts w:cs="Arial"/>
+                <w:szCs w:val="24"/>
+              </w:rPr>
+              <w:t>duplicar</w:t>
+            </w:r>
+            <w:proofErr w:type="spellEnd"/>
+            <w:r>
+              <w:rPr>
+                <w:rFonts w:cs="Arial"/>
+                <w:szCs w:val="24"/>
+              </w:rPr>
+              <w:t>.</w:t>
             </w:r>
           </w:p>
         </w:tc>
@@ -6050,6 +6475,7 @@
                 <w:szCs w:val="24"/>
               </w:rPr>
             </w:pPr>
+            <w:proofErr w:type="spellStart"/>
             <w:r>
               <w:rPr>
                 <w:rFonts w:cs="Arial"/>
@@ -6057,6 +6483,7 @@
               </w:rPr>
               <w:t>Automática</w:t>
             </w:r>
+            <w:proofErr w:type="spellEnd"/>
           </w:p>
         </w:tc>
       </w:tr>
@@ -6980,6 +7407,7 @@
                 <w:bCs w:val="0"/>
                 <w:szCs w:val="24"/>
               </w:rPr>
+              <w:lastRenderedPageBreak/>
               <w:t>RF-16</w:t>
             </w:r>
           </w:p>
@@ -7078,7 +7506,7 @@
           <w:rFonts w:cs="Arial"/>
         </w:rPr>
       </w:pPr>
-      <w:bookmarkStart w:id="8" w:name="_Toc241767901"/>
+      <w:bookmarkStart w:id="8" w:name="_Toc241961911"/>
       <w:proofErr w:type="spellStart"/>
       <w:r>
         <w:rPr>
@@ -7565,24 +7993,7 @@
                 <w:lang w:val="es-ES"/>
               </w:rPr>
               <w:br/>
-            </w:r>
-            <w:proofErr w:type="spellStart"/>
-            <w:r>
-              <w:rPr>
-                <w:rFonts w:cs="Arial"/>
-                <w:szCs w:val="24"/>
-                <w:lang w:val="es-ES"/>
-              </w:rPr>
-              <w:t>Entradas</w:t>
-            </w:r>
-            <w:proofErr w:type="spellEnd"/>
-            <w:r>
-              <w:rPr>
-                <w:rFonts w:cs="Arial"/>
-                <w:szCs w:val="24"/>
-                <w:lang w:val="es-ES"/>
-              </w:rPr>
-              <w:t xml:space="preserve"> con HTML o fuera de formato se rechazan o se neutralizan (XSS, identificadores, tamaños).</w:t>
+              <w:t>Entradas con HTML o fuera de formato se rechazan o se neutralizan (XSS, identificadores, tamaños).</w:t>
             </w:r>
           </w:p>
         </w:tc>
@@ -8008,7 +8419,24 @@
                 <w:lang w:val="es-ES"/>
               </w:rPr>
               <w:br/>
-              <w:t xml:space="preserve">install.sh / install.ps1 instalan desde cero: secretos, certificados, </w:t>
+            </w:r>
+            <w:r>
+              <w:rPr>
+                <w:rFonts w:cs="Arial"/>
+                <w:i/>
+                <w:iCs/>
+                <w:szCs w:val="24"/>
+                <w:lang w:val="es-ES"/>
+              </w:rPr>
+              <w:t>install.sh / install.ps1</w:t>
+            </w:r>
+            <w:r>
+              <w:rPr>
+                <w:rFonts w:cs="Arial"/>
+                <w:szCs w:val="24"/>
+                <w:lang w:val="es-ES"/>
+              </w:rPr>
+              <w:t xml:space="preserve"> instalan desde cero: secretos, certificados, </w:t>
             </w:r>
             <w:proofErr w:type="spellStart"/>
             <w:r>
@@ -8136,6 +8564,7 @@
                 <w:iCs w:val="0"/>
                 <w:szCs w:val="24"/>
               </w:rPr>
+              <w:lastRenderedPageBreak/>
               <w:t>RNF-08</w:t>
             </w:r>
           </w:p>
@@ -8496,7 +8925,7 @@
           <w:lang w:val="es-ES"/>
         </w:rPr>
       </w:pPr>
-      <w:bookmarkStart w:id="9" w:name="_Toc241767902"/>
+      <w:bookmarkStart w:id="9" w:name="_Toc241961912"/>
       <w:r>
         <w:rPr>
           <w:rFonts w:cs="Arial"/>
@@ -8515,7 +8944,7 @@
           <w:lang w:val="es-ES"/>
         </w:rPr>
       </w:pPr>
-      <w:bookmarkStart w:id="10" w:name="_Toc241767903"/>
+      <w:bookmarkStart w:id="10" w:name="_Toc241961913"/>
       <w:r>
         <w:rPr>
           <w:rFonts w:cs="Arial"/>
@@ -8553,7 +8982,7 @@
                     <pic:cNvPicPr/>
                   </pic:nvPicPr>
                   <pic:blipFill>
-                    <a:blip r:embed="rId8"/>
+                    <a:blip r:embed="rId10"/>
                     <a:stretch>
                       <a:fillRect/>
                     </a:stretch>
@@ -8650,7 +9079,7 @@
           <w:rFonts w:cs="Arial"/>
         </w:rPr>
       </w:pPr>
-      <w:bookmarkStart w:id="11" w:name="_Toc241767904"/>
+      <w:bookmarkStart w:id="11" w:name="_Toc241961914"/>
       <w:r>
         <w:rPr>
           <w:rFonts w:cs="Arial"/>
@@ -9061,7 +9490,15 @@
               <w:cnfStyle w:val="000000000000" w:firstRow="0" w:lastRow="0" w:firstColumn="0" w:lastColumn="0" w:oddVBand="0" w:evenVBand="0" w:oddHBand="0" w:evenHBand="0" w:firstRowFirstColumn="0" w:firstRowLastColumn="0" w:lastRowFirstColumn="0" w:lastRowLastColumn="0"/>
             </w:pPr>
             <w:r>
-              <w:t>1514/1515 · API solo en 127.0.0.1</w:t>
+              <w:t xml:space="preserve">1514/1515 · API solo </w:t>
+            </w:r>
+            <w:proofErr w:type="spellStart"/>
+            <w:r>
+              <w:t>en</w:t>
+            </w:r>
+            <w:proofErr w:type="spellEnd"/>
+            <w:r>
+              <w:t xml:space="preserve"> 127.0.0.1</w:t>
             </w:r>
           </w:p>
         </w:tc>
@@ -9175,8 +9612,21 @@
               <w:cnfStyle w:val="000000000000" w:firstRow="0" w:lastRow="0" w:firstColumn="0" w:lastColumn="0" w:oddVBand="0" w:evenVBand="0" w:oddHBand="0" w:evenHBand="0" w:firstRowFirstColumn="0" w:firstRowLastColumn="0" w:lastRowFirstColumn="0" w:lastRowLastColumn="0"/>
             </w:pPr>
             <w:r>
-              <w:t>Consola nativa de Wazuh</w:t>
-            </w:r>
+              <w:t xml:space="preserve">Consola </w:t>
+            </w:r>
+            <w:proofErr w:type="spellStart"/>
+            <w:r>
+              <w:t>nativa</w:t>
+            </w:r>
+            <w:proofErr w:type="spellEnd"/>
+            <w:r>
+              <w:t xml:space="preserve"> de </w:t>
+            </w:r>
+            <w:proofErr w:type="spellStart"/>
+            <w:r>
+              <w:t>Wazuh</w:t>
+            </w:r>
+            <w:proofErr w:type="spellEnd"/>
           </w:p>
         </w:tc>
         <w:tc>
@@ -9528,14 +9978,50 @@
           <w:rFonts w:cs="Arial"/>
         </w:rPr>
       </w:pPr>
-      <w:bookmarkStart w:id="12" w:name="_Toc241767905"/>
-      <w:r>
-        <w:rPr>
-          <w:rFonts w:cs="Arial"/>
-        </w:rPr>
-        <w:t>4.3 Decisiones técnicas relevantes</w:t>
+      <w:bookmarkStart w:id="12" w:name="_Toc241961915"/>
+      <w:r>
+        <w:rPr>
+          <w:rFonts w:cs="Arial"/>
+        </w:rPr>
+        <w:t xml:space="preserve">4.3 </w:t>
+      </w:r>
+      <w:proofErr w:type="spellStart"/>
+      <w:r>
+        <w:rPr>
+          <w:rFonts w:cs="Arial"/>
+        </w:rPr>
+        <w:t>Decisiones</w:t>
+      </w:r>
+      <w:proofErr w:type="spellEnd"/>
+      <w:r>
+        <w:rPr>
+          <w:rFonts w:cs="Arial"/>
+        </w:rPr>
+        <w:t xml:space="preserve"> </w:t>
+      </w:r>
+      <w:proofErr w:type="spellStart"/>
+      <w:r>
+        <w:rPr>
+          <w:rFonts w:cs="Arial"/>
+        </w:rPr>
+        <w:t>técnicas</w:t>
+      </w:r>
+      <w:proofErr w:type="spellEnd"/>
+      <w:r>
+        <w:rPr>
+          <w:rFonts w:cs="Arial"/>
+        </w:rPr>
+        <w:t xml:space="preserve"> </w:t>
+      </w:r>
+      <w:proofErr w:type="spellStart"/>
+      <w:r>
+        <w:rPr>
+          <w:rFonts w:cs="Arial"/>
+        </w:rPr>
+        <w:t>relevantes</w:t>
       </w:r>
       <w:bookmarkEnd w:id="12"/>
+      <w:proofErr w:type="spellEnd"/>
     </w:p>
     <w:tbl>
       <w:tblPr>
@@ -9589,9 +10075,11 @@
               <w:jc w:val="left"/>
               <w:cnfStyle w:val="100000000000" w:firstRow="1" w:lastRow="0" w:firstColumn="0" w:lastColumn="0" w:oddVBand="0" w:evenVBand="0" w:oddHBand="0" w:evenHBand="0" w:firstRowFirstColumn="0" w:firstRowLastColumn="0" w:lastRowFirstColumn="0" w:lastRowLastColumn="0"/>
             </w:pPr>
+            <w:proofErr w:type="spellStart"/>
             <w:r>
               <w:t>Motivo</w:t>
             </w:r>
+            <w:proofErr w:type="spellEnd"/>
           </w:p>
         </w:tc>
       </w:tr>
@@ -9793,7 +10281,15 @@
             </w:r>
             <w:proofErr w:type="spellEnd"/>
             <w:r>
-              <w:t xml:space="preserve"> sin conexión.</w:t>
+              <w:t xml:space="preserve"> sin </w:t>
+            </w:r>
+            <w:proofErr w:type="spellStart"/>
+            <w:r>
+              <w:t>conexión</w:t>
+            </w:r>
+            <w:proofErr w:type="spellEnd"/>
+            <w:r>
+              <w:t>.</w:t>
             </w:r>
           </w:p>
         </w:tc>
@@ -9888,7 +10384,15 @@
             </w:r>
             <w:proofErr w:type="spellEnd"/>
             <w:r>
-              <w:t xml:space="preserve"> e informes.</w:t>
+              <w:t xml:space="preserve"> e </w:t>
+            </w:r>
+            <w:proofErr w:type="spellStart"/>
+            <w:r>
+              <w:t>informes</w:t>
+            </w:r>
+            <w:proofErr w:type="spellEnd"/>
+            <w:r>
+              <w:t>.</w:t>
             </w:r>
           </w:p>
         </w:tc>
@@ -10277,7 +10781,7 @@
           <w:lang w:val="es-ES"/>
         </w:rPr>
       </w:pPr>
-      <w:bookmarkStart w:id="13" w:name="_Toc241767906"/>
+      <w:bookmarkStart w:id="13" w:name="_Toc241961916"/>
       <w:r>
         <w:rPr>
           <w:rFonts w:cs="Arial"/>
@@ -10300,13 +10804,17 @@
           <w:rFonts w:cs="Arial"/>
           <w:lang w:val="es-ES"/>
         </w:rPr>
-        <w:t>La consola se rediseñó por completo en esta práctica: sistema de diseño propio (tema claro y oscuro con acentos, superficies translúcidas, iconos Lucide), navegación con 11 secciones, buscador de comandos (</w:t>
+        <w:t xml:space="preserve">La consola se rediseñó por completo en esta práctica: sistema de diseño propio (tema claro y oscuro con acentos, superficies translúcidas, iconos Lucide), navegación con 11 secciones, buscador de </w:t>
+      </w:r>
+      <w:r>
+        <w:rPr>
+          <w:lang w:val="es-ES"/>
+        </w:rPr>
+        <w:t>comandos (</w:t>
       </w:r>
       <w:proofErr w:type="spellStart"/>
       <w:r>
         <w:rPr>
-          <w:rFonts w:cs="Arial"/>
-          <w:sz w:val="17"/>
           <w:lang w:val="es-ES"/>
         </w:rPr>
         <w:t>Ctrl</w:t>
@@ -10314,18 +10822,16 @@
       <w:proofErr w:type="spellEnd"/>
       <w:r>
         <w:rPr>
-          <w:rFonts w:cs="Arial"/>
-          <w:sz w:val="17"/>
-          <w:lang w:val="es-ES"/>
-        </w:rPr>
-        <w:t xml:space="preserve"> + K</w:t>
-      </w:r>
-      <w:r>
-        <w:rPr>
-          <w:rFonts w:cs="Arial"/>
-          <w:lang w:val="es-ES"/>
-        </w:rPr>
-        <w:t>), centro de ayuda, interfaz en español e inglés y una vista móvil con barra inferior. Cada sección se revisó para eliminar datos de ejemplo y declarar sus limitaciones.</w:t>
+          <w:lang w:val="es-ES"/>
+        </w:rPr>
+        <w:t xml:space="preserve"> + K),</w:t>
+      </w:r>
+      <w:r>
+        <w:rPr>
+          <w:rFonts w:cs="Arial"/>
+          <w:lang w:val="es-ES"/>
+        </w:rPr>
+        <w:t xml:space="preserve"> centro de ayuda, interfaz en español e inglés y una vista móvil con barra inferior. Cada sección se revisó para eliminar datos de ejemplo y declarar sus limitaciones.</w:t>
       </w:r>
     </w:p>
     <w:p>
@@ -10356,7 +10862,7 @@
                     <pic:cNvPicPr/>
                   </pic:nvPicPr>
                   <pic:blipFill>
-                    <a:blip r:embed="rId9"/>
+                    <a:blip r:embed="rId11"/>
                     <a:stretch>
                       <a:fillRect/>
                     </a:stretch>
@@ -10404,7 +10910,7 @@
           <w:lang w:val="es-ES"/>
         </w:rPr>
       </w:pPr>
-      <w:bookmarkStart w:id="14" w:name="_Toc241767907"/>
+      <w:bookmarkStart w:id="14" w:name="_Toc241961917"/>
       <w:r>
         <w:rPr>
           <w:rFonts w:cs="Arial"/>
@@ -10521,280 +11027,6 @@
                 <pic:pic xmlns:pic="http://schemas.openxmlformats.org/drawingml/2006/picture">
                   <pic:nvPicPr>
                     <pic:cNvPr id="0" name="siem.png"/>
-                    <pic:cNvPicPr/>
-                  </pic:nvPicPr>
-                  <pic:blipFill>
-                    <a:blip r:embed="rId10"/>
-                    <a:stretch>
-                      <a:fillRect/>
-                    </a:stretch>
-                  </pic:blipFill>
-                  <pic:spPr>
-                    <a:xfrm>
-                      <a:off x="0" y="0"/>
-                      <a:ext cx="5580000" cy="3487500"/>
-                    </a:xfrm>
-                    <a:prstGeom prst="rect">
-                      <a:avLst/>
-                    </a:prstGeom>
-                  </pic:spPr>
-                </pic:pic>
-              </a:graphicData>
-            </a:graphic>
-          </wp:inline>
-        </w:drawing>
-      </w:r>
-    </w:p>
-    <w:p>
-      <w:pPr>
-        <w:jc w:val="center"/>
-        <w:rPr>
-          <w:rFonts w:cs="Arial"/>
-        </w:rPr>
-      </w:pPr>
-      <w:r>
-        <w:rPr>
-          <w:rFonts w:cs="Arial"/>
-          <w:i/>
-          <w:color w:val="5D6E66"/>
-          <w:sz w:val="17"/>
-        </w:rPr>
-        <w:t>Figura 2. SIEM.</w:t>
-      </w:r>
-    </w:p>
-    <w:p>
-      <w:pPr>
-        <w:jc w:val="center"/>
-        <w:rPr>
-          <w:rFonts w:cs="Arial"/>
-        </w:rPr>
-      </w:pPr>
-      <w:r>
-        <w:rPr>
-          <w:rFonts w:cs="Arial"/>
-          <w:noProof/>
-        </w:rPr>
-        <w:drawing>
-          <wp:inline distT="0" distB="0" distL="0" distR="0" wp14:anchorId="5E2DB12C" wp14:editId="19F2DA06">
-            <wp:extent cx="5580000" cy="3487500"/>
-            <wp:effectExtent l="0" t="0" r="0" b="0"/>
-            <wp:docPr id="4" name="Picture 4"/>
-            <wp:cNvGraphicFramePr>
-              <a:graphicFrameLocks xmlns:a="http://schemas.openxmlformats.org/drawingml/2006/main" noChangeAspect="1"/>
-            </wp:cNvGraphicFramePr>
-            <a:graphic xmlns:a="http://schemas.openxmlformats.org/drawingml/2006/main">
-              <a:graphicData uri="http://schemas.openxmlformats.org/drawingml/2006/picture">
-                <pic:pic xmlns:pic="http://schemas.openxmlformats.org/drawingml/2006/picture">
-                  <pic:nvPicPr>
-                    <pic:cNvPr id="0" name="honeypots.png"/>
-                    <pic:cNvPicPr/>
-                  </pic:nvPicPr>
-                  <pic:blipFill>
-                    <a:blip r:embed="rId11"/>
-                    <a:stretch>
-                      <a:fillRect/>
-                    </a:stretch>
-                  </pic:blipFill>
-                  <pic:spPr>
-                    <a:xfrm>
-                      <a:off x="0" y="0"/>
-                      <a:ext cx="5580000" cy="3487500"/>
-                    </a:xfrm>
-                    <a:prstGeom prst="rect">
-                      <a:avLst/>
-                    </a:prstGeom>
-                  </pic:spPr>
-                </pic:pic>
-              </a:graphicData>
-            </a:graphic>
-          </wp:inline>
-        </w:drawing>
-      </w:r>
-    </w:p>
-    <w:p>
-      <w:pPr>
-        <w:jc w:val="center"/>
-        <w:rPr>
-          <w:rFonts w:cs="Arial"/>
-          <w:lang w:val="es-ES"/>
-        </w:rPr>
-      </w:pPr>
-      <w:r>
-        <w:rPr>
-          <w:rFonts w:cs="Arial"/>
-          <w:i/>
-          <w:color w:val="5D6E66"/>
-          <w:sz w:val="17"/>
-          <w:lang w:val="es-ES"/>
-        </w:rPr>
-        <w:t xml:space="preserve">Figura 3. </w:t>
-      </w:r>
-      <w:proofErr w:type="spellStart"/>
-      <w:r>
-        <w:rPr>
-          <w:rFonts w:cs="Arial"/>
-          <w:i/>
-          <w:color w:val="5D6E66"/>
-          <w:sz w:val="17"/>
-          <w:lang w:val="es-ES"/>
-        </w:rPr>
-        <w:t>Honeypots</w:t>
-      </w:r>
-      <w:proofErr w:type="spellEnd"/>
-      <w:r>
-        <w:rPr>
-          <w:rFonts w:cs="Arial"/>
-          <w:i/>
-          <w:color w:val="5D6E66"/>
-          <w:sz w:val="17"/>
-          <w:lang w:val="es-ES"/>
-        </w:rPr>
-        <w:t>.</w:t>
-      </w:r>
-    </w:p>
-    <w:p>
-      <w:pPr>
-        <w:pStyle w:val="Ttulo2"/>
-        <w:rPr>
-          <w:rFonts w:cs="Arial"/>
-          <w:lang w:val="es-ES"/>
-        </w:rPr>
-      </w:pPr>
-      <w:bookmarkStart w:id="15" w:name="_Toc241767908"/>
-      <w:r>
-        <w:rPr>
-          <w:rFonts w:cs="Arial"/>
-          <w:lang w:val="es-ES"/>
-        </w:rPr>
-        <w:lastRenderedPageBreak/>
-        <w:t xml:space="preserve">5.2 Respuesta: </w:t>
-      </w:r>
-      <w:proofErr w:type="spellStart"/>
-      <w:r>
-        <w:rPr>
-          <w:rFonts w:cs="Arial"/>
-          <w:lang w:val="es-ES"/>
-        </w:rPr>
-        <w:t>Workspace</w:t>
-      </w:r>
-      <w:proofErr w:type="spellEnd"/>
-      <w:r>
-        <w:rPr>
-          <w:rFonts w:cs="Arial"/>
-          <w:lang w:val="es-ES"/>
-        </w:rPr>
-        <w:t xml:space="preserve"> y </w:t>
-      </w:r>
-      <w:proofErr w:type="spellStart"/>
-      <w:r>
-        <w:rPr>
-          <w:rFonts w:cs="Arial"/>
-          <w:lang w:val="es-ES"/>
-        </w:rPr>
-        <w:t>Runbooks</w:t>
-      </w:r>
-      <w:bookmarkEnd w:id="15"/>
-      <w:proofErr w:type="spellEnd"/>
-    </w:p>
-    <w:p>
-      <w:pPr>
-        <w:rPr>
-          <w:rFonts w:cs="Arial"/>
-          <w:lang w:val="es-ES"/>
-        </w:rPr>
-      </w:pPr>
-      <w:proofErr w:type="spellStart"/>
-      <w:r>
-        <w:rPr>
-          <w:rFonts w:cs="Arial"/>
-          <w:b/>
-          <w:lang w:val="es-ES"/>
-        </w:rPr>
-        <w:t>Workspace</w:t>
-      </w:r>
-      <w:proofErr w:type="spellEnd"/>
-      <w:r>
-        <w:rPr>
-          <w:rFonts w:cs="Arial"/>
-          <w:lang w:val="es-ES"/>
-        </w:rPr>
-        <w:t xml:space="preserve"> es un tablero </w:t>
-      </w:r>
-      <w:proofErr w:type="spellStart"/>
-      <w:r>
-        <w:rPr>
-          <w:rFonts w:cs="Arial"/>
-          <w:lang w:val="es-ES"/>
-        </w:rPr>
-        <w:t>kanban</w:t>
-      </w:r>
-      <w:proofErr w:type="spellEnd"/>
-      <w:r>
-        <w:rPr>
-          <w:rFonts w:cs="Arial"/>
-          <w:lang w:val="es-ES"/>
-        </w:rPr>
-        <w:t xml:space="preserve"> de incidentes (</w:t>
-      </w:r>
-      <w:proofErr w:type="spellStart"/>
-      <w:r>
-        <w:rPr>
-          <w:rFonts w:cs="Arial"/>
-          <w:lang w:val="es-ES"/>
-        </w:rPr>
-        <w:t>triaje</w:t>
-      </w:r>
-      <w:proofErr w:type="spellEnd"/>
-      <w:r>
-        <w:rPr>
-          <w:rFonts w:cs="Arial"/>
-          <w:lang w:val="es-ES"/>
-        </w:rPr>
-        <w:t xml:space="preserve"> → investigación → contención → resuelto) con SLA, asignación, comentarios, evidencias con SHA-256 e historial de cada cambio. Al cerrar un incidente se clasifica como verdadero positivo, falso positivo o benigno. </w:t>
-      </w:r>
-      <w:proofErr w:type="spellStart"/>
-      <w:r>
-        <w:rPr>
-          <w:rFonts w:cs="Arial"/>
-          <w:b/>
-          <w:lang w:val="es-ES"/>
-        </w:rPr>
-        <w:t>Runbooks</w:t>
-      </w:r>
-      <w:proofErr w:type="spellEnd"/>
-      <w:r>
-        <w:rPr>
-          <w:rFonts w:cs="Arial"/>
-          <w:lang w:val="es-ES"/>
-        </w:rPr>
-        <w:t xml:space="preserve"> contiene 20 procedimientos con las cinco fases de NIST SP 800-61 y comandos reales, editables por los analistas.</w:t>
-      </w:r>
-    </w:p>
-    <w:p>
-      <w:pPr>
-        <w:jc w:val="center"/>
-        <w:rPr>
-          <w:rFonts w:cs="Arial"/>
-        </w:rPr>
-      </w:pPr>
-      <w:r>
-        <w:rPr>
-          <w:rFonts w:cs="Arial"/>
-          <w:noProof/>
-        </w:rPr>
-        <w:drawing>
-          <wp:inline distT="0" distB="0" distL="0" distR="0" wp14:anchorId="14A2E762" wp14:editId="48934DDA">
-            <wp:extent cx="5580000" cy="3487500"/>
-            <wp:effectExtent l="0" t="0" r="0" b="0"/>
-            <wp:docPr id="5" name="Picture 5"/>
-            <wp:cNvGraphicFramePr>
-              <a:graphicFrameLocks xmlns:a="http://schemas.openxmlformats.org/drawingml/2006/main" noChangeAspect="1"/>
-            </wp:cNvGraphicFramePr>
-            <a:graphic xmlns:a="http://schemas.openxmlformats.org/drawingml/2006/main">
-              <a:graphicData uri="http://schemas.openxmlformats.org/drawingml/2006/picture">
-                <pic:pic xmlns:pic="http://schemas.openxmlformats.org/drawingml/2006/picture">
-                  <pic:nvPicPr>
-                    <pic:cNvPr id="0" name="workspace.png"/>
                     <pic:cNvPicPr/>
                   </pic:nvPicPr>
                   <pic:blipFill>
@@ -10826,6 +11058,7 @@
           <w:rFonts w:cs="Arial"/>
         </w:rPr>
       </w:pPr>
+      <w:proofErr w:type="spellStart"/>
       <w:r>
         <w:rPr>
           <w:rFonts w:cs="Arial"/>
@@ -10833,7 +11066,17 @@
           <w:color w:val="5D6E66"/>
           <w:sz w:val="17"/>
         </w:rPr>
-        <w:t>Figura 4. Workspace de incidentes.</w:t>
+        <w:t>Figura</w:t>
+      </w:r>
+      <w:proofErr w:type="spellEnd"/>
+      <w:r>
+        <w:rPr>
+          <w:rFonts w:cs="Arial"/>
+          <w:i/>
+          <w:color w:val="5D6E66"/>
+          <w:sz w:val="17"/>
+        </w:rPr>
+        <w:t xml:space="preserve"> 2. SIEM.</w:t>
       </w:r>
     </w:p>
     <w:p>
@@ -10848,12 +11091,11 @@
           <w:rFonts w:cs="Arial"/>
           <w:noProof/>
         </w:rPr>
-        <w:lastRenderedPageBreak/>
         <w:drawing>
-          <wp:inline distT="0" distB="0" distL="0" distR="0" wp14:anchorId="561E8753" wp14:editId="6C3A60E7">
+          <wp:inline distT="0" distB="0" distL="0" distR="0" wp14:anchorId="5E2DB12C" wp14:editId="19F2DA06">
             <wp:extent cx="5580000" cy="3487500"/>
             <wp:effectExtent l="0" t="0" r="0" b="0"/>
-            <wp:docPr id="6" name="Picture 6"/>
+            <wp:docPr id="4" name="Picture 4"/>
             <wp:cNvGraphicFramePr>
               <a:graphicFrameLocks xmlns:a="http://schemas.openxmlformats.org/drawingml/2006/main" noChangeAspect="1"/>
             </wp:cNvGraphicFramePr>
@@ -10861,7 +11103,7 @@
               <a:graphicData uri="http://schemas.openxmlformats.org/drawingml/2006/picture">
                 <pic:pic xmlns:pic="http://schemas.openxmlformats.org/drawingml/2006/picture">
                   <pic:nvPicPr>
-                    <pic:cNvPr id="0" name="runbooks.png"/>
+                    <pic:cNvPr id="0" name="honeypots.png"/>
                     <pic:cNvPicPr/>
                   </pic:nvPicPr>
                   <pic:blipFill>
@@ -10902,7 +11144,7 @@
           <w:sz w:val="17"/>
           <w:lang w:val="es-ES"/>
         </w:rPr>
-        <w:t xml:space="preserve">Figura 5. </w:t>
+        <w:t xml:space="preserve">Figura 3. </w:t>
       </w:r>
       <w:proofErr w:type="spellStart"/>
       <w:r>
@@ -10913,7 +11155,7 @@
           <w:sz w:val="17"/>
           <w:lang w:val="es-ES"/>
         </w:rPr>
-        <w:t>Runbooks</w:t>
+        <w:t>Honeypots</w:t>
       </w:r>
       <w:proofErr w:type="spellEnd"/>
       <w:r>
@@ -10924,7 +11166,7 @@
           <w:sz w:val="17"/>
           <w:lang w:val="es-ES"/>
         </w:rPr>
-        <w:t xml:space="preserve"> NIST SP 800-61.</w:t>
+        <w:t>.</w:t>
       </w:r>
     </w:p>
     <w:p>
@@ -10935,15 +11177,41 @@
           <w:lang w:val="es-ES"/>
         </w:rPr>
       </w:pPr>
-      <w:bookmarkStart w:id="16" w:name="_Toc241767909"/>
-      <w:r>
-        <w:rPr>
-          <w:rFonts w:cs="Arial"/>
-          <w:lang w:val="es-ES"/>
-        </w:rPr>
-        <w:t>5.3 Inteligencia y activos</w:t>
-      </w:r>
-      <w:bookmarkEnd w:id="16"/>
+      <w:bookmarkStart w:id="15" w:name="_Toc241961918"/>
+      <w:r>
+        <w:rPr>
+          <w:rFonts w:cs="Arial"/>
+          <w:lang w:val="es-ES"/>
+        </w:rPr>
+        <w:lastRenderedPageBreak/>
+        <w:t xml:space="preserve">5.2 Respuesta: </w:t>
+      </w:r>
+      <w:proofErr w:type="spellStart"/>
+      <w:r>
+        <w:rPr>
+          <w:rFonts w:cs="Arial"/>
+          <w:lang w:val="es-ES"/>
+        </w:rPr>
+        <w:t>Workspace</w:t>
+      </w:r>
+      <w:proofErr w:type="spellEnd"/>
+      <w:r>
+        <w:rPr>
+          <w:rFonts w:cs="Arial"/>
+          <w:lang w:val="es-ES"/>
+        </w:rPr>
+        <w:t xml:space="preserve"> y </w:t>
+      </w:r>
+      <w:proofErr w:type="spellStart"/>
+      <w:r>
+        <w:rPr>
+          <w:rFonts w:cs="Arial"/>
+          <w:lang w:val="es-ES"/>
+        </w:rPr>
+        <w:t>Runbooks</w:t>
+      </w:r>
+      <w:bookmarkEnd w:id="15"/>
+      <w:proofErr w:type="spellEnd"/>
     </w:p>
     <w:p>
       <w:pPr>
@@ -10952,20 +11220,22 @@
           <w:lang w:val="es-ES"/>
         </w:rPr>
       </w:pPr>
+      <w:proofErr w:type="spellStart"/>
       <w:r>
         <w:rPr>
           <w:rFonts w:cs="Arial"/>
           <w:b/>
           <w:lang w:val="es-ES"/>
         </w:rPr>
-        <w:t>Inteligencia</w:t>
-      </w:r>
-      <w:r>
-        <w:rPr>
-          <w:rFonts w:cs="Arial"/>
-          <w:lang w:val="es-ES"/>
-        </w:rPr>
-        <w:t xml:space="preserve"> reúne la reputación de indicadores (</w:t>
+        <w:t>Workspace</w:t>
+      </w:r>
+      <w:proofErr w:type="spellEnd"/>
+      <w:r>
+        <w:rPr>
+          <w:rFonts w:cs="Arial"/>
+          <w:lang w:val="es-ES"/>
+        </w:rPr>
+        <w:t xml:space="preserve"> es un tablero </w:t>
       </w:r>
       <w:proofErr w:type="spellStart"/>
       <w:r>
@@ -10973,7 +11243,7 @@
           <w:rFonts w:cs="Arial"/>
           <w:lang w:val="es-ES"/>
         </w:rPr>
-        <w:t>VirusTotal</w:t>
+        <w:t>kanban</w:t>
       </w:r>
       <w:proofErr w:type="spellEnd"/>
       <w:r>
@@ -10981,7 +11251,7 @@
           <w:rFonts w:cs="Arial"/>
           <w:lang w:val="es-ES"/>
         </w:rPr>
-        <w:t xml:space="preserve">, </w:t>
+        <w:t xml:space="preserve"> de incidentes (</w:t>
       </w:r>
       <w:proofErr w:type="spellStart"/>
       <w:r>
@@ -10989,7 +11259,7 @@
           <w:rFonts w:cs="Arial"/>
           <w:lang w:val="es-ES"/>
         </w:rPr>
-        <w:t>AbuseIPDB</w:t>
+        <w:t>triaje</w:t>
       </w:r>
       <w:proofErr w:type="spellEnd"/>
       <w:r>
@@ -10997,15 +11267,16 @@
           <w:rFonts w:cs="Arial"/>
           <w:lang w:val="es-ES"/>
         </w:rPr>
-        <w:t xml:space="preserve">) con lista de vigilancia; las CVE explotadas del catálogo CISA KEV priorizadas con una fórmula documentada (KEV 40 + CVSS×4 + </w:t>
+        <w:t xml:space="preserve"> → investigación → contención → resuelto) con SLA, asignación, comentarios, evidencias con SHA-256 e historial de cada cambio. Al cerrar un incidente se clasifica como verdadero positivo, falso positivo o benigno. </w:t>
       </w:r>
       <w:proofErr w:type="spellStart"/>
       <w:r>
         <w:rPr>
           <w:rFonts w:cs="Arial"/>
-          <w:lang w:val="es-ES"/>
-        </w:rPr>
-        <w:t>exploit</w:t>
+          <w:b/>
+          <w:lang w:val="es-ES"/>
+        </w:rPr>
+        <w:t>Runbooks</w:t>
       </w:r>
       <w:proofErr w:type="spellEnd"/>
       <w:r>
@@ -11013,70 +11284,7 @@
           <w:rFonts w:cs="Arial"/>
           <w:lang w:val="es-ES"/>
         </w:rPr>
-        <w:t xml:space="preserve"> público 15 + </w:t>
-      </w:r>
-      <w:proofErr w:type="spellStart"/>
-      <w:r>
-        <w:rPr>
-          <w:rFonts w:cs="Arial"/>
-          <w:lang w:val="es-ES"/>
-        </w:rPr>
-        <w:t>ransomware</w:t>
-      </w:r>
-      <w:proofErr w:type="spellEnd"/>
-      <w:r>
-        <w:rPr>
-          <w:rFonts w:cs="Arial"/>
-          <w:lang w:val="es-ES"/>
-        </w:rPr>
-        <w:t xml:space="preserve"> 5, máximo 100) y enriquecidas con NVD, GitHub y </w:t>
-      </w:r>
-      <w:proofErr w:type="spellStart"/>
-      <w:r>
-        <w:rPr>
-          <w:rFonts w:cs="Arial"/>
-          <w:lang w:val="es-ES"/>
-        </w:rPr>
-        <w:t>Exploit</w:t>
-      </w:r>
-      <w:proofErr w:type="spellEnd"/>
-      <w:r>
-        <w:rPr>
-          <w:rFonts w:cs="Arial"/>
-          <w:lang w:val="es-ES"/>
-        </w:rPr>
-        <w:t xml:space="preserve">-DB; y el mapa de origen de ataques. </w:t>
-      </w:r>
-      <w:r>
-        <w:rPr>
-          <w:rFonts w:cs="Arial"/>
-          <w:b/>
-          <w:lang w:val="es-ES"/>
-        </w:rPr>
-        <w:t>Activos</w:t>
-      </w:r>
-      <w:r>
-        <w:rPr>
-          <w:rFonts w:cs="Arial"/>
-          <w:lang w:val="es-ES"/>
-        </w:rPr>
-        <w:t xml:space="preserve"> lista los equipos con agente Wazuh, su inventario y sus vulnerabilidades reales, detectadas por el escáner de </w:t>
-      </w:r>
-      <w:proofErr w:type="spellStart"/>
-      <w:r>
-        <w:rPr>
-          <w:rFonts w:cs="Arial"/>
-          <w:lang w:val="es-ES"/>
-        </w:rPr>
-        <w:t>Wazuh</w:t>
-      </w:r>
-      <w:proofErr w:type="spellEnd"/>
-      <w:r>
-        <w:rPr>
-          <w:rFonts w:cs="Arial"/>
-          <w:lang w:val="es-ES"/>
-        </w:rPr>
-        <w:t>.</w:t>
+        <w:t xml:space="preserve"> contiene 20 procedimientos con las cinco fases de NIST SP 800-61 y comandos reales, editables por los analistas.</w:t>
       </w:r>
     </w:p>
     <w:p>
@@ -11091,12 +11299,11 @@
           <w:rFonts w:cs="Arial"/>
           <w:noProof/>
         </w:rPr>
-        <w:lastRenderedPageBreak/>
         <w:drawing>
-          <wp:inline distT="0" distB="0" distL="0" distR="0" wp14:anchorId="16A47163" wp14:editId="3D9E92FF">
+          <wp:inline distT="0" distB="0" distL="0" distR="0" wp14:anchorId="14A2E762" wp14:editId="48934DDA">
             <wp:extent cx="5580000" cy="3487500"/>
             <wp:effectExtent l="0" t="0" r="0" b="0"/>
-            <wp:docPr id="7" name="Picture 7"/>
+            <wp:docPr id="5" name="Picture 5"/>
             <wp:cNvGraphicFramePr>
               <a:graphicFrameLocks xmlns:a="http://schemas.openxmlformats.org/drawingml/2006/main" noChangeAspect="1"/>
             </wp:cNvGraphicFramePr>
@@ -11104,7 +11311,7 @@
               <a:graphicData uri="http://schemas.openxmlformats.org/drawingml/2006/picture">
                 <pic:pic xmlns:pic="http://schemas.openxmlformats.org/drawingml/2006/picture">
                   <pic:nvPicPr>
-                    <pic:cNvPr id="0" name="intel_vulns.png"/>
+                    <pic:cNvPr id="0" name="workspace.png"/>
                     <pic:cNvPicPr/>
                   </pic:nvPicPr>
                   <pic:blipFill>
@@ -11136,6 +11343,7 @@
           <w:rFonts w:cs="Arial"/>
         </w:rPr>
       </w:pPr>
+      <w:proofErr w:type="spellStart"/>
       <w:r>
         <w:rPr>
           <w:rFonts w:cs="Arial"/>
@@ -11143,7 +11351,37 @@
           <w:color w:val="5D6E66"/>
           <w:sz w:val="17"/>
         </w:rPr>
-        <w:t>Figura 6. CVE explotadas priorizadas.</w:t>
+        <w:t>Figura</w:t>
+      </w:r>
+      <w:proofErr w:type="spellEnd"/>
+      <w:r>
+        <w:rPr>
+          <w:rFonts w:cs="Arial"/>
+          <w:i/>
+          <w:color w:val="5D6E66"/>
+          <w:sz w:val="17"/>
+        </w:rPr>
+        <w:t xml:space="preserve"> 4. Workspace de </w:t>
+      </w:r>
+      <w:proofErr w:type="spellStart"/>
+      <w:r>
+        <w:rPr>
+          <w:rFonts w:cs="Arial"/>
+          <w:i/>
+          <w:color w:val="5D6E66"/>
+          <w:sz w:val="17"/>
+        </w:rPr>
+        <w:t>incidentes</w:t>
+      </w:r>
+      <w:proofErr w:type="spellEnd"/>
+      <w:r>
+        <w:rPr>
+          <w:rFonts w:cs="Arial"/>
+          <w:i/>
+          <w:color w:val="5D6E66"/>
+          <w:sz w:val="17"/>
+        </w:rPr>
+        <w:t>.</w:t>
       </w:r>
     </w:p>
     <w:p>
@@ -11158,11 +11396,12 @@
           <w:rFonts w:cs="Arial"/>
           <w:noProof/>
         </w:rPr>
+        <w:lastRenderedPageBreak/>
         <w:drawing>
-          <wp:inline distT="0" distB="0" distL="0" distR="0" wp14:anchorId="077A04AD" wp14:editId="6F1211A0">
+          <wp:inline distT="0" distB="0" distL="0" distR="0" wp14:anchorId="561E8753" wp14:editId="6C3A60E7">
             <wp:extent cx="5580000" cy="3487500"/>
             <wp:effectExtent l="0" t="0" r="0" b="0"/>
-            <wp:docPr id="8" name="Picture 8"/>
+            <wp:docPr id="6" name="Picture 6"/>
             <wp:cNvGraphicFramePr>
               <a:graphicFrameLocks xmlns:a="http://schemas.openxmlformats.org/drawingml/2006/main" noChangeAspect="1"/>
             </wp:cNvGraphicFramePr>
@@ -11170,7 +11409,7 @@
               <a:graphicData uri="http://schemas.openxmlformats.org/drawingml/2006/picture">
                 <pic:pic xmlns:pic="http://schemas.openxmlformats.org/drawingml/2006/picture">
                   <pic:nvPicPr>
-                    <pic:cNvPr id="0" name="assets.png"/>
+                    <pic:cNvPr id="0" name="runbooks.png"/>
                     <pic:cNvPicPr/>
                   </pic:nvPicPr>
                   <pic:blipFill>
@@ -11211,7 +11450,29 @@
           <w:sz w:val="17"/>
           <w:lang w:val="es-ES"/>
         </w:rPr>
-        <w:t>Figura 7. Activos y vulnerabilidades por equipo.</w:t>
+        <w:t xml:space="preserve">Figura 5. </w:t>
+      </w:r>
+      <w:proofErr w:type="spellStart"/>
+      <w:r>
+        <w:rPr>
+          <w:rFonts w:cs="Arial"/>
+          <w:i/>
+          <w:color w:val="5D6E66"/>
+          <w:sz w:val="17"/>
+          <w:lang w:val="es-ES"/>
+        </w:rPr>
+        <w:t>Runbooks</w:t>
+      </w:r>
+      <w:proofErr w:type="spellEnd"/>
+      <w:r>
+        <w:rPr>
+          <w:rFonts w:cs="Arial"/>
+          <w:i/>
+          <w:color w:val="5D6E66"/>
+          <w:sz w:val="17"/>
+          <w:lang w:val="es-ES"/>
+        </w:rPr>
+        <w:t xml:space="preserve"> NIST SP 800-61.</w:t>
       </w:r>
     </w:p>
     <w:p>
@@ -11222,16 +11483,15 @@
           <w:lang w:val="es-ES"/>
         </w:rPr>
       </w:pPr>
-      <w:bookmarkStart w:id="17" w:name="_Toc241767910"/>
-      <w:r>
-        <w:rPr>
-          <w:rFonts w:cs="Arial"/>
-          <w:lang w:val="es-ES"/>
-        </w:rPr>
-        <w:lastRenderedPageBreak/>
-        <w:t>5.4 Métricas, informes y cumplimiento</w:t>
-      </w:r>
-      <w:bookmarkEnd w:id="17"/>
+      <w:bookmarkStart w:id="16" w:name="_Toc241961919"/>
+      <w:r>
+        <w:rPr>
+          <w:rFonts w:cs="Arial"/>
+          <w:lang w:val="es-ES"/>
+        </w:rPr>
+        <w:t>5.3 Inteligencia y activos</w:t>
+      </w:r>
+      <w:bookmarkEnd w:id="16"/>
     </w:p>
     <w:p>
       <w:pPr>
@@ -11240,14 +11500,123 @@
           <w:lang w:val="es-ES"/>
         </w:rPr>
       </w:pPr>
+      <w:r>
+        <w:rPr>
+          <w:rFonts w:cs="Arial"/>
+          <w:b/>
+          <w:lang w:val="es-ES"/>
+        </w:rPr>
+        <w:t>Inteligencia</w:t>
+      </w:r>
+      <w:r>
+        <w:rPr>
+          <w:rFonts w:cs="Arial"/>
+          <w:lang w:val="es-ES"/>
+        </w:rPr>
+        <w:t xml:space="preserve"> reúne la reputación de indicadores (</w:t>
+      </w:r>
       <w:proofErr w:type="spellStart"/>
       <w:r>
         <w:rPr>
           <w:rFonts w:cs="Arial"/>
+          <w:lang w:val="es-ES"/>
+        </w:rPr>
+        <w:t>VirusTotal</w:t>
+      </w:r>
+      <w:proofErr w:type="spellEnd"/>
+      <w:r>
+        <w:rPr>
+          <w:rFonts w:cs="Arial"/>
+          <w:lang w:val="es-ES"/>
+        </w:rPr>
+        <w:t xml:space="preserve">, </w:t>
+      </w:r>
+      <w:proofErr w:type="spellStart"/>
+      <w:r>
+        <w:rPr>
+          <w:rFonts w:cs="Arial"/>
+          <w:lang w:val="es-ES"/>
+        </w:rPr>
+        <w:t>AbuseIPDB</w:t>
+      </w:r>
+      <w:proofErr w:type="spellEnd"/>
+      <w:r>
+        <w:rPr>
+          <w:rFonts w:cs="Arial"/>
+          <w:lang w:val="es-ES"/>
+        </w:rPr>
+        <w:t xml:space="preserve">) con lista de vigilancia; las CVE explotadas del catálogo CISA KEV priorizadas con una fórmula documentada (KEV 40 + CVSS×4 + </w:t>
+      </w:r>
+      <w:proofErr w:type="spellStart"/>
+      <w:r>
+        <w:rPr>
+          <w:rFonts w:cs="Arial"/>
+          <w:lang w:val="es-ES"/>
+        </w:rPr>
+        <w:t>exploit</w:t>
+      </w:r>
+      <w:proofErr w:type="spellEnd"/>
+      <w:r>
+        <w:rPr>
+          <w:rFonts w:cs="Arial"/>
+          <w:lang w:val="es-ES"/>
+        </w:rPr>
+        <w:t xml:space="preserve"> público 15 + </w:t>
+      </w:r>
+      <w:proofErr w:type="spellStart"/>
+      <w:r>
+        <w:rPr>
+          <w:rFonts w:cs="Arial"/>
+          <w:lang w:val="es-ES"/>
+        </w:rPr>
+        <w:t>ransomware</w:t>
+      </w:r>
+      <w:proofErr w:type="spellEnd"/>
+      <w:r>
+        <w:rPr>
+          <w:rFonts w:cs="Arial"/>
+          <w:lang w:val="es-ES"/>
+        </w:rPr>
+        <w:t xml:space="preserve"> 5, máximo 100) y enriquecidas con NVD, GitHub y </w:t>
+      </w:r>
+      <w:proofErr w:type="spellStart"/>
+      <w:r>
+        <w:rPr>
+          <w:rFonts w:cs="Arial"/>
+          <w:lang w:val="es-ES"/>
+        </w:rPr>
+        <w:t>Exploit</w:t>
+      </w:r>
+      <w:proofErr w:type="spellEnd"/>
+      <w:r>
+        <w:rPr>
+          <w:rFonts w:cs="Arial"/>
+          <w:lang w:val="es-ES"/>
+        </w:rPr>
+        <w:t xml:space="preserve">-DB; y el mapa de origen de ataques. </w:t>
+      </w:r>
+      <w:r>
+        <w:rPr>
+          <w:rFonts w:cs="Arial"/>
           <w:b/>
           <w:lang w:val="es-ES"/>
         </w:rPr>
-        <w:t>Bifröst</w:t>
+        <w:t>Activos</w:t>
+      </w:r>
+      <w:r>
+        <w:rPr>
+          <w:rFonts w:cs="Arial"/>
+          <w:lang w:val="es-ES"/>
+        </w:rPr>
+        <w:t xml:space="preserve"> lista los equipos con agente Wazuh, su inventario y sus vulnerabilidades reales, detectadas por el escáner de </w:t>
+      </w:r>
+      <w:proofErr w:type="spellStart"/>
+      <w:r>
+        <w:rPr>
+          <w:rFonts w:cs="Arial"/>
+          <w:lang w:val="es-ES"/>
+        </w:rPr>
+        <w:t>Wazuh</w:t>
       </w:r>
       <w:proofErr w:type="spellEnd"/>
       <w:r>
@@ -11255,53 +11624,7 @@
           <w:rFonts w:cs="Arial"/>
           <w:lang w:val="es-ES"/>
         </w:rPr>
-        <w:t xml:space="preserve"> calcula las métricas del SOC (MTTR con la fecha real de resolución, antigüedad de los abiertos, tasa de resolución, cobertura ATT&amp;CK) y ofrece siete consultas de caza de amenazas exportables. </w:t>
-      </w:r>
-      <w:r>
-        <w:rPr>
-          <w:rFonts w:cs="Arial"/>
-          <w:b/>
-          <w:lang w:val="es-ES"/>
-        </w:rPr>
-        <w:t>Informes</w:t>
-      </w:r>
-      <w:r>
-        <w:rPr>
-          <w:rFonts w:cs="Arial"/>
-          <w:lang w:val="es-ES"/>
-        </w:rPr>
-        <w:t xml:space="preserve"> genera el informe SOC, el resumen ejecutivo y el </w:t>
-      </w:r>
-      <w:r>
-        <w:rPr>
-          <w:rFonts w:cs="Arial"/>
-          <w:b/>
-          <w:lang w:val="es-ES"/>
-        </w:rPr>
-        <w:t>Informe GRC</w:t>
-      </w:r>
-      <w:r>
-        <w:rPr>
-          <w:rFonts w:cs="Arial"/>
-          <w:lang w:val="es-ES"/>
-        </w:rPr>
-        <w:t xml:space="preserve">: matriz de riesgo 5×5, madurez NIST CSF 2.0, plan de tratamiento, cobertura ATT&amp;CK y correspondencia </w:t>
-      </w:r>
-      <w:proofErr w:type="spellStart"/>
-      <w:r>
-        <w:rPr>
-          <w:rFonts w:cs="Arial"/>
-          <w:lang w:val="es-ES"/>
-        </w:rPr>
-        <w:t>multinorma</w:t>
-      </w:r>
-      <w:proofErr w:type="spellEnd"/>
-      <w:r>
-        <w:rPr>
-          <w:rFonts w:cs="Arial"/>
-          <w:lang w:val="es-ES"/>
-        </w:rPr>
-        <w:t xml:space="preserve"> (ENS, ISO 27001, NIS2, ISO 42001). Cada informe se guarda con identificador, clasificación TLP y huella SHA-256.</w:t>
+        <w:t>.</w:t>
       </w:r>
     </w:p>
     <w:p>
@@ -11316,11 +11639,12 @@
           <w:rFonts w:cs="Arial"/>
           <w:noProof/>
         </w:rPr>
+        <w:lastRenderedPageBreak/>
         <w:drawing>
-          <wp:inline distT="0" distB="0" distL="0" distR="0" wp14:anchorId="233B0A7B" wp14:editId="2B0DE521">
+          <wp:inline distT="0" distB="0" distL="0" distR="0" wp14:anchorId="16A47163" wp14:editId="3D9E92FF">
             <wp:extent cx="5580000" cy="3487500"/>
             <wp:effectExtent l="0" t="0" r="0" b="0"/>
-            <wp:docPr id="9" name="Picture 9"/>
+            <wp:docPr id="7" name="Picture 7"/>
             <wp:cNvGraphicFramePr>
               <a:graphicFrameLocks xmlns:a="http://schemas.openxmlformats.org/drawingml/2006/main" noChangeAspect="1"/>
             </wp:cNvGraphicFramePr>
@@ -11328,7 +11652,7 @@
               <a:graphicData uri="http://schemas.openxmlformats.org/drawingml/2006/picture">
                 <pic:pic xmlns:pic="http://schemas.openxmlformats.org/drawingml/2006/picture">
                   <pic:nvPicPr>
-                    <pic:cNvPr id="0" name="bifrost.png"/>
+                    <pic:cNvPr id="0" name="intel_vulns.png"/>
                     <pic:cNvPicPr/>
                   </pic:nvPicPr>
                   <pic:blipFill>
@@ -11360,6 +11684,7 @@
           <w:rFonts w:cs="Arial"/>
         </w:rPr>
       </w:pPr>
+      <w:proofErr w:type="spellStart"/>
       <w:r>
         <w:rPr>
           <w:rFonts w:cs="Arial"/>
@@ -11367,7 +11692,57 @@
           <w:color w:val="5D6E66"/>
           <w:sz w:val="17"/>
         </w:rPr>
-        <w:t>Figura 8. Bifröst: métricas y threat hunting.</w:t>
+        <w:t>Figura</w:t>
+      </w:r>
+      <w:proofErr w:type="spellEnd"/>
+      <w:r>
+        <w:rPr>
+          <w:rFonts w:cs="Arial"/>
+          <w:i/>
+          <w:color w:val="5D6E66"/>
+          <w:sz w:val="17"/>
+        </w:rPr>
+        <w:t xml:space="preserve"> 6. CVE </w:t>
+      </w:r>
+      <w:proofErr w:type="spellStart"/>
+      <w:r>
+        <w:rPr>
+          <w:rFonts w:cs="Arial"/>
+          <w:i/>
+          <w:color w:val="5D6E66"/>
+          <w:sz w:val="17"/>
+        </w:rPr>
+        <w:t>explotadas</w:t>
+      </w:r>
+      <w:proofErr w:type="spellEnd"/>
+      <w:r>
+        <w:rPr>
+          <w:rFonts w:cs="Arial"/>
+          <w:i/>
+          <w:color w:val="5D6E66"/>
+          <w:sz w:val="17"/>
+        </w:rPr>
+        <w:t xml:space="preserve"> </w:t>
+      </w:r>
+      <w:proofErr w:type="spellStart"/>
+      <w:r>
+        <w:rPr>
+          <w:rFonts w:cs="Arial"/>
+          <w:i/>
+          <w:color w:val="5D6E66"/>
+          <w:sz w:val="17"/>
+        </w:rPr>
+        <w:t>priorizadas</w:t>
+      </w:r>
+      <w:proofErr w:type="spellEnd"/>
+      <w:r>
+        <w:rPr>
+          <w:rFonts w:cs="Arial"/>
+          <w:i/>
+          <w:color w:val="5D6E66"/>
+          <w:sz w:val="17"/>
+        </w:rPr>
+        <w:t>.</w:t>
       </w:r>
     </w:p>
     <w:p>
@@ -11382,12 +11757,11 @@
           <w:rFonts w:cs="Arial"/>
           <w:noProof/>
         </w:rPr>
-        <w:lastRenderedPageBreak/>
         <w:drawing>
-          <wp:inline distT="0" distB="0" distL="0" distR="0" wp14:anchorId="4F1BF1AA" wp14:editId="7E12D5F4">
+          <wp:inline distT="0" distB="0" distL="0" distR="0" wp14:anchorId="077A04AD" wp14:editId="6F1211A0">
             <wp:extent cx="5580000" cy="3487500"/>
             <wp:effectExtent l="0" t="0" r="0" b="0"/>
-            <wp:docPr id="10" name="Picture 10"/>
+            <wp:docPr id="8" name="Picture 8"/>
             <wp:cNvGraphicFramePr>
               <a:graphicFrameLocks xmlns:a="http://schemas.openxmlformats.org/drawingml/2006/main" noChangeAspect="1"/>
             </wp:cNvGraphicFramePr>
@@ -11395,7 +11769,7 @@
               <a:graphicData uri="http://schemas.openxmlformats.org/drawingml/2006/picture">
                 <pic:pic xmlns:pic="http://schemas.openxmlformats.org/drawingml/2006/picture">
                   <pic:nvPicPr>
-                    <pic:cNvPr id="0" name="report_grc.png"/>
+                    <pic:cNvPr id="0" name="assets.png"/>
                     <pic:cNvPicPr/>
                   </pic:nvPicPr>
                   <pic:blipFill>
@@ -11436,7 +11810,7 @@
           <w:sz w:val="17"/>
           <w:lang w:val="es-ES"/>
         </w:rPr>
-        <w:t>Figura 9. Informe GRC.</w:t>
+        <w:t>Figura 7. Activos y vulnerabilidades por equipo.</w:t>
       </w:r>
     </w:p>
     <w:p>
@@ -11447,15 +11821,16 @@
           <w:lang w:val="es-ES"/>
         </w:rPr>
       </w:pPr>
-      <w:bookmarkStart w:id="18" w:name="_Toc241767911"/>
-      <w:r>
-        <w:rPr>
-          <w:rFonts w:cs="Arial"/>
-          <w:lang w:val="es-ES"/>
-        </w:rPr>
-        <w:t>5.5 Equipo y operación</w:t>
-      </w:r>
-      <w:bookmarkEnd w:id="18"/>
+      <w:bookmarkStart w:id="17" w:name="_Toc241961920"/>
+      <w:r>
+        <w:rPr>
+          <w:rFonts w:cs="Arial"/>
+          <w:lang w:val="es-ES"/>
+        </w:rPr>
+        <w:lastRenderedPageBreak/>
+        <w:t>5.4 Métricas, informes y cumplimiento</w:t>
+      </w:r>
+      <w:bookmarkEnd w:id="17"/>
     </w:p>
     <w:p>
       <w:pPr>
@@ -11464,20 +11839,22 @@
           <w:lang w:val="es-ES"/>
         </w:rPr>
       </w:pPr>
+      <w:proofErr w:type="spellStart"/>
       <w:r>
         <w:rPr>
           <w:rFonts w:cs="Arial"/>
           <w:b/>
           <w:lang w:val="es-ES"/>
         </w:rPr>
-        <w:t>Usuarios</w:t>
-      </w:r>
-      <w:r>
-        <w:rPr>
-          <w:rFonts w:cs="Arial"/>
-          <w:lang w:val="es-ES"/>
-        </w:rPr>
-        <w:t xml:space="preserve"> gestiona roles (administrador, analista, reportero, lector) con salvaguardas (no se puede borrar al último administrador, a uno mismo ni al usuario de la IA), muestra las sesiones abiertas por dispositivo y red, y genera </w:t>
+        <w:t>Bifröst</w:t>
+      </w:r>
+      <w:proofErr w:type="spellEnd"/>
+      <w:r>
+        <w:rPr>
+          <w:rFonts w:cs="Arial"/>
+          <w:lang w:val="es-ES"/>
+        </w:rPr>
+        <w:t xml:space="preserve"> calcula las métricas del SOC (MTTR con la fecha real de resolución, antigüedad de los abiertos, tasa de resolución, cobertura ATT&amp;CK) y ofrece siete consultas de caza de amenazas exportables. </w:t>
       </w:r>
       <w:r>
         <w:rPr>
@@ -11485,14 +11862,14 @@
           <w:b/>
           <w:lang w:val="es-ES"/>
         </w:rPr>
-        <w:t>invitaciones de un solo uso</w:t>
-      </w:r>
-      <w:r>
-        <w:rPr>
-          <w:rFonts w:cs="Arial"/>
-          <w:lang w:val="es-ES"/>
-        </w:rPr>
-        <w:t xml:space="preserve">. </w:t>
+        <w:t>Informes</w:t>
+      </w:r>
+      <w:r>
+        <w:rPr>
+          <w:rFonts w:cs="Arial"/>
+          <w:lang w:val="es-ES"/>
+        </w:rPr>
+        <w:t xml:space="preserve"> genera el informe SOC, el resumen ejecutivo y el </w:t>
       </w:r>
       <w:r>
         <w:rPr>
@@ -11500,44 +11877,30 @@
           <w:b/>
           <w:lang w:val="es-ES"/>
         </w:rPr>
-        <w:t>Sistema</w:t>
-      </w:r>
-      <w:r>
-        <w:rPr>
-          <w:rFonts w:cs="Arial"/>
-          <w:lang w:val="es-ES"/>
-        </w:rPr>
-        <w:t xml:space="preserve"> muestra la salud de cada integración, los monitores de detección y el registro de auditoría. El </w:t>
-      </w:r>
-      <w:r>
-        <w:rPr>
-          <w:rFonts w:cs="Arial"/>
-          <w:b/>
-          <w:lang w:val="es-ES"/>
-        </w:rPr>
-        <w:t>chat</w:t>
-      </w:r>
-      <w:r>
-        <w:rPr>
-          <w:rFonts w:cs="Arial"/>
-          <w:lang w:val="es-ES"/>
-        </w:rPr>
-        <w:t xml:space="preserve"> tiene canal global y mensajes directos privados; </w:t>
-      </w:r>
-      <w:r>
-        <w:rPr>
-          <w:rFonts w:cs="Arial"/>
-          <w:szCs w:val="24"/>
-          <w:lang w:val="es-ES"/>
-        </w:rPr>
-        <w:t>@ia</w:t>
-      </w:r>
-      <w:r>
-        <w:rPr>
-          <w:rFonts w:cs="Arial"/>
-          <w:lang w:val="es-ES"/>
-        </w:rPr>
-        <w:t xml:space="preserve"> responde en el canal.</w:t>
+        <w:t>Informe GRC</w:t>
+      </w:r>
+      <w:r>
+        <w:rPr>
+          <w:rFonts w:cs="Arial"/>
+          <w:lang w:val="es-ES"/>
+        </w:rPr>
+        <w:t xml:space="preserve">: matriz de riesgo 5×5, madurez NIST CSF 2.0, plan de tratamiento, cobertura ATT&amp;CK y correspondencia </w:t>
+      </w:r>
+      <w:proofErr w:type="spellStart"/>
+      <w:r>
+        <w:rPr>
+          <w:rFonts w:cs="Arial"/>
+          <w:lang w:val="es-ES"/>
+        </w:rPr>
+        <w:t>multinorma</w:t>
+      </w:r>
+      <w:proofErr w:type="spellEnd"/>
+      <w:r>
+        <w:rPr>
+          <w:rFonts w:cs="Arial"/>
+          <w:lang w:val="es-ES"/>
+        </w:rPr>
+        <w:t xml:space="preserve"> (ENS, ISO 27001, NIS2, ISO 42001). Cada informe se guarda con identificador, clasificación TLP y huella SHA-256.</w:t>
       </w:r>
     </w:p>
     <w:p>
@@ -11552,12 +11915,11 @@
           <w:rFonts w:cs="Arial"/>
           <w:noProof/>
         </w:rPr>
-        <w:lastRenderedPageBreak/>
         <w:drawing>
-          <wp:inline distT="0" distB="0" distL="0" distR="0" wp14:anchorId="33A6F19F" wp14:editId="26901D88">
+          <wp:inline distT="0" distB="0" distL="0" distR="0" wp14:anchorId="233B0A7B" wp14:editId="2B0DE521">
             <wp:extent cx="5580000" cy="3487500"/>
             <wp:effectExtent l="0" t="0" r="0" b="0"/>
-            <wp:docPr id="11" name="Picture 11"/>
+            <wp:docPr id="9" name="Picture 9"/>
             <wp:cNvGraphicFramePr>
               <a:graphicFrameLocks xmlns:a="http://schemas.openxmlformats.org/drawingml/2006/main" noChangeAspect="1"/>
             </wp:cNvGraphicFramePr>
@@ -11565,7 +11927,7 @@
               <a:graphicData uri="http://schemas.openxmlformats.org/drawingml/2006/picture">
                 <pic:pic xmlns:pic="http://schemas.openxmlformats.org/drawingml/2006/picture">
                   <pic:nvPicPr>
-                    <pic:cNvPr id="0" name="users.png"/>
+                    <pic:cNvPr id="0" name="bifrost.png"/>
                     <pic:cNvPicPr/>
                   </pic:nvPicPr>
                   <pic:blipFill>
@@ -11595,18 +11957,47 @@
         <w:jc w:val="center"/>
         <w:rPr>
           <w:rFonts w:cs="Arial"/>
-          <w:lang w:val="es-ES"/>
         </w:rPr>
       </w:pPr>
+      <w:proofErr w:type="spellStart"/>
       <w:r>
         <w:rPr>
           <w:rFonts w:cs="Arial"/>
           <w:i/>
           <w:color w:val="5D6E66"/>
           <w:sz w:val="17"/>
-          <w:lang w:val="es-ES"/>
-        </w:rPr>
-        <w:t>Figura 10. Usuarios, roles y sesiones.</w:t>
+        </w:rPr>
+        <w:t>Figura</w:t>
+      </w:r>
+      <w:proofErr w:type="spellEnd"/>
+      <w:r>
+        <w:rPr>
+          <w:rFonts w:cs="Arial"/>
+          <w:i/>
+          <w:color w:val="5D6E66"/>
+          <w:sz w:val="17"/>
+        </w:rPr>
+        <w:t xml:space="preserve"> 8. Bifröst: </w:t>
+      </w:r>
+      <w:proofErr w:type="spellStart"/>
+      <w:r>
+        <w:rPr>
+          <w:rFonts w:cs="Arial"/>
+          <w:i/>
+          <w:color w:val="5D6E66"/>
+          <w:sz w:val="17"/>
+        </w:rPr>
+        <w:t>métricas</w:t>
+      </w:r>
+      <w:proofErr w:type="spellEnd"/>
+      <w:r>
+        <w:rPr>
+          <w:rFonts w:cs="Arial"/>
+          <w:i/>
+          <w:color w:val="5D6E66"/>
+          <w:sz w:val="17"/>
+        </w:rPr>
+        <w:t xml:space="preserve"> y threat hunting.</w:t>
       </w:r>
     </w:p>
     <w:p>
@@ -11621,11 +12012,12 @@
           <w:rFonts w:cs="Arial"/>
           <w:noProof/>
         </w:rPr>
+        <w:lastRenderedPageBreak/>
         <w:drawing>
-          <wp:inline distT="0" distB="0" distL="0" distR="0" wp14:anchorId="01C9A9CD" wp14:editId="3083C436">
+          <wp:inline distT="0" distB="0" distL="0" distR="0" wp14:anchorId="4F1BF1AA" wp14:editId="7E12D5F4">
             <wp:extent cx="5580000" cy="3487500"/>
             <wp:effectExtent l="0" t="0" r="0" b="0"/>
-            <wp:docPr id="12" name="Picture 12"/>
+            <wp:docPr id="10" name="Picture 10"/>
             <wp:cNvGraphicFramePr>
               <a:graphicFrameLocks xmlns:a="http://schemas.openxmlformats.org/drawingml/2006/main" noChangeAspect="1"/>
             </wp:cNvGraphicFramePr>
@@ -11633,7 +12025,7 @@
               <a:graphicData uri="http://schemas.openxmlformats.org/drawingml/2006/picture">
                 <pic:pic xmlns:pic="http://schemas.openxmlformats.org/drawingml/2006/picture">
                   <pic:nvPicPr>
-                    <pic:cNvPr id="0" name="system.png"/>
+                    <pic:cNvPr id="0" name="report_grc.png"/>
                     <pic:cNvPicPr/>
                   </pic:nvPicPr>
                   <pic:blipFill>
@@ -11674,7 +12066,108 @@
           <w:sz w:val="17"/>
           <w:lang w:val="es-ES"/>
         </w:rPr>
-        <w:t>Figura 11. Sistema: salud de las integraciones.</w:t>
+        <w:t>Figura 9. Informe GRC.</w:t>
+      </w:r>
+    </w:p>
+    <w:p>
+      <w:pPr>
+        <w:pStyle w:val="Ttulo2"/>
+        <w:rPr>
+          <w:rFonts w:cs="Arial"/>
+          <w:lang w:val="es-ES"/>
+        </w:rPr>
+      </w:pPr>
+      <w:bookmarkStart w:id="18" w:name="_Toc241961921"/>
+      <w:r>
+        <w:rPr>
+          <w:rFonts w:cs="Arial"/>
+          <w:lang w:val="es-ES"/>
+        </w:rPr>
+        <w:t>5.5 Equipo y operación</w:t>
+      </w:r>
+      <w:bookmarkEnd w:id="18"/>
+    </w:p>
+    <w:p>
+      <w:pPr>
+        <w:rPr>
+          <w:rFonts w:cs="Arial"/>
+          <w:lang w:val="es-ES"/>
+        </w:rPr>
+      </w:pPr>
+      <w:r>
+        <w:rPr>
+          <w:rFonts w:cs="Arial"/>
+          <w:b/>
+          <w:lang w:val="es-ES"/>
+        </w:rPr>
+        <w:t>Usuarios</w:t>
+      </w:r>
+      <w:r>
+        <w:rPr>
+          <w:rFonts w:cs="Arial"/>
+          <w:lang w:val="es-ES"/>
+        </w:rPr>
+        <w:t xml:space="preserve"> gestiona roles (administrador, analista, reportero, lector) con salvaguardas (no se puede borrar al último administrador, a uno mismo ni al usuario de la IA), muestra las sesiones abiertas por dispositivo y red, y genera </w:t>
+      </w:r>
+      <w:r>
+        <w:rPr>
+          <w:rFonts w:cs="Arial"/>
+          <w:b/>
+          <w:lang w:val="es-ES"/>
+        </w:rPr>
+        <w:t>invitaciones de un solo uso</w:t>
+      </w:r>
+      <w:r>
+        <w:rPr>
+          <w:rFonts w:cs="Arial"/>
+          <w:lang w:val="es-ES"/>
+        </w:rPr>
+        <w:t xml:space="preserve">. </w:t>
+      </w:r>
+      <w:r>
+        <w:rPr>
+          <w:rFonts w:cs="Arial"/>
+          <w:b/>
+          <w:lang w:val="es-ES"/>
+        </w:rPr>
+        <w:t>Sistema</w:t>
+      </w:r>
+      <w:r>
+        <w:rPr>
+          <w:rFonts w:cs="Arial"/>
+          <w:lang w:val="es-ES"/>
+        </w:rPr>
+        <w:t xml:space="preserve"> muestra la salud de cada integración, los monitores de detección y el registro de auditoría. El </w:t>
+      </w:r>
+      <w:r>
+        <w:rPr>
+          <w:rFonts w:cs="Arial"/>
+          <w:b/>
+          <w:lang w:val="es-ES"/>
+        </w:rPr>
+        <w:t>chat</w:t>
+      </w:r>
+      <w:r>
+        <w:rPr>
+          <w:rFonts w:cs="Arial"/>
+          <w:lang w:val="es-ES"/>
+        </w:rPr>
+        <w:t xml:space="preserve"> tiene canal global y mensajes directos privados; </w:t>
+      </w:r>
+      <w:r>
+        <w:rPr>
+          <w:rFonts w:cs="Arial"/>
+          <w:szCs w:val="24"/>
+          <w:lang w:val="es-ES"/>
+        </w:rPr>
+        <w:t>@ia</w:t>
+      </w:r>
+      <w:r>
+        <w:rPr>
+          <w:rFonts w:cs="Arial"/>
+          <w:lang w:val="es-ES"/>
+        </w:rPr>
+        <w:t xml:space="preserve"> responde en el canal.</w:t>
       </w:r>
     </w:p>
     <w:p>
@@ -11682,6 +12175,144 @@
         <w:jc w:val="center"/>
         <w:rPr>
           <w:rFonts w:cs="Arial"/>
+        </w:rPr>
+      </w:pPr>
+      <w:r>
+        <w:rPr>
+          <w:rFonts w:cs="Arial"/>
+          <w:noProof/>
+        </w:rPr>
+        <w:lastRenderedPageBreak/>
+        <w:drawing>
+          <wp:inline distT="0" distB="0" distL="0" distR="0" wp14:anchorId="33A6F19F" wp14:editId="26901D88">
+            <wp:extent cx="5580000" cy="3487500"/>
+            <wp:effectExtent l="0" t="0" r="0" b="0"/>
+            <wp:docPr id="11" name="Picture 11"/>
+            <wp:cNvGraphicFramePr>
+              <a:graphicFrameLocks xmlns:a="http://schemas.openxmlformats.org/drawingml/2006/main" noChangeAspect="1"/>
+            </wp:cNvGraphicFramePr>
+            <a:graphic xmlns:a="http://schemas.openxmlformats.org/drawingml/2006/main">
+              <a:graphicData uri="http://schemas.openxmlformats.org/drawingml/2006/picture">
+                <pic:pic xmlns:pic="http://schemas.openxmlformats.org/drawingml/2006/picture">
+                  <pic:nvPicPr>
+                    <pic:cNvPr id="0" name="users.png"/>
+                    <pic:cNvPicPr/>
+                  </pic:nvPicPr>
+                  <pic:blipFill>
+                    <a:blip r:embed="rId20"/>
+                    <a:stretch>
+                      <a:fillRect/>
+                    </a:stretch>
+                  </pic:blipFill>
+                  <pic:spPr>
+                    <a:xfrm>
+                      <a:off x="0" y="0"/>
+                      <a:ext cx="5580000" cy="3487500"/>
+                    </a:xfrm>
+                    <a:prstGeom prst="rect">
+                      <a:avLst/>
+                    </a:prstGeom>
+                  </pic:spPr>
+                </pic:pic>
+              </a:graphicData>
+            </a:graphic>
+          </wp:inline>
+        </w:drawing>
+      </w:r>
+    </w:p>
+    <w:p>
+      <w:pPr>
+        <w:jc w:val="center"/>
+        <w:rPr>
+          <w:rFonts w:cs="Arial"/>
+          <w:lang w:val="es-ES"/>
+        </w:rPr>
+      </w:pPr>
+      <w:r>
+        <w:rPr>
+          <w:rFonts w:cs="Arial"/>
+          <w:i/>
+          <w:color w:val="5D6E66"/>
+          <w:sz w:val="17"/>
+          <w:lang w:val="es-ES"/>
+        </w:rPr>
+        <w:t>Figura 10. Usuarios, roles y sesiones.</w:t>
+      </w:r>
+    </w:p>
+    <w:p>
+      <w:pPr>
+        <w:jc w:val="center"/>
+        <w:rPr>
+          <w:rFonts w:cs="Arial"/>
+        </w:rPr>
+      </w:pPr>
+      <w:r>
+        <w:rPr>
+          <w:rFonts w:cs="Arial"/>
+          <w:noProof/>
+        </w:rPr>
+        <w:drawing>
+          <wp:inline distT="0" distB="0" distL="0" distR="0" wp14:anchorId="01C9A9CD" wp14:editId="3083C436">
+            <wp:extent cx="5580000" cy="3487500"/>
+            <wp:effectExtent l="0" t="0" r="0" b="0"/>
+            <wp:docPr id="12" name="Picture 12"/>
+            <wp:cNvGraphicFramePr>
+              <a:graphicFrameLocks xmlns:a="http://schemas.openxmlformats.org/drawingml/2006/main" noChangeAspect="1"/>
+            </wp:cNvGraphicFramePr>
+            <a:graphic xmlns:a="http://schemas.openxmlformats.org/drawingml/2006/main">
+              <a:graphicData uri="http://schemas.openxmlformats.org/drawingml/2006/picture">
+                <pic:pic xmlns:pic="http://schemas.openxmlformats.org/drawingml/2006/picture">
+                  <pic:nvPicPr>
+                    <pic:cNvPr id="0" name="system.png"/>
+                    <pic:cNvPicPr/>
+                  </pic:nvPicPr>
+                  <pic:blipFill>
+                    <a:blip r:embed="rId21"/>
+                    <a:stretch>
+                      <a:fillRect/>
+                    </a:stretch>
+                  </pic:blipFill>
+                  <pic:spPr>
+                    <a:xfrm>
+                      <a:off x="0" y="0"/>
+                      <a:ext cx="5580000" cy="3487500"/>
+                    </a:xfrm>
+                    <a:prstGeom prst="rect">
+                      <a:avLst/>
+                    </a:prstGeom>
+                  </pic:spPr>
+                </pic:pic>
+              </a:graphicData>
+            </a:graphic>
+          </wp:inline>
+        </w:drawing>
+      </w:r>
+    </w:p>
+    <w:p>
+      <w:pPr>
+        <w:jc w:val="center"/>
+        <w:rPr>
+          <w:rFonts w:cs="Arial"/>
+          <w:lang w:val="es-ES"/>
+        </w:rPr>
+      </w:pPr>
+      <w:r>
+        <w:rPr>
+          <w:rFonts w:cs="Arial"/>
+          <w:i/>
+          <w:color w:val="5D6E66"/>
+          <w:sz w:val="17"/>
+          <w:lang w:val="es-ES"/>
+        </w:rPr>
+        <w:t>Figura 11. Sistema: salud de las integraciones.</w:t>
+      </w:r>
+    </w:p>
+    <w:p>
+      <w:pPr>
+        <w:jc w:val="center"/>
+        <w:rPr>
+          <w:rFonts w:cs="Arial"/>
+          <w:lang w:val="es-ES"/>
         </w:rPr>
       </w:pPr>
     </w:p>
@@ -11690,6 +12321,7 @@
         <w:jc w:val="center"/>
         <w:rPr>
           <w:rFonts w:cs="Arial"/>
+          <w:lang w:val="es-ES"/>
         </w:rPr>
       </w:pPr>
     </w:p>
@@ -11745,7 +12377,7 @@
                           <pic:cNvPicPr/>
                         </pic:nvPicPr>
                         <pic:blipFill>
-                          <a:blip r:embed="rId20"/>
+                          <a:blip r:embed="rId22"/>
                           <a:stretch>
                             <a:fillRect/>
                           </a:stretch>
@@ -11855,7 +12487,7 @@
                           <pic:cNvPicPr/>
                         </pic:nvPicPr>
                         <pic:blipFill>
-                          <a:blip r:embed="rId21"/>
+                          <a:blip r:embed="rId23"/>
                           <a:stretch>
                             <a:fillRect/>
                           </a:stretch>
@@ -11929,7 +12561,7 @@
           <w:lang w:val="es-ES"/>
         </w:rPr>
       </w:pPr>
-      <w:bookmarkStart w:id="19" w:name="_Toc241767912"/>
+      <w:bookmarkStart w:id="19" w:name="_Toc241961922"/>
       <w:r>
         <w:rPr>
           <w:rFonts w:cs="Arial"/>
@@ -11993,7 +12625,7 @@
           <w:rFonts w:cs="Arial"/>
         </w:rPr>
       </w:pPr>
-      <w:bookmarkStart w:id="20" w:name="_Toc241767913"/>
+      <w:bookmarkStart w:id="20" w:name="_Toc241961923"/>
       <w:r>
         <w:rPr>
           <w:rFonts w:cs="Arial"/>
@@ -12131,7 +12763,7 @@
           <w:lang w:val="es-ES"/>
         </w:rPr>
       </w:pPr>
-      <w:bookmarkStart w:id="21" w:name="_Toc241767914"/>
+      <w:bookmarkStart w:id="21" w:name="_Toc241961924"/>
       <w:r>
         <w:rPr>
           <w:rFonts w:cs="Arial"/>
@@ -12179,7 +12811,7 @@
           <w:rFonts w:cs="Arial"/>
         </w:rPr>
       </w:pPr>
-      <w:bookmarkStart w:id="22" w:name="_Toc241767915"/>
+      <w:bookmarkStart w:id="22" w:name="_Toc241961925"/>
       <w:r>
         <w:rPr>
           <w:rFonts w:cs="Arial"/>
@@ -12336,7 +12968,7 @@
           <w:lang w:val="es-ES"/>
         </w:rPr>
       </w:pPr>
-      <w:bookmarkStart w:id="23" w:name="_Toc241767916"/>
+      <w:bookmarkStart w:id="23" w:name="_Toc241961926"/>
       <w:r>
         <w:rPr>
           <w:rFonts w:cs="Arial"/>
@@ -12375,37 +13007,35 @@
           <w:rFonts w:cs="Arial"/>
           <w:lang w:val="es-ES"/>
         </w:rPr>
-        <w:t xml:space="preserve">, credenciales de integraciones y la capacidad de bloquear equipos. La seguridad se abordó en cuatro frentes: modelo de amenazas, controles en el código, gestión de secretos y cadena de suministro. El detalle completo está en </w:t>
-      </w:r>
-      <w:r>
-        <w:rPr>
-          <w:rFonts w:cs="Arial"/>
-          <w:sz w:val="17"/>
+        <w:t xml:space="preserve">, credenciales de integraciones y la capacidad de bloquear equipos. La seguridad se abordó en cuatro frentes: modelo de amenazas, controles en el código, gestión de secretos y cadena de suministro. El detalle completo está </w:t>
+      </w:r>
+      <w:r>
+        <w:rPr>
+          <w:lang w:val="es-ES"/>
+        </w:rPr>
+        <w:t xml:space="preserve">en </w:t>
+      </w:r>
+      <w:r>
+        <w:rPr>
+          <w:i/>
+          <w:iCs/>
           <w:lang w:val="es-ES"/>
         </w:rPr>
         <w:t>docs/STRIDE.md</w:t>
       </w:r>
       <w:r>
         <w:rPr>
-          <w:rFonts w:cs="Arial"/>
           <w:lang w:val="es-ES"/>
         </w:rPr>
         <w:t xml:space="preserve"> y </w:t>
       </w:r>
       <w:r>
         <w:rPr>
-          <w:rFonts w:cs="Arial"/>
-          <w:sz w:val="17"/>
-          <w:lang w:val="es-ES"/>
-        </w:rPr>
-        <w:t>SECURITY.md</w:t>
-      </w:r>
-      <w:r>
-        <w:rPr>
-          <w:rFonts w:cs="Arial"/>
-          <w:lang w:val="es-ES"/>
-        </w:rPr>
-        <w:t>.</w:t>
+          <w:i/>
+          <w:iCs/>
+          <w:lang w:val="es-ES"/>
+        </w:rPr>
+        <w:t>SECURITY.md.</w:t>
       </w:r>
     </w:p>
     <w:p>
@@ -12416,7 +13046,7 @@
           <w:lang w:val="es-ES"/>
         </w:rPr>
       </w:pPr>
-      <w:bookmarkStart w:id="24" w:name="_Toc241767917"/>
+      <w:bookmarkStart w:id="24" w:name="_Toc241961927"/>
       <w:r>
         <w:rPr>
           <w:rFonts w:cs="Arial"/>
@@ -12772,11 +13402,9 @@
               <w:spacing w:before="60" w:after="60" w:line="276" w:lineRule="auto"/>
               <w:jc w:val="left"/>
             </w:pPr>
-            <w:proofErr w:type="spellStart"/>
             <w:r>
               <w:t>Manipulación</w:t>
             </w:r>
-            <w:proofErr w:type="spellEnd"/>
           </w:p>
         </w:tc>
         <w:tc>
@@ -12874,11 +13502,9 @@
               <w:spacing w:before="60" w:after="60" w:line="276" w:lineRule="auto"/>
               <w:jc w:val="left"/>
             </w:pPr>
-            <w:proofErr w:type="spellStart"/>
             <w:r>
               <w:t>Repudio</w:t>
             </w:r>
-            <w:proofErr w:type="spellEnd"/>
           </w:p>
         </w:tc>
         <w:tc>
@@ -12946,11 +13572,9 @@
               <w:spacing w:before="60" w:after="60" w:line="276" w:lineRule="auto"/>
               <w:jc w:val="left"/>
             </w:pPr>
-            <w:proofErr w:type="spellStart"/>
             <w:r>
               <w:t>Divulgación</w:t>
             </w:r>
-            <w:proofErr w:type="spellEnd"/>
           </w:p>
         </w:tc>
         <w:tc>
@@ -13070,11 +13694,9 @@
               <w:spacing w:before="60" w:after="60" w:line="276" w:lineRule="auto"/>
               <w:jc w:val="left"/>
             </w:pPr>
-            <w:proofErr w:type="spellStart"/>
             <w:r>
               <w:t>Denegación</w:t>
             </w:r>
-            <w:proofErr w:type="spellEnd"/>
           </w:p>
         </w:tc>
         <w:tc>
@@ -13150,11 +13772,9 @@
               <w:spacing w:before="60" w:after="60" w:line="276" w:lineRule="auto"/>
               <w:jc w:val="left"/>
             </w:pPr>
-            <w:proofErr w:type="spellStart"/>
             <w:r>
               <w:t>Elevación</w:t>
             </w:r>
-            <w:proofErr w:type="spellEnd"/>
           </w:p>
         </w:tc>
         <w:tc>
@@ -13267,7 +13887,7 @@
           <w:lang w:val="es-ES"/>
         </w:rPr>
       </w:pPr>
-      <w:bookmarkStart w:id="25" w:name="_Toc241767918"/>
+      <w:bookmarkStart w:id="25" w:name="_Toc241961928"/>
       <w:r>
         <w:rPr>
           <w:rFonts w:cs="Arial"/>
@@ -13407,7 +14027,14 @@
                 <w:caps w:val="0"/>
                 <w:lang w:val="es-ES"/>
               </w:rPr>
-              <w:t>wazuh</w:t>
+              <w:t>W</w:t>
+            </w:r>
+            <w:r>
+              <w:rPr>
+                <w:caps w:val="0"/>
+                <w:lang w:val="es-ES"/>
+              </w:rPr>
+              <w:t>azuh</w:t>
             </w:r>
             <w:proofErr w:type="spellEnd"/>
             <w:r>
@@ -13433,15 +14060,13 @@
               </w:rPr>
               <w:t xml:space="preserve"> y era alcanzable desde la </w:t>
             </w:r>
-            <w:proofErr w:type="spellStart"/>
             <w:r>
               <w:rPr>
                 <w:caps w:val="0"/>
                 <w:lang w:val="es-ES"/>
               </w:rPr>
-              <w:t>lan</w:t>
-            </w:r>
-            <w:proofErr w:type="spellEnd"/>
+              <w:t>LAN</w:t>
+            </w:r>
             <w:r>
               <w:rPr>
                 <w:caps w:val="0"/>
@@ -13646,7 +14271,14 @@
                 <w:caps w:val="0"/>
                 <w:lang w:val="es-ES"/>
               </w:rPr>
-              <w:t>wazuh</w:t>
+              <w:t>W</w:t>
+            </w:r>
+            <w:r>
+              <w:rPr>
+                <w:caps w:val="0"/>
+                <w:lang w:val="es-ES"/>
+              </w:rPr>
+              <w:t>azuh</w:t>
             </w:r>
             <w:proofErr w:type="spellEnd"/>
             <w:r>
@@ -13656,15 +14288,13 @@
               </w:rPr>
               <w:t xml:space="preserve"> (con claves privadas) y copias de la </w:t>
             </w:r>
-            <w:proofErr w:type="spellStart"/>
             <w:r>
               <w:rPr>
                 <w:caps w:val="0"/>
                 <w:lang w:val="es-ES"/>
               </w:rPr>
-              <w:t>bd</w:t>
-            </w:r>
-            <w:proofErr w:type="spellEnd"/>
+              <w:t>BD</w:t>
+            </w:r>
             <w:r>
               <w:rPr>
                 <w:caps w:val="0"/>
@@ -13771,15 +14401,13 @@
               </w:rPr>
               <w:t xml:space="preserve">Una instalación nueva dejaba la contraseña de </w:t>
             </w:r>
-            <w:proofErr w:type="spellStart"/>
             <w:r>
               <w:rPr>
                 <w:caps w:val="0"/>
                 <w:lang w:val="es-ES"/>
               </w:rPr>
-              <w:t>postgresql</w:t>
-            </w:r>
-            <w:proofErr w:type="spellEnd"/>
+              <w:t>PostgreSQL</w:t>
+            </w:r>
             <w:r>
               <w:rPr>
                 <w:caps w:val="0"/>
@@ -13827,9 +14455,17 @@
             </w:pPr>
             <w:r>
               <w:rPr>
-                <w:lang w:val="es-ES"/>
-              </w:rPr>
-              <w:t>setup_env.py la genera aleatoria</w:t>
+                <w:i/>
+                <w:iCs/>
+                <w:lang w:val="es-ES"/>
+              </w:rPr>
+              <w:t>setup_env.py</w:t>
+            </w:r>
+            <w:r>
+              <w:rPr>
+                <w:lang w:val="es-ES"/>
+              </w:rPr>
+              <w:t xml:space="preserve"> la genera aleatoria</w:t>
             </w:r>
           </w:p>
         </w:tc>
@@ -13860,13 +14496,34 @@
               </w:rPr>
               <w:t xml:space="preserve">El atacante del laboratorio compartía red con la </w:t>
             </w:r>
+            <w:r>
+              <w:rPr>
+                <w:caps w:val="0"/>
+                <w:lang w:val="es-ES"/>
+              </w:rPr>
+              <w:t>BD</w:t>
+            </w:r>
+            <w:r>
+              <w:rPr>
+                <w:caps w:val="0"/>
+                <w:lang w:val="es-ES"/>
+              </w:rPr>
+              <w:t xml:space="preserve">, </w:t>
+            </w:r>
             <w:proofErr w:type="spellStart"/>
             <w:r>
               <w:rPr>
                 <w:caps w:val="0"/>
                 <w:lang w:val="es-ES"/>
               </w:rPr>
-              <w:t>bd</w:t>
+              <w:t>W</w:t>
+            </w:r>
+            <w:r>
+              <w:rPr>
+                <w:caps w:val="0"/>
+                <w:lang w:val="es-ES"/>
+              </w:rPr>
+              <w:t>azuh</w:t>
             </w:r>
             <w:proofErr w:type="spellEnd"/>
             <w:r>
@@ -13874,7 +14531,7 @@
                 <w:caps w:val="0"/>
                 <w:lang w:val="es-ES"/>
               </w:rPr>
-              <w:t xml:space="preserve">, </w:t>
+              <w:t xml:space="preserve"> y </w:t>
             </w:r>
             <w:proofErr w:type="spellStart"/>
             <w:r>
@@ -13882,23 +14539,14 @@
                 <w:caps w:val="0"/>
                 <w:lang w:val="es-ES"/>
               </w:rPr>
-              <w:t>wazuh</w:t>
-            </w:r>
-            <w:proofErr w:type="spellEnd"/>
+              <w:t>O</w:t>
+            </w:r>
             <w:r>
               <w:rPr>
                 <w:caps w:val="0"/>
                 <w:lang w:val="es-ES"/>
               </w:rPr>
-              <w:t xml:space="preserve"> y </w:t>
-            </w:r>
-            <w:proofErr w:type="spellStart"/>
-            <w:r>
-              <w:rPr>
-                <w:caps w:val="0"/>
-                <w:lang w:val="es-ES"/>
-              </w:rPr>
-              <w:t>ollama</w:t>
+              <w:t>llama</w:t>
             </w:r>
             <w:proofErr w:type="spellEnd"/>
           </w:p>
@@ -14000,7 +14648,14 @@
                 <w:caps w:val="0"/>
                 <w:lang w:val="es-ES"/>
               </w:rPr>
-              <w:t>forwarded</w:t>
+              <w:t>F</w:t>
+            </w:r>
+            <w:r>
+              <w:rPr>
+                <w:caps w:val="0"/>
+                <w:lang w:val="es-ES"/>
+              </w:rPr>
+              <w:t>orwarded</w:t>
             </w:r>
             <w:proofErr w:type="spellEnd"/>
             <w:r>
@@ -14010,31 +14665,27 @@
               </w:rPr>
               <w:t>-</w:t>
             </w:r>
-            <w:proofErr w:type="spellStart"/>
             <w:r>
               <w:rPr>
                 <w:caps w:val="0"/>
                 <w:lang w:val="es-ES"/>
               </w:rPr>
-              <w:t>for</w:t>
-            </w:r>
-            <w:proofErr w:type="spellEnd"/>
+              <w:t>F</w:t>
+            </w:r>
             <w:r>
               <w:rPr>
                 <w:caps w:val="0"/>
                 <w:lang w:val="es-ES"/>
               </w:rPr>
-              <w:t xml:space="preserve"> aceptado de cualquiera: </w:t>
-            </w:r>
-            <w:proofErr w:type="spellStart"/>
+              <w:t xml:space="preserve">or aceptado de cualquiera: </w:t>
+            </w:r>
             <w:r>
               <w:rPr>
                 <w:caps w:val="0"/>
                 <w:lang w:val="es-ES"/>
               </w:rPr>
-              <w:t>ip</w:t>
-            </w:r>
-            <w:proofErr w:type="spellEnd"/>
+              <w:t>IP</w:t>
+            </w:r>
             <w:r>
               <w:rPr>
                 <w:caps w:val="0"/>
@@ -14135,7 +14786,28 @@
                 <w:caps w:val="0"/>
                 <w:lang w:val="es-ES"/>
               </w:rPr>
-              <w:t>websocket</w:t>
+              <w:t>W</w:t>
+            </w:r>
+            <w:r>
+              <w:rPr>
+                <w:caps w:val="0"/>
+                <w:lang w:val="es-ES"/>
+              </w:rPr>
+              <w:t>eb</w:t>
+            </w:r>
+            <w:r>
+              <w:rPr>
+                <w:caps w:val="0"/>
+                <w:lang w:val="es-ES"/>
+              </w:rPr>
+              <w:t>S</w:t>
+            </w:r>
+            <w:r>
+              <w:rPr>
+                <w:caps w:val="0"/>
+                <w:lang w:val="es-ES"/>
+              </w:rPr>
+              <w:t>ocket</w:t>
             </w:r>
             <w:proofErr w:type="spellEnd"/>
             <w:r>
@@ -14216,15 +14888,13 @@
               </w:rPr>
               <w:t xml:space="preserve">Acceso por la </w:t>
             </w:r>
-            <w:proofErr w:type="spellStart"/>
             <w:r>
               <w:rPr>
                 <w:caps w:val="0"/>
                 <w:lang w:val="es-ES"/>
               </w:rPr>
-              <w:t>vpn</w:t>
-            </w:r>
-            <w:proofErr w:type="spellEnd"/>
+              <w:t>VPN</w:t>
+            </w:r>
             <w:r>
               <w:rPr>
                 <w:caps w:val="0"/>
@@ -14232,15 +14902,20 @@
               </w:rPr>
               <w:t xml:space="preserve"> sin cifrar y a todos los puertos de </w:t>
             </w:r>
-            <w:proofErr w:type="spellStart"/>
             <w:r>
               <w:rPr>
                 <w:caps w:val="0"/>
                 <w:lang w:val="es-ES"/>
               </w:rPr>
-              <w:t>docker</w:t>
-            </w:r>
-            <w:proofErr w:type="spellEnd"/>
+              <w:t>D</w:t>
+            </w:r>
+            <w:r>
+              <w:rPr>
+                <w:caps w:val="0"/>
+                <w:lang w:val="es-ES"/>
+              </w:rPr>
+              <w:t>ocker</w:t>
+            </w:r>
           </w:p>
         </w:tc>
         <w:tc>
@@ -14290,14 +14965,32 @@
               <w:rPr>
                 <w:lang w:val="es-ES"/>
               </w:rPr>
-              <w:t>tailscale</w:t>
+              <w:t>T</w:t>
+            </w:r>
+            <w:r>
+              <w:rPr>
+                <w:lang w:val="es-ES"/>
+              </w:rPr>
+              <w:t>ailscale</w:t>
             </w:r>
             <w:proofErr w:type="spellEnd"/>
             <w:r>
               <w:rPr>
                 <w:lang w:val="es-ES"/>
               </w:rPr>
-              <w:t xml:space="preserve"> serve) y cortafuegos persistente para el resto</w:t>
+              <w:t xml:space="preserve"> </w:t>
+            </w:r>
+            <w:r>
+              <w:rPr>
+                <w:lang w:val="es-ES"/>
+              </w:rPr>
+              <w:t>S</w:t>
+            </w:r>
+            <w:r>
+              <w:rPr>
+                <w:lang w:val="es-ES"/>
+              </w:rPr>
+              <w:t>erve) y cortafuegos persistente para el resto</w:t>
             </w:r>
           </w:p>
         </w:tc>
@@ -14344,15 +15037,13 @@
               </w:rPr>
               <w:t xml:space="preserve"> de confianza quedaba vacía: </w:t>
             </w:r>
-            <w:proofErr w:type="spellStart"/>
             <w:r>
               <w:rPr>
                 <w:caps w:val="0"/>
                 <w:lang w:val="es-ES"/>
               </w:rPr>
-              <w:t>ip</w:t>
-            </w:r>
-            <w:proofErr w:type="spellEnd"/>
+              <w:t>IP</w:t>
+            </w:r>
             <w:r>
               <w:rPr>
                 <w:caps w:val="0"/>
@@ -14447,6 +15138,20 @@
               </w:rPr>
               <w:t xml:space="preserve">La consola cargaba sus fuentes de </w:t>
             </w:r>
+            <w:r>
+              <w:rPr>
+                <w:caps w:val="0"/>
+                <w:lang w:val="es-ES"/>
+              </w:rPr>
+              <w:t>Google Fonts</w:t>
+            </w:r>
+            <w:r>
+              <w:rPr>
+                <w:caps w:val="0"/>
+                <w:lang w:val="es-ES"/>
+              </w:rPr>
+              <w:t xml:space="preserve">: </w:t>
+            </w:r>
             <w:proofErr w:type="spellStart"/>
             <w:r>
               <w:rPr>
@@ -14461,49 +15166,15 @@
                 <w:caps w:val="0"/>
                 <w:lang w:val="es-ES"/>
               </w:rPr>
-              <w:t xml:space="preserve"> </w:t>
-            </w:r>
-            <w:proofErr w:type="spellStart"/>
+              <w:t xml:space="preserve"> recibía la </w:t>
+            </w:r>
             <w:r>
               <w:rPr>
                 <w:caps w:val="0"/>
                 <w:lang w:val="es-ES"/>
               </w:rPr>
-              <w:t>fonts</w:t>
-            </w:r>
-            <w:proofErr w:type="spellEnd"/>
-            <w:r>
-              <w:rPr>
-                <w:caps w:val="0"/>
-                <w:lang w:val="es-ES"/>
-              </w:rPr>
-              <w:t xml:space="preserve">: </w:t>
-            </w:r>
-            <w:proofErr w:type="spellStart"/>
-            <w:r>
-              <w:rPr>
-                <w:caps w:val="0"/>
-                <w:lang w:val="es-ES"/>
-              </w:rPr>
-              <w:t>google</w:t>
-            </w:r>
-            <w:proofErr w:type="spellEnd"/>
-            <w:r>
-              <w:rPr>
-                <w:caps w:val="0"/>
-                <w:lang w:val="es-ES"/>
-              </w:rPr>
-              <w:t xml:space="preserve"> recibía la </w:t>
-            </w:r>
-            <w:proofErr w:type="spellStart"/>
-            <w:r>
-              <w:rPr>
-                <w:caps w:val="0"/>
-                <w:lang w:val="es-ES"/>
-              </w:rPr>
-              <w:t>ip</w:t>
-            </w:r>
-            <w:proofErr w:type="spellEnd"/>
+              <w:t>IP</w:t>
+            </w:r>
             <w:r>
               <w:rPr>
                 <w:caps w:val="0"/>
@@ -14567,7 +15238,14 @@
               <w:rPr>
                 <w:lang w:val="es-ES"/>
               </w:rPr>
-              <w:t xml:space="preserve"> (paquetes @fontsource, licencia OFL) y CSP sin dominios de terceros; una prueba impide volver a introducirlas</w:t>
+              <w:t xml:space="preserve"> (paquetes @fontsource, licencia OFL) y CSP sin dominios de terceros; una </w:t>
+            </w:r>
+            <w:r>
+              <w:rPr>
+                <w:lang w:val="es-ES"/>
+              </w:rPr>
+              <w:lastRenderedPageBreak/>
+              <w:t>prueba impide volver a introducirlas</w:t>
             </w:r>
           </w:p>
         </w:tc>
@@ -14717,7 +15395,7 @@
           <w:lang w:val="es-ES"/>
         </w:rPr>
       </w:pPr>
-      <w:bookmarkStart w:id="26" w:name="_Toc241767919"/>
+      <w:bookmarkStart w:id="26" w:name="_Toc241961929"/>
       <w:r>
         <w:rPr>
           <w:rFonts w:cs="Arial"/>
@@ -14739,19 +15417,24 @@
           <w:rFonts w:cs="Arial"/>
           <w:lang w:val="es-ES"/>
         </w:rPr>
-        <w:t xml:space="preserve">Ningún secreto vive en el repositorio. </w:t>
-      </w:r>
-      <w:r>
-        <w:rPr>
-          <w:rFonts w:cs="Arial"/>
-          <w:sz w:val="17"/>
+        <w:t xml:space="preserve">Ningún secreto vive en el </w:t>
+      </w:r>
+      <w:r>
+        <w:rPr>
+          <w:lang w:val="es-ES"/>
+        </w:rPr>
+        <w:t xml:space="preserve">repositorio. </w:t>
+      </w:r>
+      <w:r>
+        <w:rPr>
+          <w:i/>
+          <w:iCs/>
           <w:lang w:val="es-ES"/>
         </w:rPr>
         <w:t>setup_env.py</w:t>
       </w:r>
       <w:r>
         <w:rPr>
-          <w:rFonts w:cs="Arial"/>
           <w:lang w:val="es-ES"/>
         </w:rPr>
         <w:t xml:space="preserve"> genera en cada instalación la clave de firma de sesiones, el secreto del </w:t>
@@ -14759,7 +15442,6 @@
       <w:proofErr w:type="spellStart"/>
       <w:r>
         <w:rPr>
-          <w:rFonts w:cs="Arial"/>
           <w:lang w:val="es-ES"/>
         </w:rPr>
         <w:t>webhook</w:t>
@@ -14767,7 +15449,6 @@
       <w:proofErr w:type="spellEnd"/>
       <w:r>
         <w:rPr>
-          <w:rFonts w:cs="Arial"/>
           <w:lang w:val="es-ES"/>
         </w:rPr>
         <w:t xml:space="preserve">, la contraseña de administrador y las de PostgreSQL, el indexador, </w:t>
@@ -14775,8 +15456,6 @@
       <w:proofErr w:type="spellStart"/>
       <w:r>
         <w:rPr>
-          <w:rFonts w:cs="Arial"/>
-          <w:sz w:val="17"/>
           <w:lang w:val="es-ES"/>
         </w:rPr>
         <w:t>kibanaserver</w:t>
@@ -14784,7 +15463,6 @@
       <w:proofErr w:type="spellEnd"/>
       <w:r>
         <w:rPr>
-          <w:rFonts w:cs="Arial"/>
           <w:lang w:val="es-ES"/>
         </w:rPr>
         <w:t xml:space="preserve"> y la API de </w:t>
@@ -14792,7 +15470,6 @@
       <w:proofErr w:type="spellStart"/>
       <w:r>
         <w:rPr>
-          <w:rFonts w:cs="Arial"/>
           <w:lang w:val="es-ES"/>
         </w:rPr>
         <w:t>Wazuh</w:t>
@@ -14800,25 +15477,30 @@
       <w:proofErr w:type="spellEnd"/>
       <w:r>
         <w:rPr>
-          <w:rFonts w:cs="Arial"/>
           <w:lang w:val="es-ES"/>
         </w:rPr>
         <w:t xml:space="preserve">; </w:t>
       </w:r>
       <w:r>
         <w:rPr>
-          <w:rFonts w:cs="Arial"/>
-          <w:sz w:val="17"/>
+          <w:i/>
+          <w:iCs/>
           <w:lang w:val="es-ES"/>
         </w:rPr>
         <w:t>gen_certs.sh</w:t>
       </w:r>
       <w:r>
         <w:rPr>
-          <w:rFonts w:cs="Arial"/>
-          <w:lang w:val="es-ES"/>
-        </w:rPr>
-        <w:t xml:space="preserve"> crea los certificados TLS con el generador oficial; y las credenciales del indexador se cargan en el </w:t>
+          <w:lang w:val="es-ES"/>
+        </w:rPr>
+        <w:t xml:space="preserve"> crea</w:t>
+      </w:r>
+      <w:r>
+        <w:rPr>
+          <w:rFonts w:cs="Arial"/>
+          <w:lang w:val="es-ES"/>
+        </w:rPr>
+        <w:t xml:space="preserve"> los certificados TLS con el generador oficial; y las credenciales del indexador se cargan en el </w:t>
       </w:r>
       <w:proofErr w:type="spellStart"/>
       <w:r>
@@ -14876,7 +15558,7 @@
           <w:rFonts w:cs="Arial"/>
         </w:rPr>
       </w:pPr>
-      <w:bookmarkStart w:id="27" w:name="_Toc241767920"/>
+      <w:bookmarkStart w:id="27" w:name="_Toc241961930"/>
       <w:r>
         <w:rPr>
           <w:rFonts w:cs="Arial"/>
@@ -15007,8 +15689,13 @@
               <w:spacing w:before="60" w:after="60" w:line="276" w:lineRule="auto"/>
               <w:cnfStyle w:val="000000100000" w:firstRow="0" w:lastRow="0" w:firstColumn="0" w:lastColumn="0" w:oddVBand="0" w:evenVBand="0" w:oddHBand="1" w:evenHBand="0" w:firstRowFirstColumn="0" w:firstRowLastColumn="0" w:lastRowFirstColumn="0" w:lastRowLastColumn="0"/>
             </w:pPr>
-            <w:r>
-              <w:t>Dependencias Python</w:t>
+            <w:proofErr w:type="spellStart"/>
+            <w:r>
+              <w:t>Dependencias</w:t>
+            </w:r>
+            <w:proofErr w:type="spellEnd"/>
+            <w:r>
+              <w:t xml:space="preserve"> Python</w:t>
             </w:r>
           </w:p>
         </w:tc>
@@ -15030,8 +15717,21 @@
               <w:cnfStyle w:val="000000100000" w:firstRow="0" w:lastRow="0" w:firstColumn="0" w:lastColumn="0" w:oddVBand="0" w:evenVBand="0" w:oddHBand="1" w:evenHBand="0" w:firstRowFirstColumn="0" w:firstRowLastColumn="0" w:lastRowFirstColumn="0" w:lastRowLastColumn="0"/>
             </w:pPr>
             <w:r>
-              <w:t>11 paquetes vulnerables</w:t>
-            </w:r>
+              <w:t xml:space="preserve">11 </w:t>
+            </w:r>
+            <w:proofErr w:type="spellStart"/>
+            <w:r>
+              <w:t>paquetes</w:t>
+            </w:r>
+            <w:proofErr w:type="spellEnd"/>
+            <w:r>
+              <w:t xml:space="preserve"> </w:t>
+            </w:r>
+            <w:proofErr w:type="spellStart"/>
+            <w:r>
+              <w:t>vulnerables</w:t>
+            </w:r>
+            <w:proofErr w:type="spellEnd"/>
           </w:p>
         </w:tc>
         <w:tc>
@@ -15082,9 +15782,19 @@
               <w:spacing w:before="60" w:after="60" w:line="276" w:lineRule="auto"/>
               <w:cnfStyle w:val="000000000000" w:firstRow="0" w:lastRow="0" w:firstColumn="0" w:lastColumn="0" w:oddVBand="0" w:evenVBand="0" w:oddHBand="0" w:evenHBand="0" w:firstRowFirstColumn="0" w:firstRowLastColumn="0" w:lastRowFirstColumn="0" w:lastRowLastColumn="0"/>
             </w:pPr>
-            <w:r>
-              <w:t>Dependencias de la consola</w:t>
-            </w:r>
+            <w:proofErr w:type="spellStart"/>
+            <w:r>
+              <w:t>Dependencias</w:t>
+            </w:r>
+            <w:proofErr w:type="spellEnd"/>
+            <w:r>
+              <w:t xml:space="preserve"> de la </w:t>
+            </w:r>
+            <w:proofErr w:type="spellStart"/>
+            <w:r>
+              <w:t>consola</w:t>
+            </w:r>
+            <w:proofErr w:type="spellEnd"/>
           </w:p>
         </w:tc>
         <w:tc>
@@ -15103,7 +15813,23 @@
               <w:cnfStyle w:val="000000000000" w:firstRow="0" w:lastRow="0" w:firstColumn="0" w:lastColumn="0" w:oddVBand="0" w:evenVBand="0" w:oddHBand="0" w:evenHBand="0" w:firstRowFirstColumn="0" w:firstRowLastColumn="0" w:lastRowFirstColumn="0" w:lastRowLastColumn="0"/>
             </w:pPr>
             <w:r>
-              <w:t>26 avisos (1 crítico)</w:t>
+              <w:t xml:space="preserve">26 </w:t>
+            </w:r>
+            <w:proofErr w:type="spellStart"/>
+            <w:r>
+              <w:t>avisos</w:t>
+            </w:r>
+            <w:proofErr w:type="spellEnd"/>
+            <w:r>
+              <w:t xml:space="preserve"> (1 </w:t>
+            </w:r>
+            <w:proofErr w:type="spellStart"/>
+            <w:r>
+              <w:t>crítico</w:t>
+            </w:r>
+            <w:proofErr w:type="spellEnd"/>
+            <w:r>
+              <w:t>)</w:t>
             </w:r>
           </w:p>
         </w:tc>
@@ -15160,8 +15886,13 @@
               <w:cnfStyle w:val="000000100000" w:firstRow="0" w:lastRow="0" w:firstColumn="0" w:lastColumn="0" w:oddVBand="0" w:evenVBand="0" w:oddHBand="1" w:evenHBand="0" w:firstRowFirstColumn="0" w:firstRowLastColumn="0" w:lastRowFirstColumn="0" w:lastRowLastColumn="0"/>
             </w:pPr>
             <w:r>
-              <w:t>Imagen de la consola</w:t>
-            </w:r>
+              <w:t xml:space="preserve">Imagen de la </w:t>
+            </w:r>
+            <w:proofErr w:type="spellStart"/>
+            <w:r>
+              <w:t>consola</w:t>
+            </w:r>
+            <w:proofErr w:type="spellEnd"/>
           </w:p>
         </w:tc>
         <w:tc>
@@ -15181,8 +15912,13 @@
               <w:cnfStyle w:val="000000100000" w:firstRow="0" w:lastRow="0" w:firstColumn="0" w:lastColumn="0" w:oddVBand="0" w:evenVBand="0" w:oddHBand="1" w:evenHBand="0" w:firstRowFirstColumn="0" w:firstRowLastColumn="0" w:lastRowFirstColumn="0" w:lastRowLastColumn="0"/>
             </w:pPr>
             <w:r>
-              <w:t>49 altos/críticos</w:t>
-            </w:r>
+              <w:t>49 altos/</w:t>
+            </w:r>
+            <w:proofErr w:type="spellStart"/>
+            <w:r>
+              <w:t>críticos</w:t>
+            </w:r>
+            <w:proofErr w:type="spellEnd"/>
           </w:p>
         </w:tc>
         <w:tc>
@@ -15201,7 +15937,15 @@
               <w:cnfStyle w:val="000000100000" w:firstRow="0" w:lastRow="0" w:firstColumn="0" w:lastColumn="0" w:oddVBand="0" w:evenVBand="0" w:oddHBand="1" w:evenHBand="0" w:firstRowFirstColumn="0" w:firstRowLastColumn="0" w:lastRowFirstColumn="0" w:lastRowLastColumn="0"/>
             </w:pPr>
             <w:r>
-              <w:t>0 (Node 22 LTS, Vite 7, npm ci)</w:t>
+              <w:t xml:space="preserve">0 (Node 22 LTS, Vite 7, </w:t>
+            </w:r>
+            <w:proofErr w:type="spellStart"/>
+            <w:r>
+              <w:t>npm</w:t>
+            </w:r>
+            <w:proofErr w:type="spellEnd"/>
+            <w:r>
+              <w:t xml:space="preserve"> ci)</w:t>
             </w:r>
           </w:p>
         </w:tc>
@@ -15563,6 +16307,7 @@
           <w:rFonts w:cs="Arial"/>
           <w:lang w:val="es-ES"/>
         </w:rPr>
+        <w:lastRenderedPageBreak/>
         <w:br w:type="page"/>
       </w:r>
     </w:p>
@@ -15574,7 +16319,7 @@
           <w:lang w:val="es-ES"/>
         </w:rPr>
       </w:pPr>
-      <w:bookmarkStart w:id="28" w:name="_Toc241767921"/>
+      <w:bookmarkStart w:id="28" w:name="_Toc241961931"/>
       <w:r>
         <w:rPr>
           <w:rFonts w:cs="Arial"/>
@@ -15731,7 +16476,47 @@
           <w:iCs/>
           <w:szCs w:val="24"/>
         </w:rPr>
-        <w:t xml:space="preserve"> en el contenedor backend + docs/TRAZABILIDAD.md</w:t>
+        <w:t xml:space="preserve"> </w:t>
+      </w:r>
+      <w:proofErr w:type="spellStart"/>
+      <w:r>
+        <w:rPr>
+          <w:rFonts w:cs="Arial"/>
+          <w:i/>
+          <w:iCs/>
+          <w:szCs w:val="24"/>
+        </w:rPr>
+        <w:t>en</w:t>
+      </w:r>
+      <w:proofErr w:type="spellEnd"/>
+      <w:r>
+        <w:rPr>
+          <w:rFonts w:cs="Arial"/>
+          <w:i/>
+          <w:iCs/>
+          <w:szCs w:val="24"/>
+        </w:rPr>
+        <w:t xml:space="preserve"> el </w:t>
+      </w:r>
+      <w:proofErr w:type="spellStart"/>
+      <w:r>
+        <w:rPr>
+          <w:rFonts w:cs="Arial"/>
+          <w:i/>
+          <w:iCs/>
+          <w:szCs w:val="24"/>
+        </w:rPr>
+        <w:t>contenedor</w:t>
+      </w:r>
+      <w:proofErr w:type="spellEnd"/>
+      <w:r>
+        <w:rPr>
+          <w:rFonts w:cs="Arial"/>
+          <w:i/>
+          <w:iCs/>
+          <w:szCs w:val="24"/>
+        </w:rPr>
+        <w:t xml:space="preserve"> backend + docs/TRAZABILIDAD.md</w:t>
       </w:r>
     </w:p>
     <w:tbl>
@@ -16655,7 +17440,7 @@
           <w:lang w:val="es-ES"/>
         </w:rPr>
       </w:pPr>
-      <w:bookmarkStart w:id="29" w:name="_Toc241767922"/>
+      <w:bookmarkStart w:id="29" w:name="_Toc241961932"/>
       <w:r>
         <w:rPr>
           <w:rFonts w:cs="Arial"/>
@@ -16704,14 +17489,60 @@
         <w:rPr>
           <w:rFonts w:cs="Arial"/>
         </w:rPr>
-        <w:t xml:space="preserve"> ejecución: </w:t>
+        <w:t xml:space="preserve"> </w:t>
+      </w:r>
+      <w:proofErr w:type="spellStart"/>
+      <w:r>
+        <w:rPr>
+          <w:rFonts w:cs="Arial"/>
+        </w:rPr>
+        <w:t>ejecución</w:t>
+      </w:r>
+      <w:proofErr w:type="spellEnd"/>
+      <w:r>
+        <w:rPr>
+          <w:rFonts w:cs="Arial"/>
+        </w:rPr>
+        <w:t xml:space="preserve">: </w:t>
       </w:r>
       <w:r>
         <w:rPr>
           <w:rFonts w:cs="Arial"/>
           <w:b/>
         </w:rPr>
-        <w:t>62 de 62 pruebas superadas.</w:t>
+        <w:t xml:space="preserve">62 de 62 </w:t>
+      </w:r>
+      <w:proofErr w:type="spellStart"/>
+      <w:r>
+        <w:rPr>
+          <w:rFonts w:cs="Arial"/>
+          <w:b/>
+        </w:rPr>
+        <w:t>pruebas</w:t>
+      </w:r>
+      <w:proofErr w:type="spellEnd"/>
+      <w:r>
+        <w:rPr>
+          <w:rFonts w:cs="Arial"/>
+          <w:b/>
+        </w:rPr>
+        <w:t xml:space="preserve"> </w:t>
+      </w:r>
+      <w:proofErr w:type="spellStart"/>
+      <w:r>
+        <w:rPr>
+          <w:rFonts w:cs="Arial"/>
+          <w:b/>
+        </w:rPr>
+        <w:t>superadas</w:t>
+      </w:r>
+      <w:proofErr w:type="spellEnd"/>
+      <w:r>
+        <w:rPr>
+          <w:rFonts w:cs="Arial"/>
+          <w:b/>
+        </w:rPr>
+        <w:t>.</w:t>
       </w:r>
     </w:p>
     <w:tbl>
@@ -18378,9 +19209,27 @@
               <w:jc w:val="center"/>
               <w:cnfStyle w:val="000000000000" w:firstRow="0" w:lastRow="0" w:firstColumn="0" w:lastColumn="0" w:oddVBand="0" w:evenVBand="0" w:oddHBand="0" w:evenHBand="0" w:firstRowFirstColumn="0" w:firstRowLastColumn="0" w:lastRowFirstColumn="0" w:lastRowLastColumn="0"/>
             </w:pPr>
-            <w:r>
-              <w:t>acceso desde el móvil</w:t>
-            </w:r>
+            <w:proofErr w:type="spellStart"/>
+            <w:r>
+              <w:t>acceso</w:t>
+            </w:r>
+            <w:proofErr w:type="spellEnd"/>
+            <w:r>
+              <w:t xml:space="preserve"> </w:t>
+            </w:r>
+            <w:proofErr w:type="spellStart"/>
+            <w:r>
+              <w:t>desde</w:t>
+            </w:r>
+            <w:proofErr w:type="spellEnd"/>
+            <w:r>
+              <w:t xml:space="preserve"> el </w:t>
+            </w:r>
+            <w:proofErr w:type="spellStart"/>
+            <w:r>
+              <w:t>móvil</w:t>
+            </w:r>
+            <w:proofErr w:type="spellEnd"/>
           </w:p>
         </w:tc>
       </w:tr>
@@ -18851,9 +19700,19 @@
               <w:jc w:val="center"/>
               <w:cnfStyle w:val="000000100000" w:firstRow="0" w:lastRow="0" w:firstColumn="0" w:lastColumn="0" w:oddVBand="0" w:evenVBand="0" w:oddHBand="1" w:evenHBand="0" w:firstRowFirstColumn="0" w:firstRowLastColumn="0" w:lastRowFirstColumn="0" w:lastRowLastColumn="0"/>
             </w:pPr>
-            <w:r>
-              <w:t>revisión de paneles</w:t>
-            </w:r>
+            <w:proofErr w:type="spellStart"/>
+            <w:r>
+              <w:t>revisión</w:t>
+            </w:r>
+            <w:proofErr w:type="spellEnd"/>
+            <w:r>
+              <w:t xml:space="preserve"> de </w:t>
+            </w:r>
+            <w:proofErr w:type="spellStart"/>
+            <w:r>
+              <w:t>paneles</w:t>
+            </w:r>
+            <w:proofErr w:type="spellEnd"/>
           </w:p>
         </w:tc>
       </w:tr>
@@ -19331,7 +20190,7 @@
           <w:lang w:val="es-ES"/>
         </w:rPr>
       </w:pPr>
-      <w:bookmarkStart w:id="30" w:name="_Toc241767923"/>
+      <w:bookmarkStart w:id="30" w:name="_Toc241961933"/>
       <w:r>
         <w:rPr>
           <w:rFonts w:cs="Arial"/>
@@ -19350,7 +20209,7 @@
           <w:lang w:val="es-ES"/>
         </w:rPr>
       </w:pPr>
-      <w:bookmarkStart w:id="31" w:name="_Toc241767924"/>
+      <w:bookmarkStart w:id="31" w:name="_Toc241961934"/>
       <w:r>
         <w:rPr>
           <w:rFonts w:cs="Arial"/>
@@ -19570,7 +20429,7 @@
           <w:lang w:val="es-ES"/>
         </w:rPr>
       </w:pPr>
-      <w:bookmarkStart w:id="32" w:name="_Toc241767925"/>
+      <w:bookmarkStart w:id="32" w:name="_Toc241961935"/>
       <w:r>
         <w:rPr>
           <w:rFonts w:cs="Arial"/>
@@ -19807,9 +20666,11 @@
               <w:jc w:val="center"/>
               <w:cnfStyle w:val="100000000000" w:firstRow="1" w:lastRow="0" w:firstColumn="0" w:lastColumn="0" w:oddVBand="0" w:evenVBand="0" w:oddHBand="0" w:evenHBand="0" w:firstRowFirstColumn="0" w:firstRowLastColumn="0" w:lastRowFirstColumn="0" w:lastRowLastColumn="0"/>
             </w:pPr>
+            <w:proofErr w:type="spellStart"/>
             <w:r>
               <w:t>Resultado</w:t>
             </w:r>
+            <w:proofErr w:type="spellEnd"/>
           </w:p>
         </w:tc>
       </w:tr>
@@ -20046,8 +20907,13 @@
             </w:r>
             <w:proofErr w:type="spellEnd"/>
             <w:r>
-              <w:t xml:space="preserve"> y honeypot activos</w:t>
-            </w:r>
+              <w:t xml:space="preserve"> y honeypot </w:t>
+            </w:r>
+            <w:proofErr w:type="spellStart"/>
+            <w:r>
+              <w:t>activos</w:t>
+            </w:r>
+            <w:proofErr w:type="spellEnd"/>
           </w:p>
         </w:tc>
       </w:tr>
@@ -20068,13 +20934,47 @@
                 <w:bCs w:val="0"/>
               </w:rPr>
             </w:pPr>
+            <w:proofErr w:type="spellStart"/>
             <w:r>
               <w:rPr>
                 <w:b w:val="0"/>
                 <w:bCs w:val="0"/>
               </w:rPr>
-              <w:t>Usuarios internos del indexador</w:t>
-            </w:r>
+              <w:t>Usuarios</w:t>
+            </w:r>
+            <w:proofErr w:type="spellEnd"/>
+            <w:r>
+              <w:rPr>
+                <w:b w:val="0"/>
+                <w:bCs w:val="0"/>
+              </w:rPr>
+              <w:t xml:space="preserve"> </w:t>
+            </w:r>
+            <w:proofErr w:type="spellStart"/>
+            <w:r>
+              <w:rPr>
+                <w:b w:val="0"/>
+                <w:bCs w:val="0"/>
+              </w:rPr>
+              <w:t>internos</w:t>
+            </w:r>
+            <w:proofErr w:type="spellEnd"/>
+            <w:r>
+              <w:rPr>
+                <w:b w:val="0"/>
+                <w:bCs w:val="0"/>
+              </w:rPr>
+              <w:t xml:space="preserve"> del </w:t>
+            </w:r>
+            <w:proofErr w:type="spellStart"/>
+            <w:r>
+              <w:rPr>
+                <w:b w:val="0"/>
+                <w:bCs w:val="0"/>
+              </w:rPr>
+              <w:t>indexador</w:t>
+            </w:r>
+            <w:proofErr w:type="spellEnd"/>
           </w:p>
         </w:tc>
         <w:tc>
@@ -20090,8 +20990,13 @@
               <w:cnfStyle w:val="000000000000" w:firstRow="0" w:lastRow="0" w:firstColumn="0" w:lastColumn="0" w:oddVBand="0" w:evenVBand="0" w:oddHBand="0" w:evenHBand="0" w:firstRowFirstColumn="0" w:firstRowLastColumn="0" w:lastRowFirstColumn="0" w:lastRowLastColumn="0"/>
             </w:pPr>
             <w:r>
-              <w:t>Solo admin y kibanaserver</w:t>
-            </w:r>
+              <w:t xml:space="preserve">Solo admin y </w:t>
+            </w:r>
+            <w:proofErr w:type="spellStart"/>
+            <w:r>
+              <w:t>kibanaserver</w:t>
+            </w:r>
+            <w:proofErr w:type="spellEnd"/>
           </w:p>
         </w:tc>
       </w:tr>
@@ -20262,8 +21167,17 @@
                 <w:bCs w:val="0"/>
               </w:rPr>
               <w:lastRenderedPageBreak/>
-              <w:t>Modelo de IA descargado</w:t>
-            </w:r>
+              <w:t xml:space="preserve">Modelo de IA </w:t>
+            </w:r>
+            <w:proofErr w:type="spellStart"/>
+            <w:r>
+              <w:rPr>
+                <w:b w:val="0"/>
+                <w:bCs w:val="0"/>
+              </w:rPr>
+              <w:t>descargado</w:t>
+            </w:r>
+            <w:proofErr w:type="spellEnd"/>
           </w:p>
         </w:tc>
         <w:tc>
@@ -20436,7 +21350,7 @@
           <w:lang w:val="es-ES"/>
         </w:rPr>
       </w:pPr>
-      <w:bookmarkStart w:id="33" w:name="_Toc241767926"/>
+      <w:bookmarkStart w:id="33" w:name="_Toc241961936"/>
       <w:r>
         <w:rPr>
           <w:rFonts w:cs="Arial"/>
@@ -20531,7 +21445,25 @@
           <w:szCs w:val="24"/>
           <w:lang w:val="es-ES"/>
         </w:rPr>
-        <w:t xml:space="preserve"> con certificado válido; un cortafuegos persistente (scripts/vpn-firewall.sh) cierra a la VPN todos los puertos de Docker, de modo que no hay forma de entrar sin cifrar; y el botón «Invitar» genera un enlace que comparte solo esta máquina, no la red. Cuando alguien inicia sesión, los administradores reciben un aviso en directo con su usuario, dispositivo y cuenta de</w:t>
+        <w:t xml:space="preserve"> con certificado válido; un cortafuegos persistente (</w:t>
+      </w:r>
+      <w:r>
+        <w:rPr>
+          <w:rFonts w:cs="Arial"/>
+          <w:i/>
+          <w:iCs/>
+          <w:szCs w:val="24"/>
+          <w:lang w:val="es-ES"/>
+        </w:rPr>
+        <w:t>scripts/vpn-firewall.sh</w:t>
+      </w:r>
+      <w:r>
+        <w:rPr>
+          <w:rFonts w:cs="Arial"/>
+          <w:szCs w:val="24"/>
+          <w:lang w:val="es-ES"/>
+        </w:rPr>
+        <w:t>) cierra a la VPN todos los puertos de Docker, de modo que no hay forma de entrar sin cifrar; y el botón «Invitar» genera un enlace que comparte solo esta máquina, no la red. Cuando alguien inicia sesión, los administradores reciben un aviso en directo con su usuario, dispositivo y cuenta de</w:t>
       </w:r>
       <w:r>
         <w:rPr>
@@ -20549,7 +21481,7 @@
           <w:lang w:val="es-ES"/>
         </w:rPr>
       </w:pPr>
-      <w:bookmarkStart w:id="34" w:name="_Toc241767927"/>
+      <w:bookmarkStart w:id="34" w:name="_Toc241961937"/>
       <w:r>
         <w:rPr>
           <w:rFonts w:cs="Arial"/>
@@ -20597,7 +21529,7 @@
           <w:lang w:val="es-ES"/>
         </w:rPr>
       </w:pPr>
-      <w:bookmarkStart w:id="35" w:name="_Toc241767928"/>
+      <w:bookmarkStart w:id="35" w:name="_Toc241961938"/>
       <w:r>
         <w:rPr>
           <w:rFonts w:cs="Arial"/>
@@ -20667,7 +21599,63 @@
         <w:rPr>
           <w:rFonts w:cs="Arial"/>
         </w:rPr>
-        <w:t xml:space="preserve"> problemas que el prototipo ocultaba:</w:t>
+        <w:t xml:space="preserve"> </w:t>
+      </w:r>
+      <w:proofErr w:type="spellStart"/>
+      <w:r>
+        <w:rPr>
+          <w:rFonts w:cs="Arial"/>
+        </w:rPr>
+        <w:t>problemas</w:t>
+      </w:r>
+      <w:proofErr w:type="spellEnd"/>
+      <w:r>
+        <w:rPr>
+          <w:rFonts w:cs="Arial"/>
+        </w:rPr>
+        <w:t xml:space="preserve"> </w:t>
+      </w:r>
+      <w:proofErr w:type="spellStart"/>
+      <w:r>
+        <w:rPr>
+          <w:rFonts w:cs="Arial"/>
+        </w:rPr>
+        <w:t>que</w:t>
+      </w:r>
+      <w:proofErr w:type="spellEnd"/>
+      <w:r>
+        <w:rPr>
+          <w:rFonts w:cs="Arial"/>
+        </w:rPr>
+        <w:t xml:space="preserve"> el </w:t>
+      </w:r>
+      <w:proofErr w:type="spellStart"/>
+      <w:r>
+        <w:rPr>
+          <w:rFonts w:cs="Arial"/>
+        </w:rPr>
+        <w:t>prototipo</w:t>
+      </w:r>
+      <w:proofErr w:type="spellEnd"/>
+      <w:r>
+        <w:rPr>
+          <w:rFonts w:cs="Arial"/>
+        </w:rPr>
+        <w:t xml:space="preserve"> </w:t>
+      </w:r>
+      <w:proofErr w:type="spellStart"/>
+      <w:r>
+        <w:rPr>
+          <w:rFonts w:cs="Arial"/>
+        </w:rPr>
+        <w:t>ocultaba</w:t>
+      </w:r>
+      <w:proofErr w:type="spellEnd"/>
+      <w:r>
+        <w:rPr>
+          <w:rFonts w:cs="Arial"/>
+        </w:rPr>
+        <w:t>:</w:t>
       </w:r>
     </w:p>
     <w:p>
@@ -20992,15 +21980,51 @@
           <w:rFonts w:cs="Arial"/>
         </w:rPr>
       </w:pPr>
-      <w:bookmarkStart w:id="36" w:name="_Toc241767929"/>
+      <w:bookmarkStart w:id="36" w:name="_Toc241961939"/>
       <w:r>
         <w:rPr>
           <w:rFonts w:cs="Arial"/>
         </w:rPr>
         <w:lastRenderedPageBreak/>
-        <w:t>11. Limitaciones y trabajo futuro</w:t>
+        <w:t xml:space="preserve">11. </w:t>
+      </w:r>
+      <w:proofErr w:type="spellStart"/>
+      <w:r>
+        <w:rPr>
+          <w:rFonts w:cs="Arial"/>
+        </w:rPr>
+        <w:t>Limitaciones</w:t>
+      </w:r>
+      <w:proofErr w:type="spellEnd"/>
+      <w:r>
+        <w:rPr>
+          <w:rFonts w:cs="Arial"/>
+        </w:rPr>
+        <w:t xml:space="preserve"> y </w:t>
+      </w:r>
+      <w:proofErr w:type="spellStart"/>
+      <w:r>
+        <w:rPr>
+          <w:rFonts w:cs="Arial"/>
+        </w:rPr>
+        <w:t>trabajo</w:t>
+      </w:r>
+      <w:proofErr w:type="spellEnd"/>
+      <w:r>
+        <w:rPr>
+          <w:rFonts w:cs="Arial"/>
+        </w:rPr>
+        <w:t xml:space="preserve"> </w:t>
+      </w:r>
+      <w:proofErr w:type="spellStart"/>
+      <w:r>
+        <w:rPr>
+          <w:rFonts w:cs="Arial"/>
+        </w:rPr>
+        <w:t>futuro</w:t>
       </w:r>
       <w:bookmarkEnd w:id="36"/>
+      <w:proofErr w:type="spellEnd"/>
     </w:p>
     <w:tbl>
       <w:tblPr>
@@ -21032,9 +22056,11 @@
               <w:spacing w:before="60" w:after="60" w:line="276" w:lineRule="auto"/>
               <w:jc w:val="center"/>
             </w:pPr>
+            <w:proofErr w:type="spellStart"/>
             <w:r>
               <w:t>Limitación</w:t>
             </w:r>
+            <w:proofErr w:type="spellEnd"/>
           </w:p>
         </w:tc>
         <w:tc>
@@ -21052,9 +22078,19 @@
               <w:jc w:val="center"/>
               <w:cnfStyle w:val="100000000000" w:firstRow="1" w:lastRow="0" w:firstColumn="0" w:lastColumn="0" w:oddVBand="0" w:evenVBand="0" w:oddHBand="0" w:evenHBand="0" w:firstRowFirstColumn="0" w:firstRowLastColumn="0" w:lastRowFirstColumn="0" w:lastRowLastColumn="0"/>
             </w:pPr>
-            <w:r>
-              <w:t>Mejora propuesta</w:t>
-            </w:r>
+            <w:proofErr w:type="spellStart"/>
+            <w:r>
+              <w:t>Mejora</w:t>
+            </w:r>
+            <w:proofErr w:type="spellEnd"/>
+            <w:r>
+              <w:t xml:space="preserve"> </w:t>
+            </w:r>
+            <w:proofErr w:type="spellStart"/>
+            <w:r>
+              <w:t>propuesta</w:t>
+            </w:r>
+            <w:proofErr w:type="spellEnd"/>
           </w:p>
         </w:tc>
       </w:tr>
@@ -21699,15 +22735,37 @@
           <w:rFonts w:cs="Arial"/>
         </w:rPr>
       </w:pPr>
-      <w:bookmarkStart w:id="37" w:name="_Toc241767930"/>
+      <w:bookmarkStart w:id="37" w:name="_Toc241961940"/>
       <w:r>
         <w:rPr>
           <w:rFonts w:cs="Arial"/>
         </w:rPr>
         <w:lastRenderedPageBreak/>
-        <w:t>12. Gestión del proyecto</w:t>
+        <w:t xml:space="preserve">12. </w:t>
+      </w:r>
+      <w:proofErr w:type="spellStart"/>
+      <w:r>
+        <w:rPr>
+          <w:rFonts w:cs="Arial"/>
+        </w:rPr>
+        <w:t>Gestión</w:t>
+      </w:r>
+      <w:proofErr w:type="spellEnd"/>
+      <w:r>
+        <w:rPr>
+          <w:rFonts w:cs="Arial"/>
+        </w:rPr>
+        <w:t xml:space="preserve"> del </w:t>
+      </w:r>
+      <w:proofErr w:type="spellStart"/>
+      <w:r>
+        <w:rPr>
+          <w:rFonts w:cs="Arial"/>
+        </w:rPr>
+        <w:t>proyecto</w:t>
       </w:r>
       <w:bookmarkEnd w:id="37"/>
+      <w:proofErr w:type="spellEnd"/>
     </w:p>
     <w:p>
       <w:pPr>
@@ -21716,14 +22774,22 @@
           <w:rFonts w:cs="Arial"/>
         </w:rPr>
       </w:pPr>
-      <w:bookmarkStart w:id="38" w:name="_Toc241767931"/>
-      <w:r>
-        <w:rPr>
-          <w:rFonts w:cs="Arial"/>
-        </w:rPr>
-        <w:t>12.1 Cronología</w:t>
+      <w:bookmarkStart w:id="38" w:name="_Toc241961941"/>
+      <w:r>
+        <w:rPr>
+          <w:rFonts w:cs="Arial"/>
+        </w:rPr>
+        <w:t xml:space="preserve">12.1 </w:t>
+      </w:r>
+      <w:proofErr w:type="spellStart"/>
+      <w:r>
+        <w:rPr>
+          <w:rFonts w:cs="Arial"/>
+        </w:rPr>
+        <w:t>Cronología</w:t>
       </w:r>
       <w:bookmarkEnd w:id="38"/>
+      <w:proofErr w:type="spellEnd"/>
     </w:p>
     <w:tbl>
       <w:tblPr>
@@ -21921,13 +22987,8 @@
               <w:spacing w:before="60" w:after="60" w:line="276" w:lineRule="auto"/>
               <w:jc w:val="left"/>
             </w:pPr>
-            <w:proofErr w:type="spellStart"/>
-            <w:r>
-              <w:t>Práctica</w:t>
-            </w:r>
-            <w:proofErr w:type="spellEnd"/>
-            <w:r>
-              <w:t xml:space="preserve"> 2</w:t>
+            <w:r>
+              <w:t>Práctica 2</w:t>
             </w:r>
           </w:p>
         </w:tc>
@@ -21992,13 +23053,8 @@
               <w:spacing w:before="60" w:after="60" w:line="276" w:lineRule="auto"/>
               <w:jc w:val="left"/>
             </w:pPr>
-            <w:proofErr w:type="spellStart"/>
-            <w:r>
-              <w:t>Práctica</w:t>
-            </w:r>
-            <w:proofErr w:type="spellEnd"/>
-            <w:r>
-              <w:t xml:space="preserve"> 3</w:t>
+            <w:r>
+              <w:t>Práctica 3</w:t>
             </w:r>
           </w:p>
         </w:tc>
@@ -22176,7 +23232,7 @@
           <w:lang w:val="es-ES"/>
         </w:rPr>
       </w:pPr>
-      <w:bookmarkStart w:id="39" w:name="_Toc241767932"/>
+      <w:bookmarkStart w:id="39" w:name="_Toc241961942"/>
       <w:r>
         <w:rPr>
           <w:rFonts w:cs="Arial"/>
@@ -22351,8 +23407,13 @@
               <w:cnfStyle w:val="000000100000" w:firstRow="0" w:lastRow="0" w:firstColumn="0" w:lastColumn="0" w:oddVBand="0" w:evenVBand="0" w:oddHBand="1" w:evenHBand="0" w:firstRowFirstColumn="0" w:firstRowLastColumn="0" w:lastRowFirstColumn="0" w:lastRowLastColumn="0"/>
             </w:pPr>
             <w:r>
-              <w:t>Jefe de proyecto</w:t>
-            </w:r>
+              <w:t xml:space="preserve">Jefe de </w:t>
+            </w:r>
+            <w:proofErr w:type="spellStart"/>
+            <w:r>
+              <w:t>proyecto</w:t>
+            </w:r>
+            <w:proofErr w:type="spellEnd"/>
           </w:p>
         </w:tc>
         <w:tc>
@@ -22462,9 +23523,27 @@
               <w:jc w:val="left"/>
               <w:cnfStyle w:val="000000000000" w:firstRow="0" w:lastRow="0" w:firstColumn="0" w:lastColumn="0" w:oddVBand="0" w:evenVBand="0" w:oddHBand="0" w:evenHBand="0" w:firstRowFirstColumn="0" w:firstRowLastColumn="0" w:lastRowFirstColumn="0" w:lastRowLastColumn="0"/>
             </w:pPr>
-            <w:r>
-              <w:t>Arquitectura, desarrollo e integración</w:t>
-            </w:r>
+            <w:proofErr w:type="spellStart"/>
+            <w:r>
+              <w:t>Arquitectura</w:t>
+            </w:r>
+            <w:proofErr w:type="spellEnd"/>
+            <w:r>
+              <w:t xml:space="preserve">, </w:t>
+            </w:r>
+            <w:proofErr w:type="spellStart"/>
+            <w:r>
+              <w:t>desarrollo</w:t>
+            </w:r>
+            <w:proofErr w:type="spellEnd"/>
+            <w:r>
+              <w:t xml:space="preserve"> e </w:t>
+            </w:r>
+            <w:proofErr w:type="spellStart"/>
+            <w:r>
+              <w:t>integración</w:t>
+            </w:r>
+            <w:proofErr w:type="spellEnd"/>
           </w:p>
         </w:tc>
         <w:tc>
@@ -22711,9 +23790,19 @@
               <w:jc w:val="left"/>
               <w:cnfStyle w:val="000000000000" w:firstRow="0" w:lastRow="0" w:firstColumn="0" w:lastColumn="0" w:oddVBand="0" w:evenVBand="0" w:oddHBand="0" w:evenHBand="0" w:firstRowFirstColumn="0" w:firstRowLastColumn="0" w:lastRowFirstColumn="0" w:lastRowLastColumn="0"/>
             </w:pPr>
-            <w:r>
-              <w:t>Informes ejecutivos</w:t>
-            </w:r>
+            <w:proofErr w:type="spellStart"/>
+            <w:r>
+              <w:t>Informes</w:t>
+            </w:r>
+            <w:proofErr w:type="spellEnd"/>
+            <w:r>
+              <w:t xml:space="preserve"> </w:t>
+            </w:r>
+            <w:proofErr w:type="spellStart"/>
+            <w:r>
+              <w:t>ejecutivos</w:t>
+            </w:r>
+            <w:proofErr w:type="spellEnd"/>
           </w:p>
         </w:tc>
         <w:tc>
@@ -22734,7 +23823,15 @@
               <w:t xml:space="preserve">Módulo generador de informes ejecutivos en PDF: maquetación y cabecera con logo, selector de rango de fechas, análisis con puntos dinámicos y documentación del módulo. </w:t>
             </w:r>
             <w:r>
-              <w:t>Es la base del Centro de Informes actual.</w:t>
+              <w:t xml:space="preserve">Es la base del Centro de </w:t>
+            </w:r>
+            <w:proofErr w:type="spellStart"/>
+            <w:r>
+              <w:t>Informes</w:t>
+            </w:r>
+            <w:proofErr w:type="spellEnd"/>
+            <w:r>
+              <w:t xml:space="preserve"> actual.</w:t>
             </w:r>
           </w:p>
         </w:tc>
@@ -22787,8 +23884,13 @@
               <w:jc w:val="left"/>
               <w:cnfStyle w:val="000000100000" w:firstRow="0" w:lastRow="0" w:firstColumn="0" w:lastColumn="0" w:oddVBand="0" w:evenVBand="0" w:oddHBand="1" w:evenHBand="0" w:firstRowFirstColumn="0" w:firstRowLastColumn="0" w:lastRowFirstColumn="0" w:lastRowLastColumn="0"/>
             </w:pPr>
-            <w:r>
-              <w:t>Integraciones de IA</w:t>
+            <w:proofErr w:type="spellStart"/>
+            <w:r>
+              <w:t>Integraciones</w:t>
+            </w:r>
+            <w:proofErr w:type="spellEnd"/>
+            <w:r>
+              <w:t xml:space="preserve"> de IA</w:t>
             </w:r>
           </w:p>
         </w:tc>
@@ -22852,7 +23954,15 @@
             </w:r>
             <w:proofErr w:type="spellEnd"/>
             <w:r>
-              <w:t xml:space="preserve"> y licencia GPLv2.</w:t>
+              <w:t xml:space="preserve"> y </w:t>
+            </w:r>
+            <w:proofErr w:type="spellStart"/>
+            <w:r>
+              <w:t>licencia</w:t>
+            </w:r>
+            <w:proofErr w:type="spellEnd"/>
+            <w:r>
+              <w:t xml:space="preserve"> GPLv2.</w:t>
             </w:r>
           </w:p>
         </w:tc>
@@ -22897,7 +24007,7 @@
           <w:lang w:val="es-ES"/>
         </w:rPr>
       </w:pPr>
-      <w:bookmarkStart w:id="40" w:name="_Toc241767933"/>
+      <w:bookmarkStart w:id="40" w:name="_Toc241961943"/>
       <w:r>
         <w:rPr>
           <w:rFonts w:cs="Arial"/>
@@ -22961,7 +24071,7 @@
           <w:lang w:val="es-ES"/>
         </w:rPr>
       </w:pPr>
-      <w:bookmarkStart w:id="41" w:name="_Toc241767934"/>
+      <w:bookmarkStart w:id="41" w:name="_Toc241961944"/>
       <w:r>
         <w:rPr>
           <w:rFonts w:cs="Arial"/>
@@ -23345,7 +24455,7 @@
           <w:rFonts w:cs="Arial"/>
         </w:rPr>
       </w:pPr>
-      <w:bookmarkStart w:id="42" w:name="_Toc241767935"/>
+      <w:bookmarkStart w:id="42" w:name="_Toc241961945"/>
       <w:proofErr w:type="spellStart"/>
       <w:r>
         <w:rPr>
@@ -23440,7 +24550,49 @@
         <w:rPr>
           <w:rFonts w:cs="Arial"/>
         </w:rPr>
-        <w:t xml:space="preserve"> memoria proceden de esas verificaciones.</w:t>
+        <w:t xml:space="preserve"> memoria </w:t>
+      </w:r>
+      <w:proofErr w:type="spellStart"/>
+      <w:r>
+        <w:rPr>
+          <w:rFonts w:cs="Arial"/>
+        </w:rPr>
+        <w:t>proceden</w:t>
+      </w:r>
+      <w:proofErr w:type="spellEnd"/>
+      <w:r>
+        <w:rPr>
+          <w:rFonts w:cs="Arial"/>
+        </w:rPr>
+        <w:t xml:space="preserve"> de </w:t>
+      </w:r>
+      <w:proofErr w:type="spellStart"/>
+      <w:r>
+        <w:rPr>
+          <w:rFonts w:cs="Arial"/>
+        </w:rPr>
+        <w:t>esas</w:t>
+      </w:r>
+      <w:proofErr w:type="spellEnd"/>
+      <w:r>
+        <w:rPr>
+          <w:rFonts w:cs="Arial"/>
+        </w:rPr>
+        <w:t xml:space="preserve"> </w:t>
+      </w:r>
+      <w:proofErr w:type="spellStart"/>
+      <w:r>
+        <w:rPr>
+          <w:rFonts w:cs="Arial"/>
+        </w:rPr>
+        <w:t>verificaciones</w:t>
+      </w:r>
+      <w:proofErr w:type="spellEnd"/>
+      <w:r>
+        <w:rPr>
+          <w:rFonts w:cs="Arial"/>
+        </w:rPr>
+        <w:t>.</w:t>
       </w:r>
     </w:p>
     <w:p>
@@ -23498,7 +24650,7 @@
           <w:lang w:val="es-ES"/>
         </w:rPr>
       </w:pPr>
-      <w:bookmarkStart w:id="43" w:name="_Toc241767936"/>
+      <w:bookmarkStart w:id="43" w:name="_Toc241961946"/>
       <w:r>
         <w:rPr>
           <w:rFonts w:cs="Arial"/>
@@ -23576,15 +24728,23 @@
           <w:rFonts w:cs="Arial"/>
         </w:rPr>
       </w:pPr>
-      <w:bookmarkStart w:id="44" w:name="_Toc241767937"/>
+      <w:bookmarkStart w:id="44" w:name="_Toc241961947"/>
       <w:r>
         <w:rPr>
           <w:rFonts w:cs="Arial"/>
         </w:rPr>
         <w:lastRenderedPageBreak/>
-        <w:t>15. Anexos</w:t>
+        <w:t xml:space="preserve">15. </w:t>
+      </w:r>
+      <w:proofErr w:type="spellStart"/>
+      <w:r>
+        <w:rPr>
+          <w:rFonts w:cs="Arial"/>
+        </w:rPr>
+        <w:t>Anexos</w:t>
       </w:r>
       <w:bookmarkEnd w:id="44"/>
+      <w:proofErr w:type="spellEnd"/>
     </w:p>
     <w:p>
       <w:pPr>
@@ -23593,14 +24753,36 @@
           <w:rFonts w:cs="Arial"/>
         </w:rPr>
       </w:pPr>
-      <w:bookmarkStart w:id="45" w:name="_Toc241767938"/>
-      <w:r>
-        <w:rPr>
-          <w:rFonts w:cs="Arial"/>
-        </w:rPr>
-        <w:t>A. Documentación del repositorio</w:t>
+      <w:bookmarkStart w:id="45" w:name="_Toc241961948"/>
+      <w:r>
+        <w:rPr>
+          <w:rFonts w:cs="Arial"/>
+        </w:rPr>
+        <w:t xml:space="preserve">A. </w:t>
+      </w:r>
+      <w:proofErr w:type="spellStart"/>
+      <w:r>
+        <w:rPr>
+          <w:rFonts w:cs="Arial"/>
+        </w:rPr>
+        <w:t>Documentación</w:t>
+      </w:r>
+      <w:proofErr w:type="spellEnd"/>
+      <w:r>
+        <w:rPr>
+          <w:rFonts w:cs="Arial"/>
+        </w:rPr>
+        <w:t xml:space="preserve"> del </w:t>
+      </w:r>
+      <w:proofErr w:type="spellStart"/>
+      <w:r>
+        <w:rPr>
+          <w:rFonts w:cs="Arial"/>
+        </w:rPr>
+        <w:t>repositorio</w:t>
       </w:r>
       <w:bookmarkEnd w:id="45"/>
+      <w:proofErr w:type="spellEnd"/>
     </w:p>
     <w:tbl>
       <w:tblPr>
@@ -23610,8 +24792,8 @@
         <w:tblLook w:val="04A0" w:firstRow="1" w:lastRow="0" w:firstColumn="1" w:lastColumn="0" w:noHBand="0" w:noVBand="1"/>
       </w:tblPr>
       <w:tblGrid>
-        <w:gridCol w:w="2939"/>
-        <w:gridCol w:w="6472"/>
+        <w:gridCol w:w="3119"/>
+        <w:gridCol w:w="6292"/>
       </w:tblGrid>
       <w:tr>
         <w:trPr>
@@ -23620,7 +24802,7 @@
         <w:tc>
           <w:tcPr>
             <w:cnfStyle w:val="001000000100" w:firstRow="0" w:lastRow="0" w:firstColumn="1" w:lastColumn="0" w:oddVBand="0" w:evenVBand="0" w:oddHBand="0" w:evenHBand="0" w:firstRowFirstColumn="1" w:firstRowLastColumn="0" w:lastRowFirstColumn="0" w:lastRowLastColumn="0"/>
-            <w:tcW w:w="2939" w:type="dxa"/>
+            <w:tcW w:w="3119" w:type="dxa"/>
             <w:shd w:val="clear" w:color="auto" w:fill="D9D9D9" w:themeFill="background1" w:themeFillShade="D9"/>
             <w:vAlign w:val="center"/>
           </w:tcPr>
@@ -23636,7 +24818,7 @@
         </w:tc>
         <w:tc>
           <w:tcPr>
-            <w:tcW w:w="6472" w:type="dxa"/>
+            <w:tcW w:w="6292" w:type="dxa"/>
             <w:shd w:val="clear" w:color="auto" w:fill="D9D9D9" w:themeFill="background1" w:themeFillShade="D9"/>
             <w:vAlign w:val="center"/>
           </w:tcPr>
@@ -23659,24 +24841,26 @@
         <w:tc>
           <w:tcPr>
             <w:cnfStyle w:val="001000000000" w:firstRow="0" w:lastRow="0" w:firstColumn="1" w:lastColumn="0" w:oddVBand="0" w:evenVBand="0" w:oddHBand="0" w:evenHBand="0" w:firstRowFirstColumn="0" w:firstRowLastColumn="0" w:lastRowFirstColumn="0" w:lastRowLastColumn="0"/>
-            <w:tcW w:w="2939" w:type="dxa"/>
+            <w:tcW w:w="3119" w:type="dxa"/>
             <w:shd w:val="clear" w:color="auto" w:fill="auto"/>
+            <w:vAlign w:val="center"/>
           </w:tcPr>
           <w:p>
             <w:pPr>
               <w:spacing w:before="60" w:after="60" w:line="276" w:lineRule="auto"/>
+              <w:jc w:val="left"/>
             </w:pPr>
             <w:r>
               <w:rPr>
                 <w:caps w:val="0"/>
               </w:rPr>
-              <w:t>Readme.md</w:t>
-            </w:r>
-          </w:p>
-        </w:tc>
-        <w:tc>
-          <w:tcPr>
-            <w:tcW w:w="6472" w:type="dxa"/>
+              <w:t>README.md</w:t>
+            </w:r>
+          </w:p>
+        </w:tc>
+        <w:tc>
+          <w:tcPr>
+            <w:tcW w:w="6292" w:type="dxa"/>
             <w:shd w:val="clear" w:color="auto" w:fill="auto"/>
           </w:tcPr>
           <w:p>
@@ -23700,23 +24884,25 @@
         <w:tc>
           <w:tcPr>
             <w:cnfStyle w:val="001000000000" w:firstRow="0" w:lastRow="0" w:firstColumn="1" w:lastColumn="0" w:oddVBand="0" w:evenVBand="0" w:oddHBand="0" w:evenHBand="0" w:firstRowFirstColumn="0" w:firstRowLastColumn="0" w:lastRowFirstColumn="0" w:lastRowLastColumn="0"/>
-            <w:tcW w:w="2939" w:type="dxa"/>
+            <w:tcW w:w="3119" w:type="dxa"/>
+            <w:vAlign w:val="center"/>
           </w:tcPr>
           <w:p>
             <w:pPr>
               <w:spacing w:before="60" w:after="60" w:line="276" w:lineRule="auto"/>
+              <w:jc w:val="left"/>
             </w:pPr>
             <w:r>
               <w:rPr>
                 <w:caps w:val="0"/>
               </w:rPr>
-              <w:t>Docs/requisitos.md</w:t>
-            </w:r>
-          </w:p>
-        </w:tc>
-        <w:tc>
-          <w:tcPr>
-            <w:tcW w:w="6472" w:type="dxa"/>
+              <w:t>docs/REQUISITOS.md</w:t>
+            </w:r>
+          </w:p>
+        </w:tc>
+        <w:tc>
+          <w:tcPr>
+            <w:tcW w:w="6292" w:type="dxa"/>
           </w:tcPr>
           <w:p>
             <w:pPr>
@@ -23742,24 +24928,26 @@
         <w:tc>
           <w:tcPr>
             <w:cnfStyle w:val="001000000000" w:firstRow="0" w:lastRow="0" w:firstColumn="1" w:lastColumn="0" w:oddVBand="0" w:evenVBand="0" w:oddHBand="0" w:evenHBand="0" w:firstRowFirstColumn="0" w:firstRowLastColumn="0" w:lastRowFirstColumn="0" w:lastRowLastColumn="0"/>
-            <w:tcW w:w="2939" w:type="dxa"/>
+            <w:tcW w:w="3119" w:type="dxa"/>
             <w:shd w:val="clear" w:color="auto" w:fill="auto"/>
+            <w:vAlign w:val="center"/>
           </w:tcPr>
           <w:p>
             <w:pPr>
               <w:spacing w:before="60" w:after="60" w:line="276" w:lineRule="auto"/>
+              <w:jc w:val="left"/>
             </w:pPr>
             <w:r>
               <w:rPr>
                 <w:caps w:val="0"/>
               </w:rPr>
-              <w:t>Docs/trazabilidad.md</w:t>
-            </w:r>
-          </w:p>
-        </w:tc>
-        <w:tc>
-          <w:tcPr>
-            <w:tcW w:w="6472" w:type="dxa"/>
+              <w:t>docs/TRAZABILIDAD.md</w:t>
+            </w:r>
+          </w:p>
+        </w:tc>
+        <w:tc>
+          <w:tcPr>
+            <w:tcW w:w="6292" w:type="dxa"/>
             <w:shd w:val="clear" w:color="auto" w:fill="auto"/>
           </w:tcPr>
           <w:p>
@@ -23783,23 +24971,25 @@
         <w:tc>
           <w:tcPr>
             <w:cnfStyle w:val="001000000000" w:firstRow="0" w:lastRow="0" w:firstColumn="1" w:lastColumn="0" w:oddVBand="0" w:evenVBand="0" w:oddHBand="0" w:evenHBand="0" w:firstRowFirstColumn="0" w:firstRowLastColumn="0" w:lastRowFirstColumn="0" w:lastRowLastColumn="0"/>
-            <w:tcW w:w="2939" w:type="dxa"/>
+            <w:tcW w:w="3119" w:type="dxa"/>
+            <w:vAlign w:val="center"/>
           </w:tcPr>
           <w:p>
             <w:pPr>
               <w:spacing w:before="60" w:after="60" w:line="276" w:lineRule="auto"/>
+              <w:jc w:val="left"/>
             </w:pPr>
             <w:r>
               <w:rPr>
                 <w:caps w:val="0"/>
               </w:rPr>
-              <w:t>Docs/stride.md</w:t>
-            </w:r>
-          </w:p>
-        </w:tc>
-        <w:tc>
-          <w:tcPr>
-            <w:tcW w:w="6472" w:type="dxa"/>
+              <w:t>docs/STRIDE.md</w:t>
+            </w:r>
+          </w:p>
+        </w:tc>
+        <w:tc>
+          <w:tcPr>
+            <w:tcW w:w="6292" w:type="dxa"/>
           </w:tcPr>
           <w:p>
             <w:pPr>
@@ -23807,8 +24997,21 @@
               <w:cnfStyle w:val="000000000000" w:firstRow="0" w:lastRow="0" w:firstColumn="0" w:lastColumn="0" w:oddVBand="0" w:evenVBand="0" w:oddHBand="0" w:evenHBand="0" w:firstRowFirstColumn="0" w:firstRowLastColumn="0" w:lastRowFirstColumn="0" w:lastRowLastColumn="0"/>
             </w:pPr>
             <w:r>
-              <w:t>Modelo de amenazas completo</w:t>
-            </w:r>
+              <w:t xml:space="preserve">Modelo de </w:t>
+            </w:r>
+            <w:proofErr w:type="spellStart"/>
+            <w:r>
+              <w:t>amenazas</w:t>
+            </w:r>
+            <w:proofErr w:type="spellEnd"/>
+            <w:r>
+              <w:t xml:space="preserve"> </w:t>
+            </w:r>
+            <w:proofErr w:type="spellStart"/>
+            <w:r>
+              <w:t>completo</w:t>
+            </w:r>
+            <w:proofErr w:type="spellEnd"/>
           </w:p>
         </w:tc>
       </w:tr>
@@ -23819,24 +25022,32 @@
         <w:tc>
           <w:tcPr>
             <w:cnfStyle w:val="001000000000" w:firstRow="0" w:lastRow="0" w:firstColumn="1" w:lastColumn="0" w:oddVBand="0" w:evenVBand="0" w:oddHBand="0" w:evenHBand="0" w:firstRowFirstColumn="0" w:firstRowLastColumn="0" w:lastRowFirstColumn="0" w:lastRowLastColumn="0"/>
-            <w:tcW w:w="2939" w:type="dxa"/>
+            <w:tcW w:w="3119" w:type="dxa"/>
             <w:shd w:val="clear" w:color="auto" w:fill="auto"/>
+            <w:vAlign w:val="center"/>
           </w:tcPr>
           <w:p>
             <w:pPr>
               <w:spacing w:before="60" w:after="60" w:line="276" w:lineRule="auto"/>
+              <w:jc w:val="left"/>
             </w:pPr>
             <w:r>
               <w:rPr>
                 <w:caps w:val="0"/>
               </w:rPr>
-              <w:t>Security.md</w:t>
-            </w:r>
-          </w:p>
-        </w:tc>
-        <w:tc>
-          <w:tcPr>
-            <w:tcW w:w="6472" w:type="dxa"/>
+              <w:t>docs/</w:t>
+            </w:r>
+            <w:r>
+              <w:rPr>
+                <w:caps w:val="0"/>
+              </w:rPr>
+              <w:t>SECURITY.md</w:t>
+            </w:r>
+          </w:p>
+        </w:tc>
+        <w:tc>
+          <w:tcPr>
+            <w:tcW w:w="6292" w:type="dxa"/>
             <w:shd w:val="clear" w:color="auto" w:fill="auto"/>
           </w:tcPr>
           <w:p>
@@ -23860,32 +25071,44 @@
         <w:tc>
           <w:tcPr>
             <w:cnfStyle w:val="001000000000" w:firstRow="0" w:lastRow="0" w:firstColumn="1" w:lastColumn="0" w:oddVBand="0" w:evenVBand="0" w:oddHBand="0" w:evenHBand="0" w:firstRowFirstColumn="0" w:firstRowLastColumn="0" w:lastRowFirstColumn="0" w:lastRowLastColumn="0"/>
-            <w:tcW w:w="2939" w:type="dxa"/>
+            <w:tcW w:w="3119" w:type="dxa"/>
+            <w:vAlign w:val="center"/>
           </w:tcPr>
           <w:p>
             <w:pPr>
               <w:spacing w:before="60" w:after="60" w:line="276" w:lineRule="auto"/>
+              <w:jc w:val="left"/>
             </w:pPr>
             <w:r>
               <w:rPr>
                 <w:caps w:val="0"/>
               </w:rPr>
-              <w:t>Third_party_notices.md</w:t>
-            </w:r>
-          </w:p>
-        </w:tc>
-        <w:tc>
-          <w:tcPr>
-            <w:tcW w:w="6472" w:type="dxa"/>
+              <w:t>THIRD_PARTY_NOTICES.md</w:t>
+            </w:r>
+          </w:p>
+        </w:tc>
+        <w:tc>
+          <w:tcPr>
+            <w:tcW w:w="6292" w:type="dxa"/>
           </w:tcPr>
           <w:p>
             <w:pPr>
               <w:spacing w:before="60" w:after="60" w:line="276" w:lineRule="auto"/>
               <w:cnfStyle w:val="000000000000" w:firstRow="0" w:lastRow="0" w:firstColumn="0" w:lastColumn="0" w:oddVBand="0" w:evenVBand="0" w:oddHBand="0" w:evenHBand="0" w:firstRowFirstColumn="0" w:firstRowLastColumn="0" w:lastRowFirstColumn="0" w:lastRowLastColumn="0"/>
             </w:pPr>
-            <w:r>
-              <w:t>Licencias de las dependencias</w:t>
-            </w:r>
+            <w:proofErr w:type="spellStart"/>
+            <w:r>
+              <w:t>Licencias</w:t>
+            </w:r>
+            <w:proofErr w:type="spellEnd"/>
+            <w:r>
+              <w:t xml:space="preserve"> de las </w:t>
+            </w:r>
+            <w:proofErr w:type="spellStart"/>
+            <w:r>
+              <w:t>dependencias</w:t>
+            </w:r>
+            <w:proofErr w:type="spellEnd"/>
           </w:p>
         </w:tc>
       </w:tr>
@@ -23896,24 +25119,26 @@
         <w:tc>
           <w:tcPr>
             <w:cnfStyle w:val="001000000000" w:firstRow="0" w:lastRow="0" w:firstColumn="1" w:lastColumn="0" w:oddVBand="0" w:evenVBand="0" w:oddHBand="0" w:evenHBand="0" w:firstRowFirstColumn="0" w:firstRowLastColumn="0" w:lastRowFirstColumn="0" w:lastRowLastColumn="0"/>
-            <w:tcW w:w="2939" w:type="dxa"/>
+            <w:tcW w:w="3119" w:type="dxa"/>
             <w:shd w:val="clear" w:color="auto" w:fill="auto"/>
+            <w:vAlign w:val="center"/>
           </w:tcPr>
           <w:p>
             <w:pPr>
               <w:spacing w:before="60" w:after="60" w:line="276" w:lineRule="auto"/>
+              <w:jc w:val="left"/>
             </w:pPr>
             <w:r>
               <w:rPr>
                 <w:caps w:val="0"/>
               </w:rPr>
-              <w:t>Docs/memoria/</w:t>
-            </w:r>
-          </w:p>
-        </w:tc>
-        <w:tc>
-          <w:tcPr>
-            <w:tcW w:w="6472" w:type="dxa"/>
+              <w:t>docs/memoria/</w:t>
+            </w:r>
+          </w:p>
+        </w:tc>
+        <w:tc>
+          <w:tcPr>
+            <w:tcW w:w="6292" w:type="dxa"/>
             <w:shd w:val="clear" w:color="auto" w:fill="auto"/>
           </w:tcPr>
           <w:p>
@@ -23936,341 +25161,2596 @@
     </w:tbl>
     <w:p>
       <w:pPr>
-        <w:rPr>
-          <w:rFonts w:cs="Arial"/>
+        <w:pStyle w:val="Ttulo2"/>
+        <w:rPr>
+          <w:rFonts w:cs="Arial"/>
+          <w:lang w:val="es-ES"/>
+        </w:rPr>
+      </w:pPr>
+      <w:bookmarkStart w:id="46" w:name="_Toc241961949"/>
+      <w:r>
+        <w:rPr>
+          <w:rFonts w:cs="Arial"/>
+          <w:lang w:val="es-ES"/>
+        </w:rPr>
+        <w:t>B. Comandos de referencia</w:t>
+      </w:r>
+      <w:bookmarkEnd w:id="46"/>
+    </w:p>
+    <w:p>
+      <w:pPr>
+        <w:ind w:left="426"/>
+        <w:rPr>
+          <w:lang w:val="es-ES"/>
+        </w:rPr>
+      </w:pPr>
+      <w:r>
+        <w:rPr>
+          <w:lang w:val="es-ES"/>
+        </w:rPr>
+        <w:t># Instalación desde cero</w:t>
+      </w:r>
+    </w:p>
+    <w:p>
+      <w:pPr>
+        <w:ind w:left="426"/>
+        <w:rPr>
+          <w:lang w:val="es-ES"/>
+        </w:rPr>
+      </w:pPr>
+      <w:r>
+        <w:rPr>
+          <w:b/>
+          <w:bCs/>
+          <w:lang w:val="es-ES"/>
+        </w:rPr>
+        <w:t>./install.sh</w:t>
+      </w:r>
+      <w:r>
+        <w:rPr>
+          <w:lang w:val="es-ES"/>
+        </w:rPr>
+        <w:t xml:space="preserve"> # o .\</w:t>
+      </w:r>
+      <w:r>
+        <w:rPr>
+          <w:b/>
+          <w:bCs/>
+          <w:lang w:val="es-ES"/>
+        </w:rPr>
+        <w:t>install.ps1</w:t>
+      </w:r>
+      <w:r>
+        <w:rPr>
+          <w:lang w:val="es-ES"/>
+        </w:rPr>
+        <w:t xml:space="preserve"> en Windows</w:t>
+      </w:r>
+    </w:p>
+    <w:p>
+      <w:pPr>
+        <w:ind w:left="426"/>
+        <w:rPr>
+          <w:lang w:val="es-ES"/>
+        </w:rPr>
+      </w:pPr>
+      <w:r>
+        <w:rPr>
+          <w:lang w:val="es-ES"/>
+        </w:rPr>
+        <w:t xml:space="preserve"># Arrancar y parar el </w:t>
+      </w:r>
+      <w:proofErr w:type="spellStart"/>
+      <w:r>
+        <w:rPr>
+          <w:lang w:val="es-ES"/>
+        </w:rPr>
+        <w:t>stack</w:t>
+      </w:r>
+      <w:proofErr w:type="spellEnd"/>
+      <w:r>
+        <w:rPr>
+          <w:lang w:val="es-ES"/>
+        </w:rPr>
+        <w:t xml:space="preserve"> (con el laboratorio de ataque)</w:t>
+      </w:r>
+    </w:p>
+    <w:p>
+      <w:pPr>
+        <w:ind w:left="426"/>
+        <w:rPr>
+          <w:b/>
+          <w:bCs/>
+        </w:rPr>
+      </w:pPr>
+      <w:proofErr w:type="gramStart"/>
+      <w:r>
+        <w:rPr>
+          <w:b/>
+          <w:bCs/>
+        </w:rPr>
+        <w:t>docker</w:t>
+      </w:r>
+      <w:proofErr w:type="gramEnd"/>
+      <w:r>
+        <w:rPr>
+          <w:b/>
+          <w:bCs/>
+        </w:rPr>
+        <w:t xml:space="preserve"> compose --profile labs up -d</w:t>
+      </w:r>
+    </w:p>
+    <w:p>
+      <w:pPr>
+        <w:ind w:left="426"/>
+        <w:rPr>
+          <w:lang w:val="es-ES"/>
+        </w:rPr>
+      </w:pPr>
+      <w:proofErr w:type="spellStart"/>
+      <w:r>
+        <w:rPr>
+          <w:b/>
+          <w:bCs/>
+          <w:lang w:val="es-ES"/>
+        </w:rPr>
+        <w:t>docker</w:t>
+      </w:r>
+      <w:proofErr w:type="spellEnd"/>
+      <w:r>
+        <w:rPr>
+          <w:b/>
+          <w:bCs/>
+          <w:lang w:val="es-ES"/>
+        </w:rPr>
+        <w:t xml:space="preserve"> </w:t>
+      </w:r>
+      <w:proofErr w:type="spellStart"/>
+      <w:r>
+        <w:rPr>
+          <w:b/>
+          <w:bCs/>
+          <w:lang w:val="es-ES"/>
+        </w:rPr>
+        <w:t>compose</w:t>
+      </w:r>
+      <w:proofErr w:type="spellEnd"/>
+      <w:r>
+        <w:rPr>
+          <w:b/>
+          <w:bCs/>
+          <w:lang w:val="es-ES"/>
+        </w:rPr>
+        <w:t xml:space="preserve"> --</w:t>
+      </w:r>
+      <w:proofErr w:type="spellStart"/>
+      <w:r>
+        <w:rPr>
+          <w:b/>
+          <w:bCs/>
+          <w:lang w:val="es-ES"/>
+        </w:rPr>
+        <w:t>profile</w:t>
+      </w:r>
+      <w:proofErr w:type="spellEnd"/>
+      <w:r>
+        <w:rPr>
+          <w:b/>
+          <w:bCs/>
+          <w:lang w:val="es-ES"/>
+        </w:rPr>
+        <w:t xml:space="preserve"> </w:t>
+      </w:r>
+      <w:proofErr w:type="spellStart"/>
+      <w:r>
+        <w:rPr>
+          <w:b/>
+          <w:bCs/>
+          <w:lang w:val="es-ES"/>
+        </w:rPr>
+        <w:t>labs</w:t>
+      </w:r>
+      <w:proofErr w:type="spellEnd"/>
+      <w:r>
+        <w:rPr>
+          <w:b/>
+          <w:bCs/>
+          <w:lang w:val="es-ES"/>
+        </w:rPr>
+        <w:t xml:space="preserve"> </w:t>
+      </w:r>
+      <w:proofErr w:type="spellStart"/>
+      <w:r>
+        <w:rPr>
+          <w:b/>
+          <w:bCs/>
+          <w:lang w:val="es-ES"/>
+        </w:rPr>
+        <w:t>down</w:t>
+      </w:r>
+      <w:proofErr w:type="spellEnd"/>
+    </w:p>
+    <w:p>
+      <w:pPr>
+        <w:ind w:left="426"/>
+        <w:rPr>
+          <w:lang w:val="es-ES"/>
+        </w:rPr>
+      </w:pPr>
+      <w:r>
+        <w:rPr>
+          <w:lang w:val="es-ES"/>
+        </w:rPr>
+        <w:t xml:space="preserve"># Pruebas del </w:t>
+      </w:r>
+      <w:proofErr w:type="spellStart"/>
+      <w:r>
+        <w:rPr>
+          <w:lang w:val="es-ES"/>
+        </w:rPr>
+        <w:t>backend</w:t>
+      </w:r>
+      <w:proofErr w:type="spellEnd"/>
+      <w:r>
+        <w:rPr>
+          <w:lang w:val="es-ES"/>
+        </w:rPr>
+        <w:t xml:space="preserve"> y matriz de trazabilidad</w:t>
+      </w:r>
+    </w:p>
+    <w:p>
+      <w:pPr>
+        <w:ind w:left="426"/>
+        <w:rPr>
+          <w:b/>
+          <w:bCs/>
+          <w:lang w:val="es-ES"/>
+        </w:rPr>
+      </w:pPr>
+      <w:proofErr w:type="spellStart"/>
+      <w:r>
+        <w:rPr>
+          <w:b/>
+          <w:bCs/>
+          <w:lang w:val="es-ES"/>
+        </w:rPr>
+        <w:t>bash</w:t>
+      </w:r>
+      <w:proofErr w:type="spellEnd"/>
+      <w:r>
+        <w:rPr>
+          <w:b/>
+          <w:bCs/>
+          <w:lang w:val="es-ES"/>
+        </w:rPr>
+        <w:t xml:space="preserve"> scripts/run_tests.sh</w:t>
+      </w:r>
+    </w:p>
+    <w:p>
+      <w:pPr>
+        <w:ind w:left="426"/>
+        <w:rPr>
+          <w:lang w:val="es-ES"/>
+        </w:rPr>
+      </w:pPr>
+      <w:r>
+        <w:rPr>
+          <w:lang w:val="es-ES"/>
+        </w:rPr>
+        <w:t># Pruebas y comprobación de tipos de la consola</w:t>
+      </w:r>
+    </w:p>
+    <w:p>
+      <w:pPr>
+        <w:ind w:left="426"/>
+        <w:rPr>
+          <w:b/>
+          <w:bCs/>
+        </w:rPr>
+      </w:pPr>
+      <w:r>
+        <w:rPr>
+          <w:b/>
+          <w:bCs/>
+        </w:rPr>
+        <w:t xml:space="preserve">cd frontend &amp;&amp; </w:t>
+      </w:r>
+      <w:proofErr w:type="spellStart"/>
+      <w:r>
+        <w:rPr>
+          <w:b/>
+          <w:bCs/>
+        </w:rPr>
+        <w:t>npm</w:t>
+      </w:r>
+      <w:proofErr w:type="spellEnd"/>
+      <w:r>
+        <w:rPr>
+          <w:b/>
+          <w:bCs/>
+        </w:rPr>
+        <w:t xml:space="preserve"> test &amp;&amp; </w:t>
+      </w:r>
+      <w:proofErr w:type="spellStart"/>
+      <w:r>
+        <w:rPr>
+          <w:b/>
+          <w:bCs/>
+        </w:rPr>
+        <w:t>npm</w:t>
+      </w:r>
+      <w:proofErr w:type="spellEnd"/>
+      <w:r>
+        <w:rPr>
+          <w:b/>
+          <w:bCs/>
+        </w:rPr>
+        <w:t xml:space="preserve"> run </w:t>
+      </w:r>
+      <w:proofErr w:type="spellStart"/>
+      <w:r>
+        <w:rPr>
+          <w:b/>
+          <w:bCs/>
+        </w:rPr>
+        <w:t>typecheck</w:t>
+      </w:r>
+      <w:proofErr w:type="spellEnd"/>
+    </w:p>
+    <w:p>
+      <w:pPr>
+        <w:ind w:left="426"/>
+        <w:rPr>
+          <w:lang w:val="es-ES"/>
+        </w:rPr>
+      </w:pPr>
+      <w:r>
+        <w:rPr>
+          <w:lang w:val="es-ES"/>
+        </w:rPr>
+        <w:t># Auditoría de dependencias e imágenes</w:t>
+      </w:r>
+    </w:p>
+    <w:p>
+      <w:pPr>
+        <w:ind w:left="426"/>
+        <w:rPr>
+          <w:b/>
+          <w:bCs/>
+          <w:lang w:val="es-ES"/>
+        </w:rPr>
+      </w:pPr>
+      <w:proofErr w:type="spellStart"/>
+      <w:r>
+        <w:rPr>
+          <w:b/>
+          <w:bCs/>
+          <w:lang w:val="es-ES"/>
+        </w:rPr>
+        <w:t>bash</w:t>
+      </w:r>
+      <w:proofErr w:type="spellEnd"/>
+      <w:r>
+        <w:rPr>
+          <w:b/>
+          <w:bCs/>
+          <w:lang w:val="es-ES"/>
+        </w:rPr>
+        <w:t xml:space="preserve"> scripts/security_audit.sh</w:t>
+      </w:r>
+    </w:p>
+    <w:p>
+      <w:pPr>
+        <w:pStyle w:val="Ttulo2"/>
+        <w:rPr>
+          <w:rFonts w:cs="Arial"/>
+          <w:lang w:val="es-ES"/>
+        </w:rPr>
+      </w:pPr>
+      <w:bookmarkStart w:id="47" w:name="_Toc241961950"/>
+      <w:r>
+        <w:rPr>
+          <w:rFonts w:cs="Arial"/>
+          <w:lang w:val="es-ES"/>
+        </w:rPr>
+        <w:lastRenderedPageBreak/>
+        <w:t>C. Credenciales y accesos</w:t>
+      </w:r>
+      <w:bookmarkEnd w:id="47"/>
+    </w:p>
+    <w:p>
+      <w:pPr>
+        <w:rPr>
+          <w:rFonts w:cs="Arial"/>
+          <w:szCs w:val="24"/>
+          <w:lang w:val="es-ES"/>
+        </w:rPr>
+      </w:pPr>
+      <w:r>
+        <w:rPr>
+          <w:rFonts w:cs="Arial"/>
+          <w:szCs w:val="24"/>
+          <w:lang w:val="es-ES"/>
+        </w:rPr>
+        <w:t xml:space="preserve">Ninguna credencial se publica. Tras la instalación, las contraseñas están en </w:t>
+      </w:r>
+      <w:proofErr w:type="spellStart"/>
+      <w:proofErr w:type="gramStart"/>
+      <w:r>
+        <w:rPr>
+          <w:rFonts w:cs="Arial"/>
+          <w:szCs w:val="24"/>
+          <w:lang w:val="es-ES"/>
+        </w:rPr>
+        <w:t>el</w:t>
+      </w:r>
+      <w:proofErr w:type="spellEnd"/>
+      <w:r>
+        <w:rPr>
+          <w:rFonts w:cs="Arial"/>
+          <w:szCs w:val="24"/>
+          <w:lang w:val="es-ES"/>
+        </w:rPr>
+        <w:t xml:space="preserve"> .</w:t>
+      </w:r>
+      <w:proofErr w:type="spellStart"/>
+      <w:r>
+        <w:rPr>
+          <w:rFonts w:cs="Arial"/>
+          <w:szCs w:val="24"/>
+          <w:lang w:val="es-ES"/>
+        </w:rPr>
+        <w:t>env</w:t>
+      </w:r>
+      <w:proofErr w:type="spellEnd"/>
+      <w:proofErr w:type="gramEnd"/>
+      <w:r>
+        <w:rPr>
+          <w:rFonts w:cs="Arial"/>
+          <w:szCs w:val="24"/>
+          <w:lang w:val="es-ES"/>
+        </w:rPr>
+        <w:t xml:space="preserve"> generado: ADMIN_PASSWORD para la consola de Valhalla (usuario </w:t>
+      </w:r>
+      <w:proofErr w:type="spellStart"/>
+      <w:r>
+        <w:rPr>
+          <w:rFonts w:cs="Arial"/>
+          <w:szCs w:val="24"/>
+          <w:lang w:val="es-ES"/>
+        </w:rPr>
+        <w:t>admin</w:t>
+      </w:r>
+      <w:proofErr w:type="spellEnd"/>
+      <w:r>
+        <w:rPr>
+          <w:rFonts w:cs="Arial"/>
+          <w:szCs w:val="24"/>
+          <w:lang w:val="es-ES"/>
+        </w:rPr>
+        <w:t xml:space="preserve">) e INDEXER_PASSWORD para la consola de </w:t>
+      </w:r>
+      <w:proofErr w:type="spellStart"/>
+      <w:r>
+        <w:rPr>
+          <w:rFonts w:cs="Arial"/>
+          <w:szCs w:val="24"/>
+          <w:lang w:val="es-ES"/>
+        </w:rPr>
+        <w:t>Wazuh</w:t>
+      </w:r>
+      <w:proofErr w:type="spellEnd"/>
+      <w:r>
+        <w:rPr>
+          <w:rFonts w:cs="Arial"/>
+          <w:szCs w:val="24"/>
+          <w:lang w:val="es-ES"/>
+        </w:rPr>
+        <w:t xml:space="preserve"> (usuario </w:t>
+      </w:r>
+      <w:proofErr w:type="spellStart"/>
+      <w:r>
+        <w:rPr>
+          <w:rFonts w:cs="Arial"/>
+          <w:szCs w:val="24"/>
+          <w:lang w:val="es-ES"/>
+        </w:rPr>
+        <w:t>admin</w:t>
+      </w:r>
+      <w:proofErr w:type="spellEnd"/>
+      <w:r>
+        <w:rPr>
+          <w:rFonts w:cs="Arial"/>
+          <w:szCs w:val="24"/>
+          <w:lang w:val="es-ES"/>
+        </w:rPr>
+        <w:t xml:space="preserve">, </w:t>
+      </w:r>
+      <w:hyperlink r:id="rId24" w:history="1">
+        <w:r>
+          <w:rPr>
+            <w:rStyle w:val="Hipervnculo"/>
+            <w:rFonts w:cs="Arial"/>
+            <w:szCs w:val="24"/>
+            <w:lang w:val="es-ES"/>
+          </w:rPr>
+          <w:t>https://localhost:5601</w:t>
+        </w:r>
+      </w:hyperlink>
+      <w:r>
+        <w:rPr>
+          <w:rFonts w:cs="Arial"/>
+          <w:szCs w:val="24"/>
+          <w:lang w:val="es-ES"/>
+        </w:rPr>
+        <w:t>).</w:t>
+      </w:r>
+    </w:p>
+    <w:p>
+      <w:pPr>
+        <w:pStyle w:val="Ttulo2"/>
+        <w:rPr>
+          <w:lang w:val="es-ES"/>
+        </w:rPr>
+      </w:pPr>
+      <w:bookmarkStart w:id="48" w:name="_Toc241961951"/>
+      <w:r>
+        <w:rPr>
+          <w:lang w:val="es-ES"/>
+        </w:rPr>
+        <w:t xml:space="preserve">D. </w:t>
+      </w:r>
+      <w:r>
+        <w:rPr>
+          <w:lang w:val="es-ES"/>
+        </w:rPr>
+        <w:t>Evidencia en el vídeo · minuto de cada requisito</w:t>
+      </w:r>
+      <w:bookmarkEnd w:id="48"/>
+    </w:p>
+    <w:p>
+      <w:pPr>
+        <w:rPr>
+          <w:lang w:val="es-ES"/>
+        </w:rPr>
+      </w:pPr>
+      <w:r>
+        <w:rPr>
+          <w:lang w:val="es-ES"/>
+        </w:rPr>
+        <w:t>Minuto exacto del vídeo final (14:23) en el que se demuestra cada requisito.</w:t>
+      </w:r>
+    </w:p>
+    <w:tbl>
+      <w:tblPr>
+        <w:tblStyle w:val="Tablanormal3"/>
+        <w:tblW w:w="5000" w:type="pct"/>
+        <w:tblLook w:val="04A0" w:firstRow="1" w:lastRow="0" w:firstColumn="1" w:lastColumn="0" w:noHBand="0" w:noVBand="1"/>
+      </w:tblPr>
+      <w:tblGrid>
+        <w:gridCol w:w="1559"/>
+        <w:gridCol w:w="3544"/>
+        <w:gridCol w:w="4643"/>
+      </w:tblGrid>
+      <w:tr>
+        <w:trPr>
+          <w:cnfStyle w:val="100000000000" w:firstRow="1" w:lastRow="0" w:firstColumn="0" w:lastColumn="0" w:oddVBand="0" w:evenVBand="0" w:oddHBand="0" w:evenHBand="0" w:firstRowFirstColumn="0" w:firstRowLastColumn="0" w:lastRowFirstColumn="0" w:lastRowLastColumn="0"/>
+        </w:trPr>
+        <w:tc>
+          <w:tcPr>
+            <w:cnfStyle w:val="001000000100" w:firstRow="0" w:lastRow="0" w:firstColumn="1" w:lastColumn="0" w:oddVBand="0" w:evenVBand="0" w:oddHBand="0" w:evenHBand="0" w:firstRowFirstColumn="1" w:firstRowLastColumn="0" w:lastRowFirstColumn="0" w:lastRowLastColumn="0"/>
+            <w:tcW w:w="800" w:type="pct"/>
+            <w:shd w:val="clear" w:color="auto" w:fill="D9D9D9" w:themeFill="background1" w:themeFillShade="D9"/>
+            <w:vAlign w:val="center"/>
+          </w:tcPr>
+          <w:p>
+            <w:pPr>
+              <w:spacing w:before="60" w:after="60" w:line="276" w:lineRule="auto"/>
+              <w:jc w:val="left"/>
+            </w:pPr>
+            <w:r>
+              <w:t>Requisito</w:t>
+            </w:r>
+          </w:p>
+        </w:tc>
+        <w:tc>
+          <w:tcPr>
+            <w:tcW w:w="1818" w:type="pct"/>
+            <w:shd w:val="clear" w:color="auto" w:fill="D9D9D9" w:themeFill="background1" w:themeFillShade="D9"/>
+            <w:vAlign w:val="center"/>
+          </w:tcPr>
+          <w:p>
+            <w:pPr>
+              <w:spacing w:before="60" w:after="60" w:line="276" w:lineRule="auto"/>
+              <w:jc w:val="center"/>
+              <w:cnfStyle w:val="100000000000" w:firstRow="1" w:lastRow="0" w:firstColumn="0" w:lastColumn="0" w:oddVBand="0" w:evenVBand="0" w:oddHBand="0" w:evenHBand="0" w:firstRowFirstColumn="0" w:firstRowLastColumn="0" w:lastRowFirstColumn="0" w:lastRowLastColumn="0"/>
+            </w:pPr>
+            <w:r>
+              <w:t>Descripción</w:t>
+            </w:r>
+          </w:p>
+        </w:tc>
+        <w:tc>
+          <w:tcPr>
+            <w:tcW w:w="2382" w:type="pct"/>
+            <w:shd w:val="clear" w:color="auto" w:fill="D9D9D9" w:themeFill="background1" w:themeFillShade="D9"/>
+            <w:vAlign w:val="center"/>
+          </w:tcPr>
+          <w:p>
+            <w:pPr>
+              <w:spacing w:before="60" w:after="60" w:line="276" w:lineRule="auto"/>
+              <w:jc w:val="center"/>
+              <w:cnfStyle w:val="100000000000" w:firstRow="1" w:lastRow="0" w:firstColumn="0" w:lastColumn="0" w:oddVBand="0" w:evenVBand="0" w:oddHBand="0" w:evenHBand="0" w:firstRowFirstColumn="0" w:firstRowLastColumn="0" w:lastRowFirstColumn="0" w:lastRowLastColumn="0"/>
+            </w:pPr>
+            <w:r>
+              <w:t>Minuto en el vídeo</w:t>
+            </w:r>
+          </w:p>
+        </w:tc>
+      </w:tr>
+      <w:tr>
+        <w:trPr>
+          <w:cnfStyle w:val="000000100000" w:firstRow="0" w:lastRow="0" w:firstColumn="0" w:lastColumn="0" w:oddVBand="0" w:evenVBand="0" w:oddHBand="1" w:evenHBand="0" w:firstRowFirstColumn="0" w:firstRowLastColumn="0" w:lastRowFirstColumn="0" w:lastRowLastColumn="0"/>
+        </w:trPr>
+        <w:tc>
+          <w:tcPr>
+            <w:cnfStyle w:val="001000000000" w:firstRow="0" w:lastRow="0" w:firstColumn="1" w:lastColumn="0" w:oddVBand="0" w:evenVBand="0" w:oddHBand="0" w:evenHBand="0" w:firstRowFirstColumn="0" w:firstRowLastColumn="0" w:lastRowFirstColumn="0" w:lastRowLastColumn="0"/>
+            <w:tcW w:w="800" w:type="pct"/>
+            <w:shd w:val="clear" w:color="auto" w:fill="auto"/>
+            <w:vAlign w:val="center"/>
+          </w:tcPr>
+          <w:p>
+            <w:pPr>
+              <w:spacing w:before="60" w:after="60" w:line="276" w:lineRule="auto"/>
+              <w:jc w:val="left"/>
+            </w:pPr>
+            <w:r>
+              <w:t>RF-01</w:t>
+            </w:r>
+          </w:p>
+        </w:tc>
+        <w:tc>
+          <w:tcPr>
+            <w:tcW w:w="1818" w:type="pct"/>
+            <w:tcBorders>
+              <w:right w:val="single" w:sz="4" w:space="0" w:color="auto"/>
+            </w:tcBorders>
+            <w:shd w:val="clear" w:color="auto" w:fill="auto"/>
+            <w:vAlign w:val="center"/>
+          </w:tcPr>
+          <w:p>
+            <w:pPr>
+              <w:spacing w:before="60" w:after="60" w:line="276" w:lineRule="auto"/>
+              <w:jc w:val="left"/>
+              <w:cnfStyle w:val="000000100000" w:firstRow="0" w:lastRow="0" w:firstColumn="0" w:lastColumn="0" w:oddVBand="0" w:evenVBand="0" w:oddHBand="1" w:evenHBand="0" w:firstRowFirstColumn="0" w:firstRowLastColumn="0" w:lastRowFirstColumn="0" w:lastRowLastColumn="0"/>
+            </w:pPr>
+            <w:proofErr w:type="spellStart"/>
+            <w:r>
+              <w:t>Autenticación</w:t>
+            </w:r>
+            <w:proofErr w:type="spellEnd"/>
+            <w:r>
+              <w:t xml:space="preserve"> de </w:t>
+            </w:r>
+            <w:proofErr w:type="spellStart"/>
+            <w:r>
+              <w:t>usuarios</w:t>
+            </w:r>
+            <w:proofErr w:type="spellEnd"/>
+          </w:p>
+        </w:tc>
+        <w:tc>
+          <w:tcPr>
+            <w:tcW w:w="2382" w:type="pct"/>
+            <w:tcBorders>
+              <w:top w:val="single" w:sz="4" w:space="0" w:color="7F7F7F" w:themeColor="text1" w:themeTint="80"/>
+              <w:left w:val="single" w:sz="4" w:space="0" w:color="auto"/>
+            </w:tcBorders>
+            <w:shd w:val="clear" w:color="auto" w:fill="auto"/>
+            <w:vAlign w:val="center"/>
+          </w:tcPr>
+          <w:p>
+            <w:pPr>
+              <w:spacing w:before="60" w:after="60" w:line="276" w:lineRule="auto"/>
+              <w:jc w:val="left"/>
+              <w:cnfStyle w:val="000000100000" w:firstRow="0" w:lastRow="0" w:firstColumn="0" w:lastColumn="0" w:oddVBand="0" w:evenVBand="0" w:oddHBand="1" w:evenHBand="0" w:firstRowFirstColumn="0" w:firstRowLastColumn="0" w:lastRowFirstColumn="0" w:lastRowLastColumn="0"/>
+            </w:pPr>
+            <w:r>
+              <w:t>04:26 (</w:t>
+            </w:r>
+            <w:proofErr w:type="spellStart"/>
+            <w:r>
+              <w:t>Acceso</w:t>
+            </w:r>
+            <w:proofErr w:type="spellEnd"/>
+            <w:r>
+              <w:t>) · 09:36 (</w:t>
+            </w:r>
+            <w:proofErr w:type="spellStart"/>
+            <w:r>
+              <w:t>Perfil</w:t>
+            </w:r>
+            <w:proofErr w:type="spellEnd"/>
+            <w:r>
+              <w:t xml:space="preserve"> del </w:t>
+            </w:r>
+            <w:proofErr w:type="spellStart"/>
+            <w:r>
+              <w:t>analista</w:t>
+            </w:r>
+            <w:proofErr w:type="spellEnd"/>
+            <w:r>
+              <w:t>)</w:t>
+            </w:r>
+          </w:p>
+        </w:tc>
+      </w:tr>
+      <w:tr>
+        <w:tc>
+          <w:tcPr>
+            <w:cnfStyle w:val="001000000000" w:firstRow="0" w:lastRow="0" w:firstColumn="1" w:lastColumn="0" w:oddVBand="0" w:evenVBand="0" w:oddHBand="0" w:evenHBand="0" w:firstRowFirstColumn="0" w:firstRowLastColumn="0" w:lastRowFirstColumn="0" w:lastRowLastColumn="0"/>
+            <w:tcW w:w="800" w:type="pct"/>
+            <w:vAlign w:val="center"/>
+          </w:tcPr>
+          <w:p>
+            <w:pPr>
+              <w:spacing w:before="60" w:after="60" w:line="276" w:lineRule="auto"/>
+              <w:jc w:val="left"/>
+            </w:pPr>
+            <w:r>
+              <w:t>RF-02</w:t>
+            </w:r>
+          </w:p>
+        </w:tc>
+        <w:tc>
+          <w:tcPr>
+            <w:tcW w:w="1818" w:type="pct"/>
+            <w:tcBorders>
+              <w:right w:val="single" w:sz="4" w:space="0" w:color="auto"/>
+            </w:tcBorders>
+            <w:vAlign w:val="center"/>
+          </w:tcPr>
+          <w:p>
+            <w:pPr>
+              <w:spacing w:before="60" w:after="60" w:line="276" w:lineRule="auto"/>
+              <w:jc w:val="left"/>
+              <w:cnfStyle w:val="000000000000" w:firstRow="0" w:lastRow="0" w:firstColumn="0" w:lastColumn="0" w:oddVBand="0" w:evenVBand="0" w:oddHBand="0" w:evenHBand="0" w:firstRowFirstColumn="0" w:firstRowLastColumn="0" w:lastRowFirstColumn="0" w:lastRowLastColumn="0"/>
+              <w:rPr>
+                <w:lang w:val="es-ES"/>
+              </w:rPr>
+            </w:pPr>
+            <w:r>
+              <w:rPr>
+                <w:lang w:val="es-ES"/>
+              </w:rPr>
+              <w:t>Control de acceso por roles</w:t>
+            </w:r>
+          </w:p>
+        </w:tc>
+        <w:tc>
+          <w:tcPr>
+            <w:tcW w:w="2382" w:type="pct"/>
+            <w:tcBorders>
+              <w:left w:val="single" w:sz="4" w:space="0" w:color="auto"/>
+            </w:tcBorders>
+            <w:vAlign w:val="center"/>
+          </w:tcPr>
+          <w:p>
+            <w:pPr>
+              <w:spacing w:before="60" w:after="60" w:line="276" w:lineRule="auto"/>
+              <w:jc w:val="left"/>
+              <w:cnfStyle w:val="000000000000" w:firstRow="0" w:lastRow="0" w:firstColumn="0" w:lastColumn="0" w:oddVBand="0" w:evenVBand="0" w:oddHBand="0" w:evenHBand="0" w:firstRowFirstColumn="0" w:firstRowLastColumn="0" w:lastRowFirstColumn="0" w:lastRowLastColumn="0"/>
+            </w:pPr>
+            <w:r>
+              <w:t>09:05 (</w:t>
+            </w:r>
+            <w:proofErr w:type="spellStart"/>
+            <w:r>
+              <w:t>Usuarios</w:t>
+            </w:r>
+            <w:proofErr w:type="spellEnd"/>
+            <w:r>
+              <w:t xml:space="preserve">, roles e </w:t>
+            </w:r>
+            <w:proofErr w:type="spellStart"/>
+            <w:r>
+              <w:t>invitaciones</w:t>
+            </w:r>
+            <w:proofErr w:type="spellEnd"/>
+            <w:r>
+              <w:t>)</w:t>
+            </w:r>
+          </w:p>
+        </w:tc>
+      </w:tr>
+      <w:tr>
+        <w:trPr>
+          <w:cnfStyle w:val="000000100000" w:firstRow="0" w:lastRow="0" w:firstColumn="0" w:lastColumn="0" w:oddVBand="0" w:evenVBand="0" w:oddHBand="1" w:evenHBand="0" w:firstRowFirstColumn="0" w:firstRowLastColumn="0" w:lastRowFirstColumn="0" w:lastRowLastColumn="0"/>
+        </w:trPr>
+        <w:tc>
+          <w:tcPr>
+            <w:cnfStyle w:val="001000000000" w:firstRow="0" w:lastRow="0" w:firstColumn="1" w:lastColumn="0" w:oddVBand="0" w:evenVBand="0" w:oddHBand="0" w:evenHBand="0" w:firstRowFirstColumn="0" w:firstRowLastColumn="0" w:lastRowFirstColumn="0" w:lastRowLastColumn="0"/>
+            <w:tcW w:w="800" w:type="pct"/>
+            <w:shd w:val="clear" w:color="auto" w:fill="auto"/>
+            <w:vAlign w:val="center"/>
+          </w:tcPr>
+          <w:p>
+            <w:pPr>
+              <w:spacing w:before="60" w:after="60" w:line="276" w:lineRule="auto"/>
+              <w:jc w:val="left"/>
+            </w:pPr>
+            <w:r>
+              <w:t>RF-03</w:t>
+            </w:r>
+          </w:p>
+        </w:tc>
+        <w:tc>
+          <w:tcPr>
+            <w:tcW w:w="1818" w:type="pct"/>
+            <w:tcBorders>
+              <w:right w:val="single" w:sz="4" w:space="0" w:color="auto"/>
+            </w:tcBorders>
+            <w:shd w:val="clear" w:color="auto" w:fill="auto"/>
+            <w:vAlign w:val="center"/>
+          </w:tcPr>
+          <w:p>
+            <w:pPr>
+              <w:spacing w:before="60" w:after="60" w:line="276" w:lineRule="auto"/>
+              <w:jc w:val="left"/>
+              <w:cnfStyle w:val="000000100000" w:firstRow="0" w:lastRow="0" w:firstColumn="0" w:lastColumn="0" w:oddVBand="0" w:evenVBand="0" w:oddHBand="1" w:evenHBand="0" w:firstRowFirstColumn="0" w:firstRowLastColumn="0" w:lastRowFirstColumn="0" w:lastRowLastColumn="0"/>
+            </w:pPr>
+            <w:proofErr w:type="spellStart"/>
+            <w:r>
+              <w:t>Gestión</w:t>
+            </w:r>
+            <w:proofErr w:type="spellEnd"/>
+            <w:r>
+              <w:t xml:space="preserve"> de </w:t>
+            </w:r>
+            <w:proofErr w:type="spellStart"/>
+            <w:r>
+              <w:t>usuarios</w:t>
+            </w:r>
+            <w:proofErr w:type="spellEnd"/>
+          </w:p>
+        </w:tc>
+        <w:tc>
+          <w:tcPr>
+            <w:tcW w:w="2382" w:type="pct"/>
+            <w:tcBorders>
+              <w:left w:val="single" w:sz="4" w:space="0" w:color="auto"/>
+            </w:tcBorders>
+            <w:shd w:val="clear" w:color="auto" w:fill="auto"/>
+            <w:vAlign w:val="center"/>
+          </w:tcPr>
+          <w:p>
+            <w:pPr>
+              <w:spacing w:before="60" w:after="60" w:line="276" w:lineRule="auto"/>
+              <w:jc w:val="left"/>
+              <w:cnfStyle w:val="000000100000" w:firstRow="0" w:lastRow="0" w:firstColumn="0" w:lastColumn="0" w:oddVBand="0" w:evenVBand="0" w:oddHBand="1" w:evenHBand="0" w:firstRowFirstColumn="0" w:firstRowLastColumn="0" w:lastRowFirstColumn="0" w:lastRowLastColumn="0"/>
+            </w:pPr>
+            <w:r>
+              <w:t>09:05 (</w:t>
+            </w:r>
+            <w:proofErr w:type="spellStart"/>
+            <w:r>
+              <w:t>Usuarios</w:t>
+            </w:r>
+            <w:proofErr w:type="spellEnd"/>
+            <w:r>
+              <w:t xml:space="preserve">, roles e </w:t>
+            </w:r>
+            <w:proofErr w:type="spellStart"/>
+            <w:r>
+              <w:t>invitaciones</w:t>
+            </w:r>
+            <w:proofErr w:type="spellEnd"/>
+            <w:r>
+              <w:t>)</w:t>
+            </w:r>
+          </w:p>
+        </w:tc>
+      </w:tr>
+      <w:tr>
+        <w:tc>
+          <w:tcPr>
+            <w:cnfStyle w:val="001000000000" w:firstRow="0" w:lastRow="0" w:firstColumn="1" w:lastColumn="0" w:oddVBand="0" w:evenVBand="0" w:oddHBand="0" w:evenHBand="0" w:firstRowFirstColumn="0" w:firstRowLastColumn="0" w:lastRowFirstColumn="0" w:lastRowLastColumn="0"/>
+            <w:tcW w:w="800" w:type="pct"/>
+            <w:vAlign w:val="center"/>
+          </w:tcPr>
+          <w:p>
+            <w:pPr>
+              <w:spacing w:before="60" w:after="60" w:line="276" w:lineRule="auto"/>
+              <w:jc w:val="left"/>
+            </w:pPr>
+            <w:r>
+              <w:t>RF-04</w:t>
+            </w:r>
+          </w:p>
+        </w:tc>
+        <w:tc>
+          <w:tcPr>
+            <w:tcW w:w="1818" w:type="pct"/>
+            <w:tcBorders>
+              <w:right w:val="single" w:sz="4" w:space="0" w:color="auto"/>
+            </w:tcBorders>
+            <w:vAlign w:val="center"/>
+          </w:tcPr>
+          <w:p>
+            <w:pPr>
+              <w:spacing w:before="60" w:after="60" w:line="276" w:lineRule="auto"/>
+              <w:jc w:val="left"/>
+              <w:cnfStyle w:val="000000000000" w:firstRow="0" w:lastRow="0" w:firstColumn="0" w:lastColumn="0" w:oddVBand="0" w:evenVBand="0" w:oddHBand="0" w:evenHBand="0" w:firstRowFirstColumn="0" w:firstRowLastColumn="0" w:lastRowFirstColumn="0" w:lastRowLastColumn="0"/>
+              <w:rPr>
+                <w:lang w:val="es-ES"/>
+              </w:rPr>
+            </w:pPr>
+            <w:r>
+              <w:rPr>
+                <w:lang w:val="es-ES"/>
+              </w:rPr>
+              <w:t>Invitaciones de un solo uso</w:t>
+            </w:r>
+          </w:p>
+        </w:tc>
+        <w:tc>
+          <w:tcPr>
+            <w:tcW w:w="2382" w:type="pct"/>
+            <w:tcBorders>
+              <w:left w:val="single" w:sz="4" w:space="0" w:color="auto"/>
+            </w:tcBorders>
+            <w:vAlign w:val="center"/>
+          </w:tcPr>
+          <w:p>
+            <w:pPr>
+              <w:spacing w:before="60" w:after="60" w:line="276" w:lineRule="auto"/>
+              <w:jc w:val="left"/>
+              <w:cnfStyle w:val="000000000000" w:firstRow="0" w:lastRow="0" w:firstColumn="0" w:lastColumn="0" w:oddVBand="0" w:evenVBand="0" w:oddHBand="0" w:evenHBand="0" w:firstRowFirstColumn="0" w:firstRowLastColumn="0" w:lastRowFirstColumn="0" w:lastRowLastColumn="0"/>
+            </w:pPr>
+            <w:r>
+              <w:t>09:05 (</w:t>
+            </w:r>
+            <w:proofErr w:type="spellStart"/>
+            <w:r>
+              <w:t>Usuarios</w:t>
+            </w:r>
+            <w:proofErr w:type="spellEnd"/>
+            <w:r>
+              <w:t xml:space="preserve">, roles e </w:t>
+            </w:r>
+            <w:proofErr w:type="spellStart"/>
+            <w:r>
+              <w:t>invitaciones</w:t>
+            </w:r>
+            <w:proofErr w:type="spellEnd"/>
+            <w:r>
+              <w:t>)</w:t>
+            </w:r>
+          </w:p>
+        </w:tc>
+      </w:tr>
+      <w:tr>
+        <w:trPr>
+          <w:cnfStyle w:val="000000100000" w:firstRow="0" w:lastRow="0" w:firstColumn="0" w:lastColumn="0" w:oddVBand="0" w:evenVBand="0" w:oddHBand="1" w:evenHBand="0" w:firstRowFirstColumn="0" w:firstRowLastColumn="0" w:lastRowFirstColumn="0" w:lastRowLastColumn="0"/>
+        </w:trPr>
+        <w:tc>
+          <w:tcPr>
+            <w:cnfStyle w:val="001000000000" w:firstRow="0" w:lastRow="0" w:firstColumn="1" w:lastColumn="0" w:oddVBand="0" w:evenVBand="0" w:oddHBand="0" w:evenHBand="0" w:firstRowFirstColumn="0" w:firstRowLastColumn="0" w:lastRowFirstColumn="0" w:lastRowLastColumn="0"/>
+            <w:tcW w:w="800" w:type="pct"/>
+            <w:shd w:val="clear" w:color="auto" w:fill="auto"/>
+            <w:vAlign w:val="center"/>
+          </w:tcPr>
+          <w:p>
+            <w:pPr>
+              <w:spacing w:before="60" w:after="60" w:line="276" w:lineRule="auto"/>
+              <w:jc w:val="left"/>
+            </w:pPr>
+            <w:r>
+              <w:t>RF-05</w:t>
+            </w:r>
+          </w:p>
+        </w:tc>
+        <w:tc>
+          <w:tcPr>
+            <w:tcW w:w="1818" w:type="pct"/>
+            <w:tcBorders>
+              <w:right w:val="single" w:sz="4" w:space="0" w:color="auto"/>
+            </w:tcBorders>
+            <w:shd w:val="clear" w:color="auto" w:fill="auto"/>
+            <w:vAlign w:val="center"/>
+          </w:tcPr>
+          <w:p>
+            <w:pPr>
+              <w:spacing w:before="60" w:after="60" w:line="276" w:lineRule="auto"/>
+              <w:jc w:val="left"/>
+              <w:cnfStyle w:val="000000100000" w:firstRow="0" w:lastRow="0" w:firstColumn="0" w:lastColumn="0" w:oddVBand="0" w:evenVBand="0" w:oddHBand="1" w:evenHBand="0" w:firstRowFirstColumn="0" w:firstRowLastColumn="0" w:lastRowFirstColumn="0" w:lastRowLastColumn="0"/>
+              <w:rPr>
+                <w:lang w:val="es-ES"/>
+              </w:rPr>
+            </w:pPr>
+            <w:r>
+              <w:rPr>
+                <w:lang w:val="es-ES"/>
+              </w:rPr>
+              <w:t xml:space="preserve">Ingesta de alertas de </w:t>
+            </w:r>
+            <w:proofErr w:type="spellStart"/>
+            <w:r>
+              <w:rPr>
+                <w:lang w:val="es-ES"/>
+              </w:rPr>
+              <w:t>Wazuh</w:t>
+            </w:r>
+            <w:proofErr w:type="spellEnd"/>
+          </w:p>
+        </w:tc>
+        <w:tc>
+          <w:tcPr>
+            <w:tcW w:w="2382" w:type="pct"/>
+            <w:tcBorders>
+              <w:left w:val="single" w:sz="4" w:space="0" w:color="auto"/>
+            </w:tcBorders>
+            <w:shd w:val="clear" w:color="auto" w:fill="auto"/>
+            <w:vAlign w:val="center"/>
+          </w:tcPr>
+          <w:p>
+            <w:pPr>
+              <w:spacing w:before="60" w:after="60" w:line="276" w:lineRule="auto"/>
+              <w:jc w:val="left"/>
+              <w:cnfStyle w:val="000000100000" w:firstRow="0" w:lastRow="0" w:firstColumn="0" w:lastColumn="0" w:oddVBand="0" w:evenVBand="0" w:oddHBand="1" w:evenHBand="0" w:firstRowFirstColumn="0" w:firstRowLastColumn="0" w:lastRowFirstColumn="0" w:lastRowLastColumn="0"/>
+            </w:pPr>
+            <w:r>
+              <w:t>05:13 (</w:t>
+            </w:r>
+            <w:proofErr w:type="gramStart"/>
+            <w:r>
+              <w:t>SIEM) ·</w:t>
+            </w:r>
+            <w:proofErr w:type="gramEnd"/>
+            <w:r>
+              <w:t xml:space="preserve"> 05:38 (</w:t>
+            </w:r>
+            <w:proofErr w:type="spellStart"/>
+            <w:r>
+              <w:t>Ataque</w:t>
+            </w:r>
+            <w:proofErr w:type="spellEnd"/>
+            <w:r>
+              <w:t xml:space="preserve"> al </w:t>
+            </w:r>
+            <w:proofErr w:type="gramStart"/>
+            <w:r>
+              <w:t>honeypot) ·</w:t>
+            </w:r>
+            <w:proofErr w:type="gramEnd"/>
+            <w:r>
+              <w:t xml:space="preserve"> 06:01 (Honeypots)</w:t>
+            </w:r>
+          </w:p>
+        </w:tc>
+      </w:tr>
+      <w:tr>
+        <w:tc>
+          <w:tcPr>
+            <w:cnfStyle w:val="001000000000" w:firstRow="0" w:lastRow="0" w:firstColumn="1" w:lastColumn="0" w:oddVBand="0" w:evenVBand="0" w:oddHBand="0" w:evenHBand="0" w:firstRowFirstColumn="0" w:firstRowLastColumn="0" w:lastRowFirstColumn="0" w:lastRowLastColumn="0"/>
+            <w:tcW w:w="800" w:type="pct"/>
+            <w:vAlign w:val="center"/>
+          </w:tcPr>
+          <w:p>
+            <w:pPr>
+              <w:spacing w:before="60" w:after="60" w:line="276" w:lineRule="auto"/>
+              <w:jc w:val="left"/>
+            </w:pPr>
+            <w:r>
+              <w:t>RF-06</w:t>
+            </w:r>
+          </w:p>
+        </w:tc>
+        <w:tc>
+          <w:tcPr>
+            <w:tcW w:w="1818" w:type="pct"/>
+            <w:tcBorders>
+              <w:right w:val="single" w:sz="4" w:space="0" w:color="auto"/>
+            </w:tcBorders>
+            <w:vAlign w:val="center"/>
+          </w:tcPr>
+          <w:p>
+            <w:pPr>
+              <w:spacing w:before="60" w:after="60" w:line="276" w:lineRule="auto"/>
+              <w:jc w:val="left"/>
+              <w:cnfStyle w:val="000000000000" w:firstRow="0" w:lastRow="0" w:firstColumn="0" w:lastColumn="0" w:oddVBand="0" w:evenVBand="0" w:oddHBand="0" w:evenHBand="0" w:firstRowFirstColumn="0" w:firstRowLastColumn="0" w:lastRowFirstColumn="0" w:lastRowLastColumn="0"/>
+            </w:pPr>
+            <w:proofErr w:type="spellStart"/>
+            <w:r>
+              <w:t>Gestión</w:t>
+            </w:r>
+            <w:proofErr w:type="spellEnd"/>
+            <w:r>
+              <w:t xml:space="preserve"> de </w:t>
+            </w:r>
+            <w:proofErr w:type="spellStart"/>
+            <w:r>
+              <w:t>incidentes</w:t>
+            </w:r>
+            <w:proofErr w:type="spellEnd"/>
+          </w:p>
+        </w:tc>
+        <w:tc>
+          <w:tcPr>
+            <w:tcW w:w="2382" w:type="pct"/>
+            <w:tcBorders>
+              <w:left w:val="single" w:sz="4" w:space="0" w:color="auto"/>
+            </w:tcBorders>
+            <w:vAlign w:val="center"/>
+          </w:tcPr>
+          <w:p>
+            <w:pPr>
+              <w:spacing w:before="60" w:after="60" w:line="276" w:lineRule="auto"/>
+              <w:jc w:val="left"/>
+              <w:cnfStyle w:val="000000000000" w:firstRow="0" w:lastRow="0" w:firstColumn="0" w:lastColumn="0" w:oddVBand="0" w:evenVBand="0" w:oddHBand="0" w:evenHBand="0" w:firstRowFirstColumn="0" w:firstRowLastColumn="0" w:lastRowFirstColumn="0" w:lastRowLastColumn="0"/>
+            </w:pPr>
+            <w:r>
+              <w:t>06:17 (</w:t>
+            </w:r>
+            <w:proofErr w:type="spellStart"/>
+            <w:r>
+              <w:t>Gestión</w:t>
+            </w:r>
+            <w:proofErr w:type="spellEnd"/>
+            <w:r>
+              <w:t xml:space="preserve"> de </w:t>
+            </w:r>
+            <w:proofErr w:type="spellStart"/>
+            <w:r>
+              <w:t>incidentes</w:t>
+            </w:r>
+            <w:proofErr w:type="spellEnd"/>
+            <w:r>
+              <w:t>)</w:t>
+            </w:r>
+          </w:p>
+        </w:tc>
+      </w:tr>
+      <w:tr>
+        <w:trPr>
+          <w:cnfStyle w:val="000000100000" w:firstRow="0" w:lastRow="0" w:firstColumn="0" w:lastColumn="0" w:oddVBand="0" w:evenVBand="0" w:oddHBand="1" w:evenHBand="0" w:firstRowFirstColumn="0" w:firstRowLastColumn="0" w:lastRowFirstColumn="0" w:lastRowLastColumn="0"/>
+        </w:trPr>
+        <w:tc>
+          <w:tcPr>
+            <w:cnfStyle w:val="001000000000" w:firstRow="0" w:lastRow="0" w:firstColumn="1" w:lastColumn="0" w:oddVBand="0" w:evenVBand="0" w:oddHBand="0" w:evenHBand="0" w:firstRowFirstColumn="0" w:firstRowLastColumn="0" w:lastRowFirstColumn="0" w:lastRowLastColumn="0"/>
+            <w:tcW w:w="800" w:type="pct"/>
+            <w:shd w:val="clear" w:color="auto" w:fill="auto"/>
+            <w:vAlign w:val="center"/>
+          </w:tcPr>
+          <w:p>
+            <w:pPr>
+              <w:spacing w:before="60" w:after="60" w:line="276" w:lineRule="auto"/>
+              <w:jc w:val="left"/>
+            </w:pPr>
+            <w:r>
+              <w:t>RF-07</w:t>
+            </w:r>
+          </w:p>
+        </w:tc>
+        <w:tc>
+          <w:tcPr>
+            <w:tcW w:w="1818" w:type="pct"/>
+            <w:tcBorders>
+              <w:right w:val="single" w:sz="4" w:space="0" w:color="auto"/>
+            </w:tcBorders>
+            <w:shd w:val="clear" w:color="auto" w:fill="auto"/>
+            <w:vAlign w:val="center"/>
+          </w:tcPr>
+          <w:p>
+            <w:pPr>
+              <w:spacing w:before="60" w:after="60" w:line="276" w:lineRule="auto"/>
+              <w:jc w:val="left"/>
+              <w:cnfStyle w:val="000000100000" w:firstRow="0" w:lastRow="0" w:firstColumn="0" w:lastColumn="0" w:oddVBand="0" w:evenVBand="0" w:oddHBand="1" w:evenHBand="0" w:firstRowFirstColumn="0" w:firstRowLastColumn="0" w:lastRowFirstColumn="0" w:lastRowLastColumn="0"/>
+            </w:pPr>
+            <w:r>
+              <w:t xml:space="preserve">Runbooks de </w:t>
+            </w:r>
+            <w:proofErr w:type="spellStart"/>
+            <w:r>
+              <w:t>respuesta</w:t>
+            </w:r>
+            <w:proofErr w:type="spellEnd"/>
+          </w:p>
+        </w:tc>
+        <w:tc>
+          <w:tcPr>
+            <w:tcW w:w="2382" w:type="pct"/>
+            <w:tcBorders>
+              <w:left w:val="single" w:sz="4" w:space="0" w:color="auto"/>
+            </w:tcBorders>
+            <w:shd w:val="clear" w:color="auto" w:fill="auto"/>
+            <w:vAlign w:val="center"/>
+          </w:tcPr>
+          <w:p>
+            <w:pPr>
+              <w:spacing w:before="60" w:after="60" w:line="276" w:lineRule="auto"/>
+              <w:jc w:val="left"/>
+              <w:cnfStyle w:val="000000100000" w:firstRow="0" w:lastRow="0" w:firstColumn="0" w:lastColumn="0" w:oddVBand="0" w:evenVBand="0" w:oddHBand="1" w:evenHBand="0" w:firstRowFirstColumn="0" w:firstRowLastColumn="0" w:lastRowFirstColumn="0" w:lastRowLastColumn="0"/>
+            </w:pPr>
+            <w:r>
+              <w:t>06:45 (Runbooks)</w:t>
+            </w:r>
+          </w:p>
+        </w:tc>
+      </w:tr>
+      <w:tr>
+        <w:tc>
+          <w:tcPr>
+            <w:cnfStyle w:val="001000000000" w:firstRow="0" w:lastRow="0" w:firstColumn="1" w:lastColumn="0" w:oddVBand="0" w:evenVBand="0" w:oddHBand="0" w:evenHBand="0" w:firstRowFirstColumn="0" w:firstRowLastColumn="0" w:lastRowFirstColumn="0" w:lastRowLastColumn="0"/>
+            <w:tcW w:w="800" w:type="pct"/>
+            <w:vAlign w:val="center"/>
+          </w:tcPr>
+          <w:p>
+            <w:pPr>
+              <w:spacing w:before="60" w:after="60" w:line="276" w:lineRule="auto"/>
+              <w:jc w:val="left"/>
+            </w:pPr>
+            <w:r>
+              <w:t>RF-08</w:t>
+            </w:r>
+          </w:p>
+        </w:tc>
+        <w:tc>
+          <w:tcPr>
+            <w:tcW w:w="1818" w:type="pct"/>
+            <w:tcBorders>
+              <w:right w:val="single" w:sz="4" w:space="0" w:color="auto"/>
+            </w:tcBorders>
+            <w:vAlign w:val="center"/>
+          </w:tcPr>
+          <w:p>
+            <w:pPr>
+              <w:spacing w:before="60" w:after="60" w:line="276" w:lineRule="auto"/>
+              <w:jc w:val="left"/>
+              <w:cnfStyle w:val="000000000000" w:firstRow="0" w:lastRow="0" w:firstColumn="0" w:lastColumn="0" w:oddVBand="0" w:evenVBand="0" w:oddHBand="0" w:evenHBand="0" w:firstRowFirstColumn="0" w:firstRowLastColumn="0" w:lastRowFirstColumn="0" w:lastRowLastColumn="0"/>
+            </w:pPr>
+            <w:r>
+              <w:t xml:space="preserve">Chat de </w:t>
+            </w:r>
+            <w:proofErr w:type="spellStart"/>
+            <w:r>
+              <w:t>equipo</w:t>
+            </w:r>
+            <w:proofErr w:type="spellEnd"/>
+          </w:p>
+        </w:tc>
+        <w:tc>
+          <w:tcPr>
+            <w:tcW w:w="2382" w:type="pct"/>
+            <w:tcBorders>
+              <w:left w:val="single" w:sz="4" w:space="0" w:color="auto"/>
+            </w:tcBorders>
+            <w:vAlign w:val="center"/>
+          </w:tcPr>
+          <w:p>
+            <w:pPr>
+              <w:spacing w:before="60" w:after="60" w:line="276" w:lineRule="auto"/>
+              <w:jc w:val="left"/>
+              <w:cnfStyle w:val="000000000000" w:firstRow="0" w:lastRow="0" w:firstColumn="0" w:lastColumn="0" w:oddVBand="0" w:evenVBand="0" w:oddHBand="0" w:evenHBand="0" w:firstRowFirstColumn="0" w:firstRowLastColumn="0" w:lastRowFirstColumn="0" w:lastRowLastColumn="0"/>
+              <w:rPr>
+                <w:lang w:val="es-ES"/>
+              </w:rPr>
+            </w:pPr>
+            <w:r>
+              <w:rPr>
+                <w:lang w:val="es-ES"/>
+              </w:rPr>
+              <w:t>09:52 (Chat de equipo y asistente de IA)</w:t>
+            </w:r>
+          </w:p>
+        </w:tc>
+      </w:tr>
+      <w:tr>
+        <w:trPr>
+          <w:cnfStyle w:val="000000100000" w:firstRow="0" w:lastRow="0" w:firstColumn="0" w:lastColumn="0" w:oddVBand="0" w:evenVBand="0" w:oddHBand="1" w:evenHBand="0" w:firstRowFirstColumn="0" w:firstRowLastColumn="0" w:lastRowFirstColumn="0" w:lastRowLastColumn="0"/>
+        </w:trPr>
+        <w:tc>
+          <w:tcPr>
+            <w:cnfStyle w:val="001000000000" w:firstRow="0" w:lastRow="0" w:firstColumn="1" w:lastColumn="0" w:oddVBand="0" w:evenVBand="0" w:oddHBand="0" w:evenHBand="0" w:firstRowFirstColumn="0" w:firstRowLastColumn="0" w:lastRowFirstColumn="0" w:lastRowLastColumn="0"/>
+            <w:tcW w:w="800" w:type="pct"/>
+            <w:shd w:val="clear" w:color="auto" w:fill="auto"/>
+            <w:vAlign w:val="center"/>
+          </w:tcPr>
+          <w:p>
+            <w:pPr>
+              <w:spacing w:before="60" w:after="60" w:line="276" w:lineRule="auto"/>
+              <w:jc w:val="left"/>
+            </w:pPr>
+            <w:r>
+              <w:t>RF-09</w:t>
+            </w:r>
+          </w:p>
+        </w:tc>
+        <w:tc>
+          <w:tcPr>
+            <w:tcW w:w="1818" w:type="pct"/>
+            <w:tcBorders>
+              <w:right w:val="single" w:sz="4" w:space="0" w:color="auto"/>
+            </w:tcBorders>
+            <w:shd w:val="clear" w:color="auto" w:fill="auto"/>
+            <w:vAlign w:val="center"/>
+          </w:tcPr>
+          <w:p>
+            <w:pPr>
+              <w:spacing w:before="60" w:after="60" w:line="276" w:lineRule="auto"/>
+              <w:jc w:val="left"/>
+              <w:cnfStyle w:val="000000100000" w:firstRow="0" w:lastRow="0" w:firstColumn="0" w:lastColumn="0" w:oddVBand="0" w:evenVBand="0" w:oddHBand="1" w:evenHBand="0" w:firstRowFirstColumn="0" w:firstRowLastColumn="0" w:lastRowFirstColumn="0" w:lastRowLastColumn="0"/>
+            </w:pPr>
+            <w:r>
+              <w:t xml:space="preserve">Presencia y </w:t>
+            </w:r>
+            <w:proofErr w:type="spellStart"/>
+            <w:r>
+              <w:t>sesiones</w:t>
+            </w:r>
+            <w:proofErr w:type="spellEnd"/>
+          </w:p>
+        </w:tc>
+        <w:tc>
+          <w:tcPr>
+            <w:tcW w:w="2382" w:type="pct"/>
+            <w:tcBorders>
+              <w:left w:val="single" w:sz="4" w:space="0" w:color="auto"/>
+            </w:tcBorders>
+            <w:shd w:val="clear" w:color="auto" w:fill="auto"/>
+            <w:vAlign w:val="center"/>
+          </w:tcPr>
+          <w:p>
+            <w:pPr>
+              <w:spacing w:before="60" w:after="60" w:line="276" w:lineRule="auto"/>
+              <w:jc w:val="left"/>
+              <w:cnfStyle w:val="000000100000" w:firstRow="0" w:lastRow="0" w:firstColumn="0" w:lastColumn="0" w:oddVBand="0" w:evenVBand="0" w:oddHBand="1" w:evenHBand="0" w:firstRowFirstColumn="0" w:firstRowLastColumn="0" w:lastRowFirstColumn="0" w:lastRowLastColumn="0"/>
+              <w:rPr>
+                <w:lang w:val="es-ES"/>
+              </w:rPr>
+            </w:pPr>
+            <w:r>
+              <w:rPr>
+                <w:lang w:val="es-ES"/>
+              </w:rPr>
+              <w:t>09:05 (Usuarios, roles e invitaciones) · 09:36 (Perfil del analista)</w:t>
+            </w:r>
+          </w:p>
+        </w:tc>
+      </w:tr>
+      <w:tr>
+        <w:tc>
+          <w:tcPr>
+            <w:cnfStyle w:val="001000000000" w:firstRow="0" w:lastRow="0" w:firstColumn="1" w:lastColumn="0" w:oddVBand="0" w:evenVBand="0" w:oddHBand="0" w:evenHBand="0" w:firstRowFirstColumn="0" w:firstRowLastColumn="0" w:lastRowFirstColumn="0" w:lastRowLastColumn="0"/>
+            <w:tcW w:w="800" w:type="pct"/>
+            <w:vAlign w:val="center"/>
+          </w:tcPr>
+          <w:p>
+            <w:pPr>
+              <w:spacing w:before="60" w:after="60" w:line="276" w:lineRule="auto"/>
+              <w:jc w:val="left"/>
+            </w:pPr>
+            <w:r>
+              <w:t>RF-10</w:t>
+            </w:r>
+          </w:p>
+        </w:tc>
+        <w:tc>
+          <w:tcPr>
+            <w:tcW w:w="1818" w:type="pct"/>
+            <w:tcBorders>
+              <w:right w:val="single" w:sz="4" w:space="0" w:color="auto"/>
+            </w:tcBorders>
+            <w:vAlign w:val="center"/>
+          </w:tcPr>
+          <w:p>
+            <w:pPr>
+              <w:spacing w:before="60" w:after="60" w:line="276" w:lineRule="auto"/>
+              <w:jc w:val="left"/>
+              <w:cnfStyle w:val="000000000000" w:firstRow="0" w:lastRow="0" w:firstColumn="0" w:lastColumn="0" w:oddVBand="0" w:evenVBand="0" w:oddHBand="0" w:evenHBand="0" w:firstRowFirstColumn="0" w:firstRowLastColumn="0" w:lastRowFirstColumn="0" w:lastRowLastColumn="0"/>
+            </w:pPr>
+            <w:proofErr w:type="spellStart"/>
+            <w:r>
+              <w:t>Informes</w:t>
+            </w:r>
+            <w:proofErr w:type="spellEnd"/>
+            <w:r>
+              <w:t xml:space="preserve"> con </w:t>
+            </w:r>
+            <w:proofErr w:type="spellStart"/>
+            <w:r>
+              <w:t>integridad</w:t>
+            </w:r>
+            <w:proofErr w:type="spellEnd"/>
+          </w:p>
+        </w:tc>
+        <w:tc>
+          <w:tcPr>
+            <w:tcW w:w="2382" w:type="pct"/>
+            <w:tcBorders>
+              <w:left w:val="single" w:sz="4" w:space="0" w:color="auto"/>
+            </w:tcBorders>
+            <w:vAlign w:val="center"/>
+          </w:tcPr>
+          <w:p>
+            <w:pPr>
+              <w:spacing w:before="60" w:after="60" w:line="276" w:lineRule="auto"/>
+              <w:jc w:val="left"/>
+              <w:cnfStyle w:val="000000000000" w:firstRow="0" w:lastRow="0" w:firstColumn="0" w:lastColumn="0" w:oddVBand="0" w:evenVBand="0" w:oddHBand="0" w:evenHBand="0" w:firstRowFirstColumn="0" w:firstRowLastColumn="0" w:lastRowFirstColumn="0" w:lastRowLastColumn="0"/>
+              <w:rPr>
+                <w:lang w:val="es-ES"/>
+              </w:rPr>
+            </w:pPr>
+            <w:r>
+              <w:rPr>
+                <w:lang w:val="es-ES"/>
+              </w:rPr>
+              <w:t>08:24 (Informes con integridad) · 08:43 (Informe GRC)</w:t>
+            </w:r>
+          </w:p>
+        </w:tc>
+      </w:tr>
+      <w:tr>
+        <w:trPr>
+          <w:cnfStyle w:val="000000100000" w:firstRow="0" w:lastRow="0" w:firstColumn="0" w:lastColumn="0" w:oddVBand="0" w:evenVBand="0" w:oddHBand="1" w:evenHBand="0" w:firstRowFirstColumn="0" w:firstRowLastColumn="0" w:lastRowFirstColumn="0" w:lastRowLastColumn="0"/>
+        </w:trPr>
+        <w:tc>
+          <w:tcPr>
+            <w:cnfStyle w:val="001000000000" w:firstRow="0" w:lastRow="0" w:firstColumn="1" w:lastColumn="0" w:oddVBand="0" w:evenVBand="0" w:oddHBand="0" w:evenHBand="0" w:firstRowFirstColumn="0" w:firstRowLastColumn="0" w:lastRowFirstColumn="0" w:lastRowLastColumn="0"/>
+            <w:tcW w:w="800" w:type="pct"/>
+            <w:shd w:val="clear" w:color="auto" w:fill="auto"/>
+            <w:vAlign w:val="center"/>
+          </w:tcPr>
+          <w:p>
+            <w:pPr>
+              <w:spacing w:before="60" w:after="60" w:line="276" w:lineRule="auto"/>
+              <w:jc w:val="left"/>
+            </w:pPr>
+            <w:r>
+              <w:t>RF-11</w:t>
+            </w:r>
+          </w:p>
+        </w:tc>
+        <w:tc>
+          <w:tcPr>
+            <w:tcW w:w="1818" w:type="pct"/>
+            <w:tcBorders>
+              <w:right w:val="single" w:sz="4" w:space="0" w:color="auto"/>
+            </w:tcBorders>
+            <w:shd w:val="clear" w:color="auto" w:fill="auto"/>
+            <w:vAlign w:val="center"/>
+          </w:tcPr>
+          <w:p>
+            <w:pPr>
+              <w:spacing w:before="60" w:after="60" w:line="276" w:lineRule="auto"/>
+              <w:jc w:val="left"/>
+              <w:cnfStyle w:val="000000100000" w:firstRow="0" w:lastRow="0" w:firstColumn="0" w:lastColumn="0" w:oddVBand="0" w:evenVBand="0" w:oddHBand="1" w:evenHBand="0" w:firstRowFirstColumn="0" w:firstRowLastColumn="0" w:lastRowFirstColumn="0" w:lastRowLastColumn="0"/>
+            </w:pPr>
+            <w:r>
+              <w:t>Threat hunting</w:t>
+            </w:r>
+          </w:p>
+        </w:tc>
+        <w:tc>
+          <w:tcPr>
+            <w:tcW w:w="2382" w:type="pct"/>
+            <w:tcBorders>
+              <w:left w:val="single" w:sz="4" w:space="0" w:color="auto"/>
+            </w:tcBorders>
+            <w:shd w:val="clear" w:color="auto" w:fill="auto"/>
+            <w:vAlign w:val="center"/>
+          </w:tcPr>
+          <w:p>
+            <w:pPr>
+              <w:spacing w:before="60" w:after="60" w:line="276" w:lineRule="auto"/>
+              <w:jc w:val="left"/>
+              <w:cnfStyle w:val="000000100000" w:firstRow="0" w:lastRow="0" w:firstColumn="0" w:lastColumn="0" w:oddVBand="0" w:evenVBand="0" w:oddHBand="1" w:evenHBand="0" w:firstRowFirstColumn="0" w:firstRowLastColumn="0" w:lastRowFirstColumn="0" w:lastRowLastColumn="0"/>
+              <w:rPr>
+                <w:lang w:val="es-ES"/>
+              </w:rPr>
+            </w:pPr>
+            <w:r>
+              <w:rPr>
+                <w:lang w:val="es-ES"/>
+              </w:rPr>
+              <w:t>08:01 (Métricas y caza de amenazas)</w:t>
+            </w:r>
+          </w:p>
+        </w:tc>
+      </w:tr>
+      <w:tr>
+        <w:tc>
+          <w:tcPr>
+            <w:cnfStyle w:val="001000000000" w:firstRow="0" w:lastRow="0" w:firstColumn="1" w:lastColumn="0" w:oddVBand="0" w:evenVBand="0" w:oddHBand="0" w:evenHBand="0" w:firstRowFirstColumn="0" w:firstRowLastColumn="0" w:lastRowFirstColumn="0" w:lastRowLastColumn="0"/>
+            <w:tcW w:w="800" w:type="pct"/>
+            <w:vAlign w:val="center"/>
+          </w:tcPr>
+          <w:p>
+            <w:pPr>
+              <w:spacing w:before="60" w:after="60" w:line="276" w:lineRule="auto"/>
+              <w:jc w:val="left"/>
+            </w:pPr>
+            <w:r>
+              <w:t>RF-12</w:t>
+            </w:r>
+          </w:p>
+        </w:tc>
+        <w:tc>
+          <w:tcPr>
+            <w:tcW w:w="1818" w:type="pct"/>
+            <w:tcBorders>
+              <w:right w:val="single" w:sz="4" w:space="0" w:color="auto"/>
+            </w:tcBorders>
+            <w:vAlign w:val="center"/>
+          </w:tcPr>
+          <w:p>
+            <w:pPr>
+              <w:spacing w:before="60" w:after="60" w:line="276" w:lineRule="auto"/>
+              <w:jc w:val="left"/>
+              <w:cnfStyle w:val="000000000000" w:firstRow="0" w:lastRow="0" w:firstColumn="0" w:lastColumn="0" w:oddVBand="0" w:evenVBand="0" w:oddHBand="0" w:evenHBand="0" w:firstRowFirstColumn="0" w:firstRowLastColumn="0" w:lastRowFirstColumn="0" w:lastRowLastColumn="0"/>
+            </w:pPr>
+            <w:proofErr w:type="spellStart"/>
+            <w:r>
+              <w:t>Inteligencia</w:t>
+            </w:r>
+            <w:proofErr w:type="spellEnd"/>
+            <w:r>
+              <w:t xml:space="preserve"> de </w:t>
+            </w:r>
+            <w:proofErr w:type="spellStart"/>
+            <w:r>
+              <w:t>vulnerabilidades</w:t>
+            </w:r>
+            <w:proofErr w:type="spellEnd"/>
+          </w:p>
+        </w:tc>
+        <w:tc>
+          <w:tcPr>
+            <w:tcW w:w="2382" w:type="pct"/>
+            <w:tcBorders>
+              <w:left w:val="single" w:sz="4" w:space="0" w:color="auto"/>
+            </w:tcBorders>
+            <w:vAlign w:val="center"/>
+          </w:tcPr>
+          <w:p>
+            <w:pPr>
+              <w:spacing w:before="60" w:after="60" w:line="276" w:lineRule="auto"/>
+              <w:jc w:val="left"/>
+              <w:cnfStyle w:val="000000000000" w:firstRow="0" w:lastRow="0" w:firstColumn="0" w:lastColumn="0" w:oddVBand="0" w:evenVBand="0" w:oddHBand="0" w:evenHBand="0" w:firstRowFirstColumn="0" w:firstRowLastColumn="0" w:lastRowFirstColumn="0" w:lastRowLastColumn="0"/>
+            </w:pPr>
+            <w:r>
+              <w:t>07:21 (</w:t>
+            </w:r>
+            <w:proofErr w:type="spellStart"/>
+            <w:r>
+              <w:t>Inteligencia</w:t>
+            </w:r>
+            <w:proofErr w:type="spellEnd"/>
+            <w:r>
+              <w:t xml:space="preserve"> de </w:t>
+            </w:r>
+            <w:proofErr w:type="spellStart"/>
+            <w:r>
+              <w:t>amenazas</w:t>
+            </w:r>
+            <w:proofErr w:type="spellEnd"/>
+            <w:r>
+              <w:t>)</w:t>
+            </w:r>
+          </w:p>
+        </w:tc>
+      </w:tr>
+      <w:tr>
+        <w:trPr>
+          <w:cnfStyle w:val="000000100000" w:firstRow="0" w:lastRow="0" w:firstColumn="0" w:lastColumn="0" w:oddVBand="0" w:evenVBand="0" w:oddHBand="1" w:evenHBand="0" w:firstRowFirstColumn="0" w:firstRowLastColumn="0" w:lastRowFirstColumn="0" w:lastRowLastColumn="0"/>
+        </w:trPr>
+        <w:tc>
+          <w:tcPr>
+            <w:cnfStyle w:val="001000000000" w:firstRow="0" w:lastRow="0" w:firstColumn="1" w:lastColumn="0" w:oddVBand="0" w:evenVBand="0" w:oddHBand="0" w:evenHBand="0" w:firstRowFirstColumn="0" w:firstRowLastColumn="0" w:lastRowFirstColumn="0" w:lastRowLastColumn="0"/>
+            <w:tcW w:w="800" w:type="pct"/>
+            <w:shd w:val="clear" w:color="auto" w:fill="auto"/>
+            <w:vAlign w:val="center"/>
+          </w:tcPr>
+          <w:p>
+            <w:pPr>
+              <w:spacing w:before="60" w:after="60" w:line="276" w:lineRule="auto"/>
+              <w:jc w:val="left"/>
+            </w:pPr>
+            <w:r>
+              <w:t>RF-13</w:t>
+            </w:r>
+          </w:p>
+        </w:tc>
+        <w:tc>
+          <w:tcPr>
+            <w:tcW w:w="1818" w:type="pct"/>
+            <w:tcBorders>
+              <w:right w:val="single" w:sz="4" w:space="0" w:color="auto"/>
+            </w:tcBorders>
+            <w:shd w:val="clear" w:color="auto" w:fill="auto"/>
+            <w:vAlign w:val="center"/>
+          </w:tcPr>
+          <w:p>
+            <w:pPr>
+              <w:spacing w:before="60" w:after="60" w:line="276" w:lineRule="auto"/>
+              <w:jc w:val="left"/>
+              <w:cnfStyle w:val="000000100000" w:firstRow="0" w:lastRow="0" w:firstColumn="0" w:lastColumn="0" w:oddVBand="0" w:evenVBand="0" w:oddHBand="1" w:evenHBand="0" w:firstRowFirstColumn="0" w:firstRowLastColumn="0" w:lastRowFirstColumn="0" w:lastRowLastColumn="0"/>
+            </w:pPr>
+            <w:proofErr w:type="spellStart"/>
+            <w:r>
+              <w:t>Bloqueo</w:t>
+            </w:r>
+            <w:proofErr w:type="spellEnd"/>
+            <w:r>
+              <w:t xml:space="preserve"> de IPs</w:t>
+            </w:r>
+          </w:p>
+        </w:tc>
+        <w:tc>
+          <w:tcPr>
+            <w:tcW w:w="2382" w:type="pct"/>
+            <w:tcBorders>
+              <w:left w:val="single" w:sz="4" w:space="0" w:color="auto"/>
+            </w:tcBorders>
+            <w:shd w:val="clear" w:color="auto" w:fill="auto"/>
+            <w:vAlign w:val="center"/>
+          </w:tcPr>
+          <w:p>
+            <w:pPr>
+              <w:spacing w:before="60" w:after="60" w:line="276" w:lineRule="auto"/>
+              <w:jc w:val="left"/>
+              <w:cnfStyle w:val="000000100000" w:firstRow="0" w:lastRow="0" w:firstColumn="0" w:lastColumn="0" w:oddVBand="0" w:evenVBand="0" w:oddHBand="1" w:evenHBand="0" w:firstRowFirstColumn="0" w:firstRowLastColumn="0" w:lastRowFirstColumn="0" w:lastRowLastColumn="0"/>
+            </w:pPr>
+            <w:r>
+              <w:t>07:00 (</w:t>
+            </w:r>
+            <w:proofErr w:type="spellStart"/>
+            <w:r>
+              <w:t>Bloqueo</w:t>
+            </w:r>
+            <w:proofErr w:type="spellEnd"/>
+            <w:r>
+              <w:t xml:space="preserve"> de IPs)</w:t>
+            </w:r>
+          </w:p>
+        </w:tc>
+      </w:tr>
+      <w:tr>
+        <w:tc>
+          <w:tcPr>
+            <w:cnfStyle w:val="001000000000" w:firstRow="0" w:lastRow="0" w:firstColumn="1" w:lastColumn="0" w:oddVBand="0" w:evenVBand="0" w:oddHBand="0" w:evenHBand="0" w:firstRowFirstColumn="0" w:firstRowLastColumn="0" w:lastRowFirstColumn="0" w:lastRowLastColumn="0"/>
+            <w:tcW w:w="800" w:type="pct"/>
+            <w:vAlign w:val="center"/>
+          </w:tcPr>
+          <w:p>
+            <w:pPr>
+              <w:spacing w:before="60" w:after="60" w:line="276" w:lineRule="auto"/>
+              <w:jc w:val="left"/>
+            </w:pPr>
+            <w:r>
+              <w:t>RF-14</w:t>
+            </w:r>
+          </w:p>
+        </w:tc>
+        <w:tc>
+          <w:tcPr>
+            <w:tcW w:w="1818" w:type="pct"/>
+            <w:tcBorders>
+              <w:right w:val="single" w:sz="4" w:space="0" w:color="auto"/>
+            </w:tcBorders>
+            <w:vAlign w:val="center"/>
+          </w:tcPr>
+          <w:p>
+            <w:pPr>
+              <w:spacing w:before="60" w:after="60" w:line="276" w:lineRule="auto"/>
+              <w:jc w:val="left"/>
+              <w:cnfStyle w:val="000000000000" w:firstRow="0" w:lastRow="0" w:firstColumn="0" w:lastColumn="0" w:oddVBand="0" w:evenVBand="0" w:oddHBand="0" w:evenHBand="0" w:firstRowFirstColumn="0" w:firstRowLastColumn="0" w:lastRowFirstColumn="0" w:lastRowLastColumn="0"/>
+            </w:pPr>
+            <w:proofErr w:type="spellStart"/>
+            <w:r>
+              <w:t>Métricas</w:t>
+            </w:r>
+            <w:proofErr w:type="spellEnd"/>
+            <w:r>
+              <w:t xml:space="preserve"> del SOC</w:t>
+            </w:r>
+          </w:p>
+        </w:tc>
+        <w:tc>
+          <w:tcPr>
+            <w:tcW w:w="2382" w:type="pct"/>
+            <w:tcBorders>
+              <w:left w:val="single" w:sz="4" w:space="0" w:color="auto"/>
+            </w:tcBorders>
+            <w:vAlign w:val="center"/>
+          </w:tcPr>
+          <w:p>
+            <w:pPr>
+              <w:spacing w:before="60" w:after="60" w:line="276" w:lineRule="auto"/>
+              <w:jc w:val="left"/>
+              <w:cnfStyle w:val="000000000000" w:firstRow="0" w:lastRow="0" w:firstColumn="0" w:lastColumn="0" w:oddVBand="0" w:evenVBand="0" w:oddHBand="0" w:evenHBand="0" w:firstRowFirstColumn="0" w:firstRowLastColumn="0" w:lastRowFirstColumn="0" w:lastRowLastColumn="0"/>
+              <w:rPr>
+                <w:lang w:val="es-ES"/>
+              </w:rPr>
+            </w:pPr>
+            <w:r>
+              <w:rPr>
+                <w:lang w:val="es-ES"/>
+              </w:rPr>
+              <w:t>08:01 (Métricas y caza de amenazas)</w:t>
+            </w:r>
+          </w:p>
+        </w:tc>
+      </w:tr>
+      <w:tr>
+        <w:trPr>
+          <w:cnfStyle w:val="000000100000" w:firstRow="0" w:lastRow="0" w:firstColumn="0" w:lastColumn="0" w:oddVBand="0" w:evenVBand="0" w:oddHBand="1" w:evenHBand="0" w:firstRowFirstColumn="0" w:firstRowLastColumn="0" w:lastRowFirstColumn="0" w:lastRowLastColumn="0"/>
+        </w:trPr>
+        <w:tc>
+          <w:tcPr>
+            <w:cnfStyle w:val="001000000000" w:firstRow="0" w:lastRow="0" w:firstColumn="1" w:lastColumn="0" w:oddVBand="0" w:evenVBand="0" w:oddHBand="0" w:evenHBand="0" w:firstRowFirstColumn="0" w:firstRowLastColumn="0" w:lastRowFirstColumn="0" w:lastRowLastColumn="0"/>
+            <w:tcW w:w="800" w:type="pct"/>
+            <w:shd w:val="clear" w:color="auto" w:fill="auto"/>
+            <w:vAlign w:val="center"/>
+          </w:tcPr>
+          <w:p>
+            <w:pPr>
+              <w:spacing w:before="60" w:after="60" w:line="276" w:lineRule="auto"/>
+              <w:jc w:val="left"/>
+            </w:pPr>
+            <w:r>
+              <w:t>RF-15</w:t>
+            </w:r>
+          </w:p>
+        </w:tc>
+        <w:tc>
+          <w:tcPr>
+            <w:tcW w:w="1818" w:type="pct"/>
+            <w:tcBorders>
+              <w:right w:val="single" w:sz="4" w:space="0" w:color="auto"/>
+            </w:tcBorders>
+            <w:shd w:val="clear" w:color="auto" w:fill="auto"/>
+            <w:vAlign w:val="center"/>
+          </w:tcPr>
+          <w:p>
+            <w:pPr>
+              <w:spacing w:before="60" w:after="60" w:line="276" w:lineRule="auto"/>
+              <w:jc w:val="left"/>
+              <w:cnfStyle w:val="000000100000" w:firstRow="0" w:lastRow="0" w:firstColumn="0" w:lastColumn="0" w:oddVBand="0" w:evenVBand="0" w:oddHBand="1" w:evenHBand="0" w:firstRowFirstColumn="0" w:firstRowLastColumn="0" w:lastRowFirstColumn="0" w:lastRowLastColumn="0"/>
+            </w:pPr>
+            <w:proofErr w:type="spellStart"/>
+            <w:r>
+              <w:t>Asistente</w:t>
+            </w:r>
+            <w:proofErr w:type="spellEnd"/>
+            <w:r>
+              <w:t xml:space="preserve"> de IA local</w:t>
+            </w:r>
+          </w:p>
+        </w:tc>
+        <w:tc>
+          <w:tcPr>
+            <w:tcW w:w="2382" w:type="pct"/>
+            <w:tcBorders>
+              <w:left w:val="single" w:sz="4" w:space="0" w:color="auto"/>
+            </w:tcBorders>
+            <w:shd w:val="clear" w:color="auto" w:fill="auto"/>
+            <w:vAlign w:val="center"/>
+          </w:tcPr>
+          <w:p>
+            <w:pPr>
+              <w:spacing w:before="60" w:after="60" w:line="276" w:lineRule="auto"/>
+              <w:jc w:val="left"/>
+              <w:cnfStyle w:val="000000100000" w:firstRow="0" w:lastRow="0" w:firstColumn="0" w:lastColumn="0" w:oddVBand="0" w:evenVBand="0" w:oddHBand="1" w:evenHBand="0" w:firstRowFirstColumn="0" w:firstRowLastColumn="0" w:lastRowFirstColumn="0" w:lastRowLastColumn="0"/>
+              <w:rPr>
+                <w:lang w:val="es-ES"/>
+              </w:rPr>
+            </w:pPr>
+            <w:r>
+              <w:rPr>
+                <w:lang w:val="es-ES"/>
+              </w:rPr>
+              <w:t>09:52 (Chat de equipo y asistente de IA)</w:t>
+            </w:r>
+          </w:p>
+        </w:tc>
+      </w:tr>
+      <w:tr>
+        <w:tc>
+          <w:tcPr>
+            <w:cnfStyle w:val="001000000000" w:firstRow="0" w:lastRow="0" w:firstColumn="1" w:lastColumn="0" w:oddVBand="0" w:evenVBand="0" w:oddHBand="0" w:evenHBand="0" w:firstRowFirstColumn="0" w:firstRowLastColumn="0" w:lastRowFirstColumn="0" w:lastRowLastColumn="0"/>
+            <w:tcW w:w="800" w:type="pct"/>
+            <w:vAlign w:val="center"/>
+          </w:tcPr>
+          <w:p>
+            <w:pPr>
+              <w:spacing w:before="60" w:after="60" w:line="276" w:lineRule="auto"/>
+              <w:jc w:val="left"/>
+            </w:pPr>
+            <w:r>
+              <w:t>RF-16</w:t>
+            </w:r>
+          </w:p>
+        </w:tc>
+        <w:tc>
+          <w:tcPr>
+            <w:tcW w:w="1818" w:type="pct"/>
+            <w:tcBorders>
+              <w:right w:val="single" w:sz="4" w:space="0" w:color="auto"/>
+            </w:tcBorders>
+            <w:vAlign w:val="center"/>
+          </w:tcPr>
+          <w:p>
+            <w:pPr>
+              <w:spacing w:before="60" w:after="60" w:line="276" w:lineRule="auto"/>
+              <w:jc w:val="left"/>
+              <w:cnfStyle w:val="000000000000" w:firstRow="0" w:lastRow="0" w:firstColumn="0" w:lastColumn="0" w:oddVBand="0" w:evenVBand="0" w:oddHBand="0" w:evenHBand="0" w:firstRowFirstColumn="0" w:firstRowLastColumn="0" w:lastRowFirstColumn="0" w:lastRowLastColumn="0"/>
+            </w:pPr>
+            <w:proofErr w:type="spellStart"/>
+            <w:r>
+              <w:t>Acceso</w:t>
+            </w:r>
+            <w:proofErr w:type="spellEnd"/>
+            <w:r>
+              <w:t xml:space="preserve"> </w:t>
+            </w:r>
+            <w:proofErr w:type="spellStart"/>
+            <w:r>
+              <w:t>remoto</w:t>
+            </w:r>
+            <w:proofErr w:type="spellEnd"/>
+            <w:r>
+              <w:t xml:space="preserve"> </w:t>
+            </w:r>
+            <w:proofErr w:type="spellStart"/>
+            <w:r>
+              <w:t>por</w:t>
+            </w:r>
+            <w:proofErr w:type="spellEnd"/>
+            <w:r>
+              <w:t xml:space="preserve"> VPN</w:t>
+            </w:r>
+          </w:p>
+        </w:tc>
+        <w:tc>
+          <w:tcPr>
+            <w:tcW w:w="2382" w:type="pct"/>
+            <w:tcBorders>
+              <w:left w:val="single" w:sz="4" w:space="0" w:color="auto"/>
+            </w:tcBorders>
+            <w:vAlign w:val="center"/>
+          </w:tcPr>
+          <w:p>
+            <w:pPr>
+              <w:spacing w:before="60" w:after="60" w:line="276" w:lineRule="auto"/>
+              <w:jc w:val="left"/>
+              <w:cnfStyle w:val="000000000000" w:firstRow="0" w:lastRow="0" w:firstColumn="0" w:lastColumn="0" w:oddVBand="0" w:evenVBand="0" w:oddHBand="0" w:evenHBand="0" w:firstRowFirstColumn="0" w:firstRowLastColumn="0" w:lastRowFirstColumn="0" w:lastRowLastColumn="0"/>
+              <w:rPr>
+                <w:lang w:val="es-ES"/>
+              </w:rPr>
+            </w:pPr>
+            <w:r>
+              <w:rPr>
+                <w:lang w:val="es-ES"/>
+              </w:rPr>
+              <w:t>11:21 (Móvil y acceso remoto por VPN)</w:t>
+            </w:r>
+          </w:p>
+        </w:tc>
+      </w:tr>
+      <w:tr>
+        <w:trPr>
+          <w:cnfStyle w:val="000000100000" w:firstRow="0" w:lastRow="0" w:firstColumn="0" w:lastColumn="0" w:oddVBand="0" w:evenVBand="0" w:oddHBand="1" w:evenHBand="0" w:firstRowFirstColumn="0" w:firstRowLastColumn="0" w:lastRowFirstColumn="0" w:lastRowLastColumn="0"/>
+        </w:trPr>
+        <w:tc>
+          <w:tcPr>
+            <w:cnfStyle w:val="001000000000" w:firstRow="0" w:lastRow="0" w:firstColumn="1" w:lastColumn="0" w:oddVBand="0" w:evenVBand="0" w:oddHBand="0" w:evenHBand="0" w:firstRowFirstColumn="0" w:firstRowLastColumn="0" w:lastRowFirstColumn="0" w:lastRowLastColumn="0"/>
+            <w:tcW w:w="800" w:type="pct"/>
+            <w:shd w:val="clear" w:color="auto" w:fill="auto"/>
+            <w:vAlign w:val="center"/>
+          </w:tcPr>
+          <w:p>
+            <w:pPr>
+              <w:spacing w:before="60" w:after="60" w:line="276" w:lineRule="auto"/>
+              <w:jc w:val="left"/>
+            </w:pPr>
+            <w:r>
+              <w:t>RNF-01</w:t>
+            </w:r>
+          </w:p>
+        </w:tc>
+        <w:tc>
+          <w:tcPr>
+            <w:tcW w:w="1818" w:type="pct"/>
+            <w:tcBorders>
+              <w:right w:val="single" w:sz="4" w:space="0" w:color="auto"/>
+            </w:tcBorders>
+            <w:shd w:val="clear" w:color="auto" w:fill="auto"/>
+            <w:vAlign w:val="center"/>
+          </w:tcPr>
+          <w:p>
+            <w:pPr>
+              <w:spacing w:before="60" w:after="60" w:line="276" w:lineRule="auto"/>
+              <w:jc w:val="left"/>
+              <w:cnfStyle w:val="000000100000" w:firstRow="0" w:lastRow="0" w:firstColumn="0" w:lastColumn="0" w:oddVBand="0" w:evenVBand="0" w:oddHBand="1" w:evenHBand="0" w:firstRowFirstColumn="0" w:firstRowLastColumn="0" w:lastRowFirstColumn="0" w:lastRowLastColumn="0"/>
+              <w:rPr>
+                <w:lang w:val="es-ES"/>
+              </w:rPr>
+            </w:pPr>
+            <w:r>
+              <w:rPr>
+                <w:lang w:val="es-ES"/>
+              </w:rPr>
+              <w:t>Protección CSRF y de sesión</w:t>
+            </w:r>
+          </w:p>
+        </w:tc>
+        <w:tc>
+          <w:tcPr>
+            <w:tcW w:w="2382" w:type="pct"/>
+            <w:tcBorders>
+              <w:left w:val="single" w:sz="4" w:space="0" w:color="auto"/>
+            </w:tcBorders>
+            <w:shd w:val="clear" w:color="auto" w:fill="auto"/>
+            <w:vAlign w:val="center"/>
+          </w:tcPr>
+          <w:p>
+            <w:pPr>
+              <w:spacing w:before="60" w:after="60" w:line="276" w:lineRule="auto"/>
+              <w:jc w:val="left"/>
+              <w:cnfStyle w:val="000000100000" w:firstRow="0" w:lastRow="0" w:firstColumn="0" w:lastColumn="0" w:oddVBand="0" w:evenVBand="0" w:oddHBand="1" w:evenHBand="0" w:firstRowFirstColumn="0" w:firstRowLastColumn="0" w:lastRowFirstColumn="0" w:lastRowLastColumn="0"/>
+              <w:rPr>
+                <w:lang w:val="es-ES"/>
+              </w:rPr>
+            </w:pPr>
+            <w:r>
+              <w:rPr>
+                <w:lang w:val="es-ES"/>
+              </w:rPr>
+              <w:t>04:26 (Acceso) · 11:40 (Cuando algo va mal)</w:t>
+            </w:r>
+          </w:p>
+        </w:tc>
+      </w:tr>
+      <w:tr>
+        <w:tc>
+          <w:tcPr>
+            <w:cnfStyle w:val="001000000000" w:firstRow="0" w:lastRow="0" w:firstColumn="1" w:lastColumn="0" w:oddVBand="0" w:evenVBand="0" w:oddHBand="0" w:evenHBand="0" w:firstRowFirstColumn="0" w:firstRowLastColumn="0" w:lastRowFirstColumn="0" w:lastRowLastColumn="0"/>
+            <w:tcW w:w="800" w:type="pct"/>
+            <w:vAlign w:val="center"/>
+          </w:tcPr>
+          <w:p>
+            <w:pPr>
+              <w:spacing w:before="60" w:after="60" w:line="276" w:lineRule="auto"/>
+              <w:jc w:val="left"/>
+            </w:pPr>
+            <w:r>
+              <w:t>RNF-02</w:t>
+            </w:r>
+          </w:p>
+        </w:tc>
+        <w:tc>
+          <w:tcPr>
+            <w:tcW w:w="1818" w:type="pct"/>
+            <w:tcBorders>
+              <w:right w:val="single" w:sz="4" w:space="0" w:color="auto"/>
+            </w:tcBorders>
+            <w:vAlign w:val="center"/>
+          </w:tcPr>
+          <w:p>
+            <w:pPr>
+              <w:spacing w:before="60" w:after="60" w:line="276" w:lineRule="auto"/>
+              <w:jc w:val="left"/>
+              <w:cnfStyle w:val="000000000000" w:firstRow="0" w:lastRow="0" w:firstColumn="0" w:lastColumn="0" w:oddVBand="0" w:evenVBand="0" w:oddHBand="0" w:evenHBand="0" w:firstRowFirstColumn="0" w:firstRowLastColumn="0" w:lastRowFirstColumn="0" w:lastRowLastColumn="0"/>
+            </w:pPr>
+            <w:r>
+              <w:t xml:space="preserve">IP real no </w:t>
+            </w:r>
+            <w:proofErr w:type="spellStart"/>
+            <w:r>
+              <w:t>falsificable</w:t>
+            </w:r>
+            <w:proofErr w:type="spellEnd"/>
+          </w:p>
+        </w:tc>
+        <w:tc>
+          <w:tcPr>
+            <w:tcW w:w="2382" w:type="pct"/>
+            <w:tcBorders>
+              <w:left w:val="single" w:sz="4" w:space="0" w:color="auto"/>
+            </w:tcBorders>
+            <w:vAlign w:val="center"/>
+          </w:tcPr>
+          <w:p>
+            <w:pPr>
+              <w:spacing w:before="60" w:after="60" w:line="276" w:lineRule="auto"/>
+              <w:jc w:val="left"/>
+              <w:cnfStyle w:val="000000000000" w:firstRow="0" w:lastRow="0" w:firstColumn="0" w:lastColumn="0" w:oddVBand="0" w:evenVBand="0" w:oddHBand="0" w:evenHBand="0" w:firstRowFirstColumn="0" w:firstRowLastColumn="0" w:lastRowFirstColumn="0" w:lastRowLastColumn="0"/>
+            </w:pPr>
+            <w:r>
+              <w:t xml:space="preserve">11:40 (Cuando algo </w:t>
+            </w:r>
+            <w:proofErr w:type="spellStart"/>
+            <w:r>
+              <w:t>va</w:t>
+            </w:r>
+            <w:proofErr w:type="spellEnd"/>
+            <w:r>
+              <w:t xml:space="preserve"> mal)</w:t>
+            </w:r>
+          </w:p>
+        </w:tc>
+      </w:tr>
+      <w:tr>
+        <w:trPr>
+          <w:cnfStyle w:val="000000100000" w:firstRow="0" w:lastRow="0" w:firstColumn="0" w:lastColumn="0" w:oddVBand="0" w:evenVBand="0" w:oddHBand="1" w:evenHBand="0" w:firstRowFirstColumn="0" w:firstRowLastColumn="0" w:lastRowFirstColumn="0" w:lastRowLastColumn="0"/>
+        </w:trPr>
+        <w:tc>
+          <w:tcPr>
+            <w:cnfStyle w:val="001000000000" w:firstRow="0" w:lastRow="0" w:firstColumn="1" w:lastColumn="0" w:oddVBand="0" w:evenVBand="0" w:oddHBand="0" w:evenHBand="0" w:firstRowFirstColumn="0" w:firstRowLastColumn="0" w:lastRowFirstColumn="0" w:lastRowLastColumn="0"/>
+            <w:tcW w:w="800" w:type="pct"/>
+            <w:shd w:val="clear" w:color="auto" w:fill="auto"/>
+            <w:vAlign w:val="center"/>
+          </w:tcPr>
+          <w:p>
+            <w:pPr>
+              <w:spacing w:before="60" w:after="60" w:line="276" w:lineRule="auto"/>
+              <w:jc w:val="left"/>
+            </w:pPr>
+            <w:r>
+              <w:lastRenderedPageBreak/>
+              <w:t>RNF-03</w:t>
+            </w:r>
+          </w:p>
+        </w:tc>
+        <w:tc>
+          <w:tcPr>
+            <w:tcW w:w="1818" w:type="pct"/>
+            <w:tcBorders>
+              <w:right w:val="single" w:sz="4" w:space="0" w:color="auto"/>
+            </w:tcBorders>
+            <w:shd w:val="clear" w:color="auto" w:fill="auto"/>
+            <w:vAlign w:val="center"/>
+          </w:tcPr>
+          <w:p>
+            <w:pPr>
+              <w:spacing w:before="60" w:after="60" w:line="276" w:lineRule="auto"/>
+              <w:jc w:val="left"/>
+              <w:cnfStyle w:val="000000100000" w:firstRow="0" w:lastRow="0" w:firstColumn="0" w:lastColumn="0" w:oddVBand="0" w:evenVBand="0" w:oddHBand="1" w:evenHBand="0" w:firstRowFirstColumn="0" w:firstRowLastColumn="0" w:lastRowFirstColumn="0" w:lastRowLastColumn="0"/>
+              <w:rPr>
+                <w:lang w:val="es-ES"/>
+              </w:rPr>
+            </w:pPr>
+            <w:r>
+              <w:rPr>
+                <w:lang w:val="es-ES"/>
+              </w:rPr>
+              <w:t>Validación y saneamiento de entradas</w:t>
+            </w:r>
+          </w:p>
+        </w:tc>
+        <w:tc>
+          <w:tcPr>
+            <w:tcW w:w="2382" w:type="pct"/>
+            <w:tcBorders>
+              <w:left w:val="single" w:sz="4" w:space="0" w:color="auto"/>
+            </w:tcBorders>
+            <w:shd w:val="clear" w:color="auto" w:fill="auto"/>
+            <w:vAlign w:val="center"/>
+          </w:tcPr>
+          <w:p>
+            <w:pPr>
+              <w:spacing w:before="60" w:after="60" w:line="276" w:lineRule="auto"/>
+              <w:jc w:val="left"/>
+              <w:cnfStyle w:val="000000100000" w:firstRow="0" w:lastRow="0" w:firstColumn="0" w:lastColumn="0" w:oddVBand="0" w:evenVBand="0" w:oddHBand="1" w:evenHBand="0" w:firstRowFirstColumn="0" w:firstRowLastColumn="0" w:lastRowFirstColumn="0" w:lastRowLastColumn="0"/>
+            </w:pPr>
+            <w:r>
+              <w:t xml:space="preserve">11:40 (Cuando algo </w:t>
+            </w:r>
+            <w:proofErr w:type="spellStart"/>
+            <w:r>
+              <w:t>va</w:t>
+            </w:r>
+            <w:proofErr w:type="spellEnd"/>
+            <w:r>
+              <w:t xml:space="preserve"> mal)</w:t>
+            </w:r>
+          </w:p>
+        </w:tc>
+      </w:tr>
+      <w:tr>
+        <w:tc>
+          <w:tcPr>
+            <w:cnfStyle w:val="001000000000" w:firstRow="0" w:lastRow="0" w:firstColumn="1" w:lastColumn="0" w:oddVBand="0" w:evenVBand="0" w:oddHBand="0" w:evenHBand="0" w:firstRowFirstColumn="0" w:firstRowLastColumn="0" w:lastRowFirstColumn="0" w:lastRowLastColumn="0"/>
+            <w:tcW w:w="800" w:type="pct"/>
+            <w:vAlign w:val="center"/>
+          </w:tcPr>
+          <w:p>
+            <w:pPr>
+              <w:spacing w:before="60" w:after="60" w:line="276" w:lineRule="auto"/>
+              <w:jc w:val="left"/>
+            </w:pPr>
+            <w:r>
+              <w:t>RNF-04</w:t>
+            </w:r>
+          </w:p>
+        </w:tc>
+        <w:tc>
+          <w:tcPr>
+            <w:tcW w:w="1818" w:type="pct"/>
+            <w:tcBorders>
+              <w:right w:val="single" w:sz="4" w:space="0" w:color="auto"/>
+            </w:tcBorders>
+            <w:vAlign w:val="center"/>
+          </w:tcPr>
+          <w:p>
+            <w:pPr>
+              <w:spacing w:before="60" w:after="60" w:line="276" w:lineRule="auto"/>
+              <w:jc w:val="left"/>
+              <w:cnfStyle w:val="000000000000" w:firstRow="0" w:lastRow="0" w:firstColumn="0" w:lastColumn="0" w:oddVBand="0" w:evenVBand="0" w:oddHBand="0" w:evenHBand="0" w:firstRowFirstColumn="0" w:firstRowLastColumn="0" w:lastRowFirstColumn="0" w:lastRowLastColumn="0"/>
+            </w:pPr>
+            <w:proofErr w:type="spellStart"/>
+            <w:r>
+              <w:t>Auditoría</w:t>
+            </w:r>
+            <w:proofErr w:type="spellEnd"/>
+          </w:p>
+        </w:tc>
+        <w:tc>
+          <w:tcPr>
+            <w:tcW w:w="2382" w:type="pct"/>
+            <w:tcBorders>
+              <w:left w:val="single" w:sz="4" w:space="0" w:color="auto"/>
+            </w:tcBorders>
+            <w:vAlign w:val="center"/>
+          </w:tcPr>
+          <w:p>
+            <w:pPr>
+              <w:spacing w:before="60" w:after="60" w:line="276" w:lineRule="auto"/>
+              <w:jc w:val="left"/>
+              <w:cnfStyle w:val="000000000000" w:firstRow="0" w:lastRow="0" w:firstColumn="0" w:lastColumn="0" w:oddVBand="0" w:evenVBand="0" w:oddHBand="0" w:evenHBand="0" w:firstRowFirstColumn="0" w:firstRowLastColumn="0" w:lastRowFirstColumn="0" w:lastRowLastColumn="0"/>
+              <w:rPr>
+                <w:lang w:val="es-ES"/>
+              </w:rPr>
+            </w:pPr>
+            <w:r>
+              <w:rPr>
+                <w:lang w:val="es-ES"/>
+              </w:rPr>
+              <w:t>11:08 (Sistema) · 11:40 (Cuando algo va mal)</w:t>
+            </w:r>
+          </w:p>
+        </w:tc>
+      </w:tr>
+      <w:tr>
+        <w:trPr>
+          <w:cnfStyle w:val="000000100000" w:firstRow="0" w:lastRow="0" w:firstColumn="0" w:lastColumn="0" w:oddVBand="0" w:evenVBand="0" w:oddHBand="1" w:evenHBand="0" w:firstRowFirstColumn="0" w:firstRowLastColumn="0" w:lastRowFirstColumn="0" w:lastRowLastColumn="0"/>
+        </w:trPr>
+        <w:tc>
+          <w:tcPr>
+            <w:cnfStyle w:val="001000000000" w:firstRow="0" w:lastRow="0" w:firstColumn="1" w:lastColumn="0" w:oddVBand="0" w:evenVBand="0" w:oddHBand="0" w:evenHBand="0" w:firstRowFirstColumn="0" w:firstRowLastColumn="0" w:lastRowFirstColumn="0" w:lastRowLastColumn="0"/>
+            <w:tcW w:w="800" w:type="pct"/>
+            <w:shd w:val="clear" w:color="auto" w:fill="auto"/>
+            <w:vAlign w:val="center"/>
+          </w:tcPr>
+          <w:p>
+            <w:pPr>
+              <w:spacing w:before="60" w:after="60" w:line="276" w:lineRule="auto"/>
+              <w:jc w:val="left"/>
+            </w:pPr>
+            <w:r>
+              <w:t>RNF-05</w:t>
+            </w:r>
+          </w:p>
+        </w:tc>
+        <w:tc>
+          <w:tcPr>
+            <w:tcW w:w="1818" w:type="pct"/>
+            <w:tcBorders>
+              <w:right w:val="single" w:sz="4" w:space="0" w:color="auto"/>
+            </w:tcBorders>
+            <w:shd w:val="clear" w:color="auto" w:fill="auto"/>
+            <w:vAlign w:val="center"/>
+          </w:tcPr>
+          <w:p>
+            <w:pPr>
+              <w:spacing w:before="60" w:after="60" w:line="276" w:lineRule="auto"/>
+              <w:jc w:val="left"/>
+              <w:cnfStyle w:val="000000100000" w:firstRow="0" w:lastRow="0" w:firstColumn="0" w:lastColumn="0" w:oddVBand="0" w:evenVBand="0" w:oddHBand="1" w:evenHBand="0" w:firstRowFirstColumn="0" w:firstRowLastColumn="0" w:lastRowFirstColumn="0" w:lastRowLastColumn="0"/>
+            </w:pPr>
+            <w:r>
+              <w:t>Datos reales</w:t>
+            </w:r>
+          </w:p>
+        </w:tc>
+        <w:tc>
+          <w:tcPr>
+            <w:tcW w:w="2382" w:type="pct"/>
+            <w:tcBorders>
+              <w:left w:val="single" w:sz="4" w:space="0" w:color="auto"/>
+            </w:tcBorders>
+            <w:shd w:val="clear" w:color="auto" w:fill="auto"/>
+            <w:vAlign w:val="center"/>
+          </w:tcPr>
+          <w:p>
+            <w:pPr>
+              <w:spacing w:before="60" w:after="60" w:line="276" w:lineRule="auto"/>
+              <w:jc w:val="left"/>
+              <w:cnfStyle w:val="000000100000" w:firstRow="0" w:lastRow="0" w:firstColumn="0" w:lastColumn="0" w:oddVBand="0" w:evenVBand="0" w:oddHBand="1" w:evenHBand="0" w:firstRowFirstColumn="0" w:firstRowLastColumn="0" w:lastRowFirstColumn="0" w:lastRowLastColumn="0"/>
+              <w:rPr>
+                <w:lang w:val="es-ES"/>
+              </w:rPr>
+            </w:pPr>
+            <w:r>
+              <w:rPr>
+                <w:lang w:val="es-ES"/>
+              </w:rPr>
+              <w:t>04:43 (Vista general) · 06:01 (</w:t>
+            </w:r>
+            <w:proofErr w:type="spellStart"/>
+            <w:r>
+              <w:rPr>
+                <w:lang w:val="es-ES"/>
+              </w:rPr>
+              <w:t>Honeypots</w:t>
+            </w:r>
+            <w:proofErr w:type="spellEnd"/>
+            <w:r>
+              <w:rPr>
+                <w:lang w:val="es-ES"/>
+              </w:rPr>
+              <w:t xml:space="preserve">) · 07:00 (Bloqueo de </w:t>
+            </w:r>
+            <w:proofErr w:type="spellStart"/>
+            <w:r>
+              <w:rPr>
+                <w:lang w:val="es-ES"/>
+              </w:rPr>
+              <w:t>IPs</w:t>
+            </w:r>
+            <w:proofErr w:type="spellEnd"/>
+            <w:r>
+              <w:rPr>
+                <w:lang w:val="es-ES"/>
+              </w:rPr>
+              <w:t>) · 07:45 (Activos) · 11:08 (Sistema)</w:t>
+            </w:r>
+          </w:p>
+        </w:tc>
+      </w:tr>
+      <w:tr>
+        <w:tc>
+          <w:tcPr>
+            <w:cnfStyle w:val="001000000000" w:firstRow="0" w:lastRow="0" w:firstColumn="1" w:lastColumn="0" w:oddVBand="0" w:evenVBand="0" w:oddHBand="0" w:evenHBand="0" w:firstRowFirstColumn="0" w:firstRowLastColumn="0" w:lastRowFirstColumn="0" w:lastRowLastColumn="0"/>
+            <w:tcW w:w="800" w:type="pct"/>
+            <w:vAlign w:val="center"/>
+          </w:tcPr>
+          <w:p>
+            <w:pPr>
+              <w:spacing w:before="60" w:after="60" w:line="276" w:lineRule="auto"/>
+              <w:jc w:val="left"/>
+            </w:pPr>
+            <w:r>
+              <w:t>RNF-06</w:t>
+            </w:r>
+          </w:p>
+        </w:tc>
+        <w:tc>
+          <w:tcPr>
+            <w:tcW w:w="1818" w:type="pct"/>
+            <w:tcBorders>
+              <w:right w:val="single" w:sz="4" w:space="0" w:color="auto"/>
+            </w:tcBorders>
+            <w:vAlign w:val="center"/>
+          </w:tcPr>
+          <w:p>
+            <w:pPr>
+              <w:spacing w:before="60" w:after="60" w:line="276" w:lineRule="auto"/>
+              <w:jc w:val="left"/>
+              <w:cnfStyle w:val="000000000000" w:firstRow="0" w:lastRow="0" w:firstColumn="0" w:lastColumn="0" w:oddVBand="0" w:evenVBand="0" w:oddHBand="0" w:evenHBand="0" w:firstRowFirstColumn="0" w:firstRowLastColumn="0" w:lastRowFirstColumn="0" w:lastRowLastColumn="0"/>
+            </w:pPr>
+            <w:proofErr w:type="spellStart"/>
+            <w:r>
+              <w:t>Privacidad</w:t>
+            </w:r>
+            <w:proofErr w:type="spellEnd"/>
+          </w:p>
+        </w:tc>
+        <w:tc>
+          <w:tcPr>
+            <w:tcW w:w="2382" w:type="pct"/>
+            <w:tcBorders>
+              <w:left w:val="single" w:sz="4" w:space="0" w:color="auto"/>
+            </w:tcBorders>
+            <w:vAlign w:val="center"/>
+          </w:tcPr>
+          <w:p>
+            <w:pPr>
+              <w:spacing w:before="60" w:after="60" w:line="276" w:lineRule="auto"/>
+              <w:jc w:val="left"/>
+              <w:cnfStyle w:val="000000000000" w:firstRow="0" w:lastRow="0" w:firstColumn="0" w:lastColumn="0" w:oddVBand="0" w:evenVBand="0" w:oddHBand="0" w:evenHBand="0" w:firstRowFirstColumn="0" w:firstRowLastColumn="0" w:lastRowFirstColumn="0" w:lastRowLastColumn="0"/>
+              <w:rPr>
+                <w:lang w:val="es-ES"/>
+              </w:rPr>
+            </w:pPr>
+            <w:r>
+              <w:rPr>
+                <w:lang w:val="es-ES"/>
+              </w:rPr>
+              <w:t>09:52 (Chat de equipo y asistente de IA)</w:t>
+            </w:r>
+          </w:p>
+        </w:tc>
+      </w:tr>
+      <w:tr>
+        <w:trPr>
+          <w:cnfStyle w:val="000000100000" w:firstRow="0" w:lastRow="0" w:firstColumn="0" w:lastColumn="0" w:oddVBand="0" w:evenVBand="0" w:oddHBand="1" w:evenHBand="0" w:firstRowFirstColumn="0" w:firstRowLastColumn="0" w:lastRowFirstColumn="0" w:lastRowLastColumn="0"/>
+        </w:trPr>
+        <w:tc>
+          <w:tcPr>
+            <w:cnfStyle w:val="001000000000" w:firstRow="0" w:lastRow="0" w:firstColumn="1" w:lastColumn="0" w:oddVBand="0" w:evenVBand="0" w:oddHBand="0" w:evenHBand="0" w:firstRowFirstColumn="0" w:firstRowLastColumn="0" w:lastRowFirstColumn="0" w:lastRowLastColumn="0"/>
+            <w:tcW w:w="800" w:type="pct"/>
+            <w:shd w:val="clear" w:color="auto" w:fill="auto"/>
+            <w:vAlign w:val="center"/>
+          </w:tcPr>
+          <w:p>
+            <w:pPr>
+              <w:spacing w:before="60" w:after="60" w:line="276" w:lineRule="auto"/>
+              <w:jc w:val="left"/>
+            </w:pPr>
+            <w:r>
+              <w:t>RNF-07</w:t>
+            </w:r>
+          </w:p>
+        </w:tc>
+        <w:tc>
+          <w:tcPr>
+            <w:tcW w:w="1818" w:type="pct"/>
+            <w:tcBorders>
+              <w:right w:val="single" w:sz="4" w:space="0" w:color="auto"/>
+            </w:tcBorders>
+            <w:shd w:val="clear" w:color="auto" w:fill="auto"/>
+            <w:vAlign w:val="center"/>
+          </w:tcPr>
+          <w:p>
+            <w:pPr>
+              <w:spacing w:before="60" w:after="60" w:line="276" w:lineRule="auto"/>
+              <w:jc w:val="left"/>
+              <w:cnfStyle w:val="000000100000" w:firstRow="0" w:lastRow="0" w:firstColumn="0" w:lastColumn="0" w:oddVBand="0" w:evenVBand="0" w:oddHBand="1" w:evenHBand="0" w:firstRowFirstColumn="0" w:firstRowLastColumn="0" w:lastRowFirstColumn="0" w:lastRowLastColumn="0"/>
+            </w:pPr>
+            <w:proofErr w:type="spellStart"/>
+            <w:r>
+              <w:t>Instalación</w:t>
+            </w:r>
+            <w:proofErr w:type="spellEnd"/>
+            <w:r>
+              <w:t xml:space="preserve"> reproducible</w:t>
+            </w:r>
+          </w:p>
+        </w:tc>
+        <w:tc>
+          <w:tcPr>
+            <w:tcW w:w="2382" w:type="pct"/>
+            <w:tcBorders>
+              <w:left w:val="single" w:sz="4" w:space="0" w:color="auto"/>
+            </w:tcBorders>
+            <w:shd w:val="clear" w:color="auto" w:fill="auto"/>
+            <w:vAlign w:val="center"/>
+          </w:tcPr>
+          <w:p>
+            <w:pPr>
+              <w:spacing w:before="60" w:after="60" w:line="276" w:lineRule="auto"/>
+              <w:jc w:val="left"/>
+              <w:cnfStyle w:val="000000100000" w:firstRow="0" w:lastRow="0" w:firstColumn="0" w:lastColumn="0" w:oddVBand="0" w:evenVBand="0" w:oddHBand="1" w:evenHBand="0" w:firstRowFirstColumn="0" w:firstRowLastColumn="0" w:lastRowFirstColumn="0" w:lastRowLastColumn="0"/>
+              <w:rPr>
+                <w:lang w:val="es-ES"/>
+              </w:rPr>
+            </w:pPr>
+            <w:r>
+              <w:rPr>
+                <w:lang w:val="es-ES"/>
+              </w:rPr>
+              <w:t xml:space="preserve">03:50 (Instalación desde cero) · 04:14 (El </w:t>
+            </w:r>
+            <w:proofErr w:type="spellStart"/>
+            <w:r>
+              <w:rPr>
+                <w:lang w:val="es-ES"/>
+              </w:rPr>
+              <w:t>stack</w:t>
+            </w:r>
+            <w:proofErr w:type="spellEnd"/>
+            <w:r>
+              <w:rPr>
+                <w:lang w:val="es-ES"/>
+              </w:rPr>
+              <w:t xml:space="preserve"> en marcha)</w:t>
+            </w:r>
+          </w:p>
+        </w:tc>
+      </w:tr>
+      <w:tr>
+        <w:tc>
+          <w:tcPr>
+            <w:cnfStyle w:val="001000000000" w:firstRow="0" w:lastRow="0" w:firstColumn="1" w:lastColumn="0" w:oddVBand="0" w:evenVBand="0" w:oddHBand="0" w:evenHBand="0" w:firstRowFirstColumn="0" w:firstRowLastColumn="0" w:lastRowFirstColumn="0" w:lastRowLastColumn="0"/>
+            <w:tcW w:w="800" w:type="pct"/>
+            <w:vAlign w:val="center"/>
+          </w:tcPr>
+          <w:p>
+            <w:pPr>
+              <w:spacing w:before="60" w:after="60" w:line="276" w:lineRule="auto"/>
+              <w:jc w:val="left"/>
+            </w:pPr>
+            <w:r>
+              <w:t>RNF-08</w:t>
+            </w:r>
+          </w:p>
+        </w:tc>
+        <w:tc>
+          <w:tcPr>
+            <w:tcW w:w="1818" w:type="pct"/>
+            <w:tcBorders>
+              <w:right w:val="single" w:sz="4" w:space="0" w:color="auto"/>
+            </w:tcBorders>
+            <w:vAlign w:val="center"/>
+          </w:tcPr>
+          <w:p>
+            <w:pPr>
+              <w:spacing w:before="60" w:after="60" w:line="276" w:lineRule="auto"/>
+              <w:jc w:val="left"/>
+              <w:cnfStyle w:val="000000000000" w:firstRow="0" w:lastRow="0" w:firstColumn="0" w:lastColumn="0" w:oddVBand="0" w:evenVBand="0" w:oddHBand="0" w:evenHBand="0" w:firstRowFirstColumn="0" w:firstRowLastColumn="0" w:lastRowFirstColumn="0" w:lastRowLastColumn="0"/>
+            </w:pPr>
+            <w:proofErr w:type="spellStart"/>
+            <w:r>
+              <w:t>Usabilidad</w:t>
+            </w:r>
+            <w:proofErr w:type="spellEnd"/>
+            <w:r>
+              <w:t xml:space="preserve"> y </w:t>
+            </w:r>
+            <w:proofErr w:type="spellStart"/>
+            <w:r>
+              <w:t>diseño</w:t>
+            </w:r>
+            <w:proofErr w:type="spellEnd"/>
+            <w:r>
+              <w:t xml:space="preserve"> adaptable</w:t>
+            </w:r>
+          </w:p>
+        </w:tc>
+        <w:tc>
+          <w:tcPr>
+            <w:tcW w:w="2382" w:type="pct"/>
+            <w:tcBorders>
+              <w:left w:val="single" w:sz="4" w:space="0" w:color="auto"/>
+            </w:tcBorders>
+            <w:vAlign w:val="center"/>
+          </w:tcPr>
+          <w:p>
+            <w:pPr>
+              <w:spacing w:before="60" w:after="60" w:line="276" w:lineRule="auto"/>
+              <w:jc w:val="left"/>
+              <w:cnfStyle w:val="000000000000" w:firstRow="0" w:lastRow="0" w:firstColumn="0" w:lastColumn="0" w:oddVBand="0" w:evenVBand="0" w:oddHBand="0" w:evenHBand="0" w:firstRowFirstColumn="0" w:firstRowLastColumn="0" w:lastRowFirstColumn="0" w:lastRowLastColumn="0"/>
+              <w:rPr>
+                <w:lang w:val="es-ES"/>
+              </w:rPr>
+            </w:pPr>
+            <w:r>
+              <w:rPr>
+                <w:lang w:val="es-ES"/>
+              </w:rPr>
+              <w:t>10:34 (Apariencia e idioma) · 11:21 (Móvil y acceso remoto por VPN)</w:t>
+            </w:r>
+          </w:p>
+        </w:tc>
+      </w:tr>
+      <w:tr>
+        <w:trPr>
+          <w:cnfStyle w:val="000000100000" w:firstRow="0" w:lastRow="0" w:firstColumn="0" w:lastColumn="0" w:oddVBand="0" w:evenVBand="0" w:oddHBand="1" w:evenHBand="0" w:firstRowFirstColumn="0" w:firstRowLastColumn="0" w:lastRowFirstColumn="0" w:lastRowLastColumn="0"/>
+        </w:trPr>
+        <w:tc>
+          <w:tcPr>
+            <w:cnfStyle w:val="001000000000" w:firstRow="0" w:lastRow="0" w:firstColumn="1" w:lastColumn="0" w:oddVBand="0" w:evenVBand="0" w:oddHBand="0" w:evenHBand="0" w:firstRowFirstColumn="0" w:firstRowLastColumn="0" w:lastRowFirstColumn="0" w:lastRowLastColumn="0"/>
+            <w:tcW w:w="800" w:type="pct"/>
+            <w:shd w:val="clear" w:color="auto" w:fill="auto"/>
+            <w:vAlign w:val="center"/>
+          </w:tcPr>
+          <w:p>
+            <w:pPr>
+              <w:spacing w:before="60" w:after="60" w:line="276" w:lineRule="auto"/>
+              <w:jc w:val="left"/>
+            </w:pPr>
+            <w:r>
+              <w:t>RNF-09</w:t>
+            </w:r>
+          </w:p>
+        </w:tc>
+        <w:tc>
+          <w:tcPr>
+            <w:tcW w:w="1818" w:type="pct"/>
+            <w:tcBorders>
+              <w:right w:val="single" w:sz="4" w:space="0" w:color="auto"/>
+            </w:tcBorders>
+            <w:shd w:val="clear" w:color="auto" w:fill="auto"/>
+            <w:vAlign w:val="center"/>
+          </w:tcPr>
+          <w:p>
+            <w:pPr>
+              <w:spacing w:before="60" w:after="60" w:line="276" w:lineRule="auto"/>
+              <w:jc w:val="left"/>
+              <w:cnfStyle w:val="000000100000" w:firstRow="0" w:lastRow="0" w:firstColumn="0" w:lastColumn="0" w:oddVBand="0" w:evenVBand="0" w:oddHBand="1" w:evenHBand="0" w:firstRowFirstColumn="0" w:firstRowLastColumn="0" w:lastRowFirstColumn="0" w:lastRowLastColumn="0"/>
+            </w:pPr>
+            <w:proofErr w:type="spellStart"/>
+            <w:r>
+              <w:t>Rendimiento</w:t>
+            </w:r>
+            <w:proofErr w:type="spellEnd"/>
+            <w:r>
+              <w:t xml:space="preserve"> de la API</w:t>
+            </w:r>
+          </w:p>
+        </w:tc>
+        <w:tc>
+          <w:tcPr>
+            <w:tcW w:w="2382" w:type="pct"/>
+            <w:tcBorders>
+              <w:left w:val="single" w:sz="4" w:space="0" w:color="auto"/>
+            </w:tcBorders>
+            <w:shd w:val="clear" w:color="auto" w:fill="auto"/>
+            <w:vAlign w:val="center"/>
+          </w:tcPr>
+          <w:p>
+            <w:pPr>
+              <w:spacing w:before="60" w:after="60" w:line="276" w:lineRule="auto"/>
+              <w:jc w:val="left"/>
+              <w:cnfStyle w:val="000000100000" w:firstRow="0" w:lastRow="0" w:firstColumn="0" w:lastColumn="0" w:oddVBand="0" w:evenVBand="0" w:oddHBand="1" w:evenHBand="0" w:firstRowFirstColumn="0" w:firstRowLastColumn="0" w:lastRowFirstColumn="0" w:lastRowLastColumn="0"/>
+              <w:rPr>
+                <w:lang w:val="es-ES"/>
+              </w:rPr>
+            </w:pPr>
+            <w:r>
+              <w:rPr>
+                <w:lang w:val="es-ES"/>
+              </w:rPr>
+              <w:t xml:space="preserve">sin escena propia: medición con </w:t>
+            </w:r>
+            <w:proofErr w:type="spellStart"/>
+            <w:r>
+              <w:rPr>
+                <w:lang w:val="es-ES"/>
+              </w:rPr>
+              <w:t>curl</w:t>
+            </w:r>
+            <w:proofErr w:type="spellEnd"/>
+            <w:r>
+              <w:rPr>
+                <w:lang w:val="es-ES"/>
+              </w:rPr>
+              <w:t xml:space="preserve"> documentada en la memoria</w:t>
+            </w:r>
+          </w:p>
+        </w:tc>
+      </w:tr>
+    </w:tbl>
+    <w:p>
+      <w:pPr>
+        <w:rPr>
           <w:lang w:val="es-ES"/>
         </w:rPr>
       </w:pPr>
     </w:p>
     <w:p>
       <w:pPr>
-        <w:pStyle w:val="Ttulo2"/>
-        <w:rPr>
-          <w:rFonts w:cs="Arial"/>
+        <w:rPr>
+          <w:rFonts w:cs="Arial"/>
+          <w:szCs w:val="24"/>
           <w:lang w:val="es-ES"/>
         </w:rPr>
       </w:pPr>
-      <w:bookmarkStart w:id="46" w:name="_Toc241767939"/>
-      <w:r>
-        <w:rPr>
-          <w:rFonts w:cs="Arial"/>
-          <w:lang w:val="es-ES"/>
-        </w:rPr>
-        <w:t>B. Comandos de referencia</w:t>
-      </w:r>
-      <w:bookmarkEnd w:id="46"/>
-    </w:p>
-    <w:p>
-      <w:pPr>
-        <w:shd w:val="clear" w:color="auto" w:fill="EEF6F1"/>
-        <w:jc w:val="left"/>
-        <w:rPr>
-          <w:rFonts w:cs="Arial"/>
-          <w:sz w:val="40"/>
-          <w:szCs w:val="36"/>
-          <w:lang w:val="es-ES"/>
-        </w:rPr>
-      </w:pPr>
-      <w:r>
-        <w:rPr>
-          <w:rFonts w:cs="Arial"/>
-          <w:szCs w:val="36"/>
-          <w:lang w:val="es-ES"/>
-        </w:rPr>
-        <w:t># Instalación desde cero</w:t>
-      </w:r>
-      <w:r>
-        <w:rPr>
-          <w:rFonts w:cs="Arial"/>
-          <w:szCs w:val="36"/>
-          <w:lang w:val="es-ES"/>
-        </w:rPr>
-        <w:br/>
-      </w:r>
-      <w:r>
-        <w:rPr>
-          <w:rFonts w:cs="Arial"/>
-          <w:b/>
-          <w:bCs/>
-          <w:szCs w:val="36"/>
-          <w:lang w:val="es-ES"/>
-        </w:rPr>
-        <w:t>./install.sh</w:t>
-      </w:r>
-      <w:r>
-        <w:rPr>
-          <w:rFonts w:cs="Arial"/>
-          <w:szCs w:val="36"/>
-          <w:lang w:val="es-ES"/>
-        </w:rPr>
-        <w:t xml:space="preserve">                      # o </w:t>
-      </w:r>
-      <w:r>
-        <w:rPr>
-          <w:rFonts w:cs="Arial"/>
-          <w:b/>
-          <w:bCs/>
-          <w:szCs w:val="36"/>
-          <w:lang w:val="es-ES"/>
-        </w:rPr>
-        <w:t>.\install.ps1</w:t>
-      </w:r>
-      <w:r>
-        <w:rPr>
-          <w:rFonts w:cs="Arial"/>
-          <w:szCs w:val="36"/>
-          <w:lang w:val="es-ES"/>
-        </w:rPr>
-        <w:t xml:space="preserve"> en Windows</w:t>
-      </w:r>
-      <w:r>
-        <w:rPr>
-          <w:rFonts w:cs="Arial"/>
-          <w:szCs w:val="36"/>
-          <w:lang w:val="es-ES"/>
-        </w:rPr>
-        <w:br/>
-        <w:t># Pruebas y matriz de trazabilidad</w:t>
-      </w:r>
-      <w:r>
-        <w:rPr>
-          <w:rFonts w:cs="Arial"/>
-          <w:szCs w:val="36"/>
-          <w:lang w:val="es-ES"/>
-        </w:rPr>
-        <w:br/>
-      </w:r>
-      <w:proofErr w:type="spellStart"/>
-      <w:r>
-        <w:rPr>
-          <w:rFonts w:cs="Arial"/>
-          <w:b/>
-          <w:bCs/>
-          <w:szCs w:val="36"/>
-          <w:lang w:val="es-ES"/>
-        </w:rPr>
-        <w:t>bash</w:t>
-      </w:r>
-      <w:proofErr w:type="spellEnd"/>
-      <w:r>
-        <w:rPr>
-          <w:rFonts w:cs="Arial"/>
-          <w:b/>
-          <w:bCs/>
-          <w:szCs w:val="36"/>
-          <w:lang w:val="es-ES"/>
-        </w:rPr>
-        <w:t xml:space="preserve"> scripts/run_tests.sh</w:t>
-      </w:r>
-      <w:r>
-        <w:rPr>
-          <w:rFonts w:cs="Arial"/>
-          <w:szCs w:val="36"/>
-          <w:lang w:val="es-ES"/>
-        </w:rPr>
-        <w:br/>
-        <w:t># Auditoría de dependencias e imágenes</w:t>
-      </w:r>
-      <w:r>
-        <w:rPr>
-          <w:rFonts w:cs="Arial"/>
-          <w:szCs w:val="36"/>
-          <w:lang w:val="es-ES"/>
-        </w:rPr>
-        <w:br/>
-      </w:r>
-      <w:proofErr w:type="spellStart"/>
-      <w:r>
-        <w:rPr>
-          <w:rFonts w:cs="Arial"/>
-          <w:b/>
-          <w:bCs/>
-          <w:szCs w:val="36"/>
-          <w:lang w:val="es-ES"/>
-        </w:rPr>
-        <w:t>bash</w:t>
-      </w:r>
-      <w:proofErr w:type="spellEnd"/>
-      <w:r>
-        <w:rPr>
-          <w:rFonts w:cs="Arial"/>
-          <w:b/>
-          <w:bCs/>
-          <w:szCs w:val="36"/>
-          <w:lang w:val="es-ES"/>
-        </w:rPr>
-        <w:t xml:space="preserve"> scripts/security_audit.sh</w:t>
-      </w:r>
-      <w:r>
-        <w:rPr>
-          <w:rFonts w:cs="Arial"/>
-          <w:szCs w:val="36"/>
-          <w:lang w:val="es-ES"/>
-        </w:rPr>
-        <w:br/>
-        <w:t># Regenerar esta memoria</w:t>
-      </w:r>
-      <w:r>
-        <w:rPr>
-          <w:rFonts w:cs="Arial"/>
-          <w:szCs w:val="36"/>
-          <w:lang w:val="es-ES"/>
-        </w:rPr>
-        <w:br/>
-      </w:r>
-      <w:proofErr w:type="spellStart"/>
-      <w:r>
-        <w:rPr>
-          <w:rFonts w:cs="Arial"/>
-          <w:b/>
-          <w:bCs/>
-          <w:szCs w:val="36"/>
-          <w:lang w:val="es-ES"/>
-        </w:rPr>
-        <w:t>python</w:t>
-      </w:r>
-      <w:proofErr w:type="spellEnd"/>
-      <w:r>
-        <w:rPr>
-          <w:rFonts w:cs="Arial"/>
-          <w:b/>
-          <w:bCs/>
-          <w:szCs w:val="36"/>
-          <w:lang w:val="es-ES"/>
-        </w:rPr>
-        <w:t xml:space="preserve"> docs/memoria/build_memoria.py --grupo "Proyecto Valhalla"</w:t>
-      </w:r>
-    </w:p>
-    <w:p>
-      <w:pPr>
-        <w:pStyle w:val="Ttulo2"/>
-        <w:rPr>
-          <w:rFonts w:cs="Arial"/>
-          <w:lang w:val="es-ES"/>
-        </w:rPr>
-      </w:pPr>
-      <w:bookmarkStart w:id="47" w:name="_Toc241767940"/>
-      <w:r>
-        <w:rPr>
-          <w:rFonts w:cs="Arial"/>
-          <w:lang w:val="es-ES"/>
-        </w:rPr>
-        <w:t>C. Credenciales y accesos</w:t>
-      </w:r>
-      <w:bookmarkEnd w:id="47"/>
-    </w:p>
-    <w:p>
-      <w:pPr>
-        <w:rPr>
-          <w:rFonts w:cs="Arial"/>
-          <w:szCs w:val="24"/>
-          <w:lang w:val="es-ES"/>
-        </w:rPr>
-      </w:pPr>
-      <w:r>
-        <w:rPr>
-          <w:rFonts w:cs="Arial"/>
-          <w:szCs w:val="24"/>
-          <w:lang w:val="es-ES"/>
-        </w:rPr>
-        <w:t xml:space="preserve">Ninguna credencial se publica. Tras la instalación, las contraseñas están en </w:t>
-      </w:r>
-      <w:proofErr w:type="spellStart"/>
-      <w:proofErr w:type="gramStart"/>
-      <w:r>
-        <w:rPr>
-          <w:rFonts w:cs="Arial"/>
-          <w:szCs w:val="24"/>
-          <w:lang w:val="es-ES"/>
-        </w:rPr>
-        <w:t>el</w:t>
-      </w:r>
-      <w:proofErr w:type="spellEnd"/>
-      <w:r>
-        <w:rPr>
-          <w:rFonts w:cs="Arial"/>
-          <w:szCs w:val="24"/>
-          <w:lang w:val="es-ES"/>
-        </w:rPr>
-        <w:t xml:space="preserve"> .</w:t>
-      </w:r>
-      <w:proofErr w:type="spellStart"/>
-      <w:r>
-        <w:rPr>
-          <w:rFonts w:cs="Arial"/>
-          <w:szCs w:val="24"/>
-          <w:lang w:val="es-ES"/>
-        </w:rPr>
-        <w:t>env</w:t>
-      </w:r>
-      <w:proofErr w:type="spellEnd"/>
-      <w:proofErr w:type="gramEnd"/>
-      <w:r>
-        <w:rPr>
-          <w:rFonts w:cs="Arial"/>
-          <w:szCs w:val="24"/>
-          <w:lang w:val="es-ES"/>
-        </w:rPr>
-        <w:t xml:space="preserve"> generado: ADMIN_PASSWORD para la consola de Valhalla (usuario </w:t>
-      </w:r>
-      <w:proofErr w:type="spellStart"/>
-      <w:r>
-        <w:rPr>
-          <w:rFonts w:cs="Arial"/>
-          <w:szCs w:val="24"/>
-          <w:lang w:val="es-ES"/>
-        </w:rPr>
-        <w:t>admin</w:t>
-      </w:r>
-      <w:proofErr w:type="spellEnd"/>
-      <w:r>
-        <w:rPr>
-          <w:rFonts w:cs="Arial"/>
-          <w:szCs w:val="24"/>
-          <w:lang w:val="es-ES"/>
-        </w:rPr>
-        <w:t xml:space="preserve">) e INDEXER_PASSWORD para la consola de </w:t>
-      </w:r>
-      <w:proofErr w:type="spellStart"/>
-      <w:r>
-        <w:rPr>
-          <w:rFonts w:cs="Arial"/>
-          <w:szCs w:val="24"/>
-          <w:lang w:val="es-ES"/>
-        </w:rPr>
-        <w:t>Wazuh</w:t>
-      </w:r>
-      <w:proofErr w:type="spellEnd"/>
-      <w:r>
-        <w:rPr>
-          <w:rFonts w:cs="Arial"/>
-          <w:szCs w:val="24"/>
-          <w:lang w:val="es-ES"/>
-        </w:rPr>
-        <w:t xml:space="preserve"> (usuario </w:t>
-      </w:r>
-      <w:proofErr w:type="spellStart"/>
-      <w:r>
-        <w:rPr>
-          <w:rFonts w:cs="Arial"/>
-          <w:szCs w:val="24"/>
-          <w:lang w:val="es-ES"/>
-        </w:rPr>
-        <w:t>admin</w:t>
-      </w:r>
-      <w:proofErr w:type="spellEnd"/>
-      <w:r>
-        <w:rPr>
-          <w:rFonts w:cs="Arial"/>
-          <w:szCs w:val="24"/>
-          <w:lang w:val="es-ES"/>
-        </w:rPr>
-        <w:t>, https://localhost:5601).</w:t>
-      </w:r>
     </w:p>
     <w:sectPr>
-      <w:headerReference w:type="default" r:id="rId22"/>
-      <w:footerReference w:type="default" r:id="rId23"/>
+      <w:headerReference w:type="default" r:id="rId25"/>
+      <w:footerReference w:type="default" r:id="rId26"/>
       <w:pgSz w:w="12240" w:h="15840"/>
       <w:pgMar w:top="1134" w:right="1247" w:bottom="1134" w:left="1247" w:header="720" w:footer="720" w:gutter="0"/>
       <w:pgNumType w:start="1"/>
@@ -25207,7 +28687,6 @@
   <w:style w:type="character" w:default="1" w:styleId="Fuentedeprrafopredeter">
     <w:name w:val="Default Paragraph Font"/>
     <w:uiPriority w:val="1"/>
-    <w:semiHidden/>
     <w:unhideWhenUsed/>
   </w:style>
   <w:style w:type="table" w:default="1" w:styleId="Tablanormal">
@@ -36269,6 +39748,30 @@
       <w:u w:val="single"/>
     </w:rPr>
   </w:style>
+  <w:style w:type="character" w:styleId="Mencinsinresolver">
+    <w:name w:val="Unresolved Mention"/>
+    <w:basedOn w:val="Fuentedeprrafopredeter"/>
+    <w:uiPriority w:val="99"/>
+    <w:semiHidden/>
+    <w:unhideWhenUsed/>
+    <w:rsid w:val="000D0CE2"/>
+    <w:rPr>
+      <w:color w:val="605E5C"/>
+      <w:shd w:val="clear" w:color="auto" w:fill="E1DFDD"/>
+    </w:rPr>
+  </w:style>
+  <w:style w:type="character" w:styleId="Hipervnculovisitado">
+    <w:name w:val="FollowedHyperlink"/>
+    <w:basedOn w:val="Fuentedeprrafopredeter"/>
+    <w:uiPriority w:val="99"/>
+    <w:semiHidden/>
+    <w:unhideWhenUsed/>
+    <w:rsid w:val="000D0CE2"/>
+    <w:rPr>
+      <w:color w:val="800080" w:themeColor="followedHyperlink"/>
+      <w:u w:val="single"/>
+    </w:rPr>
+  </w:style>
 </w:styles>
 </file>
 
